--- a/iteration1_deliverables/use_case_descriptions/use_case_descriptions.docx
+++ b/iteration1_deliverables/use_case_descriptions/use_case_descriptions.docx
@@ -1,23 +1,21 @@
 
 <file path=word/document.xml><?xml version="1.0" encoding="utf-8"?>
-<w:document xmlns:r="http://schemas.openxmlformats.org/officeDocument/2006/relationships" xmlns:wp="http://schemas.openxmlformats.org/drawingml/2006/wordprocessingDrawing" xmlns:w="http://schemas.openxmlformats.org/wordprocessingml/2006/main" xmlns:w10="urn:schemas-microsoft-com:office:word" xmlns:w14="http://schemas.microsoft.com/office/word/2010/wordml" xmlns:wps="http://schemas.microsoft.com/office/word/2010/wordprocessingShape" xmlns:wpg="http://schemas.microsoft.com/office/word/2010/wordprocessingGroup" xmlns:mc="http://schemas.openxmlformats.org/markup-compatibility/2006" xmlns:v="urn:schemas-microsoft-com:vml" xmlns:o="urn:schemas-microsoft-com:office:office" xmlns:m="http://schemas.openxmlformats.org/officeDocument/2006/math" mc:Ignorable="w14">
+<w:document xmlns:wpc="http://schemas.microsoft.com/office/word/2010/wordprocessingCanvas" xmlns:cx="http://schemas.microsoft.com/office/drawing/2014/chartex" xmlns:cx1="http://schemas.microsoft.com/office/drawing/2015/9/8/chartex" xmlns:cx2="http://schemas.microsoft.com/office/drawing/2015/10/21/chartex" xmlns:cx3="http://schemas.microsoft.com/office/drawing/2016/5/9/chartex" xmlns:cx4="http://schemas.microsoft.com/office/drawing/2016/5/10/chartex" xmlns:cx5="http://schemas.microsoft.com/office/drawing/2016/5/11/chartex" xmlns:cx6="http://schemas.microsoft.com/office/drawing/2016/5/12/chartex" xmlns:cx7="http://schemas.microsoft.com/office/drawing/2016/5/13/chartex" xmlns:cx8="http://schemas.microsoft.com/office/drawing/2016/5/14/chartex" xmlns:mc="http://schemas.openxmlformats.org/markup-compatibility/2006" xmlns:aink="http://schemas.microsoft.com/office/drawing/2016/ink" xmlns:am3d="http://schemas.microsoft.com/office/drawing/2017/model3d" xmlns:o="urn:schemas-microsoft-com:office:office" xmlns:oel="http://schemas.microsoft.com/office/2019/extlst" xmlns:r="http://schemas.openxmlformats.org/officeDocument/2006/relationships" xmlns:m="http://schemas.openxmlformats.org/officeDocument/2006/math" xmlns:v="urn:schemas-microsoft-com:vml" xmlns:wp14="http://schemas.microsoft.com/office/word/2010/wordprocessingDrawing" xmlns:wp="http://schemas.openxmlformats.org/drawingml/2006/wordprocessingDrawing" xmlns:w10="urn:schemas-microsoft-com:office:word" xmlns:w="http://schemas.openxmlformats.org/wordprocessingml/2006/main" xmlns:w14="http://schemas.microsoft.com/office/word/2010/wordml" xmlns:w15="http://schemas.microsoft.com/office/word/2012/wordml" xmlns:w16cex="http://schemas.microsoft.com/office/word/2018/wordml/cex" xmlns:w16cid="http://schemas.microsoft.com/office/word/2016/wordml/cid" xmlns:w16="http://schemas.microsoft.com/office/word/2018/wordml" xmlns:w16du="http://schemas.microsoft.com/office/word/2023/wordml/word16du" xmlns:w16sdtdh="http://schemas.microsoft.com/office/word/2020/wordml/sdtdatahash" xmlns:w16sdtfl="http://schemas.microsoft.com/office/word/2024/wordml/sdtformatlock" xmlns:w16se="http://schemas.microsoft.com/office/word/2015/wordml/symex" xmlns:wpg="http://schemas.microsoft.com/office/word/2010/wordprocessingGroup" xmlns:wpi="http://schemas.microsoft.com/office/word/2010/wordprocessingInk" xmlns:wne="http://schemas.microsoft.com/office/word/2006/wordml" xmlns:wps="http://schemas.microsoft.com/office/word/2010/wordprocessingShape" mc:Ignorable="w14 w15 w16se w16cid w16 w16cex w16sdtdh w16sdtfl w16du wp14">
   <w:body>
     <w:p>
       <w:pPr>
         <w:pStyle w:val="Body"/>
         <w:rPr>
-          <w:rFonts w:ascii="Arial" w:cs="Arial" w:hAnsi="Arial" w:eastAsia="Arial"/>
-          <w:sz w:val="25"/>
-          <w:szCs w:val="25"/>
-        </w:rPr>
-      </w:pPr>
-      <w:r>
-        <w:rPr>
-          <w:rFonts w:ascii="Arial" w:hAnsi="Arial"/>
-          <w:sz w:val="25"/>
-          <w:szCs w:val="25"/>
-          <w:rtl w:val="0"/>
-          <w:lang w:val="en-US"/>
+          <w:rFonts w:ascii="Arial" w:eastAsia="Arial" w:hAnsi="Arial" w:cs="Arial"/>
+          <w:sz w:val="25"/>
+          <w:szCs w:val="25"/>
+        </w:rPr>
+      </w:pPr>
+      <w:r>
+        <w:rPr>
+          <w:rFonts w:ascii="Arial" w:hAnsi="Arial"/>
+          <w:sz w:val="25"/>
+          <w:szCs w:val="25"/>
         </w:rPr>
         <w:t>Use case: Make a move</w:t>
       </w:r>
@@ -26,26 +24,24 @@
       <w:pPr>
         <w:pStyle w:val="Body"/>
         <w:rPr>
-          <w:rFonts w:ascii="Arial" w:cs="Arial" w:hAnsi="Arial" w:eastAsia="Arial"/>
-          <w:sz w:val="25"/>
-          <w:szCs w:val="25"/>
-        </w:rPr>
-      </w:pPr>
-      <w:r>
-        <w:rPr>
-          <w:rFonts w:ascii="Cambria" w:cs="Cambria" w:hAnsi="Cambria" w:eastAsia="Cambria"/>
+          <w:rFonts w:ascii="Arial" w:eastAsia="Arial" w:hAnsi="Arial" w:cs="Arial"/>
+          <w:sz w:val="25"/>
+          <w:szCs w:val="25"/>
+        </w:rPr>
+      </w:pPr>
+      <w:r>
+        <w:rPr>
+          <w:rFonts w:ascii="Cambria" w:eastAsia="Cambria" w:hAnsi="Cambria" w:cs="Cambria"/>
           <w:sz w:val="20"/>
           <w:szCs w:val="20"/>
         </w:rPr>
-        <w:br w:type="textWrapping"/>
-      </w:r>
-      <w:r>
-        <w:rPr>
-          <w:rFonts w:ascii="Arial" w:hAnsi="Arial"/>
-          <w:sz w:val="25"/>
-          <w:szCs w:val="25"/>
-          <w:rtl w:val="0"/>
-          <w:lang w:val="en-US"/>
+        <w:br/>
+      </w:r>
+      <w:r>
+        <w:rPr>
+          <w:rFonts w:ascii="Arial" w:hAnsi="Arial"/>
+          <w:sz w:val="25"/>
+          <w:szCs w:val="25"/>
         </w:rPr>
         <w:t>Iteration: 1</w:t>
       </w:r>
@@ -54,26 +50,24 @@
       <w:pPr>
         <w:pStyle w:val="Body"/>
         <w:rPr>
-          <w:rFonts w:ascii="Arial" w:cs="Arial" w:hAnsi="Arial" w:eastAsia="Arial"/>
-          <w:sz w:val="25"/>
-          <w:szCs w:val="25"/>
-        </w:rPr>
-      </w:pPr>
-      <w:r>
-        <w:rPr>
-          <w:rFonts w:ascii="Cambria" w:cs="Cambria" w:hAnsi="Cambria" w:eastAsia="Cambria"/>
+          <w:rFonts w:ascii="Arial" w:eastAsia="Arial" w:hAnsi="Arial" w:cs="Arial"/>
+          <w:sz w:val="25"/>
+          <w:szCs w:val="25"/>
+        </w:rPr>
+      </w:pPr>
+      <w:r>
+        <w:rPr>
+          <w:rFonts w:ascii="Cambria" w:eastAsia="Cambria" w:hAnsi="Cambria" w:cs="Cambria"/>
           <w:sz w:val="20"/>
           <w:szCs w:val="20"/>
         </w:rPr>
-        <w:br w:type="textWrapping"/>
-      </w:r>
-      <w:r>
-        <w:rPr>
-          <w:rFonts w:ascii="Arial" w:hAnsi="Arial"/>
-          <w:sz w:val="25"/>
-          <w:szCs w:val="25"/>
-          <w:rtl w:val="0"/>
-          <w:lang w:val="en-US"/>
+        <w:br/>
+      </w:r>
+      <w:r>
+        <w:rPr>
+          <w:rFonts w:ascii="Arial" w:hAnsi="Arial"/>
+          <w:sz w:val="25"/>
+          <w:szCs w:val="25"/>
         </w:rPr>
         <w:t>Primary Actor: Player</w:t>
       </w:r>
@@ -82,97 +76,141 @@
       <w:pPr>
         <w:pStyle w:val="Body"/>
         <w:rPr>
-          <w:rFonts w:ascii="Arial" w:cs="Arial" w:hAnsi="Arial" w:eastAsia="Arial"/>
-          <w:sz w:val="25"/>
-          <w:szCs w:val="25"/>
-        </w:rPr>
-      </w:pPr>
-      <w:r>
-        <w:rPr>
-          <w:rFonts w:ascii="Cambria" w:cs="Cambria" w:hAnsi="Cambria" w:eastAsia="Cambria"/>
+          <w:rFonts w:ascii="Arial" w:eastAsia="Arial" w:hAnsi="Arial" w:cs="Arial"/>
+          <w:sz w:val="25"/>
+          <w:szCs w:val="25"/>
+        </w:rPr>
+      </w:pPr>
+      <w:r>
+        <w:rPr>
+          <w:rFonts w:ascii="Cambria" w:eastAsia="Cambria" w:hAnsi="Cambria" w:cs="Cambria"/>
           <w:sz w:val="20"/>
           <w:szCs w:val="20"/>
         </w:rPr>
-        <w:br w:type="textWrapping"/>
-      </w:r>
-      <w:r>
-        <w:rPr>
-          <w:rFonts w:ascii="Arial" w:hAnsi="Arial"/>
-          <w:sz w:val="25"/>
-          <w:szCs w:val="25"/>
-          <w:rtl w:val="0"/>
-          <w:lang w:val="en-US"/>
-        </w:rPr>
-        <w:t>Goal in context:  To ensure server-client interaction by efficiently validating  player move and  then transmitting them to the game server and synchronizing the updated game state across all clients.</w:t>
-      </w:r>
-    </w:p>
-    <w:p>
-      <w:pPr>
-        <w:pStyle w:val="Body"/>
-        <w:rPr>
-          <w:rFonts w:ascii="Arial" w:cs="Arial" w:hAnsi="Arial" w:eastAsia="Arial"/>
-          <w:sz w:val="25"/>
-          <w:szCs w:val="25"/>
-        </w:rPr>
-      </w:pPr>
-      <w:r>
-        <w:rPr>
-          <w:rFonts w:ascii="Cambria" w:cs="Cambria" w:hAnsi="Cambria" w:eastAsia="Cambria"/>
+        <w:br/>
+      </w:r>
+      <w:r>
+        <w:rPr>
+          <w:rFonts w:ascii="Arial" w:hAnsi="Arial"/>
+          <w:sz w:val="25"/>
+          <w:szCs w:val="25"/>
+        </w:rPr>
+        <w:t>Goal in context</w:t>
+      </w:r>
+      <w:proofErr w:type="gramStart"/>
+      <w:r>
+        <w:rPr>
+          <w:rFonts w:ascii="Arial" w:hAnsi="Arial"/>
+          <w:sz w:val="25"/>
+          <w:szCs w:val="25"/>
+        </w:rPr>
+        <w:t>:  To</w:t>
+      </w:r>
+      <w:proofErr w:type="gramEnd"/>
+      <w:r>
+        <w:rPr>
+          <w:rFonts w:ascii="Arial" w:hAnsi="Arial"/>
+          <w:sz w:val="25"/>
+          <w:szCs w:val="25"/>
+        </w:rPr>
+        <w:t xml:space="preserve"> ensure server-client interaction by efficiently </w:t>
+      </w:r>
+      <w:proofErr w:type="gramStart"/>
+      <w:r>
+        <w:rPr>
+          <w:rFonts w:ascii="Arial" w:hAnsi="Arial"/>
+          <w:sz w:val="25"/>
+          <w:szCs w:val="25"/>
+        </w:rPr>
+        <w:t>validating  player</w:t>
+      </w:r>
+      <w:proofErr w:type="gramEnd"/>
+      <w:r>
+        <w:rPr>
+          <w:rFonts w:ascii="Arial" w:hAnsi="Arial"/>
+          <w:sz w:val="25"/>
+          <w:szCs w:val="25"/>
+        </w:rPr>
+        <w:t xml:space="preserve"> move and  then transmitting them to the game server and synchronizing the updated game state across all clients.</w:t>
+      </w:r>
+    </w:p>
+    <w:p>
+      <w:pPr>
+        <w:pStyle w:val="Body"/>
+        <w:rPr>
+          <w:rFonts w:ascii="Arial" w:eastAsia="Arial" w:hAnsi="Arial" w:cs="Arial"/>
+          <w:sz w:val="25"/>
+          <w:szCs w:val="25"/>
+        </w:rPr>
+      </w:pPr>
+      <w:r>
+        <w:rPr>
+          <w:rFonts w:ascii="Cambria" w:eastAsia="Cambria" w:hAnsi="Cambria" w:cs="Cambria"/>
           <w:sz w:val="20"/>
           <w:szCs w:val="20"/>
         </w:rPr>
-        <w:br w:type="textWrapping"/>
-      </w:r>
-      <w:r>
-        <w:rPr>
-          <w:rFonts w:ascii="Arial" w:hAnsi="Arial"/>
-          <w:sz w:val="25"/>
-          <w:szCs w:val="25"/>
-          <w:rtl w:val="0"/>
-          <w:lang w:val="en-US"/>
-        </w:rPr>
-        <w:t>Preconditions: 1)The player is logged into the game</w:t>
-      </w:r>
-    </w:p>
-    <w:p>
-      <w:pPr>
-        <w:pStyle w:val="Body"/>
-        <w:rPr>
-          <w:rFonts w:ascii="Arial" w:cs="Arial" w:hAnsi="Arial" w:eastAsia="Arial"/>
-          <w:sz w:val="25"/>
-          <w:szCs w:val="25"/>
-        </w:rPr>
-      </w:pPr>
-      <w:r>
-        <w:rPr>
-          <w:rFonts w:ascii="Arial" w:cs="Arial" w:hAnsi="Arial" w:eastAsia="Arial"/>
-          <w:sz w:val="25"/>
-          <w:szCs w:val="25"/>
-          <w:rtl w:val="0"/>
+        <w:br/>
+      </w:r>
+      <w:r>
+        <w:rPr>
+          <w:rFonts w:ascii="Arial" w:hAnsi="Arial"/>
+          <w:sz w:val="25"/>
+          <w:szCs w:val="25"/>
+        </w:rPr>
+        <w:t xml:space="preserve">Preconditions: </w:t>
+      </w:r>
+      <w:proofErr w:type="gramStart"/>
+      <w:r>
+        <w:rPr>
+          <w:rFonts w:ascii="Arial" w:hAnsi="Arial"/>
+          <w:sz w:val="25"/>
+          <w:szCs w:val="25"/>
+        </w:rPr>
+        <w:t>1)The</w:t>
+      </w:r>
+      <w:proofErr w:type="gramEnd"/>
+      <w:r>
+        <w:rPr>
+          <w:rFonts w:ascii="Arial" w:hAnsi="Arial"/>
+          <w:sz w:val="25"/>
+          <w:szCs w:val="25"/>
+        </w:rPr>
+        <w:t xml:space="preserve"> player is logged into the game</w:t>
+      </w:r>
+    </w:p>
+    <w:p>
+      <w:pPr>
+        <w:pStyle w:val="Body"/>
+        <w:rPr>
+          <w:rFonts w:ascii="Arial" w:eastAsia="Arial" w:hAnsi="Arial" w:cs="Arial"/>
+          <w:sz w:val="25"/>
+          <w:szCs w:val="25"/>
+        </w:rPr>
+      </w:pPr>
+      <w:r>
+        <w:rPr>
+          <w:rFonts w:ascii="Arial" w:eastAsia="Arial" w:hAnsi="Arial" w:cs="Arial"/>
+          <w:sz w:val="25"/>
+          <w:szCs w:val="25"/>
         </w:rPr>
         <w:tab/>
+      </w:r>
+      <w:r>
+        <w:rPr>
+          <w:rFonts w:ascii="Arial" w:eastAsia="Arial" w:hAnsi="Arial" w:cs="Arial"/>
+          <w:sz w:val="25"/>
+          <w:szCs w:val="25"/>
+        </w:rPr>
         <w:tab/>
         <w:t xml:space="preserve">   2) Game board is loaded on player</w:t>
       </w:r>
       <w:r>
         <w:rPr>
-          <w:rFonts w:ascii="Arial" w:hAnsi="Arial" w:hint="default"/>
-          <w:sz w:val="25"/>
-          <w:szCs w:val="25"/>
-          <w:rtl w:val="0"/>
-          <w:lang w:val="en-US"/>
-        </w:rPr>
-        <w:t>’</w:t>
-      </w:r>
-      <w:r>
-        <w:rPr>
-          <w:rFonts w:ascii="Arial" w:hAnsi="Arial"/>
-          <w:sz w:val="25"/>
-          <w:szCs w:val="25"/>
-          <w:rtl w:val="0"/>
-          <w:lang w:val="en-US"/>
-        </w:rPr>
-        <w:t>s screen</w:t>
+          <w:rFonts w:ascii="Arial" w:hAnsi="Arial"/>
+          <w:sz w:val="25"/>
+          <w:szCs w:val="25"/>
+        </w:rPr>
+        <w:t>’s screen</w:t>
       </w:r>
     </w:p>
     <w:p>
@@ -180,18 +218,16 @@
         <w:pStyle w:val="Body"/>
         <w:ind w:left="720" w:firstLine="720"/>
         <w:rPr>
-          <w:rFonts w:ascii="Arial" w:cs="Arial" w:hAnsi="Arial" w:eastAsia="Arial"/>
-          <w:sz w:val="25"/>
-          <w:szCs w:val="25"/>
-        </w:rPr>
-      </w:pPr>
-      <w:r>
-        <w:rPr>
-          <w:rFonts w:ascii="Arial" w:hAnsi="Arial"/>
-          <w:sz w:val="25"/>
-          <w:szCs w:val="25"/>
-          <w:rtl w:val="0"/>
-          <w:lang w:val="en-US"/>
+          <w:rFonts w:ascii="Arial" w:eastAsia="Arial" w:hAnsi="Arial" w:cs="Arial"/>
+          <w:sz w:val="25"/>
+          <w:szCs w:val="25"/>
+        </w:rPr>
+      </w:pPr>
+      <w:r>
+        <w:rPr>
+          <w:rFonts w:ascii="Arial" w:hAnsi="Arial"/>
+          <w:sz w:val="25"/>
+          <w:szCs w:val="25"/>
         </w:rPr>
         <w:t xml:space="preserve">   3)The player is in an active game session.</w:t>
       </w:r>
@@ -199,68 +235,44 @@
     <w:p>
       <w:pPr>
         <w:pStyle w:val="Body"/>
-        <w:ind w:left="1440" w:firstLine="0"/>
-        <w:rPr>
-          <w:rFonts w:ascii="Arial" w:cs="Arial" w:hAnsi="Arial" w:eastAsia="Arial"/>
-          <w:sz w:val="25"/>
-          <w:szCs w:val="25"/>
-        </w:rPr>
-      </w:pPr>
-      <w:r>
-        <w:rPr>
-          <w:rFonts w:ascii="Arial" w:hAnsi="Arial"/>
-          <w:sz w:val="25"/>
-          <w:szCs w:val="25"/>
-          <w:rtl w:val="0"/>
-          <w:lang w:val="en-US"/>
-        </w:rPr>
-        <w:t xml:space="preserve">   4)It is the player</w:t>
-      </w:r>
-      <w:r>
-        <w:rPr>
-          <w:rFonts w:ascii="Arial" w:hAnsi="Arial" w:hint="default"/>
-          <w:sz w:val="25"/>
-          <w:szCs w:val="25"/>
-          <w:rtl w:val="0"/>
-          <w:lang w:val="en-US"/>
-        </w:rPr>
-        <w:t>’</w:t>
-      </w:r>
-      <w:r>
-        <w:rPr>
-          <w:rFonts w:ascii="Arial" w:hAnsi="Arial"/>
-          <w:sz w:val="25"/>
-          <w:szCs w:val="25"/>
-          <w:rtl w:val="0"/>
-          <w:lang w:val="en-US"/>
-        </w:rPr>
-        <w:t>s turn to make a move.</w:t>
-      </w:r>
-    </w:p>
-    <w:p>
-      <w:pPr>
-        <w:pStyle w:val="Body"/>
-        <w:rPr>
-          <w:rFonts w:ascii="Arial" w:cs="Arial" w:hAnsi="Arial" w:eastAsia="Arial"/>
-          <w:sz w:val="25"/>
-          <w:szCs w:val="25"/>
-        </w:rPr>
-      </w:pPr>
-      <w:r>
-        <w:rPr>
-          <w:rFonts w:ascii="Cambria" w:cs="Cambria" w:hAnsi="Cambria" w:eastAsia="Cambria"/>
+        <w:ind w:left="1440"/>
+        <w:rPr>
+          <w:rFonts w:ascii="Arial" w:eastAsia="Arial" w:hAnsi="Arial" w:cs="Arial"/>
+          <w:sz w:val="25"/>
+          <w:szCs w:val="25"/>
+        </w:rPr>
+      </w:pPr>
+      <w:r>
+        <w:rPr>
+          <w:rFonts w:ascii="Arial" w:hAnsi="Arial"/>
+          <w:sz w:val="25"/>
+          <w:szCs w:val="25"/>
+        </w:rPr>
+        <w:t xml:space="preserve">   4)It is the player’s turn to make a move.</w:t>
+      </w:r>
+    </w:p>
+    <w:p>
+      <w:pPr>
+        <w:pStyle w:val="Body"/>
+        <w:rPr>
+          <w:rFonts w:ascii="Arial" w:eastAsia="Arial" w:hAnsi="Arial" w:cs="Arial"/>
+          <w:sz w:val="25"/>
+          <w:szCs w:val="25"/>
+        </w:rPr>
+      </w:pPr>
+      <w:r>
+        <w:rPr>
+          <w:rFonts w:ascii="Cambria" w:eastAsia="Cambria" w:hAnsi="Cambria" w:cs="Cambria"/>
           <w:sz w:val="20"/>
           <w:szCs w:val="20"/>
         </w:rPr>
-        <w:br w:type="textWrapping"/>
-      </w:r>
-      <w:r>
-        <w:rPr>
-          <w:rFonts w:ascii="Arial" w:hAnsi="Arial"/>
-          <w:sz w:val="25"/>
-          <w:szCs w:val="25"/>
-          <w:rtl w:val="0"/>
-          <w:lang w:val="en-US"/>
+        <w:br/>
+      </w:r>
+      <w:r>
+        <w:rPr>
+          <w:rFonts w:ascii="Arial" w:hAnsi="Arial"/>
+          <w:sz w:val="25"/>
+          <w:szCs w:val="25"/>
         </w:rPr>
         <w:t>Trigger: Player makes a move on the game board.</w:t>
       </w:r>
@@ -269,44 +281,41 @@
       <w:pPr>
         <w:pStyle w:val="Body"/>
         <w:rPr>
-          <w:rFonts w:ascii="Arial" w:cs="Arial" w:hAnsi="Arial" w:eastAsia="Arial"/>
-          <w:sz w:val="25"/>
-          <w:szCs w:val="25"/>
-        </w:rPr>
-      </w:pPr>
-      <w:r>
-        <w:rPr>
-          <w:rFonts w:ascii="Cambria" w:cs="Cambria" w:hAnsi="Cambria" w:eastAsia="Cambria"/>
+          <w:rFonts w:ascii="Arial" w:eastAsia="Arial" w:hAnsi="Arial" w:cs="Arial"/>
+          <w:sz w:val="25"/>
+          <w:szCs w:val="25"/>
+        </w:rPr>
+      </w:pPr>
+      <w:r>
+        <w:rPr>
+          <w:rFonts w:ascii="Cambria" w:eastAsia="Cambria" w:hAnsi="Cambria" w:cs="Cambria"/>
           <w:sz w:val="20"/>
           <w:szCs w:val="20"/>
         </w:rPr>
-        <w:br w:type="textWrapping"/>
-      </w:r>
-      <w:r>
-        <w:rPr>
-          <w:rFonts w:ascii="Arial" w:hAnsi="Arial"/>
-          <w:sz w:val="25"/>
-          <w:szCs w:val="25"/>
-          <w:rtl w:val="0"/>
+        <w:br/>
+      </w:r>
+      <w:r>
+        <w:rPr>
+          <w:rFonts w:ascii="Arial" w:hAnsi="Arial"/>
+          <w:sz w:val="25"/>
+          <w:szCs w:val="25"/>
           <w:lang w:val="it-IT"/>
         </w:rPr>
         <w:t>Scenario:</w:t>
       </w:r>
       <w:r>
         <w:rPr>
-          <w:rFonts w:ascii="Cambria" w:cs="Cambria" w:hAnsi="Cambria" w:eastAsia="Cambria"/>
+          <w:rFonts w:ascii="Cambria" w:eastAsia="Cambria" w:hAnsi="Cambria" w:cs="Cambria"/>
           <w:sz w:val="20"/>
           <w:szCs w:val="20"/>
         </w:rPr>
-        <w:br w:type="textWrapping"/>
-      </w:r>
-      <w:r>
-        <w:rPr>
-          <w:rFonts w:ascii="Arial" w:hAnsi="Arial"/>
-          <w:sz w:val="25"/>
-          <w:szCs w:val="25"/>
-          <w:rtl w:val="0"/>
-          <w:lang w:val="en-US"/>
+        <w:br/>
+      </w:r>
+      <w:r>
+        <w:rPr>
+          <w:rFonts w:ascii="Arial" w:hAnsi="Arial"/>
+          <w:sz w:val="25"/>
+          <w:szCs w:val="25"/>
         </w:rPr>
         <w:t xml:space="preserve">          1) Player logs into game platform. </w:t>
       </w:r>
@@ -316,18 +325,16 @@
         <w:pStyle w:val="Body"/>
         <w:ind w:firstLine="720"/>
         <w:rPr>
-          <w:rFonts w:ascii="Arial" w:cs="Arial" w:hAnsi="Arial" w:eastAsia="Arial"/>
-          <w:sz w:val="25"/>
-          <w:szCs w:val="25"/>
-        </w:rPr>
-      </w:pPr>
-      <w:r>
-        <w:rPr>
-          <w:rFonts w:ascii="Arial" w:hAnsi="Arial"/>
-          <w:sz w:val="25"/>
-          <w:szCs w:val="25"/>
-          <w:rtl w:val="0"/>
-          <w:lang w:val="en-US"/>
+          <w:rFonts w:ascii="Arial" w:eastAsia="Arial" w:hAnsi="Arial" w:cs="Arial"/>
+          <w:sz w:val="25"/>
+          <w:szCs w:val="25"/>
+        </w:rPr>
+      </w:pPr>
+      <w:r>
+        <w:rPr>
+          <w:rFonts w:ascii="Arial" w:hAnsi="Arial"/>
+          <w:sz w:val="25"/>
+          <w:szCs w:val="25"/>
         </w:rPr>
         <w:t xml:space="preserve">2) Player selects one of the available board games. </w:t>
       </w:r>
@@ -337,18 +344,16 @@
         <w:pStyle w:val="Body"/>
         <w:ind w:firstLine="720"/>
         <w:rPr>
-          <w:rFonts w:ascii="Arial" w:cs="Arial" w:hAnsi="Arial" w:eastAsia="Arial"/>
-          <w:sz w:val="25"/>
-          <w:szCs w:val="25"/>
-        </w:rPr>
-      </w:pPr>
-      <w:r>
-        <w:rPr>
-          <w:rFonts w:ascii="Arial" w:hAnsi="Arial"/>
-          <w:sz w:val="25"/>
-          <w:szCs w:val="25"/>
-          <w:rtl w:val="0"/>
-          <w:lang w:val="en-US"/>
+          <w:rFonts w:ascii="Arial" w:eastAsia="Arial" w:hAnsi="Arial" w:cs="Arial"/>
+          <w:sz w:val="25"/>
+          <w:szCs w:val="25"/>
+        </w:rPr>
+      </w:pPr>
+      <w:r>
+        <w:rPr>
+          <w:rFonts w:ascii="Arial" w:hAnsi="Arial"/>
+          <w:sz w:val="25"/>
+          <w:szCs w:val="25"/>
         </w:rPr>
         <w:t xml:space="preserve">3) Player is matched with another player. </w:t>
       </w:r>
@@ -358,59 +363,36 @@
         <w:pStyle w:val="Body"/>
         <w:ind w:firstLine="720"/>
         <w:rPr>
-          <w:rFonts w:ascii="Arial" w:cs="Arial" w:hAnsi="Arial" w:eastAsia="Arial"/>
-          <w:sz w:val="25"/>
-          <w:szCs w:val="25"/>
-        </w:rPr>
-      </w:pPr>
-      <w:r>
-        <w:rPr>
-          <w:rFonts w:ascii="Arial" w:hAnsi="Arial"/>
-          <w:sz w:val="25"/>
-          <w:szCs w:val="25"/>
-          <w:rtl w:val="0"/>
-        </w:rPr>
-        <w:t>4) It</w:t>
-      </w:r>
-      <w:r>
-        <w:rPr>
-          <w:rFonts w:ascii="Arial" w:hAnsi="Arial" w:hint="default"/>
-          <w:sz w:val="25"/>
-          <w:szCs w:val="25"/>
-          <w:rtl w:val="0"/>
-          <w:lang w:val="en-US"/>
-        </w:rPr>
-        <w:t>’</w:t>
-      </w:r>
-      <w:r>
-        <w:rPr>
-          <w:rFonts w:ascii="Arial" w:hAnsi="Arial"/>
-          <w:sz w:val="25"/>
-          <w:szCs w:val="25"/>
-          <w:rtl w:val="0"/>
-          <w:lang w:val="en-US"/>
-        </w:rPr>
-        <w:t>s players</w:t>
-      </w:r>
-      <w:r>
-        <w:rPr>
-          <w:rFonts w:ascii="Arial" w:hAnsi="Arial" w:hint="default"/>
-          <w:sz w:val="25"/>
-          <w:szCs w:val="25"/>
-          <w:rtl w:val="0"/>
-          <w:lang w:val="en-US"/>
-        </w:rPr>
-        <w:t xml:space="preserve">’ </w:t>
-      </w:r>
-      <w:r>
-        <w:rPr>
-          <w:rFonts w:ascii="Arial" w:hAnsi="Arial"/>
-          <w:sz w:val="25"/>
-          <w:szCs w:val="25"/>
-          <w:rtl w:val="0"/>
-          <w:lang w:val="en-US"/>
-        </w:rPr>
-        <w:t xml:space="preserve">turn, and he makes a move. </w:t>
+          <w:rFonts w:ascii="Arial" w:eastAsia="Arial" w:hAnsi="Arial" w:cs="Arial"/>
+          <w:sz w:val="25"/>
+          <w:szCs w:val="25"/>
+        </w:rPr>
+      </w:pPr>
+      <w:r>
+        <w:rPr>
+          <w:rFonts w:ascii="Arial" w:hAnsi="Arial"/>
+          <w:sz w:val="25"/>
+          <w:szCs w:val="25"/>
+        </w:rPr>
+        <w:t xml:space="preserve">4) It’s </w:t>
+      </w:r>
+      <w:proofErr w:type="gramStart"/>
+      <w:r>
+        <w:rPr>
+          <w:rFonts w:ascii="Arial" w:hAnsi="Arial"/>
+          <w:sz w:val="25"/>
+          <w:szCs w:val="25"/>
+        </w:rPr>
+        <w:t>players</w:t>
+      </w:r>
+      <w:proofErr w:type="gramEnd"/>
+      <w:r>
+        <w:rPr>
+          <w:rFonts w:ascii="Arial" w:hAnsi="Arial"/>
+          <w:sz w:val="25"/>
+          <w:szCs w:val="25"/>
+        </w:rPr>
+        <w:t xml:space="preserve">’ turn, and he makes a move. </w:t>
       </w:r>
     </w:p>
     <w:p>
@@ -418,18 +400,16 @@
         <w:pStyle w:val="Body"/>
         <w:ind w:firstLine="720"/>
         <w:rPr>
-          <w:rFonts w:ascii="Arial" w:cs="Arial" w:hAnsi="Arial" w:eastAsia="Arial"/>
-          <w:sz w:val="25"/>
-          <w:szCs w:val="25"/>
-        </w:rPr>
-      </w:pPr>
-      <w:r>
-        <w:rPr>
-          <w:rFonts w:ascii="Arial" w:hAnsi="Arial"/>
-          <w:sz w:val="25"/>
-          <w:szCs w:val="25"/>
-          <w:rtl w:val="0"/>
-          <w:lang w:val="en-US"/>
+          <w:rFonts w:ascii="Arial" w:eastAsia="Arial" w:hAnsi="Arial" w:cs="Arial"/>
+          <w:sz w:val="25"/>
+          <w:szCs w:val="25"/>
+        </w:rPr>
+      </w:pPr>
+      <w:r>
+        <w:rPr>
+          <w:rFonts w:ascii="Arial" w:hAnsi="Arial"/>
+          <w:sz w:val="25"/>
+          <w:szCs w:val="25"/>
         </w:rPr>
         <w:t xml:space="preserve">5) Move is validated and sent to the server. </w:t>
       </w:r>
@@ -439,39 +419,54 @@
         <w:pStyle w:val="Body"/>
         <w:ind w:firstLine="720"/>
         <w:rPr>
-          <w:rFonts w:ascii="Arial" w:cs="Arial" w:hAnsi="Arial" w:eastAsia="Arial"/>
-          <w:sz w:val="25"/>
-          <w:szCs w:val="25"/>
-        </w:rPr>
-      </w:pPr>
-      <w:r>
-        <w:rPr>
-          <w:rFonts w:ascii="Arial" w:hAnsi="Arial"/>
-          <w:sz w:val="25"/>
-          <w:szCs w:val="25"/>
-          <w:rtl w:val="0"/>
-          <w:lang w:val="en-US"/>
-        </w:rPr>
-        <w:t>6) Server synchronises the move on other players</w:t>
-      </w:r>
-      <w:r>
-        <w:rPr>
-          <w:rFonts w:ascii="Arial" w:hAnsi="Arial" w:hint="default"/>
-          <w:sz w:val="25"/>
-          <w:szCs w:val="25"/>
-          <w:rtl w:val="0"/>
-          <w:lang w:val="en-US"/>
-        </w:rPr>
-        <w:t xml:space="preserve">’ </w:t>
-      </w:r>
-      <w:r>
-        <w:rPr>
-          <w:rFonts w:ascii="Arial" w:hAnsi="Arial"/>
-          <w:sz w:val="25"/>
-          <w:szCs w:val="25"/>
-          <w:rtl w:val="0"/>
-        </w:rPr>
-        <w:t>device.</w:t>
+          <w:rFonts w:ascii="Arial" w:eastAsia="Arial" w:hAnsi="Arial" w:cs="Arial"/>
+          <w:sz w:val="25"/>
+          <w:szCs w:val="25"/>
+        </w:rPr>
+      </w:pPr>
+      <w:r>
+        <w:rPr>
+          <w:rFonts w:ascii="Arial" w:hAnsi="Arial"/>
+          <w:sz w:val="25"/>
+          <w:szCs w:val="25"/>
+        </w:rPr>
+        <w:t xml:space="preserve">6) Server </w:t>
+      </w:r>
+      <w:proofErr w:type="spellStart"/>
+      <w:r>
+        <w:rPr>
+          <w:rFonts w:ascii="Arial" w:hAnsi="Arial"/>
+          <w:sz w:val="25"/>
+          <w:szCs w:val="25"/>
+        </w:rPr>
+        <w:t>synchronises</w:t>
+      </w:r>
+      <w:proofErr w:type="spellEnd"/>
+      <w:r>
+        <w:rPr>
+          <w:rFonts w:ascii="Arial" w:hAnsi="Arial"/>
+          <w:sz w:val="25"/>
+          <w:szCs w:val="25"/>
+        </w:rPr>
+        <w:t xml:space="preserve"> the move on other players’ </w:t>
+      </w:r>
+      <w:proofErr w:type="gramStart"/>
+      <w:r>
+        <w:rPr>
+          <w:rFonts w:ascii="Arial" w:hAnsi="Arial"/>
+          <w:sz w:val="25"/>
+          <w:szCs w:val="25"/>
+        </w:rPr>
+        <w:t>device</w:t>
+      </w:r>
+      <w:proofErr w:type="gramEnd"/>
+      <w:r>
+        <w:rPr>
+          <w:rFonts w:ascii="Arial" w:hAnsi="Arial"/>
+          <w:sz w:val="25"/>
+          <w:szCs w:val="25"/>
+        </w:rPr>
+        <w:t>.</w:t>
       </w:r>
     </w:p>
     <w:p>
@@ -479,26 +474,24 @@
         <w:pStyle w:val="Body"/>
         <w:ind w:firstLine="720"/>
         <w:rPr>
-          <w:rFonts w:ascii="Arial" w:cs="Arial" w:hAnsi="Arial" w:eastAsia="Arial"/>
-          <w:sz w:val="25"/>
-          <w:szCs w:val="25"/>
-        </w:rPr>
-      </w:pPr>
-      <w:r>
-        <w:rPr>
-          <w:rFonts w:ascii="Cambria" w:cs="Cambria" w:hAnsi="Cambria" w:eastAsia="Cambria"/>
+          <w:rFonts w:ascii="Arial" w:eastAsia="Arial" w:hAnsi="Arial" w:cs="Arial"/>
+          <w:sz w:val="25"/>
+          <w:szCs w:val="25"/>
+        </w:rPr>
+      </w:pPr>
+      <w:r>
+        <w:rPr>
+          <w:rFonts w:ascii="Cambria" w:eastAsia="Cambria" w:hAnsi="Cambria" w:cs="Cambria"/>
           <w:sz w:val="20"/>
           <w:szCs w:val="20"/>
         </w:rPr>
-        <w:br w:type="textWrapping"/>
-      </w:r>
-      <w:r>
-        <w:rPr>
-          <w:rFonts w:ascii="Arial" w:hAnsi="Arial"/>
-          <w:sz w:val="25"/>
-          <w:szCs w:val="25"/>
-          <w:rtl w:val="0"/>
-          <w:lang w:val="en-US"/>
+        <w:br/>
+      </w:r>
+      <w:r>
+        <w:rPr>
+          <w:rFonts w:ascii="Arial" w:hAnsi="Arial"/>
+          <w:sz w:val="25"/>
+          <w:szCs w:val="25"/>
         </w:rPr>
         <w:t xml:space="preserve">Post conditions: 1) Move is validated and updated on the server. </w:t>
       </w:r>
@@ -508,20 +501,36 @@
         <w:pStyle w:val="Body"/>
         <w:ind w:firstLine="720"/>
         <w:rPr>
-          <w:rFonts w:ascii="Arial" w:cs="Arial" w:hAnsi="Arial" w:eastAsia="Arial"/>
-          <w:sz w:val="25"/>
-          <w:szCs w:val="25"/>
-        </w:rPr>
-      </w:pPr>
-      <w:r>
-        <w:rPr>
-          <w:rFonts w:ascii="Arial" w:hAnsi="Arial"/>
-          <w:sz w:val="25"/>
-          <w:szCs w:val="25"/>
-          <w:rtl w:val="0"/>
-          <w:lang w:val="en-US"/>
-        </w:rPr>
-        <w:t xml:space="preserve">                2) The updated game state is synchronized  for  all players.</w:t>
+          <w:rFonts w:ascii="Arial" w:eastAsia="Arial" w:hAnsi="Arial" w:cs="Arial"/>
+          <w:sz w:val="25"/>
+          <w:szCs w:val="25"/>
+        </w:rPr>
+      </w:pPr>
+      <w:r>
+        <w:rPr>
+          <w:rFonts w:ascii="Arial" w:hAnsi="Arial"/>
+          <w:sz w:val="25"/>
+          <w:szCs w:val="25"/>
+        </w:rPr>
+        <w:t xml:space="preserve">                2) The updated game state is </w:t>
+      </w:r>
+      <w:proofErr w:type="gramStart"/>
+      <w:r>
+        <w:rPr>
+          <w:rFonts w:ascii="Arial" w:hAnsi="Arial"/>
+          <w:sz w:val="25"/>
+          <w:szCs w:val="25"/>
+        </w:rPr>
+        <w:t>synchronized  for</w:t>
+      </w:r>
+      <w:proofErr w:type="gramEnd"/>
+      <w:r>
+        <w:rPr>
+          <w:rFonts w:ascii="Arial" w:hAnsi="Arial"/>
+          <w:sz w:val="25"/>
+          <w:szCs w:val="25"/>
+        </w:rPr>
+        <w:t xml:space="preserve">  all players.</w:t>
       </w:r>
     </w:p>
     <w:p>
@@ -531,7 +540,7 @@
           <w:tab w:val="left" w:pos="2103"/>
         </w:tabs>
         <w:rPr>
-          <w:rFonts w:ascii="Arial" w:cs="Arial" w:hAnsi="Arial" w:eastAsia="Arial"/>
+          <w:rFonts w:ascii="Arial" w:eastAsia="Arial" w:hAnsi="Arial" w:cs="Arial"/>
           <w:sz w:val="25"/>
           <w:szCs w:val="25"/>
         </w:rPr>
@@ -541,39 +550,47 @@
           <w:rFonts w:ascii="Cambria" w:hAnsi="Cambria"/>
           <w:sz w:val="20"/>
           <w:szCs w:val="20"/>
-          <w:rtl w:val="0"/>
         </w:rPr>
         <w:t xml:space="preserve">            </w:t>
-        <w:tab/>
-        <w:t xml:space="preserve"> </w:t>
-        <w:br w:type="textWrapping"/>
-      </w:r>
-      <w:r>
-        <w:rPr>
-          <w:rFonts w:ascii="Arial" w:hAnsi="Arial"/>
-          <w:sz w:val="25"/>
-          <w:szCs w:val="25"/>
-          <w:rtl w:val="0"/>
-          <w:lang w:val="en-US"/>
-        </w:rPr>
-        <w:t>Exceptions:</w:t>
       </w:r>
       <w:r>
         <w:rPr>
           <w:rFonts w:ascii="Cambria" w:hAnsi="Cambria"/>
           <w:sz w:val="20"/>
           <w:szCs w:val="20"/>
-          <w:rtl w:val="0"/>
-        </w:rPr>
+        </w:rPr>
+        <w:tab/>
         <w:t xml:space="preserve"> </w:t>
       </w:r>
       <w:r>
         <w:rPr>
-          <w:rFonts w:ascii="Arial" w:hAnsi="Arial"/>
-          <w:sz w:val="25"/>
-          <w:szCs w:val="25"/>
-          <w:rtl w:val="0"/>
-          <w:lang w:val="en-US"/>
+          <w:rFonts w:ascii="Cambria" w:hAnsi="Cambria"/>
+          <w:sz w:val="20"/>
+          <w:szCs w:val="20"/>
+        </w:rPr>
+        <w:br/>
+      </w:r>
+      <w:r>
+        <w:rPr>
+          <w:rFonts w:ascii="Arial" w:hAnsi="Arial"/>
+          <w:sz w:val="25"/>
+          <w:szCs w:val="25"/>
+        </w:rPr>
+        <w:t>Exceptions:</w:t>
+      </w:r>
+      <w:r>
+        <w:rPr>
+          <w:rFonts w:ascii="Cambria" w:hAnsi="Cambria"/>
+          <w:sz w:val="20"/>
+          <w:szCs w:val="20"/>
+        </w:rPr>
+        <w:t xml:space="preserve"> </w:t>
+      </w:r>
+      <w:r>
+        <w:rPr>
+          <w:rFonts w:ascii="Arial" w:hAnsi="Arial"/>
+          <w:sz w:val="25"/>
+          <w:szCs w:val="25"/>
         </w:rPr>
         <w:t>Player has a bad network connection.</w:t>
       </w:r>
@@ -585,26 +602,24 @@
           <w:tab w:val="left" w:pos="2103"/>
         </w:tabs>
         <w:rPr>
-          <w:rFonts w:ascii="Arial" w:cs="Arial" w:hAnsi="Arial" w:eastAsia="Arial"/>
-          <w:sz w:val="25"/>
-          <w:szCs w:val="25"/>
-        </w:rPr>
-      </w:pPr>
-      <w:r>
-        <w:rPr>
-          <w:rFonts w:ascii="Cambria" w:cs="Cambria" w:hAnsi="Cambria" w:eastAsia="Cambria"/>
+          <w:rFonts w:ascii="Arial" w:eastAsia="Arial" w:hAnsi="Arial" w:cs="Arial"/>
+          <w:sz w:val="25"/>
+          <w:szCs w:val="25"/>
+        </w:rPr>
+      </w:pPr>
+      <w:r>
+        <w:rPr>
+          <w:rFonts w:ascii="Cambria" w:eastAsia="Cambria" w:hAnsi="Cambria" w:cs="Cambria"/>
           <w:sz w:val="20"/>
           <w:szCs w:val="20"/>
         </w:rPr>
-        <w:br w:type="textWrapping"/>
-      </w:r>
-      <w:r>
-        <w:rPr>
-          <w:rFonts w:ascii="Arial" w:hAnsi="Arial"/>
-          <w:sz w:val="25"/>
-          <w:szCs w:val="25"/>
-          <w:rtl w:val="0"/>
-          <w:lang w:val="en-US"/>
+        <w:br/>
+      </w:r>
+      <w:r>
+        <w:rPr>
+          <w:rFonts w:ascii="Arial" w:hAnsi="Arial"/>
+          <w:sz w:val="25"/>
+          <w:szCs w:val="25"/>
         </w:rPr>
         <w:t>Priority: High (To continue a game a move should be made by each player         alternatively).</w:t>
       </w:r>
@@ -616,26 +631,24 @@
           <w:tab w:val="left" w:pos="2103"/>
         </w:tabs>
         <w:rPr>
-          <w:rFonts w:ascii="Arial" w:cs="Arial" w:hAnsi="Arial" w:eastAsia="Arial"/>
-          <w:sz w:val="25"/>
-          <w:szCs w:val="25"/>
-        </w:rPr>
-      </w:pPr>
-      <w:r>
-        <w:rPr>
-          <w:rFonts w:ascii="Cambria" w:cs="Cambria" w:hAnsi="Cambria" w:eastAsia="Cambria"/>
+          <w:rFonts w:ascii="Arial" w:eastAsia="Arial" w:hAnsi="Arial" w:cs="Arial"/>
+          <w:sz w:val="25"/>
+          <w:szCs w:val="25"/>
+        </w:rPr>
+      </w:pPr>
+      <w:r>
+        <w:rPr>
+          <w:rFonts w:ascii="Cambria" w:eastAsia="Cambria" w:hAnsi="Cambria" w:cs="Cambria"/>
           <w:sz w:val="20"/>
           <w:szCs w:val="20"/>
         </w:rPr>
-        <w:br w:type="textWrapping"/>
-      </w:r>
-      <w:r>
-        <w:rPr>
-          <w:rFonts w:ascii="Arial" w:hAnsi="Arial"/>
-          <w:sz w:val="25"/>
-          <w:szCs w:val="25"/>
-          <w:rtl w:val="0"/>
-          <w:lang w:val="en-US"/>
+        <w:br/>
+      </w:r>
+      <w:r>
+        <w:rPr>
+          <w:rFonts w:ascii="Arial" w:hAnsi="Arial"/>
+          <w:sz w:val="25"/>
+          <w:szCs w:val="25"/>
         </w:rPr>
         <w:t>When available: 3</w:t>
       </w:r>
@@ -645,7 +658,6 @@
           <w:sz w:val="25"/>
           <w:szCs w:val="25"/>
           <w:vertAlign w:val="superscript"/>
-          <w:rtl w:val="0"/>
         </w:rPr>
         <w:t>rd</w:t>
       </w:r>
@@ -654,8 +666,6 @@
           <w:rFonts w:ascii="Arial" w:hAnsi="Arial"/>
           <w:sz w:val="25"/>
           <w:szCs w:val="25"/>
-          <w:rtl w:val="0"/>
-          <w:lang w:val="en-US"/>
         </w:rPr>
         <w:t xml:space="preserve"> iteration</w:t>
       </w:r>
@@ -667,26 +677,24 @@
           <w:tab w:val="left" w:pos="2103"/>
         </w:tabs>
         <w:rPr>
-          <w:rFonts w:ascii="Arial" w:cs="Arial" w:hAnsi="Arial" w:eastAsia="Arial"/>
-          <w:sz w:val="25"/>
-          <w:szCs w:val="25"/>
-        </w:rPr>
-      </w:pPr>
-      <w:r>
-        <w:rPr>
-          <w:rFonts w:ascii="Cambria" w:cs="Cambria" w:hAnsi="Cambria" w:eastAsia="Cambria"/>
+          <w:rFonts w:ascii="Arial" w:eastAsia="Arial" w:hAnsi="Arial" w:cs="Arial"/>
+          <w:sz w:val="25"/>
+          <w:szCs w:val="25"/>
+        </w:rPr>
+      </w:pPr>
+      <w:r>
+        <w:rPr>
+          <w:rFonts w:ascii="Cambria" w:eastAsia="Cambria" w:hAnsi="Cambria" w:cs="Cambria"/>
           <w:sz w:val="20"/>
           <w:szCs w:val="20"/>
         </w:rPr>
-        <w:br w:type="textWrapping"/>
-      </w:r>
-      <w:r>
-        <w:rPr>
-          <w:rFonts w:ascii="Arial" w:hAnsi="Arial"/>
-          <w:sz w:val="25"/>
-          <w:szCs w:val="25"/>
-          <w:rtl w:val="0"/>
-          <w:lang w:val="en-US"/>
+        <w:br/>
+      </w:r>
+      <w:r>
+        <w:rPr>
+          <w:rFonts w:ascii="Arial" w:hAnsi="Arial"/>
+          <w:sz w:val="25"/>
+          <w:szCs w:val="25"/>
         </w:rPr>
         <w:t>Frequency of use: High (To continue a game a move should be made by each player         alternatively).</w:t>
       </w:r>
@@ -698,26 +706,24 @@
           <w:tab w:val="left" w:pos="2103"/>
         </w:tabs>
         <w:rPr>
-          <w:rFonts w:ascii="Arial" w:cs="Arial" w:hAnsi="Arial" w:eastAsia="Arial"/>
-          <w:sz w:val="25"/>
-          <w:szCs w:val="25"/>
-        </w:rPr>
-      </w:pPr>
-      <w:r>
-        <w:rPr>
-          <w:rFonts w:ascii="Cambria" w:cs="Cambria" w:hAnsi="Cambria" w:eastAsia="Cambria"/>
+          <w:rFonts w:ascii="Arial" w:eastAsia="Arial" w:hAnsi="Arial" w:cs="Arial"/>
+          <w:sz w:val="25"/>
+          <w:szCs w:val="25"/>
+        </w:rPr>
+      </w:pPr>
+      <w:r>
+        <w:rPr>
+          <w:rFonts w:ascii="Cambria" w:eastAsia="Cambria" w:hAnsi="Cambria" w:cs="Cambria"/>
           <w:sz w:val="20"/>
           <w:szCs w:val="20"/>
         </w:rPr>
-        <w:br w:type="textWrapping"/>
-      </w:r>
-      <w:r>
-        <w:rPr>
-          <w:rFonts w:ascii="Arial" w:hAnsi="Arial"/>
-          <w:sz w:val="25"/>
-          <w:szCs w:val="25"/>
-          <w:rtl w:val="0"/>
-          <w:lang w:val="en-US"/>
+        <w:br/>
+      </w:r>
+      <w:r>
+        <w:rPr>
+          <w:rFonts w:ascii="Arial" w:hAnsi="Arial"/>
+          <w:sz w:val="25"/>
+          <w:szCs w:val="25"/>
         </w:rPr>
         <w:t xml:space="preserve">Channel to actor: Screen, keyboard, mouse </w:t>
       </w:r>
@@ -729,26 +735,24 @@
           <w:tab w:val="left" w:pos="2103"/>
         </w:tabs>
         <w:rPr>
-          <w:rFonts w:ascii="Arial" w:cs="Arial" w:hAnsi="Arial" w:eastAsia="Arial"/>
-          <w:sz w:val="25"/>
-          <w:szCs w:val="25"/>
-        </w:rPr>
-      </w:pPr>
-      <w:r>
-        <w:rPr>
-          <w:rFonts w:ascii="Cambria" w:cs="Cambria" w:hAnsi="Cambria" w:eastAsia="Cambria"/>
+          <w:rFonts w:ascii="Arial" w:eastAsia="Arial" w:hAnsi="Arial" w:cs="Arial"/>
+          <w:sz w:val="25"/>
+          <w:szCs w:val="25"/>
+        </w:rPr>
+      </w:pPr>
+      <w:r>
+        <w:rPr>
+          <w:rFonts w:ascii="Cambria" w:eastAsia="Cambria" w:hAnsi="Cambria" w:cs="Cambria"/>
           <w:sz w:val="20"/>
           <w:szCs w:val="20"/>
         </w:rPr>
-        <w:br w:type="textWrapping"/>
-      </w:r>
-      <w:r>
-        <w:rPr>
-          <w:rFonts w:ascii="Arial" w:hAnsi="Arial"/>
-          <w:sz w:val="25"/>
-          <w:szCs w:val="25"/>
-          <w:rtl w:val="0"/>
-          <w:lang w:val="en-US"/>
+        <w:br/>
+      </w:r>
+      <w:r>
+        <w:rPr>
+          <w:rFonts w:ascii="Arial" w:hAnsi="Arial"/>
+          <w:sz w:val="25"/>
+          <w:szCs w:val="25"/>
         </w:rPr>
         <w:t>Secondary actors: N/A</w:t>
       </w:r>
@@ -760,26 +764,24 @@
           <w:tab w:val="left" w:pos="2103"/>
         </w:tabs>
         <w:rPr>
-          <w:rFonts w:ascii="Arial" w:cs="Arial" w:hAnsi="Arial" w:eastAsia="Arial"/>
-          <w:sz w:val="25"/>
-          <w:szCs w:val="25"/>
-        </w:rPr>
-      </w:pPr>
-      <w:r>
-        <w:rPr>
-          <w:rFonts w:ascii="Cambria" w:cs="Cambria" w:hAnsi="Cambria" w:eastAsia="Cambria"/>
+          <w:rFonts w:ascii="Arial" w:eastAsia="Arial" w:hAnsi="Arial" w:cs="Arial"/>
+          <w:sz w:val="25"/>
+          <w:szCs w:val="25"/>
+        </w:rPr>
+      </w:pPr>
+      <w:r>
+        <w:rPr>
+          <w:rFonts w:ascii="Cambria" w:eastAsia="Cambria" w:hAnsi="Cambria" w:cs="Cambria"/>
           <w:sz w:val="20"/>
           <w:szCs w:val="20"/>
         </w:rPr>
-        <w:br w:type="textWrapping"/>
-      </w:r>
-      <w:r>
-        <w:rPr>
-          <w:rFonts w:ascii="Arial" w:hAnsi="Arial"/>
-          <w:sz w:val="25"/>
-          <w:szCs w:val="25"/>
-          <w:rtl w:val="0"/>
-          <w:lang w:val="en-US"/>
+        <w:br/>
+      </w:r>
+      <w:r>
+        <w:rPr>
+          <w:rFonts w:ascii="Arial" w:hAnsi="Arial"/>
+          <w:sz w:val="25"/>
+          <w:szCs w:val="25"/>
         </w:rPr>
         <w:t>Channel to secondary actors: N/A</w:t>
       </w:r>
@@ -791,26 +793,24 @@
           <w:tab w:val="left" w:pos="2103"/>
         </w:tabs>
         <w:rPr>
-          <w:rFonts w:ascii="Arial" w:cs="Arial" w:hAnsi="Arial" w:eastAsia="Arial"/>
-          <w:sz w:val="25"/>
-          <w:szCs w:val="25"/>
-        </w:rPr>
-      </w:pPr>
-      <w:r>
-        <w:rPr>
-          <w:rFonts w:ascii="Cambria" w:cs="Cambria" w:hAnsi="Cambria" w:eastAsia="Cambria"/>
+          <w:rFonts w:ascii="Arial" w:eastAsia="Arial" w:hAnsi="Arial" w:cs="Arial"/>
+          <w:sz w:val="25"/>
+          <w:szCs w:val="25"/>
+        </w:rPr>
+      </w:pPr>
+      <w:r>
+        <w:rPr>
+          <w:rFonts w:ascii="Cambria" w:eastAsia="Cambria" w:hAnsi="Cambria" w:cs="Cambria"/>
           <w:sz w:val="20"/>
           <w:szCs w:val="20"/>
         </w:rPr>
-        <w:br w:type="textWrapping"/>
-      </w:r>
-      <w:r>
-        <w:rPr>
-          <w:rFonts w:ascii="Arial" w:hAnsi="Arial"/>
-          <w:sz w:val="25"/>
-          <w:szCs w:val="25"/>
-          <w:rtl w:val="0"/>
-          <w:lang w:val="en-US"/>
+        <w:br/>
+      </w:r>
+      <w:r>
+        <w:rPr>
+          <w:rFonts w:ascii="Arial" w:hAnsi="Arial"/>
+          <w:sz w:val="25"/>
+          <w:szCs w:val="25"/>
         </w:rPr>
         <w:t>Open issues: 1) What happens if a player does not make a move.</w:t>
       </w:r>
@@ -819,39 +819,38 @@
       <w:pPr>
         <w:pStyle w:val="Body"/>
         <w:rPr>
-          <w:rFonts w:ascii="Arial" w:cs="Arial" w:hAnsi="Arial" w:eastAsia="Arial"/>
-          <w:sz w:val="25"/>
-          <w:szCs w:val="25"/>
-        </w:rPr>
-      </w:pPr>
-    </w:p>
-    <w:p>
-      <w:pPr>
-        <w:pStyle w:val="Body"/>
-        <w:rPr>
-          <w:rFonts w:ascii="Arial" w:cs="Arial" w:hAnsi="Arial" w:eastAsia="Arial"/>
-          <w:sz w:val="25"/>
-          <w:szCs w:val="25"/>
-        </w:rPr>
-      </w:pPr>
-    </w:p>
-    <w:p>
-      <w:pPr>
-        <w:pStyle w:val="Body"/>
-        <w:rPr>
-          <w:rFonts w:ascii="Arial" w:cs="Arial" w:hAnsi="Arial" w:eastAsia="Arial"/>
-          <w:sz w:val="25"/>
-          <w:szCs w:val="25"/>
-        </w:rPr>
-      </w:pPr>
-      <w:r>
-        <w:rPr>
-          <w:rFonts w:ascii="Arial" w:hAnsi="Arial"/>
-          <w:sz w:val="25"/>
-          <w:szCs w:val="25"/>
-          <w:rtl w:val="0"/>
-          <w:lang w:val="en-US"/>
-        </w:rPr>
+          <w:rFonts w:ascii="Arial" w:eastAsia="Arial" w:hAnsi="Arial" w:cs="Arial"/>
+          <w:sz w:val="25"/>
+          <w:szCs w:val="25"/>
+        </w:rPr>
+      </w:pPr>
+    </w:p>
+    <w:p>
+      <w:pPr>
+        <w:pStyle w:val="Body"/>
+        <w:rPr>
+          <w:rFonts w:ascii="Arial" w:eastAsia="Arial" w:hAnsi="Arial" w:cs="Arial"/>
+          <w:sz w:val="25"/>
+          <w:szCs w:val="25"/>
+        </w:rPr>
+      </w:pPr>
+    </w:p>
+    <w:p>
+      <w:pPr>
+        <w:pStyle w:val="Body"/>
+        <w:rPr>
+          <w:rFonts w:ascii="Arial" w:eastAsia="Arial" w:hAnsi="Arial" w:cs="Arial"/>
+          <w:sz w:val="25"/>
+          <w:szCs w:val="25"/>
+        </w:rPr>
+      </w:pPr>
+      <w:r>
+        <w:rPr>
+          <w:rFonts w:ascii="Arial" w:hAnsi="Arial"/>
+          <w:sz w:val="25"/>
+          <w:szCs w:val="25"/>
+        </w:rPr>
+        <w:lastRenderedPageBreak/>
         <w:t>Use case: Game chat</w:t>
       </w:r>
     </w:p>
@@ -859,26 +858,24 @@
       <w:pPr>
         <w:pStyle w:val="Body"/>
         <w:rPr>
-          <w:rFonts w:ascii="Arial" w:cs="Arial" w:hAnsi="Arial" w:eastAsia="Arial"/>
-          <w:sz w:val="25"/>
-          <w:szCs w:val="25"/>
-        </w:rPr>
-      </w:pPr>
-      <w:r>
-        <w:rPr>
-          <w:rFonts w:ascii="Cambria" w:cs="Cambria" w:hAnsi="Cambria" w:eastAsia="Cambria"/>
+          <w:rFonts w:ascii="Arial" w:eastAsia="Arial" w:hAnsi="Arial" w:cs="Arial"/>
+          <w:sz w:val="25"/>
+          <w:szCs w:val="25"/>
+        </w:rPr>
+      </w:pPr>
+      <w:r>
+        <w:rPr>
+          <w:rFonts w:ascii="Cambria" w:eastAsia="Cambria" w:hAnsi="Cambria" w:cs="Cambria"/>
           <w:sz w:val="20"/>
           <w:szCs w:val="20"/>
         </w:rPr>
-        <w:br w:type="textWrapping"/>
-      </w:r>
-      <w:r>
-        <w:rPr>
-          <w:rFonts w:ascii="Arial" w:hAnsi="Arial"/>
-          <w:sz w:val="25"/>
-          <w:szCs w:val="25"/>
-          <w:rtl w:val="0"/>
-          <w:lang w:val="en-US"/>
+        <w:br/>
+      </w:r>
+      <w:r>
+        <w:rPr>
+          <w:rFonts w:ascii="Arial" w:hAnsi="Arial"/>
+          <w:sz w:val="25"/>
+          <w:szCs w:val="25"/>
         </w:rPr>
         <w:t>Iteration: 1</w:t>
       </w:r>
@@ -887,26 +884,24 @@
       <w:pPr>
         <w:pStyle w:val="Body"/>
         <w:rPr>
-          <w:rFonts w:ascii="Arial" w:cs="Arial" w:hAnsi="Arial" w:eastAsia="Arial"/>
-          <w:sz w:val="25"/>
-          <w:szCs w:val="25"/>
-        </w:rPr>
-      </w:pPr>
-      <w:r>
-        <w:rPr>
-          <w:rFonts w:ascii="Cambria" w:cs="Cambria" w:hAnsi="Cambria" w:eastAsia="Cambria"/>
+          <w:rFonts w:ascii="Arial" w:eastAsia="Arial" w:hAnsi="Arial" w:cs="Arial"/>
+          <w:sz w:val="25"/>
+          <w:szCs w:val="25"/>
+        </w:rPr>
+      </w:pPr>
+      <w:r>
+        <w:rPr>
+          <w:rFonts w:ascii="Cambria" w:eastAsia="Cambria" w:hAnsi="Cambria" w:cs="Cambria"/>
           <w:sz w:val="20"/>
           <w:szCs w:val="20"/>
         </w:rPr>
-        <w:br w:type="textWrapping"/>
-      </w:r>
-      <w:r>
-        <w:rPr>
-          <w:rFonts w:ascii="Arial" w:hAnsi="Arial"/>
-          <w:sz w:val="25"/>
-          <w:szCs w:val="25"/>
-          <w:rtl w:val="0"/>
-          <w:lang w:val="en-US"/>
+        <w:br/>
+      </w:r>
+      <w:r>
+        <w:rPr>
+          <w:rFonts w:ascii="Arial" w:hAnsi="Arial"/>
+          <w:sz w:val="25"/>
+          <w:szCs w:val="25"/>
         </w:rPr>
         <w:t>Primary Actor: Player</w:t>
       </w:r>
@@ -915,43 +910,32 @@
       <w:pPr>
         <w:pStyle w:val="Body"/>
         <w:rPr>
-          <w:rFonts w:ascii="Arial" w:cs="Arial" w:hAnsi="Arial" w:eastAsia="Arial"/>
-          <w:sz w:val="25"/>
-          <w:szCs w:val="25"/>
-        </w:rPr>
-      </w:pPr>
-      <w:r>
-        <w:rPr>
-          <w:rFonts w:ascii="Cambria" w:cs="Cambria" w:hAnsi="Cambria" w:eastAsia="Cambria"/>
+          <w:rFonts w:ascii="Arial" w:eastAsia="Arial" w:hAnsi="Arial" w:cs="Arial"/>
+          <w:sz w:val="25"/>
+          <w:szCs w:val="25"/>
+        </w:rPr>
+      </w:pPr>
+      <w:r>
+        <w:rPr>
+          <w:rFonts w:ascii="Cambria" w:eastAsia="Cambria" w:hAnsi="Cambria" w:cs="Cambria"/>
           <w:sz w:val="20"/>
           <w:szCs w:val="20"/>
         </w:rPr>
-        <w:br w:type="textWrapping"/>
-      </w:r>
-      <w:r>
-        <w:rPr>
-          <w:rFonts w:ascii="Arial" w:hAnsi="Arial"/>
-          <w:sz w:val="25"/>
-          <w:szCs w:val="25"/>
-          <w:rtl w:val="0"/>
-          <w:lang w:val="en-US"/>
+        <w:br/>
+      </w:r>
+      <w:r>
+        <w:rPr>
+          <w:rFonts w:ascii="Arial" w:hAnsi="Arial"/>
+          <w:sz w:val="25"/>
+          <w:szCs w:val="25"/>
         </w:rPr>
         <w:t>Goal in context:</w:t>
       </w:r>
       <w:r>
         <w:rPr>
-          <w:rFonts w:ascii="-webkit-standard" w:cs="-webkit-standard" w:hAnsi="-webkit-standard" w:eastAsia="-webkit-standard"/>
-          <w:outline w:val="0"/>
-          <w:color w:val="000000"/>
+          <w:rFonts w:ascii="-webkit-standard" w:eastAsia="-webkit-standard" w:hAnsi="-webkit-standard" w:cs="-webkit-standard"/>
           <w:sz w:val="27"/>
           <w:szCs w:val="27"/>
-          <w:u w:color="000000"/>
-          <w:rtl w:val="0"/>
-          <w14:textFill>
-            <w14:solidFill>
-              <w14:srgbClr w14:val="000000"/>
-            </w14:solidFill>
-          </w14:textFill>
         </w:rPr>
         <w:t xml:space="preserve"> </w:t>
       </w:r>
@@ -960,8 +944,6 @@
           <w:rFonts w:ascii="Arial" w:hAnsi="Arial"/>
           <w:sz w:val="25"/>
           <w:szCs w:val="25"/>
-          <w:rtl w:val="0"/>
-          <w:lang w:val="en-US"/>
         </w:rPr>
         <w:t>To allow players to communicate with each other in real-time.</w:t>
       </w:r>
@@ -970,69 +952,79 @@
       <w:pPr>
         <w:pStyle w:val="Body"/>
         <w:rPr>
-          <w:rFonts w:ascii="Arial" w:cs="Arial" w:hAnsi="Arial" w:eastAsia="Arial"/>
-          <w:sz w:val="25"/>
-          <w:szCs w:val="25"/>
-        </w:rPr>
-      </w:pPr>
-      <w:r>
-        <w:rPr>
-          <w:rFonts w:ascii="Cambria" w:cs="Cambria" w:hAnsi="Cambria" w:eastAsia="Cambria"/>
+          <w:rFonts w:ascii="Arial" w:eastAsia="Arial" w:hAnsi="Arial" w:cs="Arial"/>
+          <w:sz w:val="25"/>
+          <w:szCs w:val="25"/>
+        </w:rPr>
+      </w:pPr>
+      <w:r>
+        <w:rPr>
+          <w:rFonts w:ascii="Cambria" w:eastAsia="Cambria" w:hAnsi="Cambria" w:cs="Cambria"/>
           <w:sz w:val="20"/>
           <w:szCs w:val="20"/>
         </w:rPr>
-        <w:br w:type="textWrapping"/>
-      </w:r>
-      <w:r>
-        <w:rPr>
-          <w:rFonts w:ascii="Arial" w:hAnsi="Arial"/>
-          <w:sz w:val="25"/>
-          <w:szCs w:val="25"/>
-          <w:rtl w:val="0"/>
-          <w:lang w:val="en-US"/>
-        </w:rPr>
-        <w:t>Preconditions: 1)The player is logged into the game</w:t>
-      </w:r>
-    </w:p>
-    <w:p>
-      <w:pPr>
-        <w:pStyle w:val="Body"/>
-        <w:rPr>
-          <w:rFonts w:ascii="Arial" w:cs="Arial" w:hAnsi="Arial" w:eastAsia="Arial"/>
-          <w:sz w:val="25"/>
-          <w:szCs w:val="25"/>
-        </w:rPr>
-      </w:pPr>
-      <w:r>
-        <w:rPr>
-          <w:rFonts w:ascii="Arial" w:cs="Arial" w:hAnsi="Arial" w:eastAsia="Arial"/>
-          <w:sz w:val="25"/>
-          <w:szCs w:val="25"/>
-          <w:rtl w:val="0"/>
+        <w:br/>
+      </w:r>
+      <w:r>
+        <w:rPr>
+          <w:rFonts w:ascii="Arial" w:hAnsi="Arial"/>
+          <w:sz w:val="25"/>
+          <w:szCs w:val="25"/>
+        </w:rPr>
+        <w:t xml:space="preserve">Preconditions: </w:t>
+      </w:r>
+      <w:proofErr w:type="gramStart"/>
+      <w:r>
+        <w:rPr>
+          <w:rFonts w:ascii="Arial" w:hAnsi="Arial"/>
+          <w:sz w:val="25"/>
+          <w:szCs w:val="25"/>
+        </w:rPr>
+        <w:t>1)The</w:t>
+      </w:r>
+      <w:proofErr w:type="gramEnd"/>
+      <w:r>
+        <w:rPr>
+          <w:rFonts w:ascii="Arial" w:hAnsi="Arial"/>
+          <w:sz w:val="25"/>
+          <w:szCs w:val="25"/>
+        </w:rPr>
+        <w:t xml:space="preserve"> player is logged into the game</w:t>
+      </w:r>
+    </w:p>
+    <w:p>
+      <w:pPr>
+        <w:pStyle w:val="Body"/>
+        <w:rPr>
+          <w:rFonts w:ascii="Arial" w:eastAsia="Arial" w:hAnsi="Arial" w:cs="Arial"/>
+          <w:sz w:val="25"/>
+          <w:szCs w:val="25"/>
+        </w:rPr>
+      </w:pPr>
+      <w:r>
+        <w:rPr>
+          <w:rFonts w:ascii="Arial" w:eastAsia="Arial" w:hAnsi="Arial" w:cs="Arial"/>
+          <w:sz w:val="25"/>
+          <w:szCs w:val="25"/>
         </w:rPr>
         <w:tab/>
+      </w:r>
+      <w:r>
+        <w:rPr>
+          <w:rFonts w:ascii="Arial" w:eastAsia="Arial" w:hAnsi="Arial" w:cs="Arial"/>
+          <w:sz w:val="25"/>
+          <w:szCs w:val="25"/>
+        </w:rPr>
         <w:tab/>
         <w:t xml:space="preserve">   2) Game board is loaded on player</w:t>
       </w:r>
       <w:r>
         <w:rPr>
-          <w:rFonts w:ascii="Arial" w:hAnsi="Arial" w:hint="default"/>
-          <w:sz w:val="25"/>
-          <w:szCs w:val="25"/>
-          <w:rtl w:val="0"/>
-          <w:lang w:val="en-US"/>
-        </w:rPr>
-        <w:t>’</w:t>
-      </w:r>
-      <w:r>
-        <w:rPr>
-          <w:rFonts w:ascii="Arial" w:hAnsi="Arial"/>
-          <w:sz w:val="25"/>
-          <w:szCs w:val="25"/>
-          <w:rtl w:val="0"/>
-          <w:lang w:val="en-US"/>
-        </w:rPr>
-        <w:t>s screen</w:t>
+          <w:rFonts w:ascii="Arial" w:hAnsi="Arial"/>
+          <w:sz w:val="25"/>
+          <w:szCs w:val="25"/>
+        </w:rPr>
+        <w:t>’s screen</w:t>
       </w:r>
     </w:p>
     <w:p>
@@ -1040,18 +1032,16 @@
         <w:pStyle w:val="Body"/>
         <w:ind w:left="720" w:firstLine="720"/>
         <w:rPr>
-          <w:rFonts w:ascii="Arial" w:cs="Arial" w:hAnsi="Arial" w:eastAsia="Arial"/>
-          <w:sz w:val="25"/>
-          <w:szCs w:val="25"/>
-        </w:rPr>
-      </w:pPr>
-      <w:r>
-        <w:rPr>
-          <w:rFonts w:ascii="Arial" w:hAnsi="Arial"/>
-          <w:sz w:val="25"/>
-          <w:szCs w:val="25"/>
-          <w:rtl w:val="0"/>
-          <w:lang w:val="en-US"/>
+          <w:rFonts w:ascii="Arial" w:eastAsia="Arial" w:hAnsi="Arial" w:cs="Arial"/>
+          <w:sz w:val="25"/>
+          <w:szCs w:val="25"/>
+        </w:rPr>
+      </w:pPr>
+      <w:r>
+        <w:rPr>
+          <w:rFonts w:ascii="Arial" w:hAnsi="Arial"/>
+          <w:sz w:val="25"/>
+          <w:szCs w:val="25"/>
         </w:rPr>
         <w:t xml:space="preserve">   3)The player is in an active game session.</w:t>
       </w:r>
@@ -1060,28 +1050,27 @@
       <w:pPr>
         <w:pStyle w:val="Body"/>
         <w:rPr>
-          <w:rFonts w:ascii="Arial" w:cs="Arial" w:hAnsi="Arial" w:eastAsia="Arial"/>
-          <w:sz w:val="25"/>
-          <w:szCs w:val="25"/>
-        </w:rPr>
-      </w:pPr>
-    </w:p>
-    <w:p>
-      <w:pPr>
-        <w:pStyle w:val="Body"/>
-        <w:ind w:left="1440" w:firstLine="0"/>
-        <w:rPr>
-          <w:rFonts w:ascii="Arial" w:cs="Arial" w:hAnsi="Arial" w:eastAsia="Arial"/>
-          <w:sz w:val="25"/>
-          <w:szCs w:val="25"/>
-        </w:rPr>
-      </w:pPr>
-      <w:r>
-        <w:rPr>
-          <w:rFonts w:ascii="Arial" w:hAnsi="Arial"/>
-          <w:sz w:val="25"/>
-          <w:szCs w:val="25"/>
-          <w:rtl w:val="0"/>
+          <w:rFonts w:ascii="Arial" w:eastAsia="Arial" w:hAnsi="Arial" w:cs="Arial"/>
+          <w:sz w:val="25"/>
+          <w:szCs w:val="25"/>
+        </w:rPr>
+      </w:pPr>
+    </w:p>
+    <w:p>
+      <w:pPr>
+        <w:pStyle w:val="Body"/>
+        <w:ind w:left="1440"/>
+        <w:rPr>
+          <w:rFonts w:ascii="Arial" w:eastAsia="Arial" w:hAnsi="Arial" w:cs="Arial"/>
+          <w:sz w:val="25"/>
+          <w:szCs w:val="25"/>
+        </w:rPr>
+      </w:pPr>
+      <w:r>
+        <w:rPr>
+          <w:rFonts w:ascii="Arial" w:hAnsi="Arial"/>
+          <w:sz w:val="25"/>
+          <w:szCs w:val="25"/>
         </w:rPr>
         <w:t xml:space="preserve">  </w:t>
       </w:r>
@@ -1090,26 +1079,24 @@
       <w:pPr>
         <w:pStyle w:val="Body"/>
         <w:rPr>
-          <w:rFonts w:ascii="Arial" w:cs="Arial" w:hAnsi="Arial" w:eastAsia="Arial"/>
-          <w:sz w:val="25"/>
-          <w:szCs w:val="25"/>
-        </w:rPr>
-      </w:pPr>
-      <w:r>
-        <w:rPr>
-          <w:rFonts w:ascii="Cambria" w:cs="Cambria" w:hAnsi="Cambria" w:eastAsia="Cambria"/>
+          <w:rFonts w:ascii="Arial" w:eastAsia="Arial" w:hAnsi="Arial" w:cs="Arial"/>
+          <w:sz w:val="25"/>
+          <w:szCs w:val="25"/>
+        </w:rPr>
+      </w:pPr>
+      <w:r>
+        <w:rPr>
+          <w:rFonts w:ascii="Cambria" w:eastAsia="Cambria" w:hAnsi="Cambria" w:cs="Cambria"/>
           <w:sz w:val="20"/>
           <w:szCs w:val="20"/>
         </w:rPr>
-        <w:br w:type="textWrapping"/>
-      </w:r>
-      <w:r>
-        <w:rPr>
-          <w:rFonts w:ascii="Arial" w:hAnsi="Arial"/>
-          <w:sz w:val="25"/>
-          <w:szCs w:val="25"/>
-          <w:rtl w:val="0"/>
-          <w:lang w:val="en-US"/>
+        <w:br/>
+      </w:r>
+      <w:r>
+        <w:rPr>
+          <w:rFonts w:ascii="Arial" w:hAnsi="Arial"/>
+          <w:sz w:val="25"/>
+          <w:szCs w:val="25"/>
         </w:rPr>
         <w:t>Trigger: Player sends/receives message in the chat box.</w:t>
       </w:r>
@@ -1118,25 +1105,24 @@
       <w:pPr>
         <w:pStyle w:val="Body"/>
         <w:rPr>
-          <w:rFonts w:ascii="Cambria" w:cs="Cambria" w:hAnsi="Cambria" w:eastAsia="Cambria"/>
+          <w:rFonts w:ascii="Cambria" w:eastAsia="Cambria" w:hAnsi="Cambria" w:cs="Cambria"/>
           <w:sz w:val="20"/>
           <w:szCs w:val="20"/>
         </w:rPr>
       </w:pPr>
       <w:r>
         <w:rPr>
-          <w:rFonts w:ascii="Cambria" w:cs="Cambria" w:hAnsi="Cambria" w:eastAsia="Cambria"/>
+          <w:rFonts w:ascii="Cambria" w:eastAsia="Cambria" w:hAnsi="Cambria" w:cs="Cambria"/>
           <w:sz w:val="20"/>
           <w:szCs w:val="20"/>
         </w:rPr>
-        <w:br w:type="textWrapping"/>
-      </w:r>
-      <w:r>
-        <w:rPr>
-          <w:rFonts w:ascii="Arial" w:hAnsi="Arial"/>
-          <w:sz w:val="25"/>
-          <w:szCs w:val="25"/>
-          <w:rtl w:val="0"/>
+        <w:br/>
+      </w:r>
+      <w:r>
+        <w:rPr>
+          <w:rFonts w:ascii="Arial" w:hAnsi="Arial"/>
+          <w:sz w:val="25"/>
+          <w:szCs w:val="25"/>
           <w:lang w:val="it-IT"/>
         </w:rPr>
         <w:t>Scenario:</w:t>
@@ -1146,7 +1132,6 @@
           <w:rFonts w:ascii="Cambria" w:hAnsi="Cambria"/>
           <w:sz w:val="20"/>
           <w:szCs w:val="20"/>
-          <w:rtl w:val="0"/>
         </w:rPr>
         <w:t xml:space="preserve"> </w:t>
       </w:r>
@@ -1156,18 +1141,16 @@
         <w:pStyle w:val="Body"/>
         <w:ind w:firstLine="720"/>
         <w:rPr>
-          <w:rFonts w:ascii="Arial" w:cs="Arial" w:hAnsi="Arial" w:eastAsia="Arial"/>
-          <w:sz w:val="25"/>
-          <w:szCs w:val="25"/>
-        </w:rPr>
-      </w:pPr>
-      <w:r>
-        <w:rPr>
-          <w:rFonts w:ascii="Arial" w:hAnsi="Arial"/>
-          <w:sz w:val="25"/>
-          <w:szCs w:val="25"/>
-          <w:rtl w:val="0"/>
-          <w:lang w:val="en-US"/>
+          <w:rFonts w:ascii="Arial" w:eastAsia="Arial" w:hAnsi="Arial" w:cs="Arial"/>
+          <w:sz w:val="25"/>
+          <w:szCs w:val="25"/>
+        </w:rPr>
+      </w:pPr>
+      <w:r>
+        <w:rPr>
+          <w:rFonts w:ascii="Arial" w:hAnsi="Arial"/>
+          <w:sz w:val="25"/>
+          <w:szCs w:val="25"/>
         </w:rPr>
         <w:t xml:space="preserve">1) Player logs into game platform. </w:t>
       </w:r>
@@ -1177,18 +1160,16 @@
         <w:pStyle w:val="Body"/>
         <w:ind w:firstLine="720"/>
         <w:rPr>
-          <w:rFonts w:ascii="Arial" w:cs="Arial" w:hAnsi="Arial" w:eastAsia="Arial"/>
-          <w:sz w:val="25"/>
-          <w:szCs w:val="25"/>
-        </w:rPr>
-      </w:pPr>
-      <w:r>
-        <w:rPr>
-          <w:rFonts w:ascii="Arial" w:hAnsi="Arial"/>
-          <w:sz w:val="25"/>
-          <w:szCs w:val="25"/>
-          <w:rtl w:val="0"/>
-          <w:lang w:val="en-US"/>
+          <w:rFonts w:ascii="Arial" w:eastAsia="Arial" w:hAnsi="Arial" w:cs="Arial"/>
+          <w:sz w:val="25"/>
+          <w:szCs w:val="25"/>
+        </w:rPr>
+      </w:pPr>
+      <w:r>
+        <w:rPr>
+          <w:rFonts w:ascii="Arial" w:hAnsi="Arial"/>
+          <w:sz w:val="25"/>
+          <w:szCs w:val="25"/>
         </w:rPr>
         <w:t xml:space="preserve">2) Player selects one of the available board games. </w:t>
       </w:r>
@@ -1198,18 +1179,16 @@
         <w:pStyle w:val="Body"/>
         <w:ind w:firstLine="720"/>
         <w:rPr>
-          <w:rFonts w:ascii="Arial" w:cs="Arial" w:hAnsi="Arial" w:eastAsia="Arial"/>
-          <w:sz w:val="25"/>
-          <w:szCs w:val="25"/>
-        </w:rPr>
-      </w:pPr>
-      <w:r>
-        <w:rPr>
-          <w:rFonts w:ascii="Arial" w:hAnsi="Arial"/>
-          <w:sz w:val="25"/>
-          <w:szCs w:val="25"/>
-          <w:rtl w:val="0"/>
-          <w:lang w:val="en-US"/>
+          <w:rFonts w:ascii="Arial" w:eastAsia="Arial" w:hAnsi="Arial" w:cs="Arial"/>
+          <w:sz w:val="25"/>
+          <w:szCs w:val="25"/>
+        </w:rPr>
+      </w:pPr>
+      <w:r>
+        <w:rPr>
+          <w:rFonts w:ascii="Arial" w:hAnsi="Arial"/>
+          <w:sz w:val="25"/>
+          <w:szCs w:val="25"/>
         </w:rPr>
         <w:t xml:space="preserve">3) Player is matched with another player. </w:t>
       </w:r>
@@ -1217,20 +1196,18 @@
     <w:p>
       <w:pPr>
         <w:pStyle w:val="Body"/>
-        <w:ind w:left="720" w:firstLine="0"/>
-        <w:rPr>
-          <w:rFonts w:ascii="Arial" w:cs="Arial" w:hAnsi="Arial" w:eastAsia="Arial"/>
-          <w:sz w:val="25"/>
-          <w:szCs w:val="25"/>
-        </w:rPr>
-      </w:pPr>
-      <w:r>
-        <w:rPr>
-          <w:rFonts w:ascii="Arial" w:hAnsi="Arial"/>
-          <w:sz w:val="25"/>
-          <w:szCs w:val="25"/>
-          <w:rtl w:val="0"/>
-          <w:lang w:val="en-US"/>
+        <w:ind w:left="720"/>
+        <w:rPr>
+          <w:rFonts w:ascii="Arial" w:eastAsia="Arial" w:hAnsi="Arial" w:cs="Arial"/>
+          <w:sz w:val="25"/>
+          <w:szCs w:val="25"/>
+        </w:rPr>
+      </w:pPr>
+      <w:r>
+        <w:rPr>
+          <w:rFonts w:ascii="Arial" w:hAnsi="Arial"/>
+          <w:sz w:val="25"/>
+          <w:szCs w:val="25"/>
         </w:rPr>
         <w:t xml:space="preserve">4) Player writes a message in the chat box and sends it, or players receives a    message in the chat box. </w:t>
       </w:r>
@@ -1238,38 +1215,36 @@
     <w:p>
       <w:pPr>
         <w:pStyle w:val="Body"/>
-        <w:ind w:left="720" w:firstLine="0"/>
-        <w:rPr>
-          <w:rFonts w:ascii="Arial" w:cs="Arial" w:hAnsi="Arial" w:eastAsia="Arial"/>
-          <w:sz w:val="25"/>
-          <w:szCs w:val="25"/>
-        </w:rPr>
-      </w:pPr>
-    </w:p>
-    <w:p>
-      <w:pPr>
-        <w:pStyle w:val="Body"/>
-        <w:rPr>
-          <w:rFonts w:ascii="Arial" w:cs="Arial" w:hAnsi="Arial" w:eastAsia="Arial"/>
-          <w:sz w:val="25"/>
-          <w:szCs w:val="25"/>
-        </w:rPr>
-      </w:pPr>
-      <w:r>
-        <w:rPr>
-          <w:rFonts w:ascii="Cambria" w:cs="Cambria" w:hAnsi="Cambria" w:eastAsia="Cambria"/>
+        <w:ind w:left="720"/>
+        <w:rPr>
+          <w:rFonts w:ascii="Arial" w:eastAsia="Arial" w:hAnsi="Arial" w:cs="Arial"/>
+          <w:sz w:val="25"/>
+          <w:szCs w:val="25"/>
+        </w:rPr>
+      </w:pPr>
+    </w:p>
+    <w:p>
+      <w:pPr>
+        <w:pStyle w:val="Body"/>
+        <w:rPr>
+          <w:rFonts w:ascii="Arial" w:eastAsia="Arial" w:hAnsi="Arial" w:cs="Arial"/>
+          <w:sz w:val="25"/>
+          <w:szCs w:val="25"/>
+        </w:rPr>
+      </w:pPr>
+      <w:r>
+        <w:rPr>
+          <w:rFonts w:ascii="Cambria" w:eastAsia="Cambria" w:hAnsi="Cambria" w:cs="Cambria"/>
           <w:sz w:val="20"/>
           <w:szCs w:val="20"/>
         </w:rPr>
-        <w:br w:type="textWrapping"/>
-      </w:r>
-      <w:r>
-        <w:rPr>
-          <w:rFonts w:ascii="Arial" w:hAnsi="Arial"/>
-          <w:sz w:val="25"/>
-          <w:szCs w:val="25"/>
-          <w:rtl w:val="0"/>
-          <w:lang w:val="en-US"/>
+        <w:br/>
+      </w:r>
+      <w:r>
+        <w:rPr>
+          <w:rFonts w:ascii="Arial" w:hAnsi="Arial"/>
+          <w:sz w:val="25"/>
+          <w:szCs w:val="25"/>
         </w:rPr>
         <w:t xml:space="preserve">Post conditions: Message appears in the chat box of recipient player. </w:t>
       </w:r>
@@ -1278,54 +1253,68 @@
       <w:pPr>
         <w:pStyle w:val="Body"/>
         <w:rPr>
-          <w:rFonts w:ascii="Arial" w:cs="Arial" w:hAnsi="Arial" w:eastAsia="Arial"/>
-          <w:sz w:val="25"/>
-          <w:szCs w:val="25"/>
-        </w:rPr>
-      </w:pPr>
-      <w:r>
-        <w:rPr>
-          <w:rFonts w:ascii="Cambria" w:cs="Cambria" w:hAnsi="Cambria" w:eastAsia="Cambria"/>
+          <w:rFonts w:ascii="Arial" w:eastAsia="Arial" w:hAnsi="Arial" w:cs="Arial"/>
+          <w:sz w:val="25"/>
+          <w:szCs w:val="25"/>
+        </w:rPr>
+      </w:pPr>
+      <w:r>
+        <w:rPr>
+          <w:rFonts w:ascii="Cambria" w:eastAsia="Cambria" w:hAnsi="Cambria" w:cs="Cambria"/>
           <w:sz w:val="20"/>
           <w:szCs w:val="20"/>
         </w:rPr>
-        <w:br w:type="textWrapping"/>
-      </w:r>
-      <w:r>
-        <w:rPr>
-          <w:rFonts w:ascii="Arial" w:hAnsi="Arial"/>
-          <w:sz w:val="25"/>
-          <w:szCs w:val="25"/>
-          <w:rtl w:val="0"/>
-          <w:lang w:val="en-US"/>
-        </w:rPr>
-        <w:t>Exceptions: Message do not get delivered  due to  network issues.</w:t>
-      </w:r>
-    </w:p>
-    <w:p>
-      <w:pPr>
-        <w:pStyle w:val="Body"/>
-        <w:rPr>
-          <w:rFonts w:ascii="Arial" w:cs="Arial" w:hAnsi="Arial" w:eastAsia="Arial"/>
-          <w:sz w:val="25"/>
-          <w:szCs w:val="25"/>
-        </w:rPr>
-      </w:pPr>
-      <w:r>
-        <w:rPr>
-          <w:rFonts w:ascii="Cambria" w:cs="Cambria" w:hAnsi="Cambria" w:eastAsia="Cambria"/>
+        <w:br/>
+      </w:r>
+      <w:r>
+        <w:rPr>
+          <w:rFonts w:ascii="Arial" w:hAnsi="Arial"/>
+          <w:sz w:val="25"/>
+          <w:szCs w:val="25"/>
+        </w:rPr>
+        <w:t xml:space="preserve">Exceptions: Message do not get </w:t>
+      </w:r>
+      <w:proofErr w:type="gramStart"/>
+      <w:r>
+        <w:rPr>
+          <w:rFonts w:ascii="Arial" w:hAnsi="Arial"/>
+          <w:sz w:val="25"/>
+          <w:szCs w:val="25"/>
+        </w:rPr>
+        <w:t>delivered  due</w:t>
+      </w:r>
+      <w:proofErr w:type="gramEnd"/>
+      <w:r>
+        <w:rPr>
+          <w:rFonts w:ascii="Arial" w:hAnsi="Arial"/>
+          <w:sz w:val="25"/>
+          <w:szCs w:val="25"/>
+        </w:rPr>
+        <w:t xml:space="preserve"> to  network issues.</w:t>
+      </w:r>
+    </w:p>
+    <w:p>
+      <w:pPr>
+        <w:pStyle w:val="Body"/>
+        <w:rPr>
+          <w:rFonts w:ascii="Arial" w:eastAsia="Arial" w:hAnsi="Arial" w:cs="Arial"/>
+          <w:sz w:val="25"/>
+          <w:szCs w:val="25"/>
+        </w:rPr>
+      </w:pPr>
+      <w:r>
+        <w:rPr>
+          <w:rFonts w:ascii="Cambria" w:eastAsia="Cambria" w:hAnsi="Cambria" w:cs="Cambria"/>
           <w:sz w:val="20"/>
           <w:szCs w:val="20"/>
         </w:rPr>
-        <w:br w:type="textWrapping"/>
-      </w:r>
-      <w:r>
-        <w:rPr>
-          <w:rFonts w:ascii="Arial" w:hAnsi="Arial"/>
-          <w:sz w:val="25"/>
-          <w:szCs w:val="25"/>
-          <w:rtl w:val="0"/>
-          <w:lang w:val="en-US"/>
+        <w:br/>
+      </w:r>
+      <w:r>
+        <w:rPr>
+          <w:rFonts w:ascii="Arial" w:hAnsi="Arial"/>
+          <w:sz w:val="25"/>
+          <w:szCs w:val="25"/>
         </w:rPr>
         <w:t>Priority: Low (A game can continue without sending or receiving messages)</w:t>
       </w:r>
@@ -1334,26 +1323,24 @@
       <w:pPr>
         <w:pStyle w:val="Body"/>
         <w:rPr>
-          <w:rFonts w:ascii="Arial" w:cs="Arial" w:hAnsi="Arial" w:eastAsia="Arial"/>
-          <w:sz w:val="25"/>
-          <w:szCs w:val="25"/>
-        </w:rPr>
-      </w:pPr>
-      <w:r>
-        <w:rPr>
-          <w:rFonts w:ascii="Cambria" w:cs="Cambria" w:hAnsi="Cambria" w:eastAsia="Cambria"/>
+          <w:rFonts w:ascii="Arial" w:eastAsia="Arial" w:hAnsi="Arial" w:cs="Arial"/>
+          <w:sz w:val="25"/>
+          <w:szCs w:val="25"/>
+        </w:rPr>
+      </w:pPr>
+      <w:r>
+        <w:rPr>
+          <w:rFonts w:ascii="Cambria" w:eastAsia="Cambria" w:hAnsi="Cambria" w:cs="Cambria"/>
           <w:sz w:val="20"/>
           <w:szCs w:val="20"/>
         </w:rPr>
-        <w:br w:type="textWrapping"/>
-      </w:r>
-      <w:r>
-        <w:rPr>
-          <w:rFonts w:ascii="Arial" w:hAnsi="Arial"/>
-          <w:sz w:val="25"/>
-          <w:szCs w:val="25"/>
-          <w:rtl w:val="0"/>
-          <w:lang w:val="en-US"/>
+        <w:br/>
+      </w:r>
+      <w:r>
+        <w:rPr>
+          <w:rFonts w:ascii="Arial" w:hAnsi="Arial"/>
+          <w:sz w:val="25"/>
+          <w:szCs w:val="25"/>
         </w:rPr>
         <w:t>When available: 3</w:t>
       </w:r>
@@ -1363,7 +1350,6 @@
           <w:sz w:val="25"/>
           <w:szCs w:val="25"/>
           <w:vertAlign w:val="superscript"/>
-          <w:rtl w:val="0"/>
         </w:rPr>
         <w:t>rd</w:t>
       </w:r>
@@ -1372,8 +1358,6 @@
           <w:rFonts w:ascii="Arial" w:hAnsi="Arial"/>
           <w:sz w:val="25"/>
           <w:szCs w:val="25"/>
-          <w:rtl w:val="0"/>
-          <w:lang w:val="en-US"/>
         </w:rPr>
         <w:t xml:space="preserve"> iteration</w:t>
       </w:r>
@@ -1382,54 +1366,68 @@
       <w:pPr>
         <w:pStyle w:val="Body"/>
         <w:rPr>
-          <w:rFonts w:ascii="Arial" w:cs="Arial" w:hAnsi="Arial" w:eastAsia="Arial"/>
-          <w:sz w:val="25"/>
-          <w:szCs w:val="25"/>
-        </w:rPr>
-      </w:pPr>
-      <w:r>
-        <w:rPr>
-          <w:rFonts w:ascii="Cambria" w:cs="Cambria" w:hAnsi="Cambria" w:eastAsia="Cambria"/>
+          <w:rFonts w:ascii="Arial" w:eastAsia="Arial" w:hAnsi="Arial" w:cs="Arial"/>
+          <w:sz w:val="25"/>
+          <w:szCs w:val="25"/>
+        </w:rPr>
+      </w:pPr>
+      <w:r>
+        <w:rPr>
+          <w:rFonts w:ascii="Cambria" w:eastAsia="Cambria" w:hAnsi="Cambria" w:cs="Cambria"/>
           <w:sz w:val="20"/>
           <w:szCs w:val="20"/>
         </w:rPr>
-        <w:br w:type="textWrapping"/>
-      </w:r>
-      <w:r>
-        <w:rPr>
-          <w:rFonts w:ascii="Arial" w:hAnsi="Arial"/>
-          <w:sz w:val="25"/>
-          <w:szCs w:val="25"/>
-          <w:rtl w:val="0"/>
-          <w:lang w:val="en-US"/>
-        </w:rPr>
-        <w:t>Frequency of use: Low(A game can continue without sending or receiving messages).</w:t>
-      </w:r>
-    </w:p>
-    <w:p>
-      <w:pPr>
-        <w:pStyle w:val="Body"/>
-        <w:rPr>
-          <w:rFonts w:ascii="Arial" w:cs="Arial" w:hAnsi="Arial" w:eastAsia="Arial"/>
-          <w:sz w:val="25"/>
-          <w:szCs w:val="25"/>
-        </w:rPr>
-      </w:pPr>
-      <w:r>
-        <w:rPr>
-          <w:rFonts w:ascii="Cambria" w:cs="Cambria" w:hAnsi="Cambria" w:eastAsia="Cambria"/>
+        <w:br/>
+      </w:r>
+      <w:r>
+        <w:rPr>
+          <w:rFonts w:ascii="Arial" w:hAnsi="Arial"/>
+          <w:sz w:val="25"/>
+          <w:szCs w:val="25"/>
+        </w:rPr>
+        <w:t xml:space="preserve">Frequency of use: </w:t>
+      </w:r>
+      <w:proofErr w:type="gramStart"/>
+      <w:r>
+        <w:rPr>
+          <w:rFonts w:ascii="Arial" w:hAnsi="Arial"/>
+          <w:sz w:val="25"/>
+          <w:szCs w:val="25"/>
+        </w:rPr>
+        <w:t>Low(</w:t>
+      </w:r>
+      <w:proofErr w:type="gramEnd"/>
+      <w:r>
+        <w:rPr>
+          <w:rFonts w:ascii="Arial" w:hAnsi="Arial"/>
+          <w:sz w:val="25"/>
+          <w:szCs w:val="25"/>
+        </w:rPr>
+        <w:t>A game can continue without sending or receiving messages).</w:t>
+      </w:r>
+    </w:p>
+    <w:p>
+      <w:pPr>
+        <w:pStyle w:val="Body"/>
+        <w:rPr>
+          <w:rFonts w:ascii="Arial" w:eastAsia="Arial" w:hAnsi="Arial" w:cs="Arial"/>
+          <w:sz w:val="25"/>
+          <w:szCs w:val="25"/>
+        </w:rPr>
+      </w:pPr>
+      <w:r>
+        <w:rPr>
+          <w:rFonts w:ascii="Cambria" w:eastAsia="Cambria" w:hAnsi="Cambria" w:cs="Cambria"/>
           <w:sz w:val="20"/>
           <w:szCs w:val="20"/>
         </w:rPr>
-        <w:br w:type="textWrapping"/>
-      </w:r>
-      <w:r>
-        <w:rPr>
-          <w:rFonts w:ascii="Arial" w:hAnsi="Arial"/>
-          <w:sz w:val="25"/>
-          <w:szCs w:val="25"/>
-          <w:rtl w:val="0"/>
-          <w:lang w:val="en-US"/>
+        <w:br/>
+      </w:r>
+      <w:r>
+        <w:rPr>
+          <w:rFonts w:ascii="Arial" w:hAnsi="Arial"/>
+          <w:sz w:val="25"/>
+          <w:szCs w:val="25"/>
         </w:rPr>
         <w:t>Channel to actor: Screen, keyboard, mouse</w:t>
       </w:r>
@@ -1438,26 +1436,24 @@
       <w:pPr>
         <w:pStyle w:val="Body"/>
         <w:rPr>
-          <w:rFonts w:ascii="Arial" w:cs="Arial" w:hAnsi="Arial" w:eastAsia="Arial"/>
-          <w:sz w:val="25"/>
-          <w:szCs w:val="25"/>
-        </w:rPr>
-      </w:pPr>
-      <w:r>
-        <w:rPr>
-          <w:rFonts w:ascii="Cambria" w:cs="Cambria" w:hAnsi="Cambria" w:eastAsia="Cambria"/>
+          <w:rFonts w:ascii="Arial" w:eastAsia="Arial" w:hAnsi="Arial" w:cs="Arial"/>
+          <w:sz w:val="25"/>
+          <w:szCs w:val="25"/>
+        </w:rPr>
+      </w:pPr>
+      <w:r>
+        <w:rPr>
+          <w:rFonts w:ascii="Cambria" w:eastAsia="Cambria" w:hAnsi="Cambria" w:cs="Cambria"/>
           <w:sz w:val="20"/>
           <w:szCs w:val="20"/>
         </w:rPr>
-        <w:br w:type="textWrapping"/>
-      </w:r>
-      <w:r>
-        <w:rPr>
-          <w:rFonts w:ascii="Arial" w:hAnsi="Arial"/>
-          <w:sz w:val="25"/>
-          <w:szCs w:val="25"/>
-          <w:rtl w:val="0"/>
-          <w:lang w:val="en-US"/>
+        <w:br/>
+      </w:r>
+      <w:r>
+        <w:rPr>
+          <w:rFonts w:ascii="Arial" w:hAnsi="Arial"/>
+          <w:sz w:val="25"/>
+          <w:szCs w:val="25"/>
         </w:rPr>
         <w:t>Secondary actors: Server</w:t>
       </w:r>
@@ -1466,28 +1462,26 @@
       <w:pPr>
         <w:pStyle w:val="Body"/>
         <w:rPr>
-          <w:rFonts w:ascii="Arial" w:cs="Arial" w:hAnsi="Arial" w:eastAsia="Arial"/>
-          <w:sz w:val="25"/>
-          <w:szCs w:val="25"/>
-        </w:rPr>
-      </w:pPr>
-    </w:p>
-    <w:p>
-      <w:pPr>
-        <w:pStyle w:val="Body"/>
-        <w:rPr>
-          <w:rFonts w:ascii="Arial" w:cs="Arial" w:hAnsi="Arial" w:eastAsia="Arial"/>
-          <w:sz w:val="25"/>
-          <w:szCs w:val="25"/>
-        </w:rPr>
-      </w:pPr>
-      <w:r>
-        <w:rPr>
-          <w:rFonts w:ascii="Arial" w:hAnsi="Arial"/>
-          <w:sz w:val="25"/>
-          <w:szCs w:val="25"/>
-          <w:rtl w:val="0"/>
-          <w:lang w:val="en-US"/>
+          <w:rFonts w:ascii="Arial" w:eastAsia="Arial" w:hAnsi="Arial" w:cs="Arial"/>
+          <w:sz w:val="25"/>
+          <w:szCs w:val="25"/>
+        </w:rPr>
+      </w:pPr>
+    </w:p>
+    <w:p>
+      <w:pPr>
+        <w:pStyle w:val="Body"/>
+        <w:rPr>
+          <w:rFonts w:ascii="Arial" w:eastAsia="Arial" w:hAnsi="Arial" w:cs="Arial"/>
+          <w:sz w:val="25"/>
+          <w:szCs w:val="25"/>
+        </w:rPr>
+      </w:pPr>
+      <w:r>
+        <w:rPr>
+          <w:rFonts w:ascii="Arial" w:hAnsi="Arial"/>
+          <w:sz w:val="25"/>
+          <w:szCs w:val="25"/>
         </w:rPr>
         <w:t>Channel to secondary actors: N/A</w:t>
       </w:r>
@@ -1496,26 +1490,24 @@
       <w:pPr>
         <w:pStyle w:val="Body"/>
         <w:rPr>
-          <w:rFonts w:ascii="Arial" w:cs="Arial" w:hAnsi="Arial" w:eastAsia="Arial"/>
-          <w:sz w:val="25"/>
-          <w:szCs w:val="25"/>
-        </w:rPr>
-      </w:pPr>
-      <w:r>
-        <w:rPr>
-          <w:rFonts w:ascii="Cambria" w:cs="Cambria" w:hAnsi="Cambria" w:eastAsia="Cambria"/>
+          <w:rFonts w:ascii="Arial" w:eastAsia="Arial" w:hAnsi="Arial" w:cs="Arial"/>
+          <w:sz w:val="25"/>
+          <w:szCs w:val="25"/>
+        </w:rPr>
+      </w:pPr>
+      <w:r>
+        <w:rPr>
+          <w:rFonts w:ascii="Cambria" w:eastAsia="Cambria" w:hAnsi="Cambria" w:cs="Cambria"/>
           <w:sz w:val="20"/>
           <w:szCs w:val="20"/>
         </w:rPr>
-        <w:br w:type="textWrapping"/>
-      </w:r>
-      <w:r>
-        <w:rPr>
-          <w:rFonts w:ascii="Arial" w:hAnsi="Arial"/>
-          <w:sz w:val="25"/>
-          <w:szCs w:val="25"/>
-          <w:rtl w:val="0"/>
-          <w:lang w:val="en-US"/>
+        <w:br/>
+      </w:r>
+      <w:r>
+        <w:rPr>
+          <w:rFonts w:ascii="Arial" w:hAnsi="Arial"/>
+          <w:sz w:val="25"/>
+          <w:szCs w:val="25"/>
         </w:rPr>
         <w:t>Open issues: Are players allowed to use offensive words in the chat?</w:t>
       </w:r>
@@ -1524,79 +1516,79 @@
       <w:pPr>
         <w:pStyle w:val="Body"/>
         <w:rPr>
-          <w:rFonts w:ascii="Arial" w:cs="Arial" w:hAnsi="Arial" w:eastAsia="Arial"/>
-          <w:sz w:val="25"/>
-          <w:szCs w:val="25"/>
-        </w:rPr>
-      </w:pPr>
-    </w:p>
-    <w:p>
-      <w:pPr>
-        <w:pStyle w:val="Body"/>
-        <w:rPr>
-          <w:rFonts w:ascii="Arial" w:cs="Arial" w:hAnsi="Arial" w:eastAsia="Arial"/>
-          <w:sz w:val="25"/>
-          <w:szCs w:val="25"/>
-        </w:rPr>
-      </w:pPr>
-    </w:p>
-    <w:p>
-      <w:pPr>
-        <w:pStyle w:val="Body"/>
-        <w:rPr>
-          <w:rFonts w:ascii="Arial" w:cs="Arial" w:hAnsi="Arial" w:eastAsia="Arial"/>
-          <w:sz w:val="25"/>
-          <w:szCs w:val="25"/>
-        </w:rPr>
-      </w:pPr>
-    </w:p>
-    <w:p>
-      <w:pPr>
-        <w:pStyle w:val="Body"/>
-        <w:rPr>
-          <w:rFonts w:ascii="Arial" w:cs="Arial" w:hAnsi="Arial" w:eastAsia="Arial"/>
-          <w:sz w:val="25"/>
-          <w:szCs w:val="25"/>
-        </w:rPr>
-      </w:pPr>
-    </w:p>
-    <w:p>
-      <w:pPr>
-        <w:pStyle w:val="Body"/>
-        <w:rPr>
-          <w:rFonts w:ascii="Arial" w:cs="Arial" w:hAnsi="Arial" w:eastAsia="Arial"/>
-          <w:sz w:val="25"/>
-          <w:szCs w:val="25"/>
-        </w:rPr>
-      </w:pPr>
-    </w:p>
-    <w:p>
-      <w:pPr>
-        <w:pStyle w:val="Body"/>
-        <w:rPr>
-          <w:rFonts w:ascii="Arial" w:cs="Arial" w:hAnsi="Arial" w:eastAsia="Arial"/>
-          <w:sz w:val="25"/>
-          <w:szCs w:val="25"/>
-        </w:rPr>
-      </w:pPr>
-    </w:p>
-    <w:p>
-      <w:pPr>
-        <w:pStyle w:val="Body"/>
-        <w:rPr>
-          <w:rFonts w:ascii="Arial" w:cs="Arial" w:hAnsi="Arial" w:eastAsia="Arial"/>
-          <w:sz w:val="25"/>
-          <w:szCs w:val="25"/>
-        </w:rPr>
-      </w:pPr>
-    </w:p>
-    <w:p>
-      <w:pPr>
-        <w:pStyle w:val="Default"/>
-        <w:suppressAutoHyphens w:val="1"/>
+          <w:rFonts w:ascii="Arial" w:eastAsia="Arial" w:hAnsi="Arial" w:cs="Arial"/>
+          <w:sz w:val="25"/>
+          <w:szCs w:val="25"/>
+        </w:rPr>
+      </w:pPr>
+    </w:p>
+    <w:p>
+      <w:pPr>
+        <w:pStyle w:val="Body"/>
+        <w:rPr>
+          <w:rFonts w:ascii="Arial" w:eastAsia="Arial" w:hAnsi="Arial" w:cs="Arial"/>
+          <w:sz w:val="25"/>
+          <w:szCs w:val="25"/>
+        </w:rPr>
+      </w:pPr>
+    </w:p>
+    <w:p>
+      <w:pPr>
+        <w:pStyle w:val="Body"/>
+        <w:rPr>
+          <w:rFonts w:ascii="Arial" w:eastAsia="Arial" w:hAnsi="Arial" w:cs="Arial"/>
+          <w:sz w:val="25"/>
+          <w:szCs w:val="25"/>
+        </w:rPr>
+      </w:pPr>
+    </w:p>
+    <w:p>
+      <w:pPr>
+        <w:pStyle w:val="Body"/>
+        <w:rPr>
+          <w:rFonts w:ascii="Arial" w:eastAsia="Arial" w:hAnsi="Arial" w:cs="Arial"/>
+          <w:sz w:val="25"/>
+          <w:szCs w:val="25"/>
+        </w:rPr>
+      </w:pPr>
+    </w:p>
+    <w:p>
+      <w:pPr>
+        <w:pStyle w:val="Body"/>
+        <w:rPr>
+          <w:rFonts w:ascii="Arial" w:eastAsia="Arial" w:hAnsi="Arial" w:cs="Arial"/>
+          <w:sz w:val="25"/>
+          <w:szCs w:val="25"/>
+        </w:rPr>
+      </w:pPr>
+    </w:p>
+    <w:p>
+      <w:pPr>
+        <w:pStyle w:val="Body"/>
+        <w:rPr>
+          <w:rFonts w:ascii="Arial" w:eastAsia="Arial" w:hAnsi="Arial" w:cs="Arial"/>
+          <w:sz w:val="25"/>
+          <w:szCs w:val="25"/>
+        </w:rPr>
+      </w:pPr>
+    </w:p>
+    <w:p>
+      <w:pPr>
+        <w:pStyle w:val="Body"/>
+        <w:rPr>
+          <w:rFonts w:ascii="Arial" w:eastAsia="Arial" w:hAnsi="Arial" w:cs="Arial"/>
+          <w:sz w:val="25"/>
+          <w:szCs w:val="25"/>
+        </w:rPr>
+      </w:pPr>
+    </w:p>
+    <w:p>
+      <w:pPr>
+        <w:pStyle w:val="Default"/>
+        <w:suppressAutoHyphens/>
         <w:spacing w:before="0" w:after="281" w:line="72" w:lineRule="auto"/>
         <w:rPr>
-          <w:rFonts w:ascii="Times Roman" w:cs="Times Roman" w:hAnsi="Times Roman" w:eastAsia="Times Roman"/>
+          <w:rFonts w:ascii="Times Roman" w:eastAsia="Times Roman" w:hAnsi="Times Roman" w:cs="Times Roman"/>
           <w:sz w:val="26"/>
           <w:szCs w:val="26"/>
         </w:rPr>
@@ -1606,8 +1598,6 @@
           <w:rFonts w:ascii="Times Roman" w:hAnsi="Times Roman"/>
           <w:sz w:val="26"/>
           <w:szCs w:val="26"/>
-          <w:rtl w:val="0"/>
-          <w:lang w:val="en-US"/>
         </w:rPr>
         <w:t>Use Case: Fetch Game Board</w:t>
       </w:r>
@@ -1615,45 +1605,39 @@
     <w:p>
       <w:pPr>
         <w:pStyle w:val="Default"/>
-        <w:suppressAutoHyphens w:val="1"/>
+        <w:suppressAutoHyphens/>
         <w:spacing w:before="0" w:after="240" w:line="240" w:lineRule="auto"/>
         <w:rPr>
-          <w:rFonts w:ascii="Times Roman" w:cs="Times Roman" w:hAnsi="Times Roman" w:eastAsia="Times Roman"/>
+          <w:rFonts w:ascii="Times Roman" w:eastAsia="Times Roman" w:hAnsi="Times Roman" w:cs="Times Roman"/>
         </w:rPr>
       </w:pPr>
       <w:r>
         <w:rPr>
           <w:rFonts w:ascii="Times Roman" w:hAnsi="Times Roman"/>
-          <w:rtl w:val="0"/>
-          <w:lang w:val="en-US"/>
         </w:rPr>
         <w:t>Iteration: 1</w:t>
       </w:r>
       <w:r>
         <w:rPr>
-          <w:rFonts w:ascii="Times Roman" w:cs="Times Roman" w:hAnsi="Times Roman" w:eastAsia="Times Roman"/>
-        </w:rPr>
-        <w:br w:type="textWrapping"/>
+          <w:rFonts w:ascii="Times Roman" w:eastAsia="Times Roman" w:hAnsi="Times Roman" w:cs="Times Roman"/>
+        </w:rPr>
+        <w:br/>
       </w:r>
       <w:r>
         <w:rPr>
           <w:rFonts w:ascii="Times Roman" w:hAnsi="Times Roman"/>
-          <w:rtl w:val="0"/>
-          <w:lang w:val="en-US"/>
         </w:rPr>
         <w:t>Primary Actor: Player</w:t>
       </w:r>
       <w:r>
         <w:rPr>
-          <w:rFonts w:ascii="Times Roman" w:cs="Times Roman" w:hAnsi="Times Roman" w:eastAsia="Times Roman"/>
-        </w:rPr>
-        <w:br w:type="textWrapping"/>
+          <w:rFonts w:ascii="Times Roman" w:eastAsia="Times Roman" w:hAnsi="Times Roman" w:cs="Times Roman"/>
+        </w:rPr>
+        <w:br/>
       </w:r>
       <w:r>
         <w:rPr>
           <w:rFonts w:ascii="Times Roman" w:hAnsi="Times Roman"/>
-          <w:rtl w:val="0"/>
-          <w:lang w:val="en-US"/>
         </w:rPr>
         <w:t>Goal in Context: To ensure that the game board is properly loaded from the server and displayed correctly on the player's screen before the game starts.</w:t>
       </w:r>
@@ -1661,20 +1645,30 @@
     <w:p>
       <w:pPr>
         <w:pStyle w:val="Default"/>
-        <w:suppressAutoHyphens w:val="1"/>
+        <w:suppressAutoHyphens/>
         <w:spacing w:before="0" w:after="319" w:line="72" w:lineRule="auto"/>
         <w:rPr>
-          <w:rFonts w:ascii="Times Roman" w:cs="Times Roman" w:hAnsi="Times Roman" w:eastAsia="Times Roman"/>
-        </w:rPr>
-      </w:pPr>
+          <w:rFonts w:ascii="Times Roman" w:eastAsia="Times Roman" w:hAnsi="Times Roman" w:cs="Times Roman"/>
+        </w:rPr>
+      </w:pPr>
+      <w:proofErr w:type="spellStart"/>
+      <w:proofErr w:type="gramStart"/>
       <w:r>
         <w:rPr>
           <w:rFonts w:ascii="Times Roman" w:hAnsi="Times Roman"/>
-          <w:rtl w:val="0"/>
           <w:lang w:val="fr-FR"/>
         </w:rPr>
-        <w:t>Preconditions:</w:t>
-      </w:r>
+        <w:t>Preconditions</w:t>
+      </w:r>
+      <w:proofErr w:type="spellEnd"/>
+      <w:r>
+        <w:rPr>
+          <w:rFonts w:ascii="Times Roman" w:hAnsi="Times Roman"/>
+          <w:lang w:val="fr-FR"/>
+        </w:rPr>
+        <w:t>:</w:t>
+      </w:r>
+      <w:proofErr w:type="gramEnd"/>
     </w:p>
     <w:p>
       <w:pPr>
@@ -1683,19 +1677,15 @@
           <w:ilvl w:val="0"/>
           <w:numId w:val="2"/>
         </w:numPr>
-        <w:suppressAutoHyphens w:val="1"/>
+        <w:suppressAutoHyphens/>
         <w:spacing w:before="0" w:line="240" w:lineRule="auto"/>
-        <w:jc w:val="left"/>
         <w:rPr>
           <w:rFonts w:ascii="Times Roman" w:hAnsi="Times Roman"/>
-          <w:lang w:val="en-US"/>
         </w:rPr>
       </w:pPr>
       <w:r>
         <w:rPr>
           <w:rFonts w:ascii="Times Roman" w:hAnsi="Times Roman"/>
-          <w:rtl w:val="0"/>
-          <w:lang w:val="en-US"/>
         </w:rPr>
         <w:t>The player is logged into the game.</w:t>
       </w:r>
@@ -1707,19 +1697,15 @@
           <w:ilvl w:val="0"/>
           <w:numId w:val="2"/>
         </w:numPr>
-        <w:suppressAutoHyphens w:val="1"/>
+        <w:suppressAutoHyphens/>
         <w:spacing w:before="0" w:line="240" w:lineRule="auto"/>
-        <w:jc w:val="left"/>
         <w:rPr>
           <w:rFonts w:ascii="Times Roman" w:hAnsi="Times Roman"/>
-          <w:lang w:val="en-US"/>
         </w:rPr>
       </w:pPr>
       <w:r>
         <w:rPr>
           <w:rFonts w:ascii="Times Roman" w:hAnsi="Times Roman"/>
-          <w:rtl w:val="0"/>
-          <w:lang w:val="en-US"/>
         </w:rPr>
         <w:t>The player has joined an active game session.</w:t>
       </w:r>
@@ -1731,19 +1717,15 @@
           <w:ilvl w:val="0"/>
           <w:numId w:val="2"/>
         </w:numPr>
-        <w:suppressAutoHyphens w:val="1"/>
+        <w:suppressAutoHyphens/>
         <w:spacing w:before="0" w:line="72" w:lineRule="auto"/>
-        <w:jc w:val="left"/>
         <w:rPr>
           <w:rFonts w:ascii="Times Roman" w:hAnsi="Times Roman"/>
-          <w:lang w:val="en-US"/>
         </w:rPr>
       </w:pPr>
       <w:r>
         <w:rPr>
           <w:rFonts w:ascii="Times Roman" w:hAnsi="Times Roman"/>
-          <w:rtl w:val="0"/>
-          <w:lang w:val="en-US"/>
         </w:rPr>
         <w:t>The game server is accessible.</w:t>
       </w:r>
@@ -1751,26 +1733,25 @@
     <w:p>
       <w:pPr>
         <w:pStyle w:val="Default"/>
-        <w:suppressAutoHyphens w:val="1"/>
+        <w:suppressAutoHyphens/>
         <w:spacing w:before="0" w:after="319" w:line="24" w:lineRule="auto"/>
         <w:rPr>
-          <w:rFonts w:ascii="Times Roman" w:cs="Times Roman" w:hAnsi="Times Roman" w:eastAsia="Times Roman"/>
-        </w:rPr>
-      </w:pPr>
-    </w:p>
-    <w:p>
-      <w:pPr>
-        <w:pStyle w:val="Default"/>
-        <w:suppressAutoHyphens w:val="1"/>
+          <w:rFonts w:ascii="Times Roman" w:eastAsia="Times Roman" w:hAnsi="Times Roman" w:cs="Times Roman"/>
+        </w:rPr>
+      </w:pPr>
+    </w:p>
+    <w:p>
+      <w:pPr>
+        <w:pStyle w:val="Default"/>
+        <w:suppressAutoHyphens/>
         <w:spacing w:before="0" w:after="319" w:line="72" w:lineRule="auto"/>
         <w:rPr>
-          <w:rFonts w:ascii="Times Roman" w:cs="Times Roman" w:hAnsi="Times Roman" w:eastAsia="Times Roman"/>
+          <w:rFonts w:ascii="Times Roman" w:eastAsia="Times Roman" w:hAnsi="Times Roman" w:cs="Times Roman"/>
         </w:rPr>
       </w:pPr>
       <w:r>
         <w:rPr>
           <w:rFonts w:ascii="Times Roman" w:hAnsi="Times Roman"/>
-          <w:rtl w:val="0"/>
         </w:rPr>
         <w:t>Trigger:</w:t>
       </w:r>
@@ -1778,17 +1759,15 @@
     <w:p>
       <w:pPr>
         <w:pStyle w:val="Default"/>
-        <w:suppressAutoHyphens w:val="1"/>
+        <w:suppressAutoHyphens/>
         <w:spacing w:before="0" w:after="240" w:line="72" w:lineRule="auto"/>
         <w:rPr>
-          <w:rFonts w:ascii="Times Roman" w:cs="Times Roman" w:hAnsi="Times Roman" w:eastAsia="Times Roman"/>
+          <w:rFonts w:ascii="Times Roman" w:eastAsia="Times Roman" w:hAnsi="Times Roman" w:cs="Times Roman"/>
         </w:rPr>
       </w:pPr>
       <w:r>
         <w:rPr>
           <w:rFonts w:ascii="Times Roman" w:hAnsi="Times Roman"/>
-          <w:rtl w:val="0"/>
-          <w:lang w:val="en-US"/>
         </w:rPr>
         <w:t>The player starts or joins a game session, requiring the game board to be fetched from the server.</w:t>
       </w:r>
@@ -1796,16 +1775,15 @@
     <w:p>
       <w:pPr>
         <w:pStyle w:val="Default"/>
-        <w:suppressAutoHyphens w:val="1"/>
+        <w:suppressAutoHyphens/>
         <w:spacing w:before="0" w:after="319" w:line="72" w:lineRule="auto"/>
         <w:rPr>
-          <w:rFonts w:ascii="Times Roman" w:cs="Times Roman" w:hAnsi="Times Roman" w:eastAsia="Times Roman"/>
+          <w:rFonts w:ascii="Times Roman" w:eastAsia="Times Roman" w:hAnsi="Times Roman" w:cs="Times Roman"/>
         </w:rPr>
       </w:pPr>
       <w:r>
         <w:rPr>
           <w:rFonts w:ascii="Times Roman" w:hAnsi="Times Roman"/>
-          <w:rtl w:val="0"/>
           <w:lang w:val="it-IT"/>
         </w:rPr>
         <w:t>Scenario:</w:t>
@@ -1818,19 +1796,15 @@
           <w:ilvl w:val="0"/>
           <w:numId w:val="3"/>
         </w:numPr>
-        <w:suppressAutoHyphens w:val="1"/>
+        <w:suppressAutoHyphens/>
         <w:spacing w:before="0" w:line="240" w:lineRule="auto"/>
-        <w:jc w:val="left"/>
         <w:rPr>
           <w:rFonts w:ascii="Times Roman" w:hAnsi="Times Roman"/>
-          <w:lang w:val="en-US"/>
         </w:rPr>
       </w:pPr>
       <w:r>
         <w:rPr>
           <w:rFonts w:ascii="Times Roman" w:hAnsi="Times Roman"/>
-          <w:rtl w:val="0"/>
-          <w:lang w:val="en-US"/>
         </w:rPr>
         <w:t>The player logs into the game platform.</w:t>
       </w:r>
@@ -1842,19 +1816,15 @@
           <w:ilvl w:val="0"/>
           <w:numId w:val="2"/>
         </w:numPr>
-        <w:suppressAutoHyphens w:val="1"/>
+        <w:suppressAutoHyphens/>
         <w:spacing w:before="0" w:line="240" w:lineRule="auto"/>
-        <w:jc w:val="left"/>
         <w:rPr>
           <w:rFonts w:ascii="Times Roman" w:hAnsi="Times Roman"/>
-          <w:lang w:val="en-US"/>
         </w:rPr>
       </w:pPr>
       <w:r>
         <w:rPr>
           <w:rFonts w:ascii="Times Roman" w:hAnsi="Times Roman"/>
-          <w:rtl w:val="0"/>
-          <w:lang w:val="en-US"/>
         </w:rPr>
         <w:t>The player selects a game mode or joins an active session.</w:t>
       </w:r>
@@ -1866,37 +1836,17 @@
           <w:ilvl w:val="0"/>
           <w:numId w:val="2"/>
         </w:numPr>
-        <w:suppressAutoHyphens w:val="1"/>
+        <w:suppressAutoHyphens/>
         <w:spacing w:before="0" w:line="240" w:lineRule="auto"/>
-        <w:jc w:val="left"/>
         <w:rPr>
           <w:rFonts w:ascii="Times Roman" w:hAnsi="Times Roman"/>
-          <w:lang w:val="en-US"/>
         </w:rPr>
       </w:pPr>
       <w:r>
         <w:rPr>
           <w:rFonts w:ascii="Times Roman" w:hAnsi="Times Roman"/>
-          <w:rtl w:val="0"/>
-          <w:lang w:val="en-US"/>
-        </w:rPr>
-        <w:t xml:space="preserve">The </w:t>
-      </w:r>
-      <w:r>
-        <w:rPr>
-          <w:rFonts w:ascii="Times Roman" w:hAnsi="Times Roman"/>
-          <w:rtl w:val="0"/>
-          <w:lang w:val="en-US"/>
-        </w:rPr>
-        <w:t>player</w:t>
-      </w:r>
-      <w:r>
-        <w:rPr>
-          <w:rFonts w:ascii="Times Roman" w:hAnsi="Times Roman"/>
-          <w:rtl w:val="0"/>
-          <w:lang w:val="en-US"/>
-        </w:rPr>
-        <w:t xml:space="preserve"> requests the game board from the server.</w:t>
+        </w:rPr>
+        <w:t>The player requests the game board from the server.</w:t>
       </w:r>
     </w:p>
     <w:p>
@@ -1906,52 +1856,17 @@
           <w:ilvl w:val="0"/>
           <w:numId w:val="2"/>
         </w:numPr>
-        <w:suppressAutoHyphens w:val="1"/>
+        <w:suppressAutoHyphens/>
         <w:spacing w:before="0" w:line="240" w:lineRule="auto"/>
-        <w:jc w:val="left"/>
         <w:rPr>
           <w:rFonts w:ascii="Times Roman" w:hAnsi="Times Roman"/>
-          <w:lang w:val="en-US"/>
         </w:rPr>
       </w:pPr>
       <w:r>
         <w:rPr>
           <w:rFonts w:ascii="Times Roman" w:hAnsi="Times Roman"/>
-          <w:rtl w:val="0"/>
-          <w:lang w:val="en-US"/>
-        </w:rPr>
-        <w:t xml:space="preserve">The server retrieves the game board data and sends it to the </w:t>
-      </w:r>
-      <w:r>
-        <w:rPr>
-          <w:rFonts w:ascii="Times Roman" w:hAnsi="Times Roman"/>
-          <w:rtl w:val="0"/>
-          <w:lang w:val="en-US"/>
-        </w:rPr>
-        <w:t>player</w:t>
-      </w:r>
-      <w:r>
-        <w:rPr>
-          <w:rFonts w:ascii="Times Roman" w:hAnsi="Times Roman" w:hint="default"/>
-          <w:rtl w:val="0"/>
-          <w:lang w:val="en-US"/>
-        </w:rPr>
-        <w:t>’</w:t>
-      </w:r>
-      <w:r>
-        <w:rPr>
-          <w:rFonts w:ascii="Times Roman" w:hAnsi="Times Roman"/>
-          <w:rtl w:val="0"/>
-          <w:lang w:val="en-US"/>
-        </w:rPr>
-        <w:t>s screen</w:t>
-      </w:r>
-      <w:r>
-        <w:rPr>
-          <w:rFonts w:ascii="Times Roman" w:hAnsi="Times Roman"/>
-          <w:rtl w:val="0"/>
-        </w:rPr>
-        <w:t>.</w:t>
+        </w:rPr>
+        <w:t>The server retrieves the game board data and sends it to the player’s screen.</w:t>
       </w:r>
     </w:p>
     <w:p>
@@ -1961,19 +1876,15 @@
           <w:ilvl w:val="0"/>
           <w:numId w:val="2"/>
         </w:numPr>
-        <w:suppressAutoHyphens w:val="1"/>
+        <w:suppressAutoHyphens/>
         <w:spacing w:before="0" w:line="72" w:lineRule="auto"/>
-        <w:jc w:val="left"/>
         <w:rPr>
           <w:rFonts w:ascii="Times Roman" w:hAnsi="Times Roman"/>
-          <w:lang w:val="en-US"/>
         </w:rPr>
       </w:pPr>
       <w:r>
         <w:rPr>
           <w:rFonts w:ascii="Times Roman" w:hAnsi="Times Roman"/>
-          <w:rtl w:val="0"/>
-          <w:lang w:val="en-US"/>
         </w:rPr>
         <w:t>The player confirms that the game board is loaded and begins gameplay.</w:t>
       </w:r>
@@ -1981,31 +1892,31 @@
     <w:p>
       <w:pPr>
         <w:pStyle w:val="Default"/>
-        <w:suppressAutoHyphens w:val="1"/>
+        <w:suppressAutoHyphens/>
         <w:spacing w:before="0" w:line="240" w:lineRule="auto"/>
-        <w:jc w:val="left"/>
-        <w:rPr>
-          <w:rFonts w:ascii="Times Roman" w:cs="Times Roman" w:hAnsi="Times Roman" w:eastAsia="Times Roman"/>
-        </w:rPr>
-      </w:pPr>
-    </w:p>
-    <w:p>
-      <w:pPr>
-        <w:pStyle w:val="Default"/>
-        <w:suppressAutoHyphens w:val="1"/>
+        <w:rPr>
+          <w:rFonts w:ascii="Times Roman" w:eastAsia="Times Roman" w:hAnsi="Times Roman" w:cs="Times Roman"/>
+        </w:rPr>
+      </w:pPr>
+    </w:p>
+    <w:p>
+      <w:pPr>
+        <w:pStyle w:val="Default"/>
+        <w:suppressAutoHyphens/>
         <w:spacing w:before="0" w:after="319" w:line="72" w:lineRule="auto"/>
         <w:rPr>
-          <w:rFonts w:ascii="Times Roman" w:cs="Times Roman" w:hAnsi="Times Roman" w:eastAsia="Times Roman"/>
-        </w:rPr>
-      </w:pPr>
+          <w:rFonts w:ascii="Times Roman" w:eastAsia="Times Roman" w:hAnsi="Times Roman" w:cs="Times Roman"/>
+        </w:rPr>
+      </w:pPr>
+      <w:proofErr w:type="gramStart"/>
       <w:r>
         <w:rPr>
           <w:rFonts w:ascii="Times Roman" w:hAnsi="Times Roman"/>
-          <w:rtl w:val="0"/>
           <w:lang w:val="fr-FR"/>
         </w:rPr>
         <w:t>Postconditions:</w:t>
       </w:r>
+      <w:proofErr w:type="gramEnd"/>
     </w:p>
     <w:p>
       <w:pPr>
@@ -2014,19 +1925,15 @@
           <w:ilvl w:val="0"/>
           <w:numId w:val="4"/>
         </w:numPr>
-        <w:suppressAutoHyphens w:val="1"/>
+        <w:suppressAutoHyphens/>
         <w:spacing w:before="0" w:line="240" w:lineRule="auto"/>
-        <w:jc w:val="left"/>
         <w:rPr>
           <w:rFonts w:ascii="Times Roman" w:hAnsi="Times Roman"/>
-          <w:lang w:val="en-US"/>
         </w:rPr>
       </w:pPr>
       <w:r>
         <w:rPr>
           <w:rFonts w:ascii="Times Roman" w:hAnsi="Times Roman"/>
-          <w:rtl w:val="0"/>
-          <w:lang w:val="en-US"/>
         </w:rPr>
         <w:t>The game board is successfully loaded and displayed.</w:t>
       </w:r>
@@ -2038,19 +1945,15 @@
           <w:ilvl w:val="0"/>
           <w:numId w:val="2"/>
         </w:numPr>
-        <w:suppressAutoHyphens w:val="1"/>
+        <w:suppressAutoHyphens/>
         <w:spacing w:before="0" w:line="240" w:lineRule="auto"/>
-        <w:jc w:val="left"/>
         <w:rPr>
           <w:rFonts w:ascii="Times Roman" w:hAnsi="Times Roman"/>
-          <w:lang w:val="en-US"/>
         </w:rPr>
       </w:pPr>
       <w:r>
         <w:rPr>
           <w:rFonts w:ascii="Times Roman" w:hAnsi="Times Roman"/>
-          <w:rtl w:val="0"/>
-          <w:lang w:val="en-US"/>
         </w:rPr>
         <w:t>The game state is synchronized with the server.</w:t>
       </w:r>
@@ -2058,28 +1961,25 @@
     <w:p>
       <w:pPr>
         <w:pStyle w:val="Default"/>
-        <w:suppressAutoHyphens w:val="1"/>
+        <w:suppressAutoHyphens/>
         <w:spacing w:before="0" w:line="72" w:lineRule="auto"/>
-        <w:jc w:val="left"/>
-        <w:rPr>
-          <w:rFonts w:ascii="Times Roman" w:cs="Times Roman" w:hAnsi="Times Roman" w:eastAsia="Times Roman"/>
-        </w:rPr>
-      </w:pPr>
-    </w:p>
-    <w:p>
-      <w:pPr>
-        <w:pStyle w:val="Default"/>
-        <w:suppressAutoHyphens w:val="1"/>
+        <w:rPr>
+          <w:rFonts w:ascii="Times Roman" w:eastAsia="Times Roman" w:hAnsi="Times Roman" w:cs="Times Roman"/>
+        </w:rPr>
+      </w:pPr>
+    </w:p>
+    <w:p>
+      <w:pPr>
+        <w:pStyle w:val="Default"/>
+        <w:suppressAutoHyphens/>
         <w:spacing w:before="0" w:after="319" w:line="72" w:lineRule="auto"/>
         <w:rPr>
-          <w:rFonts w:ascii="Times Roman" w:cs="Times Roman" w:hAnsi="Times Roman" w:eastAsia="Times Roman"/>
+          <w:rFonts w:ascii="Times Roman" w:eastAsia="Times Roman" w:hAnsi="Times Roman" w:cs="Times Roman"/>
         </w:rPr>
       </w:pPr>
       <w:r>
         <w:rPr>
           <w:rFonts w:ascii="Times Roman" w:hAnsi="Times Roman"/>
-          <w:rtl w:val="0"/>
-          <w:lang w:val="en-US"/>
         </w:rPr>
         <w:t>Exceptions:</w:t>
       </w:r>
@@ -2091,19 +1991,15 @@
           <w:ilvl w:val="0"/>
           <w:numId w:val="5"/>
         </w:numPr>
-        <w:suppressAutoHyphens w:val="1"/>
+        <w:suppressAutoHyphens/>
         <w:spacing w:before="0" w:line="240" w:lineRule="auto"/>
-        <w:jc w:val="left"/>
         <w:rPr>
           <w:rFonts w:ascii="Times Roman" w:hAnsi="Times Roman"/>
-          <w:lang w:val="en-US"/>
         </w:rPr>
       </w:pPr>
       <w:r>
         <w:rPr>
           <w:rFonts w:ascii="Times Roman" w:hAnsi="Times Roman"/>
-          <w:rtl w:val="0"/>
-          <w:lang w:val="en-US"/>
         </w:rPr>
         <w:t>Server fails to respond or is unreachable.</w:t>
       </w:r>
@@ -2115,19 +2011,15 @@
           <w:ilvl w:val="0"/>
           <w:numId w:val="2"/>
         </w:numPr>
-        <w:suppressAutoHyphens w:val="1"/>
+        <w:suppressAutoHyphens/>
         <w:spacing w:before="0" w:line="240" w:lineRule="auto"/>
-        <w:jc w:val="left"/>
         <w:rPr>
           <w:rFonts w:ascii="Times Roman" w:hAnsi="Times Roman"/>
-          <w:lang w:val="en-US"/>
         </w:rPr>
       </w:pPr>
       <w:r>
         <w:rPr>
           <w:rFonts w:ascii="Times Roman" w:hAnsi="Times Roman"/>
-          <w:rtl w:val="0"/>
-          <w:lang w:val="en-US"/>
         </w:rPr>
         <w:t>Data corruption occurs while fetching the board.</w:t>
       </w:r>
@@ -2139,19 +2031,15 @@
           <w:ilvl w:val="0"/>
           <w:numId w:val="2"/>
         </w:numPr>
-        <w:suppressAutoHyphens w:val="1"/>
+        <w:suppressAutoHyphens/>
         <w:spacing w:before="0" w:line="72" w:lineRule="auto"/>
-        <w:jc w:val="left"/>
         <w:rPr>
           <w:rFonts w:ascii="Times Roman" w:hAnsi="Times Roman"/>
-          <w:lang w:val="en-US"/>
         </w:rPr>
       </w:pPr>
       <w:r>
         <w:rPr>
           <w:rFonts w:ascii="Times Roman" w:hAnsi="Times Roman"/>
-          <w:rtl w:val="0"/>
-          <w:lang w:val="en-US"/>
         </w:rPr>
         <w:t>The player loses internet connection before the board is loaded.</w:t>
       </w:r>
@@ -2159,28 +2047,25 @@
     <w:p>
       <w:pPr>
         <w:pStyle w:val="Default"/>
-        <w:suppressAutoHyphens w:val="1"/>
+        <w:suppressAutoHyphens/>
         <w:spacing w:before="0" w:line="240" w:lineRule="auto"/>
-        <w:jc w:val="left"/>
-        <w:rPr>
-          <w:rFonts w:ascii="Times Roman" w:cs="Times Roman" w:hAnsi="Times Roman" w:eastAsia="Times Roman"/>
-        </w:rPr>
-      </w:pPr>
-    </w:p>
-    <w:p>
-      <w:pPr>
-        <w:pStyle w:val="Default"/>
-        <w:suppressAutoHyphens w:val="1"/>
+        <w:rPr>
+          <w:rFonts w:ascii="Times Roman" w:eastAsia="Times Roman" w:hAnsi="Times Roman" w:cs="Times Roman"/>
+        </w:rPr>
+      </w:pPr>
+    </w:p>
+    <w:p>
+      <w:pPr>
+        <w:pStyle w:val="Default"/>
+        <w:suppressAutoHyphens/>
         <w:spacing w:before="0" w:after="319" w:line="72" w:lineRule="auto"/>
         <w:rPr>
-          <w:rFonts w:ascii="Times Roman" w:cs="Times Roman" w:hAnsi="Times Roman" w:eastAsia="Times Roman"/>
+          <w:rFonts w:ascii="Times Roman" w:eastAsia="Times Roman" w:hAnsi="Times Roman" w:cs="Times Roman"/>
         </w:rPr>
       </w:pPr>
       <w:r>
         <w:rPr>
           <w:rFonts w:ascii="Times Roman" w:hAnsi="Times Roman"/>
-          <w:rtl w:val="0"/>
-          <w:lang w:val="en-US"/>
         </w:rPr>
         <w:t xml:space="preserve">Priority: High </w:t>
       </w:r>
@@ -2188,17 +2073,15 @@
     <w:p>
       <w:pPr>
         <w:pStyle w:val="Default"/>
-        <w:suppressAutoHyphens w:val="1"/>
+        <w:suppressAutoHyphens/>
         <w:spacing w:before="0" w:after="319" w:line="72" w:lineRule="auto"/>
         <w:rPr>
-          <w:rFonts w:ascii="Times Roman" w:cs="Times Roman" w:hAnsi="Times Roman" w:eastAsia="Times Roman"/>
+          <w:rFonts w:ascii="Times Roman" w:eastAsia="Times Roman" w:hAnsi="Times Roman" w:cs="Times Roman"/>
         </w:rPr>
       </w:pPr>
       <w:r>
         <w:rPr>
           <w:rFonts w:ascii="Times Roman" w:hAnsi="Times Roman"/>
-          <w:rtl w:val="0"/>
-          <w:lang w:val="en-US"/>
         </w:rPr>
         <w:t>When Available: 2nd iteration</w:t>
       </w:r>
@@ -2206,17 +2089,15 @@
     <w:p>
       <w:pPr>
         <w:pStyle w:val="Default"/>
-        <w:suppressAutoHyphens w:val="1"/>
+        <w:suppressAutoHyphens/>
         <w:spacing w:before="0" w:after="319" w:line="72" w:lineRule="auto"/>
         <w:rPr>
-          <w:rFonts w:ascii="Times Roman" w:cs="Times Roman" w:hAnsi="Times Roman" w:eastAsia="Times Roman"/>
+          <w:rFonts w:ascii="Times Roman" w:eastAsia="Times Roman" w:hAnsi="Times Roman" w:cs="Times Roman"/>
         </w:rPr>
       </w:pPr>
       <w:r>
         <w:rPr>
           <w:rFonts w:ascii="Times Roman" w:hAnsi="Times Roman"/>
-          <w:rtl w:val="0"/>
-          <w:lang w:val="en-US"/>
         </w:rPr>
         <w:t xml:space="preserve">Frequency of Use: High </w:t>
       </w:r>
@@ -2224,17 +2105,15 @@
     <w:p>
       <w:pPr>
         <w:pStyle w:val="Default"/>
-        <w:suppressAutoHyphens w:val="1"/>
+        <w:suppressAutoHyphens/>
         <w:spacing w:before="0" w:after="319" w:line="72" w:lineRule="auto"/>
         <w:rPr>
-          <w:rFonts w:ascii="Times Roman" w:cs="Times Roman" w:hAnsi="Times Roman" w:eastAsia="Times Roman"/>
+          <w:rFonts w:ascii="Times Roman" w:eastAsia="Times Roman" w:hAnsi="Times Roman" w:cs="Times Roman"/>
         </w:rPr>
       </w:pPr>
       <w:r>
         <w:rPr>
           <w:rFonts w:ascii="Times Roman" w:hAnsi="Times Roman"/>
-          <w:rtl w:val="0"/>
-          <w:lang w:val="en-US"/>
         </w:rPr>
         <w:t>Channel to Actor: Screen, internet connection, game server.</w:t>
       </w:r>
@@ -2242,17 +2121,15 @@
     <w:p>
       <w:pPr>
         <w:pStyle w:val="Default"/>
-        <w:suppressAutoHyphens w:val="1"/>
+        <w:suppressAutoHyphens/>
         <w:spacing w:before="0" w:after="319" w:line="72" w:lineRule="auto"/>
         <w:rPr>
-          <w:rFonts w:ascii="Times Roman" w:cs="Times Roman" w:hAnsi="Times Roman" w:eastAsia="Times Roman"/>
+          <w:rFonts w:ascii="Times Roman" w:eastAsia="Times Roman" w:hAnsi="Times Roman" w:cs="Times Roman"/>
         </w:rPr>
       </w:pPr>
       <w:r>
         <w:rPr>
           <w:rFonts w:ascii="Times Roman" w:hAnsi="Times Roman"/>
-          <w:rtl w:val="0"/>
-          <w:lang w:val="en-US"/>
         </w:rPr>
         <w:t>Secondary Actors: Game Server</w:t>
       </w:r>
@@ -2260,17 +2137,15 @@
     <w:p>
       <w:pPr>
         <w:pStyle w:val="Default"/>
-        <w:suppressAutoHyphens w:val="1"/>
+        <w:suppressAutoHyphens/>
         <w:spacing w:before="0" w:after="319" w:line="72" w:lineRule="auto"/>
         <w:rPr>
-          <w:rFonts w:ascii="Times Roman" w:cs="Times Roman" w:hAnsi="Times Roman" w:eastAsia="Times Roman"/>
+          <w:rFonts w:ascii="Times Roman" w:eastAsia="Times Roman" w:hAnsi="Times Roman" w:cs="Times Roman"/>
         </w:rPr>
       </w:pPr>
       <w:r>
         <w:rPr>
           <w:rFonts w:ascii="Times Roman" w:hAnsi="Times Roman"/>
-          <w:rtl w:val="0"/>
-          <w:lang w:val="en-US"/>
         </w:rPr>
         <w:t>Channel to Secondary Actors: Internet connection (Wi-Fi, mobile data, or Ethernet).</w:t>
       </w:r>
@@ -2278,17 +2153,15 @@
     <w:p>
       <w:pPr>
         <w:pStyle w:val="Default"/>
-        <w:suppressAutoHyphens w:val="1"/>
+        <w:suppressAutoHyphens/>
         <w:spacing w:before="0" w:after="319" w:line="72" w:lineRule="auto"/>
         <w:rPr>
-          <w:rFonts w:ascii="Times Roman" w:cs="Times Roman" w:hAnsi="Times Roman" w:eastAsia="Times Roman"/>
+          <w:rFonts w:ascii="Times Roman" w:eastAsia="Times Roman" w:hAnsi="Times Roman" w:cs="Times Roman"/>
         </w:rPr>
       </w:pPr>
       <w:r>
         <w:rPr>
           <w:rFonts w:ascii="Times Roman" w:hAnsi="Times Roman"/>
-          <w:rtl w:val="0"/>
-          <w:lang w:val="en-US"/>
         </w:rPr>
         <w:t>Open Issues:</w:t>
       </w:r>
@@ -2300,19 +2173,15 @@
           <w:ilvl w:val="0"/>
           <w:numId w:val="6"/>
         </w:numPr>
-        <w:suppressAutoHyphens w:val="1"/>
+        <w:suppressAutoHyphens/>
         <w:spacing w:before="0" w:line="240" w:lineRule="auto"/>
-        <w:jc w:val="left"/>
         <w:rPr>
           <w:rFonts w:ascii="Times Roman" w:hAnsi="Times Roman"/>
-          <w:lang w:val="en-US"/>
         </w:rPr>
       </w:pPr>
       <w:r>
         <w:rPr>
           <w:rFonts w:ascii="Times Roman" w:hAnsi="Times Roman"/>
-          <w:rtl w:val="0"/>
-          <w:lang w:val="en-US"/>
         </w:rPr>
         <w:t>How should the game handle failures when fetching the game board?</w:t>
       </w:r>
@@ -2324,12 +2193,11 @@
           <w:tab w:val="left" w:pos="220"/>
           <w:tab w:val="left" w:pos="720"/>
         </w:tabs>
-        <w:suppressAutoHyphens w:val="1"/>
+        <w:suppressAutoHyphens/>
         <w:spacing w:before="0" w:line="240" w:lineRule="auto"/>
         <w:ind w:left="720" w:hanging="720"/>
-        <w:jc w:val="left"/>
-        <w:rPr>
-          <w:rFonts w:ascii="Times Roman" w:cs="Times Roman" w:hAnsi="Times Roman" w:eastAsia="Times Roman"/>
+        <w:rPr>
+          <w:rFonts w:ascii="Times Roman" w:eastAsia="Times Roman" w:hAnsi="Times Roman" w:cs="Times Roman"/>
         </w:rPr>
       </w:pPr>
     </w:p>
@@ -2340,12 +2208,11 @@
           <w:tab w:val="left" w:pos="220"/>
           <w:tab w:val="left" w:pos="720"/>
         </w:tabs>
-        <w:suppressAutoHyphens w:val="1"/>
+        <w:suppressAutoHyphens/>
         <w:spacing w:before="0" w:line="240" w:lineRule="auto"/>
         <w:ind w:left="720" w:hanging="720"/>
-        <w:jc w:val="left"/>
-        <w:rPr>
-          <w:rFonts w:ascii="Times Roman" w:cs="Times Roman" w:hAnsi="Times Roman" w:eastAsia="Times Roman"/>
+        <w:rPr>
+          <w:rFonts w:ascii="Times Roman" w:eastAsia="Times Roman" w:hAnsi="Times Roman" w:cs="Times Roman"/>
         </w:rPr>
       </w:pPr>
     </w:p>
@@ -2356,350 +2223,329 @@
           <w:tab w:val="left" w:pos="220"/>
           <w:tab w:val="left" w:pos="720"/>
         </w:tabs>
-        <w:suppressAutoHyphens w:val="1"/>
+        <w:suppressAutoHyphens/>
         <w:spacing w:before="0" w:line="240" w:lineRule="auto"/>
         <w:ind w:left="720" w:hanging="720"/>
-        <w:jc w:val="left"/>
-        <w:rPr>
-          <w:rFonts w:ascii="Arial" w:cs="Arial" w:hAnsi="Arial" w:eastAsia="Arial"/>
-        </w:rPr>
-      </w:pPr>
-    </w:p>
-    <w:p>
-      <w:pPr>
-        <w:pStyle w:val="Body"/>
-        <w:rPr>
-          <w:rFonts w:ascii="Arial" w:cs="Arial" w:hAnsi="Arial" w:eastAsia="Arial"/>
-        </w:rPr>
-      </w:pPr>
-    </w:p>
-    <w:p>
-      <w:pPr>
-        <w:pStyle w:val="Body"/>
-        <w:rPr>
-          <w:rFonts w:ascii="Arial" w:cs="Arial" w:hAnsi="Arial" w:eastAsia="Arial"/>
-        </w:rPr>
-      </w:pPr>
-    </w:p>
-    <w:p>
-      <w:pPr>
-        <w:pStyle w:val="Body"/>
-        <w:rPr>
-          <w:rFonts w:ascii="Arial" w:cs="Arial" w:hAnsi="Arial" w:eastAsia="Arial"/>
-          <w:sz w:val="25"/>
-          <w:szCs w:val="25"/>
-        </w:rPr>
-      </w:pPr>
-      <w:r>
-        <w:rPr>
-          <w:rFonts w:ascii="Arial" w:hAnsi="Arial"/>
-          <w:sz w:val="25"/>
-          <w:szCs w:val="25"/>
-          <w:rtl w:val="0"/>
-          <w:lang w:val="en-US"/>
+        <w:rPr>
+          <w:rFonts w:ascii="Arial" w:eastAsia="Arial" w:hAnsi="Arial" w:cs="Arial"/>
+        </w:rPr>
+      </w:pPr>
+    </w:p>
+    <w:p>
+      <w:pPr>
+        <w:pStyle w:val="Body"/>
+        <w:rPr>
+          <w:rFonts w:ascii="Arial" w:eastAsia="Arial" w:hAnsi="Arial" w:cs="Arial"/>
+        </w:rPr>
+      </w:pPr>
+    </w:p>
+    <w:p>
+      <w:pPr>
+        <w:pStyle w:val="Body"/>
+        <w:rPr>
+          <w:rFonts w:ascii="Arial" w:eastAsia="Arial" w:hAnsi="Arial" w:cs="Arial"/>
+        </w:rPr>
+      </w:pPr>
+    </w:p>
+    <w:p>
+      <w:pPr>
+        <w:pStyle w:val="Body"/>
+        <w:rPr>
+          <w:rFonts w:ascii="Arial" w:eastAsia="Arial" w:hAnsi="Arial" w:cs="Arial"/>
+          <w:sz w:val="25"/>
+          <w:szCs w:val="25"/>
+        </w:rPr>
+      </w:pPr>
+      <w:r>
+        <w:rPr>
+          <w:rFonts w:ascii="Arial" w:hAnsi="Arial"/>
+          <w:sz w:val="25"/>
+          <w:szCs w:val="25"/>
         </w:rPr>
         <w:t>Use case: Save updated game board to the server</w:t>
       </w:r>
       <w:r>
         <w:rPr>
-          <w:rFonts w:ascii="Cambria" w:cs="Cambria" w:hAnsi="Cambria" w:eastAsia="Cambria"/>
+          <w:rFonts w:ascii="Cambria" w:eastAsia="Cambria" w:hAnsi="Cambria" w:cs="Cambria"/>
           <w:sz w:val="20"/>
           <w:szCs w:val="20"/>
         </w:rPr>
-        <w:br w:type="textWrapping"/>
-      </w:r>
-      <w:r>
-        <w:rPr>
-          <w:rFonts w:ascii="Arial" w:hAnsi="Arial"/>
-          <w:sz w:val="25"/>
-          <w:szCs w:val="25"/>
-          <w:rtl w:val="0"/>
-          <w:lang w:val="en-US"/>
+        <w:br/>
+      </w:r>
+      <w:r>
+        <w:rPr>
+          <w:rFonts w:ascii="Arial" w:hAnsi="Arial"/>
+          <w:sz w:val="25"/>
+          <w:szCs w:val="25"/>
         </w:rPr>
         <w:t>Iteration:</w:t>
       </w:r>
       <w:r>
         <w:rPr>
-          <w:rFonts w:ascii="Cambria" w:cs="Cambria" w:hAnsi="Cambria" w:eastAsia="Cambria"/>
+          <w:rFonts w:ascii="Cambria" w:eastAsia="Cambria" w:hAnsi="Cambria" w:cs="Cambria"/>
           <w:sz w:val="20"/>
           <w:szCs w:val="20"/>
         </w:rPr>
-        <w:br w:type="textWrapping"/>
-      </w:r>
-      <w:r>
-        <w:rPr>
-          <w:rFonts w:ascii="Arial" w:hAnsi="Arial"/>
-          <w:sz w:val="25"/>
-          <w:szCs w:val="25"/>
-          <w:rtl w:val="0"/>
-          <w:lang w:val="en-US"/>
+        <w:br/>
+      </w:r>
+      <w:r>
+        <w:rPr>
+          <w:rFonts w:ascii="Arial" w:hAnsi="Arial"/>
+          <w:sz w:val="25"/>
+          <w:szCs w:val="25"/>
         </w:rPr>
         <w:t>Primary Actor:</w:t>
       </w:r>
       <w:r>
         <w:rPr>
-          <w:rFonts w:ascii="Cambria" w:cs="Cambria" w:hAnsi="Cambria" w:eastAsia="Cambria"/>
+          <w:rFonts w:ascii="Cambria" w:eastAsia="Cambria" w:hAnsi="Cambria" w:cs="Cambria"/>
           <w:sz w:val="20"/>
           <w:szCs w:val="20"/>
         </w:rPr>
-        <w:br w:type="textWrapping"/>
-      </w:r>
-      <w:r>
-        <w:rPr>
-          <w:rFonts w:ascii="Arial" w:hAnsi="Arial"/>
-          <w:sz w:val="25"/>
-          <w:szCs w:val="25"/>
-          <w:rtl w:val="0"/>
-          <w:lang w:val="en-US"/>
+        <w:br/>
+      </w:r>
+      <w:r>
+        <w:rPr>
+          <w:rFonts w:ascii="Arial" w:hAnsi="Arial"/>
+          <w:sz w:val="25"/>
+          <w:szCs w:val="25"/>
         </w:rPr>
         <w:t>Goal in context:</w:t>
       </w:r>
       <w:r>
         <w:rPr>
-          <w:rFonts w:ascii="Cambria" w:cs="Cambria" w:hAnsi="Cambria" w:eastAsia="Cambria"/>
+          <w:rFonts w:ascii="Cambria" w:eastAsia="Cambria" w:hAnsi="Cambria" w:cs="Cambria"/>
           <w:sz w:val="20"/>
           <w:szCs w:val="20"/>
         </w:rPr>
-        <w:br w:type="textWrapping"/>
-      </w:r>
-      <w:r>
-        <w:rPr>
-          <w:rFonts w:ascii="Arial" w:hAnsi="Arial"/>
-          <w:sz w:val="25"/>
-          <w:szCs w:val="25"/>
-          <w:rtl w:val="0"/>
+        <w:br/>
+      </w:r>
+      <w:proofErr w:type="spellStart"/>
+      <w:r>
+        <w:rPr>
+          <w:rFonts w:ascii="Arial" w:hAnsi="Arial"/>
+          <w:sz w:val="25"/>
+          <w:szCs w:val="25"/>
           <w:lang w:val="fr-FR"/>
         </w:rPr>
-        <w:t>Preconditions:</w:t>
-      </w:r>
-      <w:r>
-        <w:rPr>
-          <w:rFonts w:ascii="Cambria" w:cs="Cambria" w:hAnsi="Cambria" w:eastAsia="Cambria"/>
+        <w:t>Preconditions</w:t>
+      </w:r>
+      <w:proofErr w:type="spellEnd"/>
+      <w:r>
+        <w:rPr>
+          <w:rFonts w:ascii="Arial" w:hAnsi="Arial"/>
+          <w:sz w:val="25"/>
+          <w:szCs w:val="25"/>
+          <w:lang w:val="fr-FR"/>
+        </w:rPr>
+        <w:t>:</w:t>
+      </w:r>
+      <w:r>
+        <w:rPr>
+          <w:rFonts w:ascii="Cambria" w:eastAsia="Cambria" w:hAnsi="Cambria" w:cs="Cambria"/>
           <w:sz w:val="20"/>
           <w:szCs w:val="20"/>
         </w:rPr>
-        <w:br w:type="textWrapping"/>
-      </w:r>
-      <w:r>
-        <w:rPr>
-          <w:rFonts w:ascii="Arial" w:hAnsi="Arial"/>
-          <w:sz w:val="25"/>
-          <w:szCs w:val="25"/>
-          <w:rtl w:val="0"/>
+        <w:br/>
+      </w:r>
+      <w:r>
+        <w:rPr>
+          <w:rFonts w:ascii="Arial" w:hAnsi="Arial"/>
+          <w:sz w:val="25"/>
+          <w:szCs w:val="25"/>
         </w:rPr>
         <w:t>Trigger:</w:t>
       </w:r>
       <w:r>
         <w:rPr>
-          <w:rFonts w:ascii="Cambria" w:cs="Cambria" w:hAnsi="Cambria" w:eastAsia="Cambria"/>
+          <w:rFonts w:ascii="Cambria" w:eastAsia="Cambria" w:hAnsi="Cambria" w:cs="Cambria"/>
           <w:sz w:val="20"/>
           <w:szCs w:val="20"/>
         </w:rPr>
-        <w:br w:type="textWrapping"/>
-      </w:r>
-      <w:r>
-        <w:rPr>
-          <w:rFonts w:ascii="Arial" w:hAnsi="Arial"/>
-          <w:sz w:val="25"/>
-          <w:szCs w:val="25"/>
-          <w:rtl w:val="0"/>
+        <w:br/>
+      </w:r>
+      <w:r>
+        <w:rPr>
+          <w:rFonts w:ascii="Arial" w:hAnsi="Arial"/>
+          <w:sz w:val="25"/>
+          <w:szCs w:val="25"/>
           <w:lang w:val="it-IT"/>
         </w:rPr>
         <w:t>Scenario:</w:t>
       </w:r>
       <w:r>
         <w:rPr>
-          <w:rFonts w:ascii="Cambria" w:cs="Cambria" w:hAnsi="Cambria" w:eastAsia="Cambria"/>
+          <w:rFonts w:ascii="Cambria" w:eastAsia="Cambria" w:hAnsi="Cambria" w:cs="Cambria"/>
           <w:sz w:val="20"/>
           <w:szCs w:val="20"/>
         </w:rPr>
-        <w:br w:type="textWrapping"/>
-      </w:r>
-      <w:r>
-        <w:rPr>
-          <w:rFonts w:ascii="Arial" w:hAnsi="Arial"/>
-          <w:sz w:val="25"/>
-          <w:szCs w:val="25"/>
-          <w:rtl w:val="0"/>
+        <w:br/>
+      </w:r>
+      <w:r>
+        <w:rPr>
+          <w:rFonts w:ascii="Arial" w:hAnsi="Arial"/>
+          <w:sz w:val="25"/>
+          <w:szCs w:val="25"/>
         </w:rPr>
         <w:t>1.</w:t>
       </w:r>
       <w:r>
         <w:rPr>
-          <w:rFonts w:ascii="Cambria" w:cs="Cambria" w:hAnsi="Cambria" w:eastAsia="Cambria"/>
+          <w:rFonts w:ascii="Cambria" w:eastAsia="Cambria" w:hAnsi="Cambria" w:cs="Cambria"/>
           <w:sz w:val="20"/>
           <w:szCs w:val="20"/>
         </w:rPr>
-        <w:br w:type="textWrapping"/>
-      </w:r>
-      <w:r>
-        <w:rPr>
-          <w:rFonts w:ascii="Arial" w:hAnsi="Arial"/>
-          <w:sz w:val="25"/>
-          <w:szCs w:val="25"/>
-          <w:rtl w:val="0"/>
-          <w:lang w:val="en-US"/>
+        <w:br/>
+      </w:r>
+      <w:r>
+        <w:rPr>
+          <w:rFonts w:ascii="Arial" w:hAnsi="Arial"/>
+          <w:sz w:val="25"/>
+          <w:szCs w:val="25"/>
         </w:rPr>
         <w:t>Post conditions:</w:t>
       </w:r>
       <w:r>
         <w:rPr>
-          <w:rFonts w:ascii="Cambria" w:cs="Cambria" w:hAnsi="Cambria" w:eastAsia="Cambria"/>
+          <w:rFonts w:ascii="Cambria" w:eastAsia="Cambria" w:hAnsi="Cambria" w:cs="Cambria"/>
           <w:sz w:val="20"/>
           <w:szCs w:val="20"/>
         </w:rPr>
-        <w:br w:type="textWrapping"/>
-      </w:r>
-      <w:r>
-        <w:rPr>
-          <w:rFonts w:ascii="Arial" w:hAnsi="Arial"/>
-          <w:sz w:val="25"/>
-          <w:szCs w:val="25"/>
-          <w:rtl w:val="0"/>
-          <w:lang w:val="en-US"/>
+        <w:br/>
+      </w:r>
+      <w:r>
+        <w:rPr>
+          <w:rFonts w:ascii="Arial" w:hAnsi="Arial"/>
+          <w:sz w:val="25"/>
+          <w:szCs w:val="25"/>
         </w:rPr>
         <w:t>Exceptions:</w:t>
       </w:r>
       <w:r>
         <w:rPr>
-          <w:rFonts w:ascii="Cambria" w:cs="Cambria" w:hAnsi="Cambria" w:eastAsia="Cambria"/>
+          <w:rFonts w:ascii="Cambria" w:eastAsia="Cambria" w:hAnsi="Cambria" w:cs="Cambria"/>
           <w:sz w:val="20"/>
           <w:szCs w:val="20"/>
         </w:rPr>
-        <w:br w:type="textWrapping"/>
-      </w:r>
-      <w:r>
-        <w:rPr>
-          <w:rFonts w:ascii="Arial" w:hAnsi="Arial"/>
-          <w:sz w:val="25"/>
-          <w:szCs w:val="25"/>
-          <w:rtl w:val="0"/>
+        <w:br/>
+      </w:r>
+      <w:r>
+        <w:rPr>
+          <w:rFonts w:ascii="Arial" w:hAnsi="Arial"/>
+          <w:sz w:val="25"/>
+          <w:szCs w:val="25"/>
         </w:rPr>
         <w:t>1.</w:t>
       </w:r>
       <w:r>
         <w:rPr>
-          <w:rFonts w:ascii="Cambria" w:cs="Cambria" w:hAnsi="Cambria" w:eastAsia="Cambria"/>
+          <w:rFonts w:ascii="Cambria" w:eastAsia="Cambria" w:hAnsi="Cambria" w:cs="Cambria"/>
           <w:sz w:val="20"/>
           <w:szCs w:val="20"/>
         </w:rPr>
-        <w:br w:type="textWrapping"/>
-      </w:r>
-      <w:r>
-        <w:rPr>
-          <w:rFonts w:ascii="Arial" w:hAnsi="Arial"/>
-          <w:sz w:val="25"/>
-          <w:szCs w:val="25"/>
-          <w:rtl w:val="0"/>
-          <w:lang w:val="en-US"/>
+        <w:br/>
+      </w:r>
+      <w:r>
+        <w:rPr>
+          <w:rFonts w:ascii="Arial" w:hAnsi="Arial"/>
+          <w:sz w:val="25"/>
+          <w:szCs w:val="25"/>
         </w:rPr>
         <w:t>Priority:</w:t>
       </w:r>
       <w:r>
         <w:rPr>
-          <w:rFonts w:ascii="Cambria" w:cs="Cambria" w:hAnsi="Cambria" w:eastAsia="Cambria"/>
+          <w:rFonts w:ascii="Cambria" w:eastAsia="Cambria" w:hAnsi="Cambria" w:cs="Cambria"/>
           <w:sz w:val="20"/>
           <w:szCs w:val="20"/>
         </w:rPr>
-        <w:br w:type="textWrapping"/>
-      </w:r>
-      <w:r>
-        <w:rPr>
-          <w:rFonts w:ascii="Arial" w:hAnsi="Arial"/>
-          <w:sz w:val="25"/>
-          <w:szCs w:val="25"/>
-          <w:rtl w:val="0"/>
-          <w:lang w:val="en-US"/>
+        <w:br/>
+      </w:r>
+      <w:r>
+        <w:rPr>
+          <w:rFonts w:ascii="Arial" w:hAnsi="Arial"/>
+          <w:sz w:val="25"/>
+          <w:szCs w:val="25"/>
         </w:rPr>
         <w:t>When available:</w:t>
       </w:r>
       <w:r>
         <w:rPr>
-          <w:rFonts w:ascii="Cambria" w:cs="Cambria" w:hAnsi="Cambria" w:eastAsia="Cambria"/>
+          <w:rFonts w:ascii="Cambria" w:eastAsia="Cambria" w:hAnsi="Cambria" w:cs="Cambria"/>
           <w:sz w:val="20"/>
           <w:szCs w:val="20"/>
         </w:rPr>
-        <w:br w:type="textWrapping"/>
-      </w:r>
-      <w:r>
-        <w:rPr>
-          <w:rFonts w:ascii="Arial" w:hAnsi="Arial"/>
-          <w:sz w:val="25"/>
-          <w:szCs w:val="25"/>
-          <w:rtl w:val="0"/>
-          <w:lang w:val="en-US"/>
+        <w:br/>
+      </w:r>
+      <w:r>
+        <w:rPr>
+          <w:rFonts w:ascii="Arial" w:hAnsi="Arial"/>
+          <w:sz w:val="25"/>
+          <w:szCs w:val="25"/>
         </w:rPr>
         <w:t>Frequency of use:</w:t>
       </w:r>
       <w:r>
         <w:rPr>
-          <w:rFonts w:ascii="Cambria" w:cs="Cambria" w:hAnsi="Cambria" w:eastAsia="Cambria"/>
+          <w:rFonts w:ascii="Cambria" w:eastAsia="Cambria" w:hAnsi="Cambria" w:cs="Cambria"/>
           <w:sz w:val="20"/>
           <w:szCs w:val="20"/>
         </w:rPr>
-        <w:br w:type="textWrapping"/>
-      </w:r>
-      <w:r>
-        <w:rPr>
-          <w:rFonts w:ascii="Arial" w:hAnsi="Arial"/>
-          <w:sz w:val="25"/>
-          <w:szCs w:val="25"/>
-          <w:rtl w:val="0"/>
-          <w:lang w:val="en-US"/>
+        <w:br/>
+      </w:r>
+      <w:r>
+        <w:rPr>
+          <w:rFonts w:ascii="Arial" w:hAnsi="Arial"/>
+          <w:sz w:val="25"/>
+          <w:szCs w:val="25"/>
         </w:rPr>
         <w:t>Channel to actor:</w:t>
       </w:r>
       <w:r>
         <w:rPr>
-          <w:rFonts w:ascii="Cambria" w:cs="Cambria" w:hAnsi="Cambria" w:eastAsia="Cambria"/>
+          <w:rFonts w:ascii="Cambria" w:eastAsia="Cambria" w:hAnsi="Cambria" w:cs="Cambria"/>
           <w:sz w:val="20"/>
           <w:szCs w:val="20"/>
         </w:rPr>
-        <w:br w:type="textWrapping"/>
-      </w:r>
-      <w:r>
-        <w:rPr>
-          <w:rFonts w:ascii="Arial" w:hAnsi="Arial"/>
-          <w:sz w:val="25"/>
-          <w:szCs w:val="25"/>
-          <w:rtl w:val="0"/>
-          <w:lang w:val="en-US"/>
+        <w:br/>
+      </w:r>
+      <w:r>
+        <w:rPr>
+          <w:rFonts w:ascii="Arial" w:hAnsi="Arial"/>
+          <w:sz w:val="25"/>
+          <w:szCs w:val="25"/>
         </w:rPr>
         <w:t>Secondary actors:</w:t>
       </w:r>
       <w:r>
         <w:rPr>
-          <w:rFonts w:ascii="Cambria" w:cs="Cambria" w:hAnsi="Cambria" w:eastAsia="Cambria"/>
+          <w:rFonts w:ascii="Cambria" w:eastAsia="Cambria" w:hAnsi="Cambria" w:cs="Cambria"/>
           <w:sz w:val="20"/>
           <w:szCs w:val="20"/>
         </w:rPr>
-        <w:br w:type="textWrapping"/>
-      </w:r>
-      <w:r>
-        <w:rPr>
-          <w:rFonts w:ascii="Arial" w:hAnsi="Arial"/>
-          <w:sz w:val="25"/>
-          <w:szCs w:val="25"/>
-          <w:rtl w:val="0"/>
-          <w:lang w:val="en-US"/>
+        <w:br/>
+      </w:r>
+      <w:r>
+        <w:rPr>
+          <w:rFonts w:ascii="Arial" w:hAnsi="Arial"/>
+          <w:sz w:val="25"/>
+          <w:szCs w:val="25"/>
         </w:rPr>
         <w:t>Channel to secondary actors:</w:t>
       </w:r>
       <w:r>
         <w:rPr>
-          <w:rFonts w:ascii="Cambria" w:cs="Cambria" w:hAnsi="Cambria" w:eastAsia="Cambria"/>
+          <w:rFonts w:ascii="Cambria" w:eastAsia="Cambria" w:hAnsi="Cambria" w:cs="Cambria"/>
           <w:sz w:val="20"/>
           <w:szCs w:val="20"/>
         </w:rPr>
-        <w:br w:type="textWrapping"/>
-      </w:r>
-      <w:r>
-        <w:rPr>
-          <w:rFonts w:ascii="Arial" w:hAnsi="Arial"/>
-          <w:sz w:val="25"/>
-          <w:szCs w:val="25"/>
-          <w:rtl w:val="0"/>
-          <w:lang w:val="en-US"/>
+        <w:br/>
+      </w:r>
+      <w:r>
+        <w:rPr>
+          <w:rFonts w:ascii="Arial" w:hAnsi="Arial"/>
+          <w:sz w:val="25"/>
+          <w:szCs w:val="25"/>
         </w:rPr>
         <w:t>Open issues:</w:t>
       </w:r>
@@ -2708,19 +2554,19 @@
       <w:pPr>
         <w:pStyle w:val="Body"/>
         <w:rPr>
-          <w:rFonts w:ascii="Arial" w:cs="Arial" w:hAnsi="Arial" w:eastAsia="Arial"/>
-          <w:sz w:val="25"/>
-          <w:szCs w:val="25"/>
-        </w:rPr>
-      </w:pPr>
-    </w:p>
-    <w:p>
-      <w:pPr>
-        <w:pStyle w:val="Default"/>
-        <w:suppressAutoHyphens w:val="1"/>
+          <w:rFonts w:ascii="Arial" w:eastAsia="Arial" w:hAnsi="Arial" w:cs="Arial"/>
+          <w:sz w:val="25"/>
+          <w:szCs w:val="25"/>
+        </w:rPr>
+      </w:pPr>
+    </w:p>
+    <w:p>
+      <w:pPr>
+        <w:pStyle w:val="Default"/>
+        <w:suppressAutoHyphens/>
         <w:spacing w:before="0" w:after="281" w:line="240" w:lineRule="auto"/>
         <w:rPr>
-          <w:rFonts w:ascii="Arial" w:cs="Arial" w:hAnsi="Arial" w:eastAsia="Arial"/>
+          <w:rFonts w:ascii="Arial" w:eastAsia="Arial" w:hAnsi="Arial" w:cs="Arial"/>
           <w:sz w:val="26"/>
           <w:szCs w:val="26"/>
         </w:rPr>
@@ -2729,10 +2575,10 @@
     <w:p>
       <w:pPr>
         <w:pStyle w:val="Default"/>
-        <w:suppressAutoHyphens w:val="1"/>
+        <w:suppressAutoHyphens/>
         <w:spacing w:before="0" w:after="281" w:line="240" w:lineRule="auto"/>
         <w:rPr>
-          <w:rFonts w:ascii="Arial" w:cs="Arial" w:hAnsi="Arial" w:eastAsia="Arial"/>
+          <w:rFonts w:ascii="Arial" w:eastAsia="Arial" w:hAnsi="Arial" w:cs="Arial"/>
           <w:sz w:val="26"/>
           <w:szCs w:val="26"/>
         </w:rPr>
@@ -2741,10 +2587,10 @@
     <w:p>
       <w:pPr>
         <w:pStyle w:val="Default"/>
-        <w:suppressAutoHyphens w:val="1"/>
+        <w:suppressAutoHyphens/>
         <w:spacing w:before="0" w:after="281" w:line="240" w:lineRule="auto"/>
         <w:rPr>
-          <w:rFonts w:ascii="Arial" w:cs="Arial" w:hAnsi="Arial" w:eastAsia="Arial"/>
+          <w:rFonts w:ascii="Arial" w:eastAsia="Arial" w:hAnsi="Arial" w:cs="Arial"/>
           <w:sz w:val="26"/>
           <w:szCs w:val="26"/>
         </w:rPr>
@@ -2753,10 +2599,10 @@
     <w:p>
       <w:pPr>
         <w:pStyle w:val="Default"/>
-        <w:suppressAutoHyphens w:val="1"/>
+        <w:suppressAutoHyphens/>
         <w:spacing w:before="0" w:after="281" w:line="240" w:lineRule="auto"/>
         <w:rPr>
-          <w:rFonts w:ascii="Arial" w:cs="Arial" w:hAnsi="Arial" w:eastAsia="Arial"/>
+          <w:rFonts w:ascii="Arial" w:eastAsia="Arial" w:hAnsi="Arial" w:cs="Arial"/>
           <w:sz w:val="26"/>
           <w:szCs w:val="26"/>
         </w:rPr>
@@ -2765,10 +2611,10 @@
     <w:p>
       <w:pPr>
         <w:pStyle w:val="Default"/>
-        <w:suppressAutoHyphens w:val="1"/>
+        <w:suppressAutoHyphens/>
         <w:spacing w:before="0" w:after="281" w:line="240" w:lineRule="auto"/>
         <w:rPr>
-          <w:rFonts w:ascii="Arial" w:cs="Arial" w:hAnsi="Arial" w:eastAsia="Arial"/>
+          <w:rFonts w:ascii="Arial" w:eastAsia="Arial" w:hAnsi="Arial" w:cs="Arial"/>
           <w:sz w:val="26"/>
           <w:szCs w:val="26"/>
         </w:rPr>
@@ -2777,10 +2623,10 @@
     <w:p>
       <w:pPr>
         <w:pStyle w:val="Default"/>
-        <w:suppressAutoHyphens w:val="1"/>
+        <w:suppressAutoHyphens/>
         <w:spacing w:before="0" w:after="281" w:line="240" w:lineRule="auto"/>
         <w:rPr>
-          <w:rFonts w:ascii="Arial" w:cs="Arial" w:hAnsi="Arial" w:eastAsia="Arial"/>
+          <w:rFonts w:ascii="Arial" w:eastAsia="Arial" w:hAnsi="Arial" w:cs="Arial"/>
           <w:sz w:val="26"/>
           <w:szCs w:val="26"/>
         </w:rPr>
@@ -2789,10 +2635,10 @@
     <w:p>
       <w:pPr>
         <w:pStyle w:val="Default"/>
-        <w:suppressAutoHyphens w:val="1"/>
+        <w:suppressAutoHyphens/>
         <w:spacing w:before="0" w:after="281" w:line="240" w:lineRule="auto"/>
         <w:rPr>
-          <w:rFonts w:ascii="Arial" w:cs="Arial" w:hAnsi="Arial" w:eastAsia="Arial"/>
+          <w:rFonts w:ascii="Arial" w:eastAsia="Arial" w:hAnsi="Arial" w:cs="Arial"/>
           <w:sz w:val="26"/>
           <w:szCs w:val="26"/>
         </w:rPr>
@@ -2801,10 +2647,10 @@
     <w:p>
       <w:pPr>
         <w:pStyle w:val="Default"/>
-        <w:suppressAutoHyphens w:val="1"/>
+        <w:suppressAutoHyphens/>
         <w:spacing w:before="0" w:after="281" w:line="240" w:lineRule="auto"/>
         <w:rPr>
-          <w:rFonts w:ascii="Arial" w:cs="Arial" w:hAnsi="Arial" w:eastAsia="Arial"/>
+          <w:rFonts w:ascii="Arial" w:eastAsia="Arial" w:hAnsi="Arial" w:cs="Arial"/>
           <w:sz w:val="26"/>
           <w:szCs w:val="26"/>
         </w:rPr>
@@ -2813,10 +2659,10 @@
     <w:p>
       <w:pPr>
         <w:pStyle w:val="Default"/>
-        <w:suppressAutoHyphens w:val="1"/>
+        <w:suppressAutoHyphens/>
         <w:spacing w:before="0" w:after="281" w:line="240" w:lineRule="auto"/>
         <w:rPr>
-          <w:rFonts w:ascii="Arial" w:cs="Arial" w:hAnsi="Arial" w:eastAsia="Arial"/>
+          <w:rFonts w:ascii="Arial" w:eastAsia="Arial" w:hAnsi="Arial" w:cs="Arial"/>
           <w:sz w:val="26"/>
           <w:szCs w:val="26"/>
         </w:rPr>
@@ -2825,10 +2671,10 @@
     <w:p>
       <w:pPr>
         <w:pStyle w:val="Default"/>
-        <w:suppressAutoHyphens w:val="1"/>
+        <w:suppressAutoHyphens/>
         <w:spacing w:before="0" w:after="281" w:line="240" w:lineRule="auto"/>
         <w:rPr>
-          <w:rFonts w:ascii="Arial" w:cs="Arial" w:hAnsi="Arial" w:eastAsia="Arial"/>
+          <w:rFonts w:ascii="Arial" w:eastAsia="Arial" w:hAnsi="Arial" w:cs="Arial"/>
           <w:sz w:val="26"/>
           <w:szCs w:val="26"/>
         </w:rPr>
@@ -2837,10 +2683,10 @@
     <w:p>
       <w:pPr>
         <w:pStyle w:val="Default"/>
-        <w:suppressAutoHyphens w:val="1"/>
+        <w:suppressAutoHyphens/>
         <w:spacing w:before="0" w:after="281" w:line="240" w:lineRule="auto"/>
         <w:rPr>
-          <w:rFonts w:ascii="Arial" w:cs="Arial" w:hAnsi="Arial" w:eastAsia="Arial"/>
+          <w:rFonts w:ascii="Arial" w:eastAsia="Arial" w:hAnsi="Arial" w:cs="Arial"/>
           <w:sz w:val="26"/>
           <w:szCs w:val="26"/>
         </w:rPr>
@@ -2849,10 +2695,10 @@
     <w:p>
       <w:pPr>
         <w:pStyle w:val="Default"/>
-        <w:suppressAutoHyphens w:val="1"/>
+        <w:suppressAutoHyphens/>
         <w:spacing w:before="0" w:after="281" w:line="240" w:lineRule="auto"/>
         <w:rPr>
-          <w:rFonts w:ascii="Arial" w:cs="Arial" w:hAnsi="Arial" w:eastAsia="Arial"/>
+          <w:rFonts w:ascii="Arial" w:eastAsia="Arial" w:hAnsi="Arial" w:cs="Arial"/>
           <w:sz w:val="26"/>
           <w:szCs w:val="26"/>
         </w:rPr>
@@ -2861,10 +2707,10 @@
     <w:p>
       <w:pPr>
         <w:pStyle w:val="Default"/>
-        <w:suppressAutoHyphens w:val="1"/>
+        <w:suppressAutoHyphens/>
         <w:spacing w:before="0" w:after="281" w:line="240" w:lineRule="auto"/>
         <w:rPr>
-          <w:rFonts w:ascii="Arial" w:cs="Arial" w:hAnsi="Arial" w:eastAsia="Arial"/>
+          <w:rFonts w:ascii="Arial" w:eastAsia="Arial" w:hAnsi="Arial" w:cs="Arial"/>
           <w:sz w:val="26"/>
           <w:szCs w:val="26"/>
         </w:rPr>
@@ -2873,10 +2719,10 @@
     <w:p>
       <w:pPr>
         <w:pStyle w:val="Default"/>
-        <w:suppressAutoHyphens w:val="1"/>
+        <w:suppressAutoHyphens/>
         <w:spacing w:before="0" w:after="281" w:line="240" w:lineRule="auto"/>
         <w:rPr>
-          <w:rFonts w:ascii="Arial" w:cs="Arial" w:hAnsi="Arial" w:eastAsia="Arial"/>
+          <w:rFonts w:ascii="Arial" w:eastAsia="Arial" w:hAnsi="Arial" w:cs="Arial"/>
           <w:sz w:val="26"/>
           <w:szCs w:val="26"/>
         </w:rPr>
@@ -2886,8 +2732,6 @@
           <w:rFonts w:ascii="Arial" w:hAnsi="Arial"/>
           <w:sz w:val="26"/>
           <w:szCs w:val="26"/>
-          <w:rtl w:val="0"/>
-          <w:lang w:val="en-US"/>
         </w:rPr>
         <w:t>Use Case: Attempt Reconnection</w:t>
       </w:r>
@@ -2895,82 +2739,70 @@
     <w:p>
       <w:pPr>
         <w:pStyle w:val="Default"/>
-        <w:suppressAutoHyphens w:val="1"/>
+        <w:suppressAutoHyphens/>
         <w:spacing w:before="0" w:after="240" w:line="240" w:lineRule="auto"/>
         <w:rPr>
-          <w:rFonts w:ascii="Arial" w:cs="Arial" w:hAnsi="Arial" w:eastAsia="Arial"/>
-        </w:rPr>
-      </w:pPr>
-      <w:r>
-        <w:rPr>
-          <w:rFonts w:ascii="Arial" w:hAnsi="Arial"/>
-          <w:rtl w:val="0"/>
-          <w:lang w:val="en-US"/>
+          <w:rFonts w:ascii="Arial" w:eastAsia="Arial" w:hAnsi="Arial" w:cs="Arial"/>
+        </w:rPr>
+      </w:pPr>
+      <w:r>
+        <w:rPr>
+          <w:rFonts w:ascii="Arial" w:hAnsi="Arial"/>
         </w:rPr>
         <w:t>Iteration: 1</w:t>
       </w:r>
       <w:r>
         <w:rPr>
-          <w:rFonts w:ascii="Arial" w:cs="Arial" w:hAnsi="Arial" w:eastAsia="Arial"/>
-        </w:rPr>
-        <w:br w:type="textWrapping"/>
-      </w:r>
-      <w:r>
-        <w:rPr>
-          <w:rFonts w:ascii="Arial" w:hAnsi="Arial"/>
-          <w:rtl w:val="0"/>
-          <w:lang w:val="en-US"/>
+          <w:rFonts w:ascii="Arial" w:eastAsia="Arial" w:hAnsi="Arial" w:cs="Arial"/>
+        </w:rPr>
+        <w:br/>
+      </w:r>
+      <w:r>
+        <w:rPr>
+          <w:rFonts w:ascii="Arial" w:hAnsi="Arial"/>
         </w:rPr>
         <w:t>Primary Actor: Player</w:t>
       </w:r>
       <w:r>
         <w:rPr>
-          <w:rFonts w:ascii="Arial" w:cs="Arial" w:hAnsi="Arial" w:eastAsia="Arial"/>
-        </w:rPr>
-        <w:br w:type="textWrapping"/>
-      </w:r>
-      <w:r>
-        <w:rPr>
-          <w:rFonts w:ascii="Arial" w:hAnsi="Arial"/>
-          <w:rtl w:val="0"/>
-          <w:lang w:val="en-US"/>
-        </w:rPr>
-        <w:t>Goal in Context: To ensure a</w:t>
-      </w:r>
-      <w:r>
-        <w:rPr>
-          <w:rFonts w:ascii="Arial" w:hAnsi="Arial"/>
-          <w:rtl w:val="0"/>
-          <w:lang w:val="en-US"/>
-        </w:rPr>
-        <w:t xml:space="preserve"> smooth</w:t>
-      </w:r>
-      <w:r>
-        <w:rPr>
-          <w:rFonts w:ascii="Arial" w:hAnsi="Arial"/>
-          <w:rtl w:val="0"/>
-          <w:lang w:val="en-US"/>
-        </w:rPr>
-        <w:t xml:space="preserve"> gaming experience by detecting a lost connection, attempting to reconnect the player to the game server, and resynchronizing the game state.</w:t>
-      </w:r>
-    </w:p>
-    <w:p>
-      <w:pPr>
-        <w:pStyle w:val="Default"/>
-        <w:suppressAutoHyphens w:val="1"/>
+          <w:rFonts w:ascii="Arial" w:eastAsia="Arial" w:hAnsi="Arial" w:cs="Arial"/>
+        </w:rPr>
+        <w:br/>
+      </w:r>
+      <w:r>
+        <w:rPr>
+          <w:rFonts w:ascii="Arial" w:hAnsi="Arial"/>
+        </w:rPr>
+        <w:t>Goal in Context: To ensure a smooth gaming experience by detecting a lost connection, attempting to reconnect the player to the game server, and resynchronizing the game state.</w:t>
+      </w:r>
+    </w:p>
+    <w:p>
+      <w:pPr>
+        <w:pStyle w:val="Default"/>
+        <w:suppressAutoHyphens/>
         <w:spacing w:before="0" w:after="319" w:line="72" w:lineRule="auto"/>
         <w:rPr>
-          <w:rFonts w:ascii="Arial" w:cs="Arial" w:hAnsi="Arial" w:eastAsia="Arial"/>
-        </w:rPr>
-      </w:pPr>
-      <w:r>
-        <w:rPr>
-          <w:rFonts w:ascii="Arial" w:hAnsi="Arial"/>
-          <w:rtl w:val="0"/>
+          <w:rFonts w:ascii="Arial" w:eastAsia="Arial" w:hAnsi="Arial" w:cs="Arial"/>
+        </w:rPr>
+      </w:pPr>
+      <w:proofErr w:type="spellStart"/>
+      <w:proofErr w:type="gramStart"/>
+      <w:r>
+        <w:rPr>
+          <w:rFonts w:ascii="Arial" w:hAnsi="Arial"/>
           <w:lang w:val="fr-FR"/>
         </w:rPr>
-        <w:t>Preconditions:</w:t>
-      </w:r>
+        <w:t>Preconditions</w:t>
+      </w:r>
+      <w:proofErr w:type="spellEnd"/>
+      <w:r>
+        <w:rPr>
+          <w:rFonts w:ascii="Arial" w:hAnsi="Arial"/>
+          <w:lang w:val="fr-FR"/>
+        </w:rPr>
+        <w:t>:</w:t>
+      </w:r>
+      <w:proofErr w:type="gramEnd"/>
     </w:p>
     <w:p>
       <w:pPr>
@@ -2979,19 +2811,15 @@
           <w:ilvl w:val="0"/>
           <w:numId w:val="8"/>
         </w:numPr>
-        <w:suppressAutoHyphens w:val="1"/>
+        <w:suppressAutoHyphens/>
         <w:spacing w:before="0" w:line="240" w:lineRule="auto"/>
-        <w:jc w:val="left"/>
         <w:rPr>
           <w:rFonts w:ascii="Times Roman" w:hAnsi="Times Roman"/>
-          <w:lang w:val="en-US"/>
-        </w:rPr>
-      </w:pPr>
-      <w:r>
-        <w:rPr>
-          <w:rFonts w:ascii="Arial" w:hAnsi="Arial"/>
-          <w:rtl w:val="0"/>
-          <w:lang w:val="en-US"/>
+        </w:rPr>
+      </w:pPr>
+      <w:r>
+        <w:rPr>
+          <w:rFonts w:ascii="Arial" w:hAnsi="Arial"/>
         </w:rPr>
         <w:t>The player is logged into the game.</w:t>
       </w:r>
@@ -3003,19 +2831,15 @@
           <w:ilvl w:val="0"/>
           <w:numId w:val="8"/>
         </w:numPr>
-        <w:suppressAutoHyphens w:val="1"/>
+        <w:suppressAutoHyphens/>
         <w:spacing w:before="0" w:line="240" w:lineRule="auto"/>
-        <w:jc w:val="left"/>
         <w:rPr>
           <w:rFonts w:ascii="Times Roman" w:hAnsi="Times Roman"/>
-          <w:lang w:val="en-US"/>
-        </w:rPr>
-      </w:pPr>
-      <w:r>
-        <w:rPr>
-          <w:rFonts w:ascii="Arial" w:hAnsi="Arial"/>
-          <w:rtl w:val="0"/>
-          <w:lang w:val="en-US"/>
+        </w:rPr>
+      </w:pPr>
+      <w:r>
+        <w:rPr>
+          <w:rFonts w:ascii="Arial" w:hAnsi="Arial"/>
         </w:rPr>
         <w:t>The player is in an active game session.</w:t>
       </w:r>
@@ -3027,19 +2851,15 @@
           <w:ilvl w:val="0"/>
           <w:numId w:val="8"/>
         </w:numPr>
-        <w:suppressAutoHyphens w:val="1"/>
+        <w:suppressAutoHyphens/>
         <w:spacing w:before="0" w:line="120" w:lineRule="auto"/>
-        <w:jc w:val="left"/>
         <w:rPr>
           <w:rFonts w:ascii="Times Roman" w:hAnsi="Times Roman"/>
-          <w:lang w:val="en-US"/>
-        </w:rPr>
-      </w:pPr>
-      <w:r>
-        <w:rPr>
-          <w:rFonts w:ascii="Arial" w:hAnsi="Arial"/>
-          <w:rtl w:val="0"/>
-          <w:lang w:val="en-US"/>
+        </w:rPr>
+      </w:pPr>
+      <w:r>
+        <w:rPr>
+          <w:rFonts w:ascii="Arial" w:hAnsi="Arial"/>
         </w:rPr>
         <w:t>The game has an active internet connection at the start.</w:t>
       </w:r>
@@ -3047,26 +2867,25 @@
     <w:p>
       <w:pPr>
         <w:pStyle w:val="Default"/>
-        <w:suppressAutoHyphens w:val="1"/>
+        <w:suppressAutoHyphens/>
         <w:spacing w:before="0" w:after="319" w:line="72" w:lineRule="auto"/>
         <w:rPr>
-          <w:rFonts w:ascii="Arial" w:cs="Arial" w:hAnsi="Arial" w:eastAsia="Arial"/>
-        </w:rPr>
-      </w:pPr>
-    </w:p>
-    <w:p>
-      <w:pPr>
-        <w:pStyle w:val="Default"/>
-        <w:suppressAutoHyphens w:val="1"/>
+          <w:rFonts w:ascii="Arial" w:eastAsia="Arial" w:hAnsi="Arial" w:cs="Arial"/>
+        </w:rPr>
+      </w:pPr>
+    </w:p>
+    <w:p>
+      <w:pPr>
+        <w:pStyle w:val="Default"/>
+        <w:suppressAutoHyphens/>
         <w:spacing w:before="0" w:after="319" w:line="72" w:lineRule="auto"/>
         <w:rPr>
-          <w:rFonts w:ascii="Arial" w:cs="Arial" w:hAnsi="Arial" w:eastAsia="Arial"/>
-        </w:rPr>
-      </w:pPr>
-      <w:r>
-        <w:rPr>
-          <w:rFonts w:ascii="Arial" w:hAnsi="Arial"/>
-          <w:rtl w:val="0"/>
+          <w:rFonts w:ascii="Arial" w:eastAsia="Arial" w:hAnsi="Arial" w:cs="Arial"/>
+        </w:rPr>
+      </w:pPr>
+      <w:r>
+        <w:rPr>
+          <w:rFonts w:ascii="Arial" w:hAnsi="Arial"/>
         </w:rPr>
         <w:t>Trigger:</w:t>
       </w:r>
@@ -3074,17 +2893,15 @@
     <w:p>
       <w:pPr>
         <w:pStyle w:val="Default"/>
-        <w:suppressAutoHyphens w:val="1"/>
+        <w:suppressAutoHyphens/>
         <w:spacing w:before="0" w:after="319" w:line="72" w:lineRule="auto"/>
         <w:rPr>
-          <w:rFonts w:ascii="Arial" w:cs="Arial" w:hAnsi="Arial" w:eastAsia="Arial"/>
-        </w:rPr>
-      </w:pPr>
-      <w:r>
-        <w:rPr>
-          <w:rFonts w:ascii="Arial" w:hAnsi="Arial"/>
-          <w:rtl w:val="0"/>
-          <w:lang w:val="en-US"/>
+          <w:rFonts w:ascii="Arial" w:eastAsia="Arial" w:hAnsi="Arial" w:cs="Arial"/>
+        </w:rPr>
+      </w:pPr>
+      <w:r>
+        <w:rPr>
+          <w:rFonts w:ascii="Arial" w:hAnsi="Arial"/>
         </w:rPr>
         <w:t>The player's network connection is lost or becomes unstable.</w:t>
       </w:r>
@@ -3092,16 +2909,15 @@
     <w:p>
       <w:pPr>
         <w:pStyle w:val="Default"/>
-        <w:suppressAutoHyphens w:val="1"/>
+        <w:suppressAutoHyphens/>
         <w:spacing w:before="0" w:after="319" w:line="48" w:lineRule="auto"/>
         <w:rPr>
-          <w:rFonts w:ascii="Arial" w:cs="Arial" w:hAnsi="Arial" w:eastAsia="Arial"/>
-        </w:rPr>
-      </w:pPr>
-      <w:r>
-        <w:rPr>
-          <w:rFonts w:ascii="Arial" w:hAnsi="Arial"/>
-          <w:rtl w:val="0"/>
+          <w:rFonts w:ascii="Arial" w:eastAsia="Arial" w:hAnsi="Arial" w:cs="Arial"/>
+        </w:rPr>
+      </w:pPr>
+      <w:r>
+        <w:rPr>
+          <w:rFonts w:ascii="Arial" w:hAnsi="Arial"/>
           <w:lang w:val="it-IT"/>
         </w:rPr>
         <w:t>Scenario:</w:t>
@@ -3114,19 +2930,15 @@
           <w:ilvl w:val="0"/>
           <w:numId w:val="9"/>
         </w:numPr>
-        <w:suppressAutoHyphens w:val="1"/>
+        <w:suppressAutoHyphens/>
         <w:spacing w:before="0" w:line="240" w:lineRule="auto"/>
-        <w:jc w:val="left"/>
         <w:rPr>
           <w:rFonts w:ascii="Times Roman" w:hAnsi="Times Roman"/>
-          <w:lang w:val="en-US"/>
-        </w:rPr>
-      </w:pPr>
-      <w:r>
-        <w:rPr>
-          <w:rFonts w:ascii="Arial" w:hAnsi="Arial"/>
-          <w:rtl w:val="0"/>
-          <w:lang w:val="en-US"/>
+        </w:rPr>
+      </w:pPr>
+      <w:r>
+        <w:rPr>
+          <w:rFonts w:ascii="Arial" w:hAnsi="Arial"/>
         </w:rPr>
         <w:t>The player's network connection is lost.</w:t>
       </w:r>
@@ -3138,21 +2950,31 @@
           <w:ilvl w:val="0"/>
           <w:numId w:val="8"/>
         </w:numPr>
-        <w:suppressAutoHyphens w:val="1"/>
+        <w:suppressAutoHyphens/>
         <w:spacing w:before="0" w:line="240" w:lineRule="auto"/>
-        <w:jc w:val="left"/>
         <w:rPr>
           <w:rFonts w:ascii="Times Roman" w:hAnsi="Times Roman"/>
-          <w:lang w:val="en-US"/>
-        </w:rPr>
-      </w:pPr>
-      <w:r>
-        <w:rPr>
-          <w:rFonts w:ascii="Arial" w:hAnsi="Arial"/>
-          <w:rtl w:val="0"/>
-          <w:lang w:val="en-US"/>
-        </w:rPr>
-        <w:t>The game detects the disconnection and notifies the player.</w:t>
+        </w:rPr>
+      </w:pPr>
+      <w:r>
+        <w:rPr>
+          <w:rFonts w:ascii="Arial" w:hAnsi="Arial"/>
+        </w:rPr>
+        <w:t xml:space="preserve">The game detects the </w:t>
+      </w:r>
+      <w:proofErr w:type="gramStart"/>
+      <w:r>
+        <w:rPr>
+          <w:rFonts w:ascii="Arial" w:hAnsi="Arial"/>
+        </w:rPr>
+        <w:t>disconnection</w:t>
+      </w:r>
+      <w:proofErr w:type="gramEnd"/>
+      <w:r>
+        <w:rPr>
+          <w:rFonts w:ascii="Arial" w:hAnsi="Arial"/>
+        </w:rPr>
+        <w:t xml:space="preserve"> and notifies the player.</w:t>
       </w:r>
     </w:p>
     <w:p>
@@ -3162,36 +2984,17 @@
           <w:ilvl w:val="0"/>
           <w:numId w:val="8"/>
         </w:numPr>
-        <w:suppressAutoHyphens w:val="1"/>
+        <w:suppressAutoHyphens/>
         <w:spacing w:before="0" w:line="240" w:lineRule="auto"/>
-        <w:jc w:val="left"/>
         <w:rPr>
           <w:rFonts w:ascii="Times Roman" w:hAnsi="Times Roman"/>
-          <w:lang w:val="en-US"/>
-        </w:rPr>
-      </w:pPr>
-      <w:r>
-        <w:rPr>
-          <w:rFonts w:ascii="Arial" w:hAnsi="Arial"/>
-          <w:rtl w:val="0"/>
-          <w:lang w:val="en-US"/>
-        </w:rPr>
-        <w:t xml:space="preserve">The game automatically attempts to reconnect within a set time </w:t>
-      </w:r>
-      <w:r>
-        <w:rPr>
-          <w:rFonts w:ascii="Arial" w:hAnsi="Arial"/>
-          <w:rtl w:val="0"/>
-          <w:lang w:val="en-US"/>
-        </w:rPr>
-        <w:t>limit</w:t>
-      </w:r>
-      <w:r>
-        <w:rPr>
-          <w:rFonts w:ascii="Arial" w:hAnsi="Arial"/>
-          <w:rtl w:val="0"/>
-        </w:rPr>
-        <w:t>.</w:t>
+        </w:rPr>
+      </w:pPr>
+      <w:r>
+        <w:rPr>
+          <w:rFonts w:ascii="Arial" w:hAnsi="Arial"/>
+        </w:rPr>
+        <w:t>The game automatically attempts to reconnect within a set time limit.</w:t>
       </w:r>
     </w:p>
     <w:p>
@@ -3201,19 +3004,15 @@
           <w:ilvl w:val="0"/>
           <w:numId w:val="8"/>
         </w:numPr>
-        <w:suppressAutoHyphens w:val="1"/>
+        <w:suppressAutoHyphens/>
         <w:spacing w:before="0" w:line="240" w:lineRule="auto"/>
-        <w:jc w:val="left"/>
         <w:rPr>
           <w:rFonts w:ascii="Times Roman" w:hAnsi="Times Roman"/>
-          <w:lang w:val="en-US"/>
-        </w:rPr>
-      </w:pPr>
-      <w:r>
-        <w:rPr>
-          <w:rFonts w:ascii="Arial" w:hAnsi="Arial"/>
-          <w:rtl w:val="0"/>
-          <w:lang w:val="en-US"/>
+        </w:rPr>
+      </w:pPr>
+      <w:r>
+        <w:rPr>
+          <w:rFonts w:ascii="Arial" w:hAnsi="Arial"/>
         </w:rPr>
         <w:t>If reconnection is successful, the latest game state is retrieved from the server.</w:t>
       </w:r>
@@ -3225,19 +3024,15 @@
           <w:ilvl w:val="0"/>
           <w:numId w:val="8"/>
         </w:numPr>
-        <w:suppressAutoHyphens w:val="1"/>
+        <w:suppressAutoHyphens/>
         <w:spacing w:before="0" w:line="240" w:lineRule="auto"/>
-        <w:jc w:val="left"/>
         <w:rPr>
           <w:rFonts w:ascii="Times Roman" w:hAnsi="Times Roman"/>
-          <w:lang w:val="en-US"/>
-        </w:rPr>
-      </w:pPr>
-      <w:r>
-        <w:rPr>
-          <w:rFonts w:ascii="Arial" w:hAnsi="Arial"/>
-          <w:rtl w:val="0"/>
-          <w:lang w:val="en-US"/>
+        </w:rPr>
+      </w:pPr>
+      <w:r>
+        <w:rPr>
+          <w:rFonts w:ascii="Arial" w:hAnsi="Arial"/>
         </w:rPr>
         <w:t>The game board is resynchronized for the player.</w:t>
       </w:r>
@@ -3249,75 +3044,47 @@
           <w:ilvl w:val="0"/>
           <w:numId w:val="8"/>
         </w:numPr>
-        <w:suppressAutoHyphens w:val="1"/>
+        <w:suppressAutoHyphens/>
         <w:spacing w:before="0" w:line="168" w:lineRule="auto"/>
-        <w:jc w:val="left"/>
         <w:rPr>
           <w:rFonts w:ascii="Times Roman" w:hAnsi="Times Roman"/>
-          <w:lang w:val="en-US"/>
-        </w:rPr>
-      </w:pPr>
-      <w:r>
-        <w:rPr>
-          <w:rFonts w:ascii="Arial" w:hAnsi="Arial"/>
-          <w:rtl w:val="0"/>
-          <w:lang w:val="en-US"/>
-        </w:rPr>
-        <w:t>If the connection is not restored within the time limit, the</w:t>
-      </w:r>
-      <w:r>
-        <w:rPr>
-          <w:rFonts w:ascii="Arial" w:hAnsi="Arial"/>
-          <w:rtl w:val="0"/>
-          <w:lang w:val="en-US"/>
-        </w:rPr>
-        <w:t xml:space="preserve"> other</w:t>
-      </w:r>
-      <w:r>
-        <w:rPr>
-          <w:rFonts w:ascii="Arial" w:hAnsi="Arial"/>
-          <w:rtl w:val="0"/>
-          <w:lang w:val="en-US"/>
-        </w:rPr>
-        <w:t xml:space="preserve"> player is given</w:t>
-      </w:r>
-      <w:r>
-        <w:rPr>
-          <w:rFonts w:ascii="Arial" w:hAnsi="Arial"/>
-          <w:rtl w:val="0"/>
-          <w:lang w:val="en-US"/>
-        </w:rPr>
-        <w:t xml:space="preserve"> a win.</w:t>
-      </w:r>
-    </w:p>
-    <w:p>
-      <w:pPr>
-        <w:pStyle w:val="Default"/>
-        <w:suppressAutoHyphens w:val="1"/>
+        </w:rPr>
+      </w:pPr>
+      <w:r>
+        <w:rPr>
+          <w:rFonts w:ascii="Arial" w:hAnsi="Arial"/>
+        </w:rPr>
+        <w:t>If the connection is not restored within the time limit, the other player is given a win.</w:t>
+      </w:r>
+    </w:p>
+    <w:p>
+      <w:pPr>
+        <w:pStyle w:val="Default"/>
+        <w:suppressAutoHyphens/>
         <w:spacing w:before="0" w:line="168" w:lineRule="auto"/>
-        <w:jc w:val="left"/>
-        <w:rPr>
-          <w:rFonts w:ascii="Arial" w:cs="Arial" w:hAnsi="Arial" w:eastAsia="Arial"/>
-        </w:rPr>
-      </w:pPr>
-    </w:p>
-    <w:p>
-      <w:pPr>
-        <w:pStyle w:val="Default"/>
-        <w:suppressAutoHyphens w:val="1"/>
+        <w:rPr>
+          <w:rFonts w:ascii="Arial" w:eastAsia="Arial" w:hAnsi="Arial" w:cs="Arial"/>
+        </w:rPr>
+      </w:pPr>
+    </w:p>
+    <w:p>
+      <w:pPr>
+        <w:pStyle w:val="Default"/>
+        <w:suppressAutoHyphens/>
         <w:spacing w:before="0" w:after="319" w:line="72" w:lineRule="auto"/>
         <w:rPr>
-          <w:rFonts w:ascii="Arial" w:cs="Arial" w:hAnsi="Arial" w:eastAsia="Arial"/>
-        </w:rPr>
-      </w:pPr>
-      <w:r>
-        <w:rPr>
-          <w:rFonts w:ascii="Arial" w:hAnsi="Arial"/>
-          <w:rtl w:val="0"/>
+          <w:rFonts w:ascii="Arial" w:eastAsia="Arial" w:hAnsi="Arial" w:cs="Arial"/>
+        </w:rPr>
+      </w:pPr>
+      <w:proofErr w:type="gramStart"/>
+      <w:r>
+        <w:rPr>
+          <w:rFonts w:ascii="Arial" w:hAnsi="Arial"/>
           <w:lang w:val="fr-FR"/>
         </w:rPr>
         <w:t>Postconditions:</w:t>
       </w:r>
+      <w:proofErr w:type="gramEnd"/>
     </w:p>
     <w:p>
       <w:pPr>
@@ -3326,21 +3093,31 @@
           <w:ilvl w:val="0"/>
           <w:numId w:val="10"/>
         </w:numPr>
-        <w:suppressAutoHyphens w:val="1"/>
+        <w:suppressAutoHyphens/>
         <w:spacing w:before="0" w:line="240" w:lineRule="auto"/>
-        <w:jc w:val="left"/>
         <w:rPr>
           <w:rFonts w:ascii="Times Roman" w:hAnsi="Times Roman"/>
-          <w:lang w:val="en-US"/>
-        </w:rPr>
-      </w:pPr>
-      <w:r>
-        <w:rPr>
-          <w:rFonts w:ascii="Arial" w:hAnsi="Arial"/>
-          <w:rtl w:val="0"/>
-          <w:lang w:val="en-US"/>
-        </w:rPr>
-        <w:t>If reconnection is successful, the player resumes the game without losing progress.</w:t>
+        </w:rPr>
+      </w:pPr>
+      <w:r>
+        <w:rPr>
+          <w:rFonts w:ascii="Arial" w:hAnsi="Arial"/>
+        </w:rPr>
+        <w:t xml:space="preserve">If </w:t>
+      </w:r>
+      <w:proofErr w:type="gramStart"/>
+      <w:r>
+        <w:rPr>
+          <w:rFonts w:ascii="Arial" w:hAnsi="Arial"/>
+        </w:rPr>
+        <w:t>reconnection</w:t>
+      </w:r>
+      <w:proofErr w:type="gramEnd"/>
+      <w:r>
+        <w:rPr>
+          <w:rFonts w:ascii="Arial" w:hAnsi="Arial"/>
+        </w:rPr>
+        <w:t xml:space="preserve"> is successful, the player resumes the game without losing progress.</w:t>
       </w:r>
     </w:p>
     <w:p>
@@ -3350,52 +3127,31 @@
           <w:ilvl w:val="0"/>
           <w:numId w:val="8"/>
         </w:numPr>
-        <w:suppressAutoHyphens w:val="1"/>
+        <w:suppressAutoHyphens/>
         <w:spacing w:before="0" w:line="240" w:lineRule="auto"/>
-        <w:jc w:val="left"/>
         <w:rPr>
           <w:rFonts w:ascii="Times Roman" w:hAnsi="Times Roman"/>
-          <w:lang w:val="en-US"/>
-        </w:rPr>
-      </w:pPr>
-      <w:r>
-        <w:rPr>
-          <w:rFonts w:ascii="Arial" w:hAnsi="Arial"/>
-          <w:rtl w:val="0"/>
-          <w:lang w:val="en-US"/>
-        </w:rPr>
-        <w:t>If reconnection fails, the game follows predefined rules (waiting for a limited time, forfeiting the match</w:t>
-      </w:r>
-      <w:r>
-        <w:rPr>
-          <w:rFonts w:ascii="Arial" w:hAnsi="Arial"/>
-          <w:rtl w:val="0"/>
-          <w:lang w:val="en-US"/>
-        </w:rPr>
-        <w:t>)</w:t>
-      </w:r>
-      <w:r>
-        <w:rPr>
-          <w:rFonts w:ascii="Arial" w:hAnsi="Arial"/>
-          <w:rtl w:val="0"/>
-        </w:rPr>
-        <w:t>.</w:t>
-      </w:r>
-    </w:p>
-    <w:p>
-      <w:pPr>
-        <w:pStyle w:val="Default"/>
-        <w:suppressAutoHyphens w:val="1"/>
+        </w:rPr>
+      </w:pPr>
+      <w:r>
+        <w:rPr>
+          <w:rFonts w:ascii="Arial" w:hAnsi="Arial"/>
+        </w:rPr>
+        <w:t>If reconnection fails, the game follows predefined rules (waiting for a limited time, forfeiting the match).</w:t>
+      </w:r>
+    </w:p>
+    <w:p>
+      <w:pPr>
+        <w:pStyle w:val="Default"/>
+        <w:suppressAutoHyphens/>
         <w:spacing w:before="0" w:after="319" w:line="48" w:lineRule="auto"/>
         <w:rPr>
-          <w:rFonts w:ascii="Arial" w:cs="Arial" w:hAnsi="Arial" w:eastAsia="Arial"/>
-        </w:rPr>
-      </w:pPr>
-      <w:r>
-        <w:rPr>
-          <w:rFonts w:ascii="Arial" w:hAnsi="Arial"/>
-          <w:rtl w:val="0"/>
-          <w:lang w:val="en-US"/>
+          <w:rFonts w:ascii="Arial" w:eastAsia="Arial" w:hAnsi="Arial" w:cs="Arial"/>
+        </w:rPr>
+      </w:pPr>
+      <w:r>
+        <w:rPr>
+          <w:rFonts w:ascii="Arial" w:hAnsi="Arial"/>
         </w:rPr>
         <w:t>Exceptions:</w:t>
       </w:r>
@@ -3403,81 +3159,71 @@
     <w:p>
       <w:pPr>
         <w:pStyle w:val="Default"/>
-        <w:suppressAutoHyphens w:val="1"/>
+        <w:suppressAutoHyphens/>
         <w:spacing w:before="0" w:after="319" w:line="48" w:lineRule="auto"/>
         <w:rPr>
-          <w:rFonts w:ascii="Arial" w:cs="Arial" w:hAnsi="Arial" w:eastAsia="Arial"/>
-        </w:rPr>
-      </w:pPr>
-      <w:r>
-        <w:rPr>
-          <w:rFonts w:ascii="Arial" w:hAnsi="Arial"/>
-          <w:rtl w:val="0"/>
-          <w:lang w:val="en-US"/>
+          <w:rFonts w:ascii="Arial" w:eastAsia="Arial" w:hAnsi="Arial" w:cs="Arial"/>
+        </w:rPr>
+      </w:pPr>
+      <w:r>
+        <w:rPr>
+          <w:rFonts w:ascii="Arial" w:hAnsi="Arial"/>
         </w:rPr>
         <w:t xml:space="preserve">   1.</w:t>
+      </w:r>
+      <w:r>
+        <w:rPr>
+          <w:rFonts w:ascii="Arial" w:hAnsi="Arial"/>
+        </w:rPr>
         <w:tab/>
-      </w:r>
-      <w:r>
-        <w:rPr>
-          <w:rFonts w:ascii="Arial" w:hAnsi="Arial"/>
-          <w:rtl w:val="0"/>
-          <w:lang w:val="en-US"/>
-        </w:rPr>
         <w:t>The server is down or unreachable.</w:t>
       </w:r>
     </w:p>
     <w:p>
       <w:pPr>
         <w:pStyle w:val="Default"/>
-        <w:suppressAutoHyphens w:val="1"/>
+        <w:suppressAutoHyphens/>
         <w:spacing w:before="0" w:after="319" w:line="48" w:lineRule="auto"/>
         <w:rPr>
-          <w:rFonts w:ascii="Arial" w:cs="Arial" w:hAnsi="Arial" w:eastAsia="Arial"/>
-        </w:rPr>
-      </w:pPr>
-      <w:r>
-        <w:rPr>
-          <w:rFonts w:ascii="Arial" w:hAnsi="Arial"/>
-          <w:rtl w:val="0"/>
-          <w:lang w:val="en-US"/>
+          <w:rFonts w:ascii="Arial" w:eastAsia="Arial" w:hAnsi="Arial" w:cs="Arial"/>
+        </w:rPr>
+      </w:pPr>
+      <w:r>
+        <w:rPr>
+          <w:rFonts w:ascii="Arial" w:hAnsi="Arial"/>
         </w:rPr>
         <w:t xml:space="preserve">   2.</w:t>
+      </w:r>
+      <w:r>
+        <w:rPr>
+          <w:rFonts w:ascii="Arial" w:hAnsi="Arial"/>
+        </w:rPr>
         <w:tab/>
-      </w:r>
-      <w:r>
-        <w:rPr>
-          <w:rFonts w:ascii="Arial" w:hAnsi="Arial"/>
-          <w:rtl w:val="0"/>
-          <w:lang w:val="en-US"/>
-        </w:rPr>
         <w:t>The game session has expired due to inactivity.</w:t>
       </w:r>
     </w:p>
     <w:p>
       <w:pPr>
         <w:pStyle w:val="Default"/>
-        <w:suppressAutoHyphens w:val="1"/>
+        <w:suppressAutoHyphens/>
         <w:spacing w:before="0" w:after="319" w:line="24" w:lineRule="auto"/>
         <w:rPr>
-          <w:rFonts w:ascii="Arial" w:cs="Arial" w:hAnsi="Arial" w:eastAsia="Arial"/>
-        </w:rPr>
-      </w:pPr>
-    </w:p>
-    <w:p>
-      <w:pPr>
-        <w:pStyle w:val="Default"/>
-        <w:suppressAutoHyphens w:val="1"/>
+          <w:rFonts w:ascii="Arial" w:eastAsia="Arial" w:hAnsi="Arial" w:cs="Arial"/>
+        </w:rPr>
+      </w:pPr>
+    </w:p>
+    <w:p>
+      <w:pPr>
+        <w:pStyle w:val="Default"/>
+        <w:suppressAutoHyphens/>
         <w:spacing w:before="0" w:after="319" w:line="24" w:lineRule="auto"/>
         <w:rPr>
-          <w:rFonts w:ascii="Arial" w:cs="Arial" w:hAnsi="Arial" w:eastAsia="Arial"/>
-        </w:rPr>
-      </w:pPr>
-      <w:r>
-        <w:rPr>
-          <w:rFonts w:ascii="Arial" w:hAnsi="Arial"/>
-          <w:rtl w:val="0"/>
-          <w:lang w:val="en-US"/>
+          <w:rFonts w:ascii="Arial" w:eastAsia="Arial" w:hAnsi="Arial" w:cs="Arial"/>
+        </w:rPr>
+      </w:pPr>
+      <w:r>
+        <w:rPr>
+          <w:rFonts w:ascii="Arial" w:hAnsi="Arial"/>
         </w:rPr>
         <w:t xml:space="preserve">Priority: High </w:t>
       </w:r>
@@ -3485,69 +3231,61 @@
     <w:p>
       <w:pPr>
         <w:pStyle w:val="Default"/>
-        <w:suppressAutoHyphens w:val="1"/>
+        <w:suppressAutoHyphens/>
         <w:spacing w:before="0" w:after="319" w:line="24" w:lineRule="auto"/>
         <w:rPr>
-          <w:rFonts w:ascii="Arial" w:cs="Arial" w:hAnsi="Arial" w:eastAsia="Arial"/>
-        </w:rPr>
-      </w:pPr>
-      <w:r>
-        <w:rPr>
-          <w:rFonts w:ascii="Arial" w:hAnsi="Arial"/>
-          <w:rtl w:val="0"/>
-          <w:lang w:val="en-US"/>
-        </w:rPr>
-        <w:t xml:space="preserve">When Available: </w:t>
-      </w:r>
-      <w:r>
-        <w:rPr>
-          <w:rFonts w:ascii="Arial" w:hAnsi="Arial"/>
-          <w:rtl w:val="0"/>
-          <w:lang w:val="en-US"/>
-        </w:rPr>
-        <w:t>3rd</w:t>
-      </w:r>
-      <w:r>
-        <w:rPr>
-          <w:rFonts w:ascii="Arial" w:hAnsi="Arial"/>
-          <w:rtl w:val="0"/>
-          <w:lang w:val="en-US"/>
-        </w:rPr>
-        <w:t xml:space="preserve"> iteration</w:t>
-      </w:r>
-    </w:p>
-    <w:p>
-      <w:pPr>
-        <w:pStyle w:val="Default"/>
-        <w:suppressAutoHyphens w:val="1"/>
+          <w:rFonts w:ascii="Arial" w:eastAsia="Arial" w:hAnsi="Arial" w:cs="Arial"/>
+        </w:rPr>
+      </w:pPr>
+      <w:r>
+        <w:rPr>
+          <w:rFonts w:ascii="Arial" w:hAnsi="Arial"/>
+        </w:rPr>
+        <w:t>When Available: 3rd iteration</w:t>
+      </w:r>
+    </w:p>
+    <w:p>
+      <w:pPr>
+        <w:pStyle w:val="Default"/>
+        <w:suppressAutoHyphens/>
         <w:spacing w:before="0" w:after="319" w:line="192" w:lineRule="auto"/>
         <w:rPr>
-          <w:rFonts w:ascii="Arial" w:cs="Arial" w:hAnsi="Arial" w:eastAsia="Arial"/>
-        </w:rPr>
-      </w:pPr>
-      <w:r>
-        <w:rPr>
-          <w:rFonts w:ascii="Arial" w:hAnsi="Arial"/>
-          <w:rtl w:val="0"/>
-          <w:lang w:val="en-US"/>
-        </w:rPr>
-        <w:t>Frequency of Use: Moderate(Depends on network stability and player connectivity).</w:t>
-      </w:r>
-    </w:p>
-    <w:p>
-      <w:pPr>
-        <w:pStyle w:val="Default"/>
-        <w:suppressAutoHyphens w:val="1"/>
+          <w:rFonts w:ascii="Arial" w:eastAsia="Arial" w:hAnsi="Arial" w:cs="Arial"/>
+        </w:rPr>
+      </w:pPr>
+      <w:r>
+        <w:rPr>
+          <w:rFonts w:ascii="Arial" w:hAnsi="Arial"/>
+        </w:rPr>
+        <w:t xml:space="preserve">Frequency of Use: </w:t>
+      </w:r>
+      <w:proofErr w:type="gramStart"/>
+      <w:r>
+        <w:rPr>
+          <w:rFonts w:ascii="Arial" w:hAnsi="Arial"/>
+        </w:rPr>
+        <w:t>Moderate(</w:t>
+      </w:r>
+      <w:proofErr w:type="gramEnd"/>
+      <w:r>
+        <w:rPr>
+          <w:rFonts w:ascii="Arial" w:hAnsi="Arial"/>
+        </w:rPr>
+        <w:t>Depends on network stability and player connectivity).</w:t>
+      </w:r>
+    </w:p>
+    <w:p>
+      <w:pPr>
+        <w:pStyle w:val="Default"/>
+        <w:suppressAutoHyphens/>
         <w:spacing w:before="0" w:after="319" w:line="72" w:lineRule="auto"/>
         <w:rPr>
-          <w:rFonts w:ascii="Arial" w:cs="Arial" w:hAnsi="Arial" w:eastAsia="Arial"/>
-        </w:rPr>
-      </w:pPr>
-      <w:r>
-        <w:rPr>
-          <w:rFonts w:ascii="Arial" w:hAnsi="Arial"/>
-          <w:rtl w:val="0"/>
-          <w:lang w:val="en-US"/>
+          <w:rFonts w:ascii="Arial" w:eastAsia="Arial" w:hAnsi="Arial" w:cs="Arial"/>
+        </w:rPr>
+      </w:pPr>
+      <w:r>
+        <w:rPr>
+          <w:rFonts w:ascii="Arial" w:hAnsi="Arial"/>
         </w:rPr>
         <w:t>Channel to Actor: Screen notifications, network status indicator.</w:t>
       </w:r>
@@ -3555,17 +3293,15 @@
     <w:p>
       <w:pPr>
         <w:pStyle w:val="Default"/>
-        <w:suppressAutoHyphens w:val="1"/>
+        <w:suppressAutoHyphens/>
         <w:spacing w:before="0" w:after="319" w:line="72" w:lineRule="auto"/>
         <w:rPr>
-          <w:rFonts w:ascii="Arial" w:cs="Arial" w:hAnsi="Arial" w:eastAsia="Arial"/>
-        </w:rPr>
-      </w:pPr>
-      <w:r>
-        <w:rPr>
-          <w:rFonts w:ascii="Arial" w:hAnsi="Arial"/>
-          <w:rtl w:val="0"/>
-          <w:lang w:val="en-US"/>
+          <w:rFonts w:ascii="Arial" w:eastAsia="Arial" w:hAnsi="Arial" w:cs="Arial"/>
+        </w:rPr>
+      </w:pPr>
+      <w:r>
+        <w:rPr>
+          <w:rFonts w:ascii="Arial" w:hAnsi="Arial"/>
         </w:rPr>
         <w:t>Secondary Actors: Game Server</w:t>
       </w:r>
@@ -3573,17 +3309,15 @@
     <w:p>
       <w:pPr>
         <w:pStyle w:val="Default"/>
-        <w:suppressAutoHyphens w:val="1"/>
+        <w:suppressAutoHyphens/>
         <w:spacing w:before="0" w:after="319" w:line="48" w:lineRule="auto"/>
         <w:rPr>
-          <w:rFonts w:ascii="Arial" w:cs="Arial" w:hAnsi="Arial" w:eastAsia="Arial"/>
-        </w:rPr>
-      </w:pPr>
-      <w:r>
-        <w:rPr>
-          <w:rFonts w:ascii="Arial" w:hAnsi="Arial"/>
-          <w:rtl w:val="0"/>
-          <w:lang w:val="en-US"/>
+          <w:rFonts w:ascii="Arial" w:eastAsia="Arial" w:hAnsi="Arial" w:cs="Arial"/>
+        </w:rPr>
+      </w:pPr>
+      <w:r>
+        <w:rPr>
+          <w:rFonts w:ascii="Arial" w:hAnsi="Arial"/>
         </w:rPr>
         <w:t>Channel to Secondary Actors: Internet connection (Wi-Fi, mobile data, or Ethernet).</w:t>
       </w:r>
@@ -3591,28 +3325,27 @@
     <w:p>
       <w:pPr>
         <w:pStyle w:val="Default"/>
-        <w:suppressAutoHyphens w:val="1"/>
+        <w:suppressAutoHyphens/>
         <w:spacing w:before="0" w:after="319" w:line="48" w:lineRule="auto"/>
         <w:rPr>
-          <w:rFonts w:ascii="Arial" w:cs="Arial" w:hAnsi="Arial" w:eastAsia="Arial"/>
-        </w:rPr>
-      </w:pPr>
-    </w:p>
-    <w:p>
-      <w:pPr>
-        <w:pStyle w:val="Default"/>
-        <w:suppressAutoHyphens w:val="1"/>
+          <w:rFonts w:ascii="Arial" w:eastAsia="Arial" w:hAnsi="Arial" w:cs="Arial"/>
+        </w:rPr>
+      </w:pPr>
+    </w:p>
+    <w:p>
+      <w:pPr>
+        <w:pStyle w:val="Default"/>
+        <w:suppressAutoHyphens/>
         <w:spacing w:before="0" w:after="319" w:line="48" w:lineRule="auto"/>
         <w:rPr>
-          <w:rFonts w:ascii="Arial" w:cs="Arial" w:hAnsi="Arial" w:eastAsia="Arial"/>
-        </w:rPr>
-      </w:pPr>
-      <w:r>
-        <w:rPr>
-          <w:rFonts w:ascii="Arial" w:hAnsi="Arial"/>
-          <w:rtl w:val="0"/>
-          <w:lang w:val="en-US"/>
-        </w:rPr>
+          <w:rFonts w:ascii="Arial" w:eastAsia="Arial" w:hAnsi="Arial" w:cs="Arial"/>
+        </w:rPr>
+      </w:pPr>
+      <w:r>
+        <w:rPr>
+          <w:rFonts w:ascii="Arial" w:hAnsi="Arial"/>
+        </w:rPr>
+        <w:lastRenderedPageBreak/>
         <w:t>Open Issues:</w:t>
       </w:r>
     </w:p>
@@ -3623,19 +3356,15 @@
           <w:ilvl w:val="0"/>
           <w:numId w:val="11"/>
         </w:numPr>
-        <w:suppressAutoHyphens w:val="1"/>
+        <w:suppressAutoHyphens/>
         <w:spacing w:before="0" w:line="240" w:lineRule="auto"/>
-        <w:jc w:val="left"/>
         <w:rPr>
           <w:rFonts w:ascii="Times Roman" w:hAnsi="Times Roman"/>
-          <w:lang w:val="en-US"/>
-        </w:rPr>
-      </w:pPr>
-      <w:r>
-        <w:rPr>
-          <w:rFonts w:ascii="Arial" w:hAnsi="Arial"/>
-          <w:rtl w:val="0"/>
-          <w:lang w:val="en-US"/>
+        </w:rPr>
+      </w:pPr>
+      <w:r>
+        <w:rPr>
+          <w:rFonts w:ascii="Arial" w:hAnsi="Arial"/>
         </w:rPr>
         <w:t>How long should the game wait before marking the player as disconnected?</w:t>
       </w:r>
@@ -3647,19 +3376,15 @@
           <w:ilvl w:val="0"/>
           <w:numId w:val="8"/>
         </w:numPr>
-        <w:suppressAutoHyphens w:val="1"/>
+        <w:suppressAutoHyphens/>
         <w:spacing w:before="0" w:line="240" w:lineRule="auto"/>
-        <w:jc w:val="left"/>
         <w:rPr>
           <w:rFonts w:ascii="Times Roman" w:hAnsi="Times Roman"/>
-          <w:lang w:val="en-US"/>
-        </w:rPr>
-      </w:pPr>
-      <w:r>
-        <w:rPr>
-          <w:rFonts w:ascii="Arial" w:hAnsi="Arial"/>
-          <w:rtl w:val="0"/>
-          <w:lang w:val="en-US"/>
+        </w:rPr>
+      </w:pPr>
+      <w:r>
+        <w:rPr>
+          <w:rFonts w:ascii="Arial" w:hAnsi="Arial"/>
         </w:rPr>
         <w:t>Should the player be given manual reconnection options</w:t>
       </w:r>
@@ -3671,21 +3396,31 @@
           <w:ilvl w:val="0"/>
           <w:numId w:val="8"/>
         </w:numPr>
-        <w:suppressAutoHyphens w:val="1"/>
+        <w:suppressAutoHyphens/>
         <w:spacing w:before="0" w:line="240" w:lineRule="auto"/>
-        <w:jc w:val="left"/>
         <w:rPr>
           <w:rFonts w:ascii="Times Roman" w:hAnsi="Times Roman"/>
-          <w:lang w:val="en-US"/>
-        </w:rPr>
-      </w:pPr>
-      <w:r>
-        <w:rPr>
-          <w:rFonts w:ascii="Arial" w:hAnsi="Arial"/>
-          <w:rtl w:val="0"/>
-          <w:lang w:val="en-US"/>
-        </w:rPr>
-        <w:t>What happens if the player reconnects but the game session has already ended?</w:t>
+        </w:rPr>
+      </w:pPr>
+      <w:r>
+        <w:rPr>
+          <w:rFonts w:ascii="Arial" w:hAnsi="Arial"/>
+        </w:rPr>
+        <w:t xml:space="preserve">What happens if the player </w:t>
+      </w:r>
+      <w:proofErr w:type="gramStart"/>
+      <w:r>
+        <w:rPr>
+          <w:rFonts w:ascii="Arial" w:hAnsi="Arial"/>
+        </w:rPr>
+        <w:t>reconnects</w:t>
+      </w:r>
+      <w:proofErr w:type="gramEnd"/>
+      <w:r>
+        <w:rPr>
+          <w:rFonts w:ascii="Arial" w:hAnsi="Arial"/>
+        </w:rPr>
+        <w:t xml:space="preserve"> but the game session has already ended?</w:t>
       </w:r>
     </w:p>
     <w:p>
@@ -3695,364 +3430,343 @@
           <w:tab w:val="left" w:pos="220"/>
           <w:tab w:val="left" w:pos="720"/>
         </w:tabs>
-        <w:suppressAutoHyphens w:val="1"/>
+        <w:suppressAutoHyphens/>
         <w:spacing w:before="0" w:line="240" w:lineRule="auto"/>
         <w:ind w:left="720" w:hanging="720"/>
-        <w:jc w:val="left"/>
-        <w:rPr>
-          <w:rFonts w:ascii="Arial" w:cs="Arial" w:hAnsi="Arial" w:eastAsia="Arial"/>
-        </w:rPr>
-      </w:pPr>
-    </w:p>
-    <w:p>
-      <w:pPr>
-        <w:pStyle w:val="Body"/>
-        <w:rPr>
-          <w:rFonts w:ascii="Arial" w:cs="Arial" w:hAnsi="Arial" w:eastAsia="Arial"/>
-          <w:sz w:val="25"/>
-          <w:szCs w:val="25"/>
-        </w:rPr>
-      </w:pPr>
-    </w:p>
-    <w:p>
-      <w:pPr>
-        <w:pStyle w:val="Body"/>
-        <w:rPr>
-          <w:rFonts w:ascii="Arial" w:cs="Arial" w:hAnsi="Arial" w:eastAsia="Arial"/>
-          <w:sz w:val="25"/>
-          <w:szCs w:val="25"/>
-        </w:rPr>
-      </w:pPr>
-    </w:p>
-    <w:p>
-      <w:pPr>
-        <w:pStyle w:val="Body"/>
-        <w:rPr>
-          <w:rFonts w:ascii="Arial" w:cs="Arial" w:hAnsi="Arial" w:eastAsia="Arial"/>
-          <w:sz w:val="25"/>
-          <w:szCs w:val="25"/>
-        </w:rPr>
-      </w:pPr>
-    </w:p>
-    <w:p>
-      <w:pPr>
-        <w:pStyle w:val="Body"/>
-        <w:rPr>
-          <w:rFonts w:ascii="Arial" w:cs="Arial" w:hAnsi="Arial" w:eastAsia="Arial"/>
-          <w:sz w:val="25"/>
-          <w:szCs w:val="25"/>
-        </w:rPr>
-      </w:pPr>
-      <w:r>
-        <w:rPr>
-          <w:rFonts w:ascii="Arial" w:hAnsi="Arial"/>
-          <w:sz w:val="25"/>
-          <w:szCs w:val="25"/>
-          <w:rtl w:val="0"/>
-          <w:lang w:val="en-US"/>
+        <w:rPr>
+          <w:rFonts w:ascii="Arial" w:eastAsia="Arial" w:hAnsi="Arial" w:cs="Arial"/>
+        </w:rPr>
+      </w:pPr>
+    </w:p>
+    <w:p>
+      <w:pPr>
+        <w:pStyle w:val="Body"/>
+        <w:rPr>
+          <w:rFonts w:ascii="Arial" w:eastAsia="Arial" w:hAnsi="Arial" w:cs="Arial"/>
+          <w:sz w:val="25"/>
+          <w:szCs w:val="25"/>
+        </w:rPr>
+      </w:pPr>
+    </w:p>
+    <w:p>
+      <w:pPr>
+        <w:pStyle w:val="Body"/>
+        <w:rPr>
+          <w:rFonts w:ascii="Arial" w:eastAsia="Arial" w:hAnsi="Arial" w:cs="Arial"/>
+          <w:sz w:val="25"/>
+          <w:szCs w:val="25"/>
+        </w:rPr>
+      </w:pPr>
+    </w:p>
+    <w:p>
+      <w:pPr>
+        <w:pStyle w:val="Body"/>
+        <w:rPr>
+          <w:rFonts w:ascii="Arial" w:eastAsia="Arial" w:hAnsi="Arial" w:cs="Arial"/>
+          <w:sz w:val="25"/>
+          <w:szCs w:val="25"/>
+        </w:rPr>
+      </w:pPr>
+    </w:p>
+    <w:p>
+      <w:pPr>
+        <w:pStyle w:val="Body"/>
+        <w:rPr>
+          <w:rFonts w:ascii="Arial" w:eastAsia="Arial" w:hAnsi="Arial" w:cs="Arial"/>
+          <w:sz w:val="25"/>
+          <w:szCs w:val="25"/>
+        </w:rPr>
+      </w:pPr>
+      <w:r>
+        <w:rPr>
+          <w:rFonts w:ascii="Arial" w:hAnsi="Arial"/>
+          <w:sz w:val="25"/>
+          <w:szCs w:val="25"/>
         </w:rPr>
         <w:t>Use case: Update game board</w:t>
       </w:r>
       <w:r>
         <w:rPr>
-          <w:rFonts w:ascii="Cambria" w:cs="Cambria" w:hAnsi="Cambria" w:eastAsia="Cambria"/>
+          <w:rFonts w:ascii="Cambria" w:eastAsia="Cambria" w:hAnsi="Cambria" w:cs="Cambria"/>
           <w:sz w:val="20"/>
           <w:szCs w:val="20"/>
         </w:rPr>
-        <w:br w:type="textWrapping"/>
-      </w:r>
-      <w:r>
-        <w:rPr>
-          <w:rFonts w:ascii="Arial" w:hAnsi="Arial"/>
-          <w:sz w:val="25"/>
-          <w:szCs w:val="25"/>
-          <w:rtl w:val="0"/>
-          <w:lang w:val="en-US"/>
+        <w:br/>
+      </w:r>
+      <w:r>
+        <w:rPr>
+          <w:rFonts w:ascii="Arial" w:hAnsi="Arial"/>
+          <w:sz w:val="25"/>
+          <w:szCs w:val="25"/>
         </w:rPr>
         <w:t>Iteration:</w:t>
       </w:r>
       <w:r>
         <w:rPr>
-          <w:rFonts w:ascii="Cambria" w:cs="Cambria" w:hAnsi="Cambria" w:eastAsia="Cambria"/>
+          <w:rFonts w:ascii="Cambria" w:eastAsia="Cambria" w:hAnsi="Cambria" w:cs="Cambria"/>
           <w:sz w:val="20"/>
           <w:szCs w:val="20"/>
         </w:rPr>
-        <w:br w:type="textWrapping"/>
-      </w:r>
-      <w:r>
-        <w:rPr>
-          <w:rFonts w:ascii="Arial" w:hAnsi="Arial"/>
-          <w:sz w:val="25"/>
-          <w:szCs w:val="25"/>
-          <w:rtl w:val="0"/>
-          <w:lang w:val="en-US"/>
+        <w:br/>
+      </w:r>
+      <w:r>
+        <w:rPr>
+          <w:rFonts w:ascii="Arial" w:hAnsi="Arial"/>
+          <w:sz w:val="25"/>
+          <w:szCs w:val="25"/>
         </w:rPr>
         <w:t>Primary Actor:</w:t>
       </w:r>
       <w:r>
         <w:rPr>
-          <w:rFonts w:ascii="Cambria" w:cs="Cambria" w:hAnsi="Cambria" w:eastAsia="Cambria"/>
+          <w:rFonts w:ascii="Cambria" w:eastAsia="Cambria" w:hAnsi="Cambria" w:cs="Cambria"/>
           <w:sz w:val="20"/>
           <w:szCs w:val="20"/>
         </w:rPr>
-        <w:br w:type="textWrapping"/>
-      </w:r>
-      <w:r>
-        <w:rPr>
-          <w:rFonts w:ascii="Arial" w:hAnsi="Arial"/>
-          <w:sz w:val="25"/>
-          <w:szCs w:val="25"/>
-          <w:rtl w:val="0"/>
-          <w:lang w:val="en-US"/>
+        <w:br/>
+      </w:r>
+      <w:r>
+        <w:rPr>
+          <w:rFonts w:ascii="Arial" w:hAnsi="Arial"/>
+          <w:sz w:val="25"/>
+          <w:szCs w:val="25"/>
         </w:rPr>
         <w:t>Goal in context:</w:t>
       </w:r>
       <w:r>
         <w:rPr>
-          <w:rFonts w:ascii="Cambria" w:cs="Cambria" w:hAnsi="Cambria" w:eastAsia="Cambria"/>
+          <w:rFonts w:ascii="Cambria" w:eastAsia="Cambria" w:hAnsi="Cambria" w:cs="Cambria"/>
           <w:sz w:val="20"/>
           <w:szCs w:val="20"/>
         </w:rPr>
-        <w:br w:type="textWrapping"/>
-      </w:r>
-      <w:r>
-        <w:rPr>
-          <w:rFonts w:ascii="Arial" w:hAnsi="Arial"/>
-          <w:sz w:val="25"/>
-          <w:szCs w:val="25"/>
-          <w:rtl w:val="0"/>
+        <w:br/>
+      </w:r>
+      <w:proofErr w:type="spellStart"/>
+      <w:r>
+        <w:rPr>
+          <w:rFonts w:ascii="Arial" w:hAnsi="Arial"/>
+          <w:sz w:val="25"/>
+          <w:szCs w:val="25"/>
           <w:lang w:val="fr-FR"/>
         </w:rPr>
-        <w:t>Preconditions:</w:t>
-      </w:r>
-      <w:r>
-        <w:rPr>
-          <w:rFonts w:ascii="Cambria" w:cs="Cambria" w:hAnsi="Cambria" w:eastAsia="Cambria"/>
+        <w:t>Preconditions</w:t>
+      </w:r>
+      <w:proofErr w:type="spellEnd"/>
+      <w:r>
+        <w:rPr>
+          <w:rFonts w:ascii="Arial" w:hAnsi="Arial"/>
+          <w:sz w:val="25"/>
+          <w:szCs w:val="25"/>
+          <w:lang w:val="fr-FR"/>
+        </w:rPr>
+        <w:t>:</w:t>
+      </w:r>
+      <w:r>
+        <w:rPr>
+          <w:rFonts w:ascii="Cambria" w:eastAsia="Cambria" w:hAnsi="Cambria" w:cs="Cambria"/>
           <w:sz w:val="20"/>
           <w:szCs w:val="20"/>
         </w:rPr>
-        <w:br w:type="textWrapping"/>
-      </w:r>
-      <w:r>
-        <w:rPr>
-          <w:rFonts w:ascii="Arial" w:hAnsi="Arial"/>
-          <w:sz w:val="25"/>
-          <w:szCs w:val="25"/>
-          <w:rtl w:val="0"/>
+        <w:br/>
+      </w:r>
+      <w:r>
+        <w:rPr>
+          <w:rFonts w:ascii="Arial" w:hAnsi="Arial"/>
+          <w:sz w:val="25"/>
+          <w:szCs w:val="25"/>
         </w:rPr>
         <w:t>Trigger:</w:t>
       </w:r>
       <w:r>
         <w:rPr>
-          <w:rFonts w:ascii="Cambria" w:cs="Cambria" w:hAnsi="Cambria" w:eastAsia="Cambria"/>
+          <w:rFonts w:ascii="Cambria" w:eastAsia="Cambria" w:hAnsi="Cambria" w:cs="Cambria"/>
           <w:sz w:val="20"/>
           <w:szCs w:val="20"/>
         </w:rPr>
-        <w:br w:type="textWrapping"/>
-      </w:r>
-      <w:r>
-        <w:rPr>
-          <w:rFonts w:ascii="Arial" w:hAnsi="Arial"/>
-          <w:sz w:val="25"/>
-          <w:szCs w:val="25"/>
-          <w:rtl w:val="0"/>
+        <w:br/>
+      </w:r>
+      <w:r>
+        <w:rPr>
+          <w:rFonts w:ascii="Arial" w:hAnsi="Arial"/>
+          <w:sz w:val="25"/>
+          <w:szCs w:val="25"/>
           <w:lang w:val="it-IT"/>
         </w:rPr>
         <w:t>Scenario:</w:t>
       </w:r>
       <w:r>
         <w:rPr>
-          <w:rFonts w:ascii="Cambria" w:cs="Cambria" w:hAnsi="Cambria" w:eastAsia="Cambria"/>
+          <w:rFonts w:ascii="Cambria" w:eastAsia="Cambria" w:hAnsi="Cambria" w:cs="Cambria"/>
           <w:sz w:val="20"/>
           <w:szCs w:val="20"/>
         </w:rPr>
-        <w:br w:type="textWrapping"/>
-      </w:r>
-      <w:r>
-        <w:rPr>
-          <w:rFonts w:ascii="Arial" w:hAnsi="Arial"/>
-          <w:sz w:val="25"/>
-          <w:szCs w:val="25"/>
-          <w:rtl w:val="0"/>
+        <w:br/>
+      </w:r>
+      <w:r>
+        <w:rPr>
+          <w:rFonts w:ascii="Arial" w:hAnsi="Arial"/>
+          <w:sz w:val="25"/>
+          <w:szCs w:val="25"/>
         </w:rPr>
         <w:t>1.</w:t>
       </w:r>
       <w:r>
         <w:rPr>
-          <w:rFonts w:ascii="Cambria" w:cs="Cambria" w:hAnsi="Cambria" w:eastAsia="Cambria"/>
+          <w:rFonts w:ascii="Cambria" w:eastAsia="Cambria" w:hAnsi="Cambria" w:cs="Cambria"/>
           <w:sz w:val="20"/>
           <w:szCs w:val="20"/>
         </w:rPr>
-        <w:br w:type="textWrapping"/>
-      </w:r>
-      <w:r>
-        <w:rPr>
-          <w:rFonts w:ascii="Arial" w:hAnsi="Arial"/>
-          <w:sz w:val="25"/>
-          <w:szCs w:val="25"/>
-          <w:rtl w:val="0"/>
-          <w:lang w:val="en-US"/>
+        <w:br/>
+      </w:r>
+      <w:r>
+        <w:rPr>
+          <w:rFonts w:ascii="Arial" w:hAnsi="Arial"/>
+          <w:sz w:val="25"/>
+          <w:szCs w:val="25"/>
         </w:rPr>
         <w:t>Post conditions:</w:t>
       </w:r>
       <w:r>
         <w:rPr>
-          <w:rFonts w:ascii="Cambria" w:cs="Cambria" w:hAnsi="Cambria" w:eastAsia="Cambria"/>
+          <w:rFonts w:ascii="Cambria" w:eastAsia="Cambria" w:hAnsi="Cambria" w:cs="Cambria"/>
           <w:sz w:val="20"/>
           <w:szCs w:val="20"/>
         </w:rPr>
-        <w:br w:type="textWrapping"/>
-      </w:r>
-      <w:r>
-        <w:rPr>
-          <w:rFonts w:ascii="Arial" w:hAnsi="Arial"/>
-          <w:sz w:val="25"/>
-          <w:szCs w:val="25"/>
-          <w:rtl w:val="0"/>
-          <w:lang w:val="en-US"/>
+        <w:br/>
+      </w:r>
+      <w:r>
+        <w:rPr>
+          <w:rFonts w:ascii="Arial" w:hAnsi="Arial"/>
+          <w:sz w:val="25"/>
+          <w:szCs w:val="25"/>
         </w:rPr>
         <w:t>Exceptions:</w:t>
       </w:r>
       <w:r>
         <w:rPr>
-          <w:rFonts w:ascii="Cambria" w:cs="Cambria" w:hAnsi="Cambria" w:eastAsia="Cambria"/>
+          <w:rFonts w:ascii="Cambria" w:eastAsia="Cambria" w:hAnsi="Cambria" w:cs="Cambria"/>
           <w:sz w:val="20"/>
           <w:szCs w:val="20"/>
         </w:rPr>
-        <w:br w:type="textWrapping"/>
-      </w:r>
-      <w:r>
-        <w:rPr>
-          <w:rFonts w:ascii="Arial" w:hAnsi="Arial"/>
-          <w:sz w:val="25"/>
-          <w:szCs w:val="25"/>
-          <w:rtl w:val="0"/>
+        <w:br/>
+      </w:r>
+      <w:r>
+        <w:rPr>
+          <w:rFonts w:ascii="Arial" w:hAnsi="Arial"/>
+          <w:sz w:val="25"/>
+          <w:szCs w:val="25"/>
         </w:rPr>
         <w:t>1.</w:t>
       </w:r>
       <w:r>
         <w:rPr>
-          <w:rFonts w:ascii="Cambria" w:cs="Cambria" w:hAnsi="Cambria" w:eastAsia="Cambria"/>
+          <w:rFonts w:ascii="Cambria" w:eastAsia="Cambria" w:hAnsi="Cambria" w:cs="Cambria"/>
           <w:sz w:val="20"/>
           <w:szCs w:val="20"/>
         </w:rPr>
-        <w:br w:type="textWrapping"/>
-      </w:r>
-      <w:r>
-        <w:rPr>
-          <w:rFonts w:ascii="Arial" w:hAnsi="Arial"/>
-          <w:sz w:val="25"/>
-          <w:szCs w:val="25"/>
-          <w:rtl w:val="0"/>
-          <w:lang w:val="en-US"/>
+        <w:br/>
+      </w:r>
+      <w:r>
+        <w:rPr>
+          <w:rFonts w:ascii="Arial" w:hAnsi="Arial"/>
+          <w:sz w:val="25"/>
+          <w:szCs w:val="25"/>
         </w:rPr>
         <w:t>Priority:</w:t>
       </w:r>
       <w:r>
         <w:rPr>
-          <w:rFonts w:ascii="Cambria" w:cs="Cambria" w:hAnsi="Cambria" w:eastAsia="Cambria"/>
+          <w:rFonts w:ascii="Cambria" w:eastAsia="Cambria" w:hAnsi="Cambria" w:cs="Cambria"/>
           <w:sz w:val="20"/>
           <w:szCs w:val="20"/>
         </w:rPr>
-        <w:br w:type="textWrapping"/>
-      </w:r>
-      <w:r>
-        <w:rPr>
-          <w:rFonts w:ascii="Arial" w:hAnsi="Arial"/>
-          <w:sz w:val="25"/>
-          <w:szCs w:val="25"/>
-          <w:rtl w:val="0"/>
-          <w:lang w:val="en-US"/>
+        <w:br/>
+      </w:r>
+      <w:r>
+        <w:rPr>
+          <w:rFonts w:ascii="Arial" w:hAnsi="Arial"/>
+          <w:sz w:val="25"/>
+          <w:szCs w:val="25"/>
         </w:rPr>
         <w:t>When available:</w:t>
       </w:r>
       <w:r>
         <w:rPr>
-          <w:rFonts w:ascii="Cambria" w:cs="Cambria" w:hAnsi="Cambria" w:eastAsia="Cambria"/>
+          <w:rFonts w:ascii="Cambria" w:eastAsia="Cambria" w:hAnsi="Cambria" w:cs="Cambria"/>
           <w:sz w:val="20"/>
           <w:szCs w:val="20"/>
         </w:rPr>
-        <w:br w:type="textWrapping"/>
-      </w:r>
-      <w:r>
-        <w:rPr>
-          <w:rFonts w:ascii="Arial" w:hAnsi="Arial"/>
-          <w:sz w:val="25"/>
-          <w:szCs w:val="25"/>
-          <w:rtl w:val="0"/>
-          <w:lang w:val="en-US"/>
+        <w:br/>
+      </w:r>
+      <w:r>
+        <w:rPr>
+          <w:rFonts w:ascii="Arial" w:hAnsi="Arial"/>
+          <w:sz w:val="25"/>
+          <w:szCs w:val="25"/>
         </w:rPr>
         <w:t>Frequency of use:</w:t>
       </w:r>
       <w:r>
         <w:rPr>
-          <w:rFonts w:ascii="Cambria" w:cs="Cambria" w:hAnsi="Cambria" w:eastAsia="Cambria"/>
+          <w:rFonts w:ascii="Cambria" w:eastAsia="Cambria" w:hAnsi="Cambria" w:cs="Cambria"/>
           <w:sz w:val="20"/>
           <w:szCs w:val="20"/>
         </w:rPr>
-        <w:br w:type="textWrapping"/>
-      </w:r>
-      <w:r>
-        <w:rPr>
-          <w:rFonts w:ascii="Arial" w:hAnsi="Arial"/>
-          <w:sz w:val="25"/>
-          <w:szCs w:val="25"/>
-          <w:rtl w:val="0"/>
-          <w:lang w:val="en-US"/>
+        <w:br/>
+      </w:r>
+      <w:r>
+        <w:rPr>
+          <w:rFonts w:ascii="Arial" w:hAnsi="Arial"/>
+          <w:sz w:val="25"/>
+          <w:szCs w:val="25"/>
         </w:rPr>
         <w:t>Channel to actor:</w:t>
       </w:r>
       <w:r>
         <w:rPr>
-          <w:rFonts w:ascii="Cambria" w:cs="Cambria" w:hAnsi="Cambria" w:eastAsia="Cambria"/>
+          <w:rFonts w:ascii="Cambria" w:eastAsia="Cambria" w:hAnsi="Cambria" w:cs="Cambria"/>
           <w:sz w:val="20"/>
           <w:szCs w:val="20"/>
         </w:rPr>
-        <w:br w:type="textWrapping"/>
-      </w:r>
-      <w:r>
-        <w:rPr>
-          <w:rFonts w:ascii="Arial" w:hAnsi="Arial"/>
-          <w:sz w:val="25"/>
-          <w:szCs w:val="25"/>
-          <w:rtl w:val="0"/>
-          <w:lang w:val="en-US"/>
+        <w:br/>
+      </w:r>
+      <w:r>
+        <w:rPr>
+          <w:rFonts w:ascii="Arial" w:hAnsi="Arial"/>
+          <w:sz w:val="25"/>
+          <w:szCs w:val="25"/>
         </w:rPr>
         <w:t>Secondary actors:</w:t>
       </w:r>
       <w:r>
         <w:rPr>
-          <w:rFonts w:ascii="Cambria" w:cs="Cambria" w:hAnsi="Cambria" w:eastAsia="Cambria"/>
+          <w:rFonts w:ascii="Cambria" w:eastAsia="Cambria" w:hAnsi="Cambria" w:cs="Cambria"/>
           <w:sz w:val="20"/>
           <w:szCs w:val="20"/>
         </w:rPr>
-        <w:br w:type="textWrapping"/>
-      </w:r>
-      <w:r>
-        <w:rPr>
-          <w:rFonts w:ascii="Arial" w:hAnsi="Arial"/>
-          <w:sz w:val="25"/>
-          <w:szCs w:val="25"/>
-          <w:rtl w:val="0"/>
-          <w:lang w:val="en-US"/>
+        <w:br/>
+      </w:r>
+      <w:r>
+        <w:rPr>
+          <w:rFonts w:ascii="Arial" w:hAnsi="Arial"/>
+          <w:sz w:val="25"/>
+          <w:szCs w:val="25"/>
         </w:rPr>
         <w:t>Channel to secondary actors:</w:t>
       </w:r>
       <w:r>
         <w:rPr>
-          <w:rFonts w:ascii="Cambria" w:cs="Cambria" w:hAnsi="Cambria" w:eastAsia="Cambria"/>
+          <w:rFonts w:ascii="Cambria" w:eastAsia="Cambria" w:hAnsi="Cambria" w:cs="Cambria"/>
           <w:sz w:val="20"/>
           <w:szCs w:val="20"/>
         </w:rPr>
-        <w:br w:type="textWrapping"/>
-      </w:r>
-      <w:r>
-        <w:rPr>
-          <w:rFonts w:ascii="Arial" w:hAnsi="Arial"/>
-          <w:sz w:val="25"/>
-          <w:szCs w:val="25"/>
-          <w:rtl w:val="0"/>
-          <w:lang w:val="en-US"/>
+        <w:br/>
+      </w:r>
+      <w:r>
+        <w:rPr>
+          <w:rFonts w:ascii="Arial" w:hAnsi="Arial"/>
+          <w:sz w:val="25"/>
+          <w:szCs w:val="25"/>
         </w:rPr>
         <w:t>Open issues:</w:t>
       </w:r>
@@ -4061,137 +3775,137 @@
       <w:pPr>
         <w:pStyle w:val="Body"/>
         <w:rPr>
-          <w:rFonts w:ascii="Arial" w:cs="Arial" w:hAnsi="Arial" w:eastAsia="Arial"/>
-          <w:sz w:val="25"/>
-          <w:szCs w:val="25"/>
-        </w:rPr>
-      </w:pPr>
-    </w:p>
-    <w:p>
-      <w:pPr>
-        <w:pStyle w:val="Body"/>
-        <w:rPr>
-          <w:rFonts w:ascii="Arial" w:cs="Arial" w:hAnsi="Arial" w:eastAsia="Arial"/>
-          <w:sz w:val="25"/>
-          <w:szCs w:val="25"/>
-        </w:rPr>
-      </w:pPr>
-    </w:p>
-    <w:p>
-      <w:pPr>
-        <w:pStyle w:val="Body"/>
-      </w:pPr>
-    </w:p>
-    <w:p>
-      <w:pPr>
-        <w:pStyle w:val="Body"/>
-        <w:rPr>
-          <w:rFonts w:ascii="Arial" w:cs="Arial" w:hAnsi="Arial" w:eastAsia="Arial"/>
-          <w:sz w:val="25"/>
-          <w:szCs w:val="25"/>
-        </w:rPr>
-      </w:pPr>
-    </w:p>
-    <w:p>
-      <w:pPr>
-        <w:pStyle w:val="Body"/>
-      </w:pPr>
-    </w:p>
-    <w:p>
-      <w:pPr>
-        <w:pStyle w:val="Body"/>
-        <w:rPr>
-          <w:rFonts w:ascii="Arial" w:cs="Arial" w:hAnsi="Arial" w:eastAsia="Arial"/>
-          <w:sz w:val="25"/>
-          <w:szCs w:val="25"/>
-        </w:rPr>
-      </w:pPr>
-    </w:p>
-    <w:p>
-      <w:pPr>
-        <w:pStyle w:val="Body"/>
-        <w:rPr>
-          <w:rFonts w:ascii="Arial" w:cs="Arial" w:hAnsi="Arial" w:eastAsia="Arial"/>
-          <w:sz w:val="25"/>
-          <w:szCs w:val="25"/>
-        </w:rPr>
-      </w:pPr>
-    </w:p>
-    <w:p>
-      <w:pPr>
-        <w:pStyle w:val="Body"/>
-        <w:rPr>
-          <w:rFonts w:ascii="Arial" w:cs="Arial" w:hAnsi="Arial" w:eastAsia="Arial"/>
-          <w:sz w:val="25"/>
-          <w:szCs w:val="25"/>
-        </w:rPr>
-      </w:pPr>
-    </w:p>
-    <w:p>
-      <w:pPr>
-        <w:pStyle w:val="Body"/>
-        <w:rPr>
-          <w:rFonts w:ascii="Arial" w:cs="Arial" w:hAnsi="Arial" w:eastAsia="Arial"/>
-          <w:sz w:val="25"/>
-          <w:szCs w:val="25"/>
-        </w:rPr>
-      </w:pPr>
-    </w:p>
-    <w:p>
-      <w:pPr>
-        <w:pStyle w:val="Body"/>
-        <w:rPr>
-          <w:rFonts w:ascii="Arial" w:cs="Arial" w:hAnsi="Arial" w:eastAsia="Arial"/>
-          <w:sz w:val="25"/>
-          <w:szCs w:val="25"/>
-        </w:rPr>
-      </w:pPr>
-    </w:p>
-    <w:p>
-      <w:pPr>
-        <w:pStyle w:val="Body"/>
-        <w:rPr>
-          <w:rFonts w:ascii="Arial" w:cs="Arial" w:hAnsi="Arial" w:eastAsia="Arial"/>
-          <w:sz w:val="25"/>
-          <w:szCs w:val="25"/>
-        </w:rPr>
-      </w:pPr>
-    </w:p>
-    <w:p>
-      <w:pPr>
-        <w:pStyle w:val="Body"/>
-        <w:rPr>
-          <w:rFonts w:ascii="Arial" w:cs="Arial" w:hAnsi="Arial" w:eastAsia="Arial"/>
-          <w:sz w:val="25"/>
-          <w:szCs w:val="25"/>
-        </w:rPr>
-      </w:pPr>
-    </w:p>
-    <w:p>
-      <w:pPr>
-        <w:pStyle w:val="Body"/>
-        <w:rPr>
-          <w:rFonts w:ascii="Arial" w:cs="Arial" w:hAnsi="Arial" w:eastAsia="Arial"/>
-          <w:sz w:val="25"/>
-          <w:szCs w:val="25"/>
-        </w:rPr>
-      </w:pPr>
-    </w:p>
-    <w:p>
-      <w:pPr>
-        <w:pStyle w:val="Body"/>
-        <w:rPr>
-          <w:rFonts w:ascii="Arial" w:cs="Arial" w:hAnsi="Arial" w:eastAsia="Arial"/>
-          <w:sz w:val="25"/>
-          <w:szCs w:val="25"/>
-        </w:rPr>
-      </w:pPr>
-    </w:p>
-    <w:p>
-      <w:pPr>
-        <w:pStyle w:val="Body"/>
-        <w:rPr>
-          <w:rFonts w:ascii="Arial" w:cs="Arial" w:hAnsi="Arial" w:eastAsia="Arial"/>
+          <w:rFonts w:ascii="Arial" w:eastAsia="Arial" w:hAnsi="Arial" w:cs="Arial"/>
+          <w:sz w:val="25"/>
+          <w:szCs w:val="25"/>
+        </w:rPr>
+      </w:pPr>
+    </w:p>
+    <w:p>
+      <w:pPr>
+        <w:pStyle w:val="Body"/>
+        <w:rPr>
+          <w:rFonts w:ascii="Arial" w:eastAsia="Arial" w:hAnsi="Arial" w:cs="Arial"/>
+          <w:sz w:val="25"/>
+          <w:szCs w:val="25"/>
+        </w:rPr>
+      </w:pPr>
+    </w:p>
+    <w:p>
+      <w:pPr>
+        <w:pStyle w:val="Body"/>
+      </w:pPr>
+    </w:p>
+    <w:p>
+      <w:pPr>
+        <w:pStyle w:val="Body"/>
+        <w:rPr>
+          <w:rFonts w:ascii="Arial" w:eastAsia="Arial" w:hAnsi="Arial" w:cs="Arial"/>
+          <w:sz w:val="25"/>
+          <w:szCs w:val="25"/>
+        </w:rPr>
+      </w:pPr>
+    </w:p>
+    <w:p>
+      <w:pPr>
+        <w:pStyle w:val="Body"/>
+      </w:pPr>
+    </w:p>
+    <w:p>
+      <w:pPr>
+        <w:pStyle w:val="Body"/>
+        <w:rPr>
+          <w:rFonts w:ascii="Arial" w:eastAsia="Arial" w:hAnsi="Arial" w:cs="Arial"/>
+          <w:sz w:val="25"/>
+          <w:szCs w:val="25"/>
+        </w:rPr>
+      </w:pPr>
+    </w:p>
+    <w:p>
+      <w:pPr>
+        <w:pStyle w:val="Body"/>
+        <w:rPr>
+          <w:rFonts w:ascii="Arial" w:eastAsia="Arial" w:hAnsi="Arial" w:cs="Arial"/>
+          <w:sz w:val="25"/>
+          <w:szCs w:val="25"/>
+        </w:rPr>
+      </w:pPr>
+    </w:p>
+    <w:p>
+      <w:pPr>
+        <w:pStyle w:val="Body"/>
+        <w:rPr>
+          <w:rFonts w:ascii="Arial" w:eastAsia="Arial" w:hAnsi="Arial" w:cs="Arial"/>
+          <w:sz w:val="25"/>
+          <w:szCs w:val="25"/>
+        </w:rPr>
+      </w:pPr>
+    </w:p>
+    <w:p>
+      <w:pPr>
+        <w:pStyle w:val="Body"/>
+        <w:rPr>
+          <w:rFonts w:ascii="Arial" w:eastAsia="Arial" w:hAnsi="Arial" w:cs="Arial"/>
+          <w:sz w:val="25"/>
+          <w:szCs w:val="25"/>
+        </w:rPr>
+      </w:pPr>
+    </w:p>
+    <w:p>
+      <w:pPr>
+        <w:pStyle w:val="Body"/>
+        <w:rPr>
+          <w:rFonts w:ascii="Arial" w:eastAsia="Arial" w:hAnsi="Arial" w:cs="Arial"/>
+          <w:sz w:val="25"/>
+          <w:szCs w:val="25"/>
+        </w:rPr>
+      </w:pPr>
+    </w:p>
+    <w:p>
+      <w:pPr>
+        <w:pStyle w:val="Body"/>
+        <w:rPr>
+          <w:rFonts w:ascii="Arial" w:eastAsia="Arial" w:hAnsi="Arial" w:cs="Arial"/>
+          <w:sz w:val="25"/>
+          <w:szCs w:val="25"/>
+        </w:rPr>
+      </w:pPr>
+    </w:p>
+    <w:p>
+      <w:pPr>
+        <w:pStyle w:val="Body"/>
+        <w:rPr>
+          <w:rFonts w:ascii="Arial" w:eastAsia="Arial" w:hAnsi="Arial" w:cs="Arial"/>
+          <w:sz w:val="25"/>
+          <w:szCs w:val="25"/>
+        </w:rPr>
+      </w:pPr>
+    </w:p>
+    <w:p>
+      <w:pPr>
+        <w:pStyle w:val="Body"/>
+        <w:rPr>
+          <w:rFonts w:ascii="Arial" w:eastAsia="Arial" w:hAnsi="Arial" w:cs="Arial"/>
+          <w:sz w:val="25"/>
+          <w:szCs w:val="25"/>
+        </w:rPr>
+      </w:pPr>
+    </w:p>
+    <w:p>
+      <w:pPr>
+        <w:pStyle w:val="Body"/>
+        <w:rPr>
+          <w:rFonts w:ascii="Arial" w:eastAsia="Arial" w:hAnsi="Arial" w:cs="Arial"/>
+          <w:sz w:val="25"/>
+          <w:szCs w:val="25"/>
+        </w:rPr>
+      </w:pPr>
+    </w:p>
+    <w:p>
+      <w:pPr>
+        <w:pStyle w:val="Body"/>
+        <w:rPr>
+          <w:rFonts w:ascii="Arial" w:eastAsia="Arial" w:hAnsi="Arial" w:cs="Arial"/>
           <w:sz w:val="25"/>
           <w:szCs w:val="25"/>
         </w:rPr>
@@ -4204,187 +3918,1347 @@
           <w:tab w:val="left" w:pos="220"/>
           <w:tab w:val="left" w:pos="720"/>
         </w:tabs>
-        <w:suppressAutoHyphens w:val="1"/>
+        <w:suppressAutoHyphens/>
         <w:spacing w:before="0" w:line="240" w:lineRule="auto"/>
         <w:ind w:left="720" w:hanging="720"/>
-        <w:jc w:val="left"/>
-        <w:rPr>
-          <w:rFonts w:ascii="Arial" w:cs="Arial" w:hAnsi="Arial" w:eastAsia="Arial"/>
-        </w:rPr>
-      </w:pPr>
-    </w:p>
-    <w:p>
-      <w:pPr>
-        <w:pStyle w:val="Body"/>
-        <w:rPr>
-          <w:rFonts w:ascii="Arial" w:cs="Arial" w:hAnsi="Arial" w:eastAsia="Arial"/>
-          <w:sz w:val="25"/>
-          <w:szCs w:val="25"/>
-        </w:rPr>
-      </w:pPr>
-    </w:p>
-    <w:p>
-      <w:pPr>
-        <w:pStyle w:val="Body"/>
-      </w:pPr>
-    </w:p>
-    <w:p>
-      <w:pPr>
-        <w:pStyle w:val="Body"/>
-        <w:rPr>
-          <w:rFonts w:ascii="Arial" w:cs="Arial" w:hAnsi="Arial" w:eastAsia="Arial"/>
-          <w:sz w:val="25"/>
-          <w:szCs w:val="25"/>
-        </w:rPr>
-      </w:pPr>
-    </w:p>
-    <w:p>
-      <w:pPr>
-        <w:pStyle w:val="Body"/>
-        <w:rPr>
-          <w:rFonts w:ascii="Arial" w:cs="Arial" w:hAnsi="Arial" w:eastAsia="Arial"/>
-          <w:sz w:val="25"/>
-          <w:szCs w:val="25"/>
-        </w:rPr>
-      </w:pPr>
-    </w:p>
-    <w:p>
-      <w:pPr>
-        <w:pStyle w:val="Body"/>
-        <w:rPr>
-          <w:rFonts w:ascii="Arial" w:cs="Arial" w:hAnsi="Arial" w:eastAsia="Arial"/>
-          <w:sz w:val="25"/>
-          <w:szCs w:val="25"/>
-        </w:rPr>
-      </w:pPr>
-    </w:p>
-    <w:p>
-      <w:pPr>
-        <w:pStyle w:val="Body"/>
-      </w:pPr>
-    </w:p>
-    <w:p>
-      <w:pPr>
-        <w:pStyle w:val="Body"/>
-        <w:rPr>
-          <w:rFonts w:ascii="Arial" w:cs="Arial" w:hAnsi="Arial" w:eastAsia="Arial"/>
-          <w:sz w:val="25"/>
-          <w:szCs w:val="25"/>
-        </w:rPr>
-      </w:pPr>
-    </w:p>
-    <w:p>
-      <w:pPr>
-        <w:pStyle w:val="Body"/>
-        <w:rPr>
-          <w:rFonts w:ascii="Arial" w:cs="Arial" w:hAnsi="Arial" w:eastAsia="Arial"/>
-          <w:sz w:val="25"/>
-          <w:szCs w:val="25"/>
-        </w:rPr>
-      </w:pPr>
-    </w:p>
-    <w:p>
-      <w:pPr>
-        <w:pStyle w:val="Body"/>
-        <w:rPr>
-          <w:rFonts w:ascii="Arial" w:cs="Arial" w:hAnsi="Arial" w:eastAsia="Arial"/>
-          <w:sz w:val="25"/>
-          <w:szCs w:val="25"/>
-        </w:rPr>
-      </w:pPr>
-    </w:p>
-    <w:p>
-      <w:pPr>
-        <w:pStyle w:val="Body"/>
-      </w:pPr>
-    </w:p>
-    <w:p>
-      <w:pPr>
-        <w:pStyle w:val="Body"/>
-        <w:rPr>
-          <w:rFonts w:ascii="Arial" w:cs="Arial" w:hAnsi="Arial" w:eastAsia="Arial"/>
-          <w:sz w:val="25"/>
-          <w:szCs w:val="25"/>
-        </w:rPr>
-      </w:pPr>
-    </w:p>
-    <w:p>
-      <w:pPr>
-        <w:pStyle w:val="Body"/>
-        <w:rPr>
-          <w:rFonts w:ascii="Arial" w:cs="Arial" w:hAnsi="Arial" w:eastAsia="Arial"/>
-          <w:sz w:val="25"/>
-          <w:szCs w:val="25"/>
-        </w:rPr>
-      </w:pPr>
-    </w:p>
-    <w:p>
-      <w:pPr>
-        <w:pStyle w:val="Body"/>
-      </w:pPr>
-      <w:r>
-        <w:rPr>
-          <w:rFonts w:ascii="Arial" w:cs="Arial" w:hAnsi="Arial" w:eastAsia="Arial"/>
-          <w:sz w:val="25"/>
-          <w:szCs w:val="25"/>
-        </w:rPr>
-      </w:r>
+        <w:rPr>
+          <w:rFonts w:ascii="Arial" w:eastAsia="Arial" w:hAnsi="Arial" w:cs="Arial"/>
+        </w:rPr>
+      </w:pPr>
+    </w:p>
+    <w:p>
+      <w:pPr>
+        <w:pStyle w:val="Body"/>
+        <w:rPr>
+          <w:rFonts w:ascii="Arial" w:eastAsia="Arial" w:hAnsi="Arial" w:cs="Arial"/>
+          <w:sz w:val="25"/>
+          <w:szCs w:val="25"/>
+        </w:rPr>
+      </w:pPr>
+    </w:p>
+    <w:p>
+      <w:pPr>
+        <w:pStyle w:val="Body"/>
+      </w:pPr>
+    </w:p>
+    <w:p>
+      <w:pPr>
+        <w:pStyle w:val="Body"/>
+        <w:rPr>
+          <w:rFonts w:ascii="Arial" w:eastAsia="Arial" w:hAnsi="Arial" w:cs="Arial"/>
+          <w:sz w:val="25"/>
+          <w:szCs w:val="25"/>
+        </w:rPr>
+      </w:pPr>
+      <w:r>
+        <w:rPr>
+          <w:rFonts w:ascii="Arial" w:eastAsia="Arial" w:hAnsi="Arial" w:cs="Arial"/>
+          <w:sz w:val="25"/>
+          <w:szCs w:val="25"/>
+        </w:rPr>
+        <w:lastRenderedPageBreak/>
+        <w:t>Use case: End game (win/lose/quit)</w:t>
+      </w:r>
+    </w:p>
+    <w:p>
+      <w:pPr>
+        <w:pStyle w:val="Body"/>
+        <w:rPr>
+          <w:rFonts w:ascii="Arial" w:eastAsia="Arial" w:hAnsi="Arial" w:cs="Arial"/>
+          <w:sz w:val="25"/>
+          <w:szCs w:val="25"/>
+        </w:rPr>
+      </w:pPr>
+    </w:p>
+    <w:p>
+      <w:pPr>
+        <w:pStyle w:val="Body"/>
+        <w:rPr>
+          <w:rFonts w:ascii="Arial" w:eastAsia="Arial" w:hAnsi="Arial" w:cs="Arial"/>
+          <w:sz w:val="25"/>
+          <w:szCs w:val="25"/>
+        </w:rPr>
+      </w:pPr>
+      <w:r>
+        <w:rPr>
+          <w:rFonts w:ascii="Arial" w:eastAsia="Arial" w:hAnsi="Arial" w:cs="Arial"/>
+          <w:sz w:val="25"/>
+          <w:szCs w:val="25"/>
+        </w:rPr>
+        <w:t>Iteration: 1</w:t>
+      </w:r>
+    </w:p>
+    <w:p>
+      <w:pPr>
+        <w:pStyle w:val="Body"/>
+        <w:rPr>
+          <w:rFonts w:ascii="Arial" w:eastAsia="Arial" w:hAnsi="Arial" w:cs="Arial"/>
+          <w:sz w:val="25"/>
+          <w:szCs w:val="25"/>
+        </w:rPr>
+      </w:pPr>
+    </w:p>
+    <w:p>
+      <w:pPr>
+        <w:pStyle w:val="Body"/>
+        <w:rPr>
+          <w:rFonts w:ascii="Arial" w:eastAsia="Arial" w:hAnsi="Arial" w:cs="Arial"/>
+          <w:sz w:val="25"/>
+          <w:szCs w:val="25"/>
+        </w:rPr>
+      </w:pPr>
+      <w:r>
+        <w:rPr>
+          <w:rFonts w:ascii="Arial" w:eastAsia="Arial" w:hAnsi="Arial" w:cs="Arial"/>
+          <w:sz w:val="25"/>
+          <w:szCs w:val="25"/>
+        </w:rPr>
+        <w:t>Primary Actor: Player</w:t>
+      </w:r>
+    </w:p>
+    <w:p>
+      <w:pPr>
+        <w:pStyle w:val="Body"/>
+        <w:rPr>
+          <w:rFonts w:ascii="Arial" w:eastAsia="Arial" w:hAnsi="Arial" w:cs="Arial"/>
+          <w:sz w:val="25"/>
+          <w:szCs w:val="25"/>
+        </w:rPr>
+      </w:pPr>
+    </w:p>
+    <w:p>
+      <w:pPr>
+        <w:pStyle w:val="Body"/>
+        <w:rPr>
+          <w:rFonts w:ascii="Arial" w:eastAsia="Arial" w:hAnsi="Arial" w:cs="Arial"/>
+          <w:sz w:val="25"/>
+          <w:szCs w:val="25"/>
+        </w:rPr>
+      </w:pPr>
+      <w:r>
+        <w:rPr>
+          <w:rFonts w:ascii="Arial" w:eastAsia="Arial" w:hAnsi="Arial" w:cs="Arial"/>
+          <w:sz w:val="25"/>
+          <w:szCs w:val="25"/>
+        </w:rPr>
+        <w:t>Goal in context: To ensure the game session is concluded properly when a player wins, loses, or quits, updating the game state accordingly while allowing a short window for reconnection in case of disconnection.</w:t>
+      </w:r>
+    </w:p>
+    <w:p>
+      <w:pPr>
+        <w:pStyle w:val="Body"/>
+        <w:rPr>
+          <w:rFonts w:ascii="Arial" w:eastAsia="Arial" w:hAnsi="Arial" w:cs="Arial"/>
+          <w:sz w:val="25"/>
+          <w:szCs w:val="25"/>
+        </w:rPr>
+      </w:pPr>
+    </w:p>
+    <w:p>
+      <w:pPr>
+        <w:pStyle w:val="Body"/>
+        <w:rPr>
+          <w:rFonts w:ascii="Arial" w:eastAsia="Arial" w:hAnsi="Arial" w:cs="Arial"/>
+          <w:sz w:val="25"/>
+          <w:szCs w:val="25"/>
+        </w:rPr>
+      </w:pPr>
+      <w:r>
+        <w:rPr>
+          <w:rFonts w:ascii="Arial" w:eastAsia="Arial" w:hAnsi="Arial" w:cs="Arial"/>
+          <w:sz w:val="25"/>
+          <w:szCs w:val="25"/>
+        </w:rPr>
+        <w:t>Preconditions:</w:t>
+      </w:r>
+    </w:p>
+    <w:p>
+      <w:pPr>
+        <w:pStyle w:val="Body"/>
+        <w:numPr>
+          <w:ilvl w:val="0"/>
+          <w:numId w:val="14"/>
+        </w:numPr>
+        <w:rPr>
+          <w:rFonts w:ascii="Arial" w:eastAsia="Arial" w:hAnsi="Arial" w:cs="Arial"/>
+          <w:sz w:val="25"/>
+          <w:szCs w:val="25"/>
+        </w:rPr>
+      </w:pPr>
+      <w:r>
+        <w:rPr>
+          <w:rFonts w:ascii="Arial" w:eastAsia="Arial" w:hAnsi="Arial" w:cs="Arial"/>
+          <w:sz w:val="25"/>
+          <w:szCs w:val="25"/>
+        </w:rPr>
+        <w:t>The player is logged into the game.</w:t>
+      </w:r>
+    </w:p>
+    <w:p>
+      <w:pPr>
+        <w:pStyle w:val="Body"/>
+        <w:numPr>
+          <w:ilvl w:val="0"/>
+          <w:numId w:val="14"/>
+        </w:numPr>
+        <w:rPr>
+          <w:rFonts w:ascii="Arial" w:eastAsia="Arial" w:hAnsi="Arial" w:cs="Arial"/>
+          <w:sz w:val="25"/>
+          <w:szCs w:val="25"/>
+        </w:rPr>
+      </w:pPr>
+      <w:r>
+        <w:rPr>
+          <w:rFonts w:ascii="Arial" w:eastAsia="Arial" w:hAnsi="Arial" w:cs="Arial"/>
+          <w:sz w:val="25"/>
+          <w:szCs w:val="25"/>
+        </w:rPr>
+        <w:t>The player is in an active game session.</w:t>
+      </w:r>
+    </w:p>
+    <w:p>
+      <w:pPr>
+        <w:pStyle w:val="Body"/>
+        <w:numPr>
+          <w:ilvl w:val="0"/>
+          <w:numId w:val="14"/>
+        </w:numPr>
+        <w:rPr>
+          <w:rFonts w:ascii="Arial" w:eastAsia="Arial" w:hAnsi="Arial" w:cs="Arial"/>
+          <w:sz w:val="25"/>
+          <w:szCs w:val="25"/>
+        </w:rPr>
+      </w:pPr>
+      <w:r>
+        <w:rPr>
+          <w:rFonts w:ascii="Arial" w:eastAsia="Arial" w:hAnsi="Arial" w:cs="Arial"/>
+          <w:sz w:val="25"/>
+          <w:szCs w:val="25"/>
+        </w:rPr>
+        <w:t>The game session has reached a win/loss condition, or a player has disconnected or quit.</w:t>
+      </w:r>
+    </w:p>
+    <w:p>
+      <w:pPr>
+        <w:pStyle w:val="Body"/>
+        <w:ind w:left="720"/>
+        <w:rPr>
+          <w:rFonts w:ascii="Arial" w:eastAsia="Arial" w:hAnsi="Arial" w:cs="Arial"/>
+          <w:sz w:val="25"/>
+          <w:szCs w:val="25"/>
+        </w:rPr>
+      </w:pPr>
+    </w:p>
+    <w:p>
+      <w:pPr>
+        <w:pStyle w:val="Body"/>
+        <w:rPr>
+          <w:rFonts w:ascii="Arial" w:eastAsia="Arial" w:hAnsi="Arial" w:cs="Arial"/>
+          <w:sz w:val="25"/>
+          <w:szCs w:val="25"/>
+        </w:rPr>
+      </w:pPr>
+      <w:r>
+        <w:rPr>
+          <w:rFonts w:ascii="Arial" w:eastAsia="Arial" w:hAnsi="Arial" w:cs="Arial"/>
+          <w:sz w:val="25"/>
+          <w:szCs w:val="25"/>
+        </w:rPr>
+        <w:t>Trigger:</w:t>
+      </w:r>
+    </w:p>
+    <w:p>
+      <w:pPr>
+        <w:pStyle w:val="Body"/>
+        <w:numPr>
+          <w:ilvl w:val="0"/>
+          <w:numId w:val="15"/>
+        </w:numPr>
+        <w:rPr>
+          <w:rFonts w:ascii="Arial" w:eastAsia="Arial" w:hAnsi="Arial" w:cs="Arial"/>
+          <w:sz w:val="25"/>
+          <w:szCs w:val="25"/>
+        </w:rPr>
+      </w:pPr>
+      <w:r>
+        <w:rPr>
+          <w:rFonts w:ascii="Arial" w:eastAsia="Arial" w:hAnsi="Arial" w:cs="Arial"/>
+          <w:sz w:val="25"/>
+          <w:szCs w:val="25"/>
+        </w:rPr>
+        <w:t>A player achieves a winning condition.</w:t>
+      </w:r>
+    </w:p>
+    <w:p>
+      <w:pPr>
+        <w:pStyle w:val="Body"/>
+        <w:numPr>
+          <w:ilvl w:val="0"/>
+          <w:numId w:val="15"/>
+        </w:numPr>
+        <w:rPr>
+          <w:rFonts w:ascii="Arial" w:eastAsia="Arial" w:hAnsi="Arial" w:cs="Arial"/>
+          <w:sz w:val="25"/>
+          <w:szCs w:val="25"/>
+        </w:rPr>
+      </w:pPr>
+      <w:r>
+        <w:rPr>
+          <w:rFonts w:ascii="Arial" w:eastAsia="Arial" w:hAnsi="Arial" w:cs="Arial"/>
+          <w:sz w:val="25"/>
+          <w:szCs w:val="25"/>
+        </w:rPr>
+        <w:t>A player manually quits the game.</w:t>
+      </w:r>
+    </w:p>
+    <w:p>
+      <w:pPr>
+        <w:pStyle w:val="Body"/>
+        <w:numPr>
+          <w:ilvl w:val="0"/>
+          <w:numId w:val="15"/>
+        </w:numPr>
+        <w:rPr>
+          <w:rFonts w:ascii="Arial" w:eastAsia="Arial" w:hAnsi="Arial" w:cs="Arial"/>
+          <w:sz w:val="25"/>
+          <w:szCs w:val="25"/>
+        </w:rPr>
+      </w:pPr>
+      <w:r>
+        <w:rPr>
+          <w:rFonts w:ascii="Arial" w:eastAsia="Arial" w:hAnsi="Arial" w:cs="Arial"/>
+          <w:sz w:val="25"/>
+          <w:szCs w:val="25"/>
+        </w:rPr>
+        <w:t>A player disconnects from the game.</w:t>
+      </w:r>
+    </w:p>
+    <w:p>
+      <w:pPr>
+        <w:pStyle w:val="Body"/>
+        <w:ind w:left="720"/>
+        <w:rPr>
+          <w:rFonts w:ascii="Arial" w:eastAsia="Arial" w:hAnsi="Arial" w:cs="Arial"/>
+          <w:sz w:val="25"/>
+          <w:szCs w:val="25"/>
+        </w:rPr>
+      </w:pPr>
+    </w:p>
+    <w:p>
+      <w:pPr>
+        <w:pStyle w:val="Body"/>
+        <w:rPr>
+          <w:rFonts w:ascii="Arial" w:eastAsia="Arial" w:hAnsi="Arial" w:cs="Arial"/>
+          <w:sz w:val="25"/>
+          <w:szCs w:val="25"/>
+        </w:rPr>
+      </w:pPr>
+      <w:r>
+        <w:rPr>
+          <w:rFonts w:ascii="Arial" w:eastAsia="Arial" w:hAnsi="Arial" w:cs="Arial"/>
+          <w:sz w:val="25"/>
+          <w:szCs w:val="25"/>
+        </w:rPr>
+        <w:t>Scenario:</w:t>
+      </w:r>
+    </w:p>
+    <w:p>
+      <w:pPr>
+        <w:pStyle w:val="Body"/>
+        <w:numPr>
+          <w:ilvl w:val="0"/>
+          <w:numId w:val="16"/>
+        </w:numPr>
+        <w:rPr>
+          <w:rFonts w:ascii="Arial" w:eastAsia="Arial" w:hAnsi="Arial" w:cs="Arial"/>
+          <w:sz w:val="25"/>
+          <w:szCs w:val="25"/>
+        </w:rPr>
+      </w:pPr>
+      <w:r>
+        <w:rPr>
+          <w:rFonts w:ascii="Arial" w:eastAsia="Arial" w:hAnsi="Arial" w:cs="Arial"/>
+          <w:sz w:val="25"/>
+          <w:szCs w:val="25"/>
+        </w:rPr>
+        <w:t>A player logs into the game platform.</w:t>
+      </w:r>
+    </w:p>
+    <w:p>
+      <w:pPr>
+        <w:pStyle w:val="Body"/>
+        <w:numPr>
+          <w:ilvl w:val="0"/>
+          <w:numId w:val="16"/>
+        </w:numPr>
+        <w:rPr>
+          <w:rFonts w:ascii="Arial" w:eastAsia="Arial" w:hAnsi="Arial" w:cs="Arial"/>
+          <w:sz w:val="25"/>
+          <w:szCs w:val="25"/>
+        </w:rPr>
+      </w:pPr>
+      <w:r>
+        <w:rPr>
+          <w:rFonts w:ascii="Arial" w:eastAsia="Arial" w:hAnsi="Arial" w:cs="Arial"/>
+          <w:sz w:val="25"/>
+          <w:szCs w:val="25"/>
+        </w:rPr>
+        <w:t>The player starts or joins an active game session.</w:t>
+      </w:r>
+    </w:p>
+    <w:p>
+      <w:pPr>
+        <w:pStyle w:val="Body"/>
+        <w:numPr>
+          <w:ilvl w:val="0"/>
+          <w:numId w:val="16"/>
+        </w:numPr>
+        <w:rPr>
+          <w:rFonts w:ascii="Arial" w:eastAsia="Arial" w:hAnsi="Arial" w:cs="Arial"/>
+          <w:sz w:val="25"/>
+          <w:szCs w:val="25"/>
+        </w:rPr>
+      </w:pPr>
+      <w:r>
+        <w:rPr>
+          <w:rFonts w:ascii="Arial" w:eastAsia="Arial" w:hAnsi="Arial" w:cs="Arial"/>
+          <w:sz w:val="25"/>
+          <w:szCs w:val="25"/>
+        </w:rPr>
+        <w:t xml:space="preserve">The game progresses until a win/loss condition is met (e.g. checkmate in </w:t>
+      </w:r>
+      <w:proofErr w:type="gramStart"/>
+      <w:r>
+        <w:rPr>
+          <w:rFonts w:ascii="Arial" w:eastAsia="Arial" w:hAnsi="Arial" w:cs="Arial"/>
+          <w:sz w:val="25"/>
+          <w:szCs w:val="25"/>
+        </w:rPr>
+        <w:t>Chess</w:t>
+      </w:r>
+      <w:proofErr w:type="gramEnd"/>
+      <w:r>
+        <w:rPr>
+          <w:rFonts w:ascii="Arial" w:eastAsia="Arial" w:hAnsi="Arial" w:cs="Arial"/>
+          <w:sz w:val="25"/>
+          <w:szCs w:val="25"/>
+        </w:rPr>
+        <w:t xml:space="preserve"> or</w:t>
+      </w:r>
+      <w:r>
+        <w:rPr>
+          <w:rFonts w:ascii="Arial" w:eastAsia="Arial" w:hAnsi="Arial" w:cs="Arial"/>
+          <w:sz w:val="25"/>
+          <w:szCs w:val="25"/>
+        </w:rPr>
+        <w:t xml:space="preserve"> four in a row in Connect Four</w:t>
+      </w:r>
+      <w:r>
+        <w:rPr>
+          <w:rFonts w:ascii="Arial" w:eastAsia="Arial" w:hAnsi="Arial" w:cs="Arial"/>
+          <w:sz w:val="25"/>
+          <w:szCs w:val="25"/>
+        </w:rPr>
+        <w:t>).</w:t>
+      </w:r>
+    </w:p>
+    <w:p>
+      <w:pPr>
+        <w:pStyle w:val="Body"/>
+        <w:numPr>
+          <w:ilvl w:val="0"/>
+          <w:numId w:val="16"/>
+        </w:numPr>
+        <w:rPr>
+          <w:rFonts w:ascii="Arial" w:eastAsia="Arial" w:hAnsi="Arial" w:cs="Arial"/>
+          <w:sz w:val="25"/>
+          <w:szCs w:val="25"/>
+        </w:rPr>
+      </w:pPr>
+      <w:r>
+        <w:rPr>
+          <w:rFonts w:ascii="Arial" w:eastAsia="Arial" w:hAnsi="Arial" w:cs="Arial"/>
+          <w:sz w:val="25"/>
+          <w:szCs w:val="25"/>
+        </w:rPr>
+        <w:t>The system detects the game</w:t>
+      </w:r>
+      <w:r>
+        <w:rPr>
+          <w:rFonts w:ascii="Arial" w:eastAsia="Arial" w:hAnsi="Arial" w:cs="Arial"/>
+          <w:sz w:val="25"/>
+          <w:szCs w:val="25"/>
+        </w:rPr>
+        <w:t xml:space="preserve"> </w:t>
+      </w:r>
+      <w:r>
+        <w:rPr>
+          <w:rFonts w:ascii="Arial" w:eastAsia="Arial" w:hAnsi="Arial" w:cs="Arial"/>
+          <w:sz w:val="25"/>
+          <w:szCs w:val="25"/>
+        </w:rPr>
+        <w:t>ending condition.</w:t>
+      </w:r>
+    </w:p>
+    <w:p>
+      <w:pPr>
+        <w:pStyle w:val="Body"/>
+        <w:numPr>
+          <w:ilvl w:val="0"/>
+          <w:numId w:val="16"/>
+        </w:numPr>
+        <w:rPr>
+          <w:rFonts w:ascii="Arial" w:eastAsia="Arial" w:hAnsi="Arial" w:cs="Arial"/>
+          <w:sz w:val="25"/>
+          <w:szCs w:val="25"/>
+        </w:rPr>
+      </w:pPr>
+      <w:r>
+        <w:rPr>
+          <w:rFonts w:ascii="Arial" w:eastAsia="Arial" w:hAnsi="Arial" w:cs="Arial"/>
+          <w:sz w:val="25"/>
+          <w:szCs w:val="25"/>
+        </w:rPr>
+        <w:t xml:space="preserve">If a player manually quits or disconnects, the game </w:t>
+      </w:r>
+      <w:proofErr w:type="gramStart"/>
+      <w:r>
+        <w:rPr>
+          <w:rFonts w:ascii="Arial" w:eastAsia="Arial" w:hAnsi="Arial" w:cs="Arial"/>
+          <w:sz w:val="25"/>
+          <w:szCs w:val="25"/>
+        </w:rPr>
+        <w:t>starts</w:t>
+      </w:r>
+      <w:proofErr w:type="gramEnd"/>
+      <w:r>
+        <w:rPr>
+          <w:rFonts w:ascii="Arial" w:eastAsia="Arial" w:hAnsi="Arial" w:cs="Arial"/>
+          <w:sz w:val="25"/>
+          <w:szCs w:val="25"/>
+        </w:rPr>
+        <w:t xml:space="preserve"> a reconnection timer (e.g. </w:t>
+      </w:r>
+      <w:r>
+        <w:rPr>
+          <w:rFonts w:ascii="Arial" w:eastAsia="Arial" w:hAnsi="Arial" w:cs="Arial"/>
+          <w:sz w:val="25"/>
+          <w:szCs w:val="25"/>
+        </w:rPr>
+        <w:t>3</w:t>
+      </w:r>
+      <w:r>
+        <w:rPr>
+          <w:rFonts w:ascii="Arial" w:eastAsia="Arial" w:hAnsi="Arial" w:cs="Arial"/>
+          <w:sz w:val="25"/>
+          <w:szCs w:val="25"/>
+        </w:rPr>
+        <w:t>0 seconds).</w:t>
+      </w:r>
+    </w:p>
+    <w:p>
+      <w:pPr>
+        <w:pStyle w:val="Body"/>
+        <w:numPr>
+          <w:ilvl w:val="0"/>
+          <w:numId w:val="16"/>
+        </w:numPr>
+        <w:rPr>
+          <w:rFonts w:ascii="Arial" w:eastAsia="Arial" w:hAnsi="Arial" w:cs="Arial"/>
+          <w:sz w:val="25"/>
+          <w:szCs w:val="25"/>
+        </w:rPr>
+      </w:pPr>
+      <w:r>
+        <w:rPr>
+          <w:rFonts w:ascii="Arial" w:eastAsia="Arial" w:hAnsi="Arial" w:cs="Arial"/>
+          <w:sz w:val="25"/>
+          <w:szCs w:val="25"/>
+        </w:rPr>
+        <w:t>If the disconnected player reconnects within the time limit, they resume the game.</w:t>
+      </w:r>
+    </w:p>
+    <w:p>
+      <w:pPr>
+        <w:pStyle w:val="Body"/>
+        <w:numPr>
+          <w:ilvl w:val="0"/>
+          <w:numId w:val="16"/>
+        </w:numPr>
+        <w:rPr>
+          <w:rFonts w:ascii="Arial" w:eastAsia="Arial" w:hAnsi="Arial" w:cs="Arial"/>
+          <w:sz w:val="25"/>
+          <w:szCs w:val="25"/>
+        </w:rPr>
+      </w:pPr>
+      <w:r>
+        <w:rPr>
+          <w:rFonts w:ascii="Arial" w:eastAsia="Arial" w:hAnsi="Arial" w:cs="Arial"/>
+          <w:sz w:val="25"/>
+          <w:szCs w:val="25"/>
+        </w:rPr>
+        <w:t>If the player does not reconnect in time, the remaining player is declared the winner.</w:t>
+      </w:r>
+    </w:p>
+    <w:p>
+      <w:pPr>
+        <w:pStyle w:val="Body"/>
+        <w:numPr>
+          <w:ilvl w:val="0"/>
+          <w:numId w:val="16"/>
+        </w:numPr>
+        <w:rPr>
+          <w:rFonts w:ascii="Arial" w:eastAsia="Arial" w:hAnsi="Arial" w:cs="Arial"/>
+          <w:sz w:val="25"/>
+          <w:szCs w:val="25"/>
+        </w:rPr>
+      </w:pPr>
+      <w:r>
+        <w:rPr>
+          <w:rFonts w:ascii="Arial" w:eastAsia="Arial" w:hAnsi="Arial" w:cs="Arial"/>
+          <w:sz w:val="25"/>
+          <w:szCs w:val="25"/>
+        </w:rPr>
+        <w:t>The system prepares to send the game results to the server.</w:t>
+      </w:r>
+    </w:p>
+    <w:p>
+      <w:pPr>
+        <w:pStyle w:val="Body"/>
+        <w:ind w:left="720"/>
+        <w:rPr>
+          <w:rFonts w:ascii="Arial" w:eastAsia="Arial" w:hAnsi="Arial" w:cs="Arial"/>
+          <w:sz w:val="25"/>
+          <w:szCs w:val="25"/>
+        </w:rPr>
+      </w:pPr>
+    </w:p>
+    <w:p>
+      <w:pPr>
+        <w:pStyle w:val="Body"/>
+        <w:rPr>
+          <w:rFonts w:ascii="Arial" w:eastAsia="Arial" w:hAnsi="Arial" w:cs="Arial"/>
+          <w:sz w:val="25"/>
+          <w:szCs w:val="25"/>
+        </w:rPr>
+      </w:pPr>
+      <w:r>
+        <w:rPr>
+          <w:rFonts w:ascii="Arial" w:eastAsia="Arial" w:hAnsi="Arial" w:cs="Arial"/>
+          <w:sz w:val="25"/>
+          <w:szCs w:val="25"/>
+        </w:rPr>
+        <w:t>Post conditions:</w:t>
+      </w:r>
+    </w:p>
+    <w:p>
+      <w:pPr>
+        <w:pStyle w:val="Body"/>
+        <w:numPr>
+          <w:ilvl w:val="0"/>
+          <w:numId w:val="17"/>
+        </w:numPr>
+        <w:rPr>
+          <w:rFonts w:ascii="Arial" w:eastAsia="Arial" w:hAnsi="Arial" w:cs="Arial"/>
+          <w:sz w:val="25"/>
+          <w:szCs w:val="25"/>
+        </w:rPr>
+      </w:pPr>
+      <w:r>
+        <w:rPr>
+          <w:rFonts w:ascii="Arial" w:eastAsia="Arial" w:hAnsi="Arial" w:cs="Arial"/>
+          <w:sz w:val="25"/>
+          <w:szCs w:val="25"/>
+        </w:rPr>
+        <w:t>The game is officially marked as finished.</w:t>
+      </w:r>
+    </w:p>
+    <w:p>
+      <w:pPr>
+        <w:pStyle w:val="Body"/>
+        <w:numPr>
+          <w:ilvl w:val="0"/>
+          <w:numId w:val="17"/>
+        </w:numPr>
+        <w:rPr>
+          <w:rFonts w:ascii="Arial" w:eastAsia="Arial" w:hAnsi="Arial" w:cs="Arial"/>
+          <w:sz w:val="25"/>
+          <w:szCs w:val="25"/>
+        </w:rPr>
+      </w:pPr>
+      <w:r>
+        <w:rPr>
+          <w:rFonts w:ascii="Arial" w:eastAsia="Arial" w:hAnsi="Arial" w:cs="Arial"/>
+          <w:sz w:val="25"/>
+          <w:szCs w:val="25"/>
+        </w:rPr>
+        <w:t>The winner and loser are determined based on the final game state or disconnection timeout.</w:t>
+      </w:r>
+    </w:p>
+    <w:p>
+      <w:pPr>
+        <w:pStyle w:val="Body"/>
+        <w:numPr>
+          <w:ilvl w:val="0"/>
+          <w:numId w:val="17"/>
+        </w:numPr>
+        <w:rPr>
+          <w:rFonts w:ascii="Arial" w:eastAsia="Arial" w:hAnsi="Arial" w:cs="Arial"/>
+          <w:sz w:val="25"/>
+          <w:szCs w:val="25"/>
+        </w:rPr>
+      </w:pPr>
+      <w:r>
+        <w:rPr>
+          <w:rFonts w:ascii="Arial" w:eastAsia="Arial" w:hAnsi="Arial" w:cs="Arial"/>
+          <w:sz w:val="25"/>
+          <w:szCs w:val="25"/>
+        </w:rPr>
+        <w:t>The match result is recorded and prepared for leaderboard updates.</w:t>
+      </w:r>
+    </w:p>
+    <w:p>
+      <w:pPr>
+        <w:pStyle w:val="Body"/>
+        <w:ind w:left="720"/>
+        <w:rPr>
+          <w:rFonts w:ascii="Arial" w:eastAsia="Arial" w:hAnsi="Arial" w:cs="Arial"/>
+          <w:sz w:val="25"/>
+          <w:szCs w:val="25"/>
+        </w:rPr>
+      </w:pPr>
+    </w:p>
+    <w:p>
+      <w:pPr>
+        <w:pStyle w:val="Body"/>
+        <w:rPr>
+          <w:rFonts w:ascii="Arial" w:eastAsia="Arial" w:hAnsi="Arial" w:cs="Arial"/>
+          <w:sz w:val="25"/>
+          <w:szCs w:val="25"/>
+        </w:rPr>
+      </w:pPr>
+      <w:r>
+        <w:rPr>
+          <w:rFonts w:ascii="Arial" w:eastAsia="Arial" w:hAnsi="Arial" w:cs="Arial"/>
+          <w:sz w:val="25"/>
+          <w:szCs w:val="25"/>
+        </w:rPr>
+        <w:t>Exceptions:</w:t>
+      </w:r>
+    </w:p>
+    <w:p>
+      <w:pPr>
+        <w:pStyle w:val="Body"/>
+        <w:numPr>
+          <w:ilvl w:val="0"/>
+          <w:numId w:val="18"/>
+        </w:numPr>
+        <w:rPr>
+          <w:rFonts w:ascii="Arial" w:eastAsia="Arial" w:hAnsi="Arial" w:cs="Arial"/>
+          <w:sz w:val="25"/>
+          <w:szCs w:val="25"/>
+        </w:rPr>
+      </w:pPr>
+      <w:r>
+        <w:rPr>
+          <w:rFonts w:ascii="Arial" w:eastAsia="Arial" w:hAnsi="Arial" w:cs="Arial"/>
+          <w:sz w:val="25"/>
+          <w:szCs w:val="25"/>
+        </w:rPr>
+        <w:t>A server error prevents the match result from being updated.</w:t>
+      </w:r>
+    </w:p>
+    <w:p>
+      <w:pPr>
+        <w:pStyle w:val="Body"/>
+        <w:numPr>
+          <w:ilvl w:val="0"/>
+          <w:numId w:val="18"/>
+        </w:numPr>
+        <w:rPr>
+          <w:rFonts w:ascii="Arial" w:eastAsia="Arial" w:hAnsi="Arial" w:cs="Arial"/>
+          <w:sz w:val="25"/>
+          <w:szCs w:val="25"/>
+        </w:rPr>
+      </w:pPr>
+      <w:r>
+        <w:rPr>
+          <w:rFonts w:ascii="Arial" w:eastAsia="Arial" w:hAnsi="Arial" w:cs="Arial"/>
+          <w:sz w:val="25"/>
+          <w:szCs w:val="25"/>
+        </w:rPr>
+        <w:t>A player disputes the match result due to a network issue.</w:t>
+      </w:r>
+    </w:p>
+    <w:p>
+      <w:pPr>
+        <w:pStyle w:val="Body"/>
+        <w:ind w:left="720"/>
+        <w:rPr>
+          <w:rFonts w:ascii="Arial" w:eastAsia="Arial" w:hAnsi="Arial" w:cs="Arial"/>
+          <w:sz w:val="25"/>
+          <w:szCs w:val="25"/>
+        </w:rPr>
+      </w:pPr>
+    </w:p>
+    <w:p>
+      <w:pPr>
+        <w:pStyle w:val="Body"/>
+        <w:rPr>
+          <w:rFonts w:ascii="Arial" w:eastAsia="Arial" w:hAnsi="Arial" w:cs="Arial"/>
+          <w:sz w:val="25"/>
+          <w:szCs w:val="25"/>
+        </w:rPr>
+      </w:pPr>
+      <w:r>
+        <w:rPr>
+          <w:rFonts w:ascii="Arial" w:eastAsia="Arial" w:hAnsi="Arial" w:cs="Arial"/>
+          <w:sz w:val="25"/>
+          <w:szCs w:val="25"/>
+        </w:rPr>
+        <w:lastRenderedPageBreak/>
+        <w:t>Priority: High (Ensures a fair and smooth conclusion to each game session).</w:t>
+      </w:r>
+    </w:p>
+    <w:p>
+      <w:pPr>
+        <w:pStyle w:val="Body"/>
+        <w:rPr>
+          <w:rFonts w:ascii="Arial" w:eastAsia="Arial" w:hAnsi="Arial" w:cs="Arial"/>
+          <w:sz w:val="25"/>
+          <w:szCs w:val="25"/>
+        </w:rPr>
+      </w:pPr>
+    </w:p>
+    <w:p>
+      <w:pPr>
+        <w:pStyle w:val="Body"/>
+        <w:rPr>
+          <w:rFonts w:ascii="Arial" w:eastAsia="Arial" w:hAnsi="Arial" w:cs="Arial"/>
+          <w:sz w:val="25"/>
+          <w:szCs w:val="25"/>
+        </w:rPr>
+      </w:pPr>
+      <w:r>
+        <w:rPr>
+          <w:rFonts w:ascii="Arial" w:eastAsia="Arial" w:hAnsi="Arial" w:cs="Arial"/>
+          <w:sz w:val="25"/>
+          <w:szCs w:val="25"/>
+        </w:rPr>
+        <w:t>When available: 3rd iteration</w:t>
+      </w:r>
+    </w:p>
+    <w:p>
+      <w:pPr>
+        <w:pStyle w:val="Body"/>
+        <w:rPr>
+          <w:rFonts w:ascii="Arial" w:eastAsia="Arial" w:hAnsi="Arial" w:cs="Arial"/>
+          <w:sz w:val="25"/>
+          <w:szCs w:val="25"/>
+        </w:rPr>
+      </w:pPr>
+    </w:p>
+    <w:p>
+      <w:pPr>
+        <w:pStyle w:val="Body"/>
+        <w:rPr>
+          <w:rFonts w:ascii="Arial" w:eastAsia="Arial" w:hAnsi="Arial" w:cs="Arial"/>
+          <w:sz w:val="25"/>
+          <w:szCs w:val="25"/>
+        </w:rPr>
+      </w:pPr>
+      <w:r>
+        <w:rPr>
+          <w:rFonts w:ascii="Arial" w:eastAsia="Arial" w:hAnsi="Arial" w:cs="Arial"/>
+          <w:sz w:val="25"/>
+          <w:szCs w:val="25"/>
+        </w:rPr>
+        <w:t>Frequency of use: High (Occurs at the end of every game session).</w:t>
+      </w:r>
+    </w:p>
+    <w:p>
+      <w:pPr>
+        <w:pStyle w:val="Body"/>
+        <w:rPr>
+          <w:rFonts w:ascii="Arial" w:eastAsia="Arial" w:hAnsi="Arial" w:cs="Arial"/>
+          <w:sz w:val="25"/>
+          <w:szCs w:val="25"/>
+        </w:rPr>
+      </w:pPr>
+    </w:p>
+    <w:p>
+      <w:pPr>
+        <w:pStyle w:val="Body"/>
+        <w:rPr>
+          <w:rFonts w:ascii="Arial" w:eastAsia="Arial" w:hAnsi="Arial" w:cs="Arial"/>
+          <w:sz w:val="25"/>
+          <w:szCs w:val="25"/>
+        </w:rPr>
+      </w:pPr>
+      <w:r>
+        <w:rPr>
+          <w:rFonts w:ascii="Arial" w:eastAsia="Arial" w:hAnsi="Arial" w:cs="Arial"/>
+          <w:sz w:val="25"/>
+          <w:szCs w:val="25"/>
+        </w:rPr>
+        <w:t>Channel to actor: Screen, game interface</w:t>
+      </w:r>
+    </w:p>
+    <w:p>
+      <w:pPr>
+        <w:pStyle w:val="Body"/>
+        <w:rPr>
+          <w:rFonts w:ascii="Arial" w:eastAsia="Arial" w:hAnsi="Arial" w:cs="Arial"/>
+          <w:sz w:val="25"/>
+          <w:szCs w:val="25"/>
+        </w:rPr>
+      </w:pPr>
+    </w:p>
+    <w:p>
+      <w:pPr>
+        <w:pStyle w:val="Body"/>
+        <w:rPr>
+          <w:rFonts w:ascii="Arial" w:eastAsia="Arial" w:hAnsi="Arial" w:cs="Arial"/>
+          <w:sz w:val="25"/>
+          <w:szCs w:val="25"/>
+        </w:rPr>
+      </w:pPr>
+      <w:r>
+        <w:rPr>
+          <w:rFonts w:ascii="Arial" w:eastAsia="Arial" w:hAnsi="Arial" w:cs="Arial"/>
+          <w:sz w:val="25"/>
+          <w:szCs w:val="25"/>
+        </w:rPr>
+        <w:t>Secondary actors: Game server</w:t>
+      </w:r>
+    </w:p>
+    <w:p>
+      <w:pPr>
+        <w:pStyle w:val="Body"/>
+        <w:rPr>
+          <w:rFonts w:ascii="Arial" w:eastAsia="Arial" w:hAnsi="Arial" w:cs="Arial"/>
+          <w:sz w:val="25"/>
+          <w:szCs w:val="25"/>
+        </w:rPr>
+      </w:pPr>
+    </w:p>
+    <w:p>
+      <w:pPr>
+        <w:pStyle w:val="Body"/>
+        <w:rPr>
+          <w:rFonts w:ascii="Arial" w:eastAsia="Arial" w:hAnsi="Arial" w:cs="Arial"/>
+          <w:sz w:val="25"/>
+          <w:szCs w:val="25"/>
+        </w:rPr>
+      </w:pPr>
+      <w:r>
+        <w:rPr>
+          <w:rFonts w:ascii="Arial" w:eastAsia="Arial" w:hAnsi="Arial" w:cs="Arial"/>
+          <w:sz w:val="25"/>
+          <w:szCs w:val="25"/>
+        </w:rPr>
+        <w:t>Channel to secondary actors: Network connection</w:t>
+      </w:r>
+    </w:p>
+    <w:p>
+      <w:pPr>
+        <w:pStyle w:val="Body"/>
+        <w:rPr>
+          <w:rFonts w:ascii="Arial" w:eastAsia="Arial" w:hAnsi="Arial" w:cs="Arial"/>
+          <w:sz w:val="25"/>
+          <w:szCs w:val="25"/>
+        </w:rPr>
+      </w:pPr>
+    </w:p>
+    <w:p>
+      <w:pPr>
+        <w:pStyle w:val="Body"/>
+        <w:rPr>
+          <w:rFonts w:ascii="Arial" w:eastAsia="Arial" w:hAnsi="Arial" w:cs="Arial"/>
+          <w:sz w:val="25"/>
+          <w:szCs w:val="25"/>
+        </w:rPr>
+      </w:pPr>
+      <w:r>
+        <w:rPr>
+          <w:rFonts w:ascii="Arial" w:eastAsia="Arial" w:hAnsi="Arial" w:cs="Arial"/>
+          <w:sz w:val="25"/>
+          <w:szCs w:val="25"/>
+        </w:rPr>
+        <w:t>Open issues:</w:t>
+      </w:r>
+    </w:p>
+    <w:p>
+      <w:pPr>
+        <w:pStyle w:val="Body"/>
+        <w:numPr>
+          <w:ilvl w:val="0"/>
+          <w:numId w:val="19"/>
+        </w:numPr>
+        <w:rPr>
+          <w:rFonts w:ascii="Arial" w:eastAsia="Arial" w:hAnsi="Arial" w:cs="Arial"/>
+          <w:sz w:val="25"/>
+          <w:szCs w:val="25"/>
+        </w:rPr>
+      </w:pPr>
+      <w:r>
+        <w:rPr>
+          <w:rFonts w:ascii="Arial" w:eastAsia="Arial" w:hAnsi="Arial" w:cs="Arial"/>
+          <w:sz w:val="25"/>
+          <w:szCs w:val="25"/>
+        </w:rPr>
+        <w:t>How long should the reconnection window be before awarding the win?</w:t>
+      </w:r>
+    </w:p>
+    <w:p>
+      <w:pPr>
+        <w:pStyle w:val="Body"/>
+        <w:numPr>
+          <w:ilvl w:val="0"/>
+          <w:numId w:val="19"/>
+        </w:numPr>
+        <w:rPr>
+          <w:rFonts w:ascii="Arial" w:eastAsia="Arial" w:hAnsi="Arial" w:cs="Arial"/>
+          <w:sz w:val="25"/>
+          <w:szCs w:val="25"/>
+        </w:rPr>
+      </w:pPr>
+      <w:r>
+        <w:rPr>
+          <w:rFonts w:ascii="Arial" w:eastAsia="Arial" w:hAnsi="Arial" w:cs="Arial"/>
+          <w:sz w:val="25"/>
+          <w:szCs w:val="25"/>
+        </w:rPr>
+        <w:t>How should the leaderboard handle cases where players repeatedly quit?</w:t>
+      </w:r>
+    </w:p>
+    <w:p>
+      <w:pPr>
+        <w:pStyle w:val="Body"/>
+        <w:rPr>
+          <w:rFonts w:ascii="Arial" w:eastAsia="Arial" w:hAnsi="Arial" w:cs="Arial"/>
+          <w:sz w:val="25"/>
+          <w:szCs w:val="25"/>
+        </w:rPr>
+      </w:pPr>
+    </w:p>
+    <w:p>
+      <w:pPr>
+        <w:pStyle w:val="Body"/>
+        <w:rPr>
+          <w:rFonts w:ascii="Arial" w:eastAsia="Arial" w:hAnsi="Arial" w:cs="Arial"/>
+          <w:sz w:val="25"/>
+          <w:szCs w:val="25"/>
+        </w:rPr>
+      </w:pPr>
+    </w:p>
+    <w:p>
+      <w:pPr>
+        <w:pStyle w:val="Body"/>
+      </w:pPr>
+    </w:p>
+    <w:p>
+      <w:pPr>
+        <w:pStyle w:val="Body"/>
+        <w:rPr>
+          <w:rFonts w:ascii="Arial" w:eastAsia="Arial" w:hAnsi="Arial" w:cs="Arial"/>
+          <w:sz w:val="25"/>
+          <w:szCs w:val="25"/>
+        </w:rPr>
+      </w:pPr>
+    </w:p>
+    <w:p>
+      <w:pPr>
+        <w:pStyle w:val="Body"/>
+        <w:rPr>
+          <w:rFonts w:ascii="Arial" w:eastAsia="Arial" w:hAnsi="Arial" w:cs="Arial"/>
+          <w:sz w:val="25"/>
+          <w:szCs w:val="25"/>
+        </w:rPr>
+      </w:pPr>
+    </w:p>
+    <w:p>
+      <w:pPr>
+        <w:pStyle w:val="Body"/>
+        <w:rPr>
+          <w:rFonts w:ascii="Arial" w:eastAsia="Arial" w:hAnsi="Arial" w:cs="Arial"/>
+          <w:sz w:val="25"/>
+          <w:szCs w:val="25"/>
+        </w:rPr>
+      </w:pPr>
+    </w:p>
+    <w:p>
+      <w:pPr>
+        <w:pStyle w:val="Body"/>
+      </w:pPr>
+    </w:p>
+    <w:p>
+      <w:pPr>
+        <w:pStyle w:val="Body"/>
+        <w:rPr>
+          <w:rFonts w:ascii="Arial" w:eastAsia="Arial" w:hAnsi="Arial" w:cs="Arial"/>
+          <w:sz w:val="25"/>
+          <w:szCs w:val="25"/>
+        </w:rPr>
+      </w:pPr>
+    </w:p>
+    <w:p>
+      <w:pPr>
+        <w:pStyle w:val="Body"/>
+        <w:rPr>
+          <w:rFonts w:ascii="Arial" w:eastAsia="Arial" w:hAnsi="Arial" w:cs="Arial"/>
+          <w:sz w:val="25"/>
+          <w:szCs w:val="25"/>
+        </w:rPr>
+      </w:pPr>
+    </w:p>
+    <w:p>
+      <w:pPr>
+        <w:pStyle w:val="Body"/>
+      </w:pPr>
     </w:p>
     <w:sectPr>
-      <w:headerReference w:type="default" r:id="rId4"/>
-      <w:footerReference w:type="default" r:id="rId5"/>
-      <w:pgSz w:w="12240" w:h="15840" w:orient="portrait"/>
-      <w:pgMar w:top="1440" w:right="1440" w:bottom="1440" w:left="1440" w:header="708" w:footer="708"/>
-      <w:bidi w:val="0"/>
+      <w:pgSz w:w="12240" w:h="15840"/>
+      <w:pgMar w:top="1440" w:right="1440" w:bottom="1440" w:left="1440" w:header="708" w:footer="708" w:gutter="0"/>
+      <w:cols w:space="720"/>
     </w:sectPr>
   </w:body>
 </w:document>
 </file>
 
-<file path=word/footer1.xml><?xml version="1.0" encoding="utf-8"?>
-<w:ftr xmlns:r="http://schemas.openxmlformats.org/officeDocument/2006/relationships" xmlns:wp="http://schemas.openxmlformats.org/drawingml/2006/wordprocessingDrawing" xmlns:w="http://schemas.openxmlformats.org/wordprocessingml/2006/main" xmlns:w10="urn:schemas-microsoft-com:office:word" xmlns:w14="http://schemas.microsoft.com/office/word/2010/wordml" xmlns:wps="http://schemas.microsoft.com/office/word/2010/wordprocessingShape" xmlns:wpg="http://schemas.microsoft.com/office/word/2010/wordprocessingGroup" xmlns:mc="http://schemas.openxmlformats.org/markup-compatibility/2006" xmlns:v="urn:schemas-microsoft-com:vml" xmlns:o="urn:schemas-microsoft-com:office:office" xmlns:m="http://schemas.openxmlformats.org/officeDocument/2006/math" mc:Ignorable="w14">
-  <w:p>
-    <w:pPr>
-      <w:pStyle w:val="Header &amp; Footer"/>
-      <w:bidi w:val="0"/>
-    </w:pPr>
-    <w:r/>
-  </w:p>
-</w:ftr>
+<file path=word/endnotes.xml><?xml version="1.0" encoding="utf-8"?>
+<w:endnotes xmlns:wpc="http://schemas.microsoft.com/office/word/2010/wordprocessingCanvas" xmlns:cx="http://schemas.microsoft.com/office/drawing/2014/chartex" xmlns:cx1="http://schemas.microsoft.com/office/drawing/2015/9/8/chartex" xmlns:cx2="http://schemas.microsoft.com/office/drawing/2015/10/21/chartex" xmlns:cx3="http://schemas.microsoft.com/office/drawing/2016/5/9/chartex" xmlns:cx4="http://schemas.microsoft.com/office/drawing/2016/5/10/chartex" xmlns:cx5="http://schemas.microsoft.com/office/drawing/2016/5/11/chartex" xmlns:cx6="http://schemas.microsoft.com/office/drawing/2016/5/12/chartex" xmlns:cx7="http://schemas.microsoft.com/office/drawing/2016/5/13/chartex" xmlns:cx8="http://schemas.microsoft.com/office/drawing/2016/5/14/chartex" xmlns:mc="http://schemas.openxmlformats.org/markup-compatibility/2006" xmlns:aink="http://schemas.microsoft.com/office/drawing/2016/ink" xmlns:am3d="http://schemas.microsoft.com/office/drawing/2017/model3d" xmlns:o="urn:schemas-microsoft-com:office:office" xmlns:oel="http://schemas.microsoft.com/office/2019/extlst" xmlns:r="http://schemas.openxmlformats.org/officeDocument/2006/relationships" xmlns:m="http://schemas.openxmlformats.org/officeDocument/2006/math" xmlns:v="urn:schemas-microsoft-com:vml" xmlns:wp14="http://schemas.microsoft.com/office/word/2010/wordprocessingDrawing" xmlns:wp="http://schemas.openxmlformats.org/drawingml/2006/wordprocessingDrawing" xmlns:w10="urn:schemas-microsoft-com:office:word" xmlns:w="http://schemas.openxmlformats.org/wordprocessingml/2006/main" xmlns:w14="http://schemas.microsoft.com/office/word/2010/wordml" xmlns:w15="http://schemas.microsoft.com/office/word/2012/wordml" xmlns:w16cex="http://schemas.microsoft.com/office/word/2018/wordml/cex" xmlns:w16cid="http://schemas.microsoft.com/office/word/2016/wordml/cid" xmlns:w16="http://schemas.microsoft.com/office/word/2018/wordml" xmlns:w16du="http://schemas.microsoft.com/office/word/2023/wordml/word16du" xmlns:w16sdtdh="http://schemas.microsoft.com/office/word/2020/wordml/sdtdatahash" xmlns:w16sdtfl="http://schemas.microsoft.com/office/word/2024/wordml/sdtformatlock" xmlns:w16se="http://schemas.microsoft.com/office/word/2015/wordml/symex" xmlns:wpg="http://schemas.microsoft.com/office/word/2010/wordprocessingGroup" xmlns:wpi="http://schemas.microsoft.com/office/word/2010/wordprocessingInk" xmlns:wne="http://schemas.microsoft.com/office/word/2006/wordml" xmlns:wps="http://schemas.microsoft.com/office/word/2010/wordprocessingShape" mc:Ignorable="w14 w15 w16se w16cid w16 w16cex w16sdtdh w16sdtfl w16du wp14">
+  <w:endnote w:type="separator" w:id="-1">
+    <w:p>
+      <w:r>
+        <w:separator/>
+      </w:r>
+    </w:p>
+  </w:endnote>
+  <w:endnote w:type="continuationSeparator" w:id="0">
+    <w:p>
+      <w:r>
+        <w:continuationSeparator/>
+      </w:r>
+    </w:p>
+  </w:endnote>
+</w:endnotes>
 </file>
 
-<file path=word/header1.xml><?xml version="1.0" encoding="utf-8"?>
-<w:hdr xmlns:r="http://schemas.openxmlformats.org/officeDocument/2006/relationships" xmlns:wp="http://schemas.openxmlformats.org/drawingml/2006/wordprocessingDrawing" xmlns:w="http://schemas.openxmlformats.org/wordprocessingml/2006/main" xmlns:w10="urn:schemas-microsoft-com:office:word" xmlns:w14="http://schemas.microsoft.com/office/word/2010/wordml" xmlns:wps="http://schemas.microsoft.com/office/word/2010/wordprocessingShape" xmlns:wpg="http://schemas.microsoft.com/office/word/2010/wordprocessingGroup" xmlns:mc="http://schemas.openxmlformats.org/markup-compatibility/2006" xmlns:v="urn:schemas-microsoft-com:vml" xmlns:o="urn:schemas-microsoft-com:office:office" xmlns:m="http://schemas.openxmlformats.org/officeDocument/2006/math" mc:Ignorable="w14">
-  <w:p>
-    <w:pPr>
-      <w:pStyle w:val="Header &amp; Footer"/>
-      <w:bidi w:val="0"/>
-    </w:pPr>
-    <w:r/>
-  </w:p>
-</w:hdr>
+<file path=word/footnotes.xml><?xml version="1.0" encoding="utf-8"?>
+<w:footnotes xmlns:wpc="http://schemas.microsoft.com/office/word/2010/wordprocessingCanvas" xmlns:cx="http://schemas.microsoft.com/office/drawing/2014/chartex" xmlns:cx1="http://schemas.microsoft.com/office/drawing/2015/9/8/chartex" xmlns:cx2="http://schemas.microsoft.com/office/drawing/2015/10/21/chartex" xmlns:cx3="http://schemas.microsoft.com/office/drawing/2016/5/9/chartex" xmlns:cx4="http://schemas.microsoft.com/office/drawing/2016/5/10/chartex" xmlns:cx5="http://schemas.microsoft.com/office/drawing/2016/5/11/chartex" xmlns:cx6="http://schemas.microsoft.com/office/drawing/2016/5/12/chartex" xmlns:cx7="http://schemas.microsoft.com/office/drawing/2016/5/13/chartex" xmlns:cx8="http://schemas.microsoft.com/office/drawing/2016/5/14/chartex" xmlns:mc="http://schemas.openxmlformats.org/markup-compatibility/2006" xmlns:aink="http://schemas.microsoft.com/office/drawing/2016/ink" xmlns:am3d="http://schemas.microsoft.com/office/drawing/2017/model3d" xmlns:o="urn:schemas-microsoft-com:office:office" xmlns:oel="http://schemas.microsoft.com/office/2019/extlst" xmlns:r="http://schemas.openxmlformats.org/officeDocument/2006/relationships" xmlns:m="http://schemas.openxmlformats.org/officeDocument/2006/math" xmlns:v="urn:schemas-microsoft-com:vml" xmlns:wp14="http://schemas.microsoft.com/office/word/2010/wordprocessingDrawing" xmlns:wp="http://schemas.openxmlformats.org/drawingml/2006/wordprocessingDrawing" xmlns:w10="urn:schemas-microsoft-com:office:word" xmlns:w="http://schemas.openxmlformats.org/wordprocessingml/2006/main" xmlns:w14="http://schemas.microsoft.com/office/word/2010/wordml" xmlns:w15="http://schemas.microsoft.com/office/word/2012/wordml" xmlns:w16cex="http://schemas.microsoft.com/office/word/2018/wordml/cex" xmlns:w16cid="http://schemas.microsoft.com/office/word/2016/wordml/cid" xmlns:w16="http://schemas.microsoft.com/office/word/2018/wordml" xmlns:w16du="http://schemas.microsoft.com/office/word/2023/wordml/word16du" xmlns:w16sdtdh="http://schemas.microsoft.com/office/word/2020/wordml/sdtdatahash" xmlns:w16sdtfl="http://schemas.microsoft.com/office/word/2024/wordml/sdtformatlock" xmlns:w16se="http://schemas.microsoft.com/office/word/2015/wordml/symex" xmlns:wpg="http://schemas.microsoft.com/office/word/2010/wordprocessingGroup" xmlns:wpi="http://schemas.microsoft.com/office/word/2010/wordprocessingInk" xmlns:wne="http://schemas.microsoft.com/office/word/2006/wordml" xmlns:wps="http://schemas.microsoft.com/office/word/2010/wordprocessingShape" mc:Ignorable="w14 w15 w16se w16cid w16 w16cex w16sdtdh w16sdtfl w16du wp14">
+  <w:footnote w:type="separator" w:id="-1">
+    <w:p>
+      <w:r>
+        <w:separator/>
+      </w:r>
+    </w:p>
+  </w:footnote>
+  <w:footnote w:type="continuationSeparator" w:id="0">
+    <w:p>
+      <w:r>
+        <w:continuationSeparator/>
+      </w:r>
+    </w:p>
+  </w:footnote>
+</w:footnotes>
 </file>
 
 <file path=word/numbering.xml><?xml version="1.0" encoding="utf-8"?>
-<w:numbering xmlns:w="http://schemas.openxmlformats.org/wordprocessingml/2006/main" xmlns:wp="http://schemas.openxmlformats.org/drawingml/2006/wordprocessingDrawing" xmlns:w14="http://schemas.microsoft.com/office/word/2010/wordml" xmlns:r="http://schemas.openxmlformats.org/officeDocument/2006/relationships" xmlns:v="urn:schemas-microsoft-com:vml" xmlns:o="urn:schemas-microsoft-com:office:office">
-  <w:abstractNum w:abstractNumId="0">
+<w:numbering xmlns:wpc="http://schemas.microsoft.com/office/word/2010/wordprocessingCanvas" xmlns:cx="http://schemas.microsoft.com/office/drawing/2014/chartex" xmlns:cx1="http://schemas.microsoft.com/office/drawing/2015/9/8/chartex" xmlns:cx2="http://schemas.microsoft.com/office/drawing/2015/10/21/chartex" xmlns:cx3="http://schemas.microsoft.com/office/drawing/2016/5/9/chartex" xmlns:cx4="http://schemas.microsoft.com/office/drawing/2016/5/10/chartex" xmlns:cx5="http://schemas.microsoft.com/office/drawing/2016/5/11/chartex" xmlns:cx6="http://schemas.microsoft.com/office/drawing/2016/5/12/chartex" xmlns:cx7="http://schemas.microsoft.com/office/drawing/2016/5/13/chartex" xmlns:cx8="http://schemas.microsoft.com/office/drawing/2016/5/14/chartex" xmlns:mc="http://schemas.openxmlformats.org/markup-compatibility/2006" xmlns:aink="http://schemas.microsoft.com/office/drawing/2016/ink" xmlns:am3d="http://schemas.microsoft.com/office/drawing/2017/model3d" xmlns:o="urn:schemas-microsoft-com:office:office" xmlns:oel="http://schemas.microsoft.com/office/2019/extlst" xmlns:r="http://schemas.openxmlformats.org/officeDocument/2006/relationships" xmlns:m="http://schemas.openxmlformats.org/officeDocument/2006/math" xmlns:v="urn:schemas-microsoft-com:vml" xmlns:wp14="http://schemas.microsoft.com/office/word/2010/wordprocessingDrawing" xmlns:wp="http://schemas.openxmlformats.org/drawingml/2006/wordprocessingDrawing" xmlns:w10="urn:schemas-microsoft-com:office:word" xmlns:w="http://schemas.openxmlformats.org/wordprocessingml/2006/main" xmlns:w14="http://schemas.microsoft.com/office/word/2010/wordml" xmlns:w15="http://schemas.microsoft.com/office/word/2012/wordml" xmlns:w16cex="http://schemas.microsoft.com/office/word/2018/wordml/cex" xmlns:w16cid="http://schemas.microsoft.com/office/word/2016/wordml/cid" xmlns:w16="http://schemas.microsoft.com/office/word/2018/wordml" xmlns:w16du="http://schemas.microsoft.com/office/word/2023/wordml/word16du" xmlns:w16sdtdh="http://schemas.microsoft.com/office/word/2020/wordml/sdtdatahash" xmlns:w16sdtfl="http://schemas.microsoft.com/office/word/2024/wordml/sdtformatlock" xmlns:w16se="http://schemas.microsoft.com/office/word/2015/wordml/symex" xmlns:wpg="http://schemas.microsoft.com/office/word/2010/wordprocessingGroup" xmlns:wpi="http://schemas.microsoft.com/office/word/2010/wordprocessingInk" xmlns:wne="http://schemas.microsoft.com/office/word/2006/wordml" xmlns:wps="http://schemas.microsoft.com/office/word/2010/wordprocessingShape" mc:Ignorable="w14 w15 w16se w16cid w16 w16cex w16sdtdh w16sdtfl w16du wp14">
+  <w:abstractNum w:abstractNumId="0" w15:restartNumberingAfterBreak="0">
+    <w:nsid w:val="0CBE0730"/>
     <w:multiLevelType w:val="hybridMultilevel"/>
+    <w:tmpl w:val="157447FE"/>
+    <w:lvl w:ilvl="0" w:tplc="04090011">
+      <w:start w:val="1"/>
+      <w:numFmt w:val="decimal"/>
+      <w:lvlText w:val="%1)"/>
+      <w:lvlJc w:val="left"/>
+      <w:pPr>
+        <w:ind w:left="720" w:hanging="360"/>
+      </w:pPr>
+    </w:lvl>
+    <w:lvl w:ilvl="1" w:tplc="04090019" w:tentative="1">
+      <w:start w:val="1"/>
+      <w:numFmt w:val="lowerLetter"/>
+      <w:lvlText w:val="%2."/>
+      <w:lvlJc w:val="left"/>
+      <w:pPr>
+        <w:ind w:left="1440" w:hanging="360"/>
+      </w:pPr>
+    </w:lvl>
+    <w:lvl w:ilvl="2" w:tplc="0409001B" w:tentative="1">
+      <w:start w:val="1"/>
+      <w:numFmt w:val="lowerRoman"/>
+      <w:lvlText w:val="%3."/>
+      <w:lvlJc w:val="right"/>
+      <w:pPr>
+        <w:ind w:left="2160" w:hanging="180"/>
+      </w:pPr>
+    </w:lvl>
+    <w:lvl w:ilvl="3" w:tplc="0409000F" w:tentative="1">
+      <w:start w:val="1"/>
+      <w:numFmt w:val="decimal"/>
+      <w:lvlText w:val="%4."/>
+      <w:lvlJc w:val="left"/>
+      <w:pPr>
+        <w:ind w:left="2880" w:hanging="360"/>
+      </w:pPr>
+    </w:lvl>
+    <w:lvl w:ilvl="4" w:tplc="04090019" w:tentative="1">
+      <w:start w:val="1"/>
+      <w:numFmt w:val="lowerLetter"/>
+      <w:lvlText w:val="%5."/>
+      <w:lvlJc w:val="left"/>
+      <w:pPr>
+        <w:ind w:left="3600" w:hanging="360"/>
+      </w:pPr>
+    </w:lvl>
+    <w:lvl w:ilvl="5" w:tplc="0409001B" w:tentative="1">
+      <w:start w:val="1"/>
+      <w:numFmt w:val="lowerRoman"/>
+      <w:lvlText w:val="%6."/>
+      <w:lvlJc w:val="right"/>
+      <w:pPr>
+        <w:ind w:left="4320" w:hanging="180"/>
+      </w:pPr>
+    </w:lvl>
+    <w:lvl w:ilvl="6" w:tplc="0409000F" w:tentative="1">
+      <w:start w:val="1"/>
+      <w:numFmt w:val="decimal"/>
+      <w:lvlText w:val="%7."/>
+      <w:lvlJc w:val="left"/>
+      <w:pPr>
+        <w:ind w:left="5040" w:hanging="360"/>
+      </w:pPr>
+    </w:lvl>
+    <w:lvl w:ilvl="7" w:tplc="04090019" w:tentative="1">
+      <w:start w:val="1"/>
+      <w:numFmt w:val="lowerLetter"/>
+      <w:lvlText w:val="%8."/>
+      <w:lvlJc w:val="left"/>
+      <w:pPr>
+        <w:ind w:left="5760" w:hanging="360"/>
+      </w:pPr>
+    </w:lvl>
+    <w:lvl w:ilvl="8" w:tplc="0409001B" w:tentative="1">
+      <w:start w:val="1"/>
+      <w:numFmt w:val="lowerRoman"/>
+      <w:lvlText w:val="%9."/>
+      <w:lvlJc w:val="right"/>
+      <w:pPr>
+        <w:ind w:left="6480" w:hanging="180"/>
+      </w:pPr>
+    </w:lvl>
+  </w:abstractNum>
+  <w:abstractNum w:abstractNumId="1" w15:restartNumberingAfterBreak="0">
+    <w:nsid w:val="1CB04BBE"/>
+    <w:multiLevelType w:val="hybridMultilevel"/>
+    <w:tmpl w:val="508C8B22"/>
+    <w:lvl w:ilvl="0" w:tplc="0409000F">
+      <w:start w:val="1"/>
+      <w:numFmt w:val="decimal"/>
+      <w:lvlText w:val="%1."/>
+      <w:lvlJc w:val="left"/>
+      <w:pPr>
+        <w:ind w:left="720" w:hanging="360"/>
+      </w:pPr>
+    </w:lvl>
+    <w:lvl w:ilvl="1" w:tplc="FFFFFFFF" w:tentative="1">
+      <w:start w:val="1"/>
+      <w:numFmt w:val="lowerLetter"/>
+      <w:lvlText w:val="%2."/>
+      <w:lvlJc w:val="left"/>
+      <w:pPr>
+        <w:ind w:left="1440" w:hanging="360"/>
+      </w:pPr>
+    </w:lvl>
+    <w:lvl w:ilvl="2" w:tplc="FFFFFFFF" w:tentative="1">
+      <w:start w:val="1"/>
+      <w:numFmt w:val="lowerRoman"/>
+      <w:lvlText w:val="%3."/>
+      <w:lvlJc w:val="right"/>
+      <w:pPr>
+        <w:ind w:left="2160" w:hanging="180"/>
+      </w:pPr>
+    </w:lvl>
+    <w:lvl w:ilvl="3" w:tplc="FFFFFFFF" w:tentative="1">
+      <w:start w:val="1"/>
+      <w:numFmt w:val="decimal"/>
+      <w:lvlText w:val="%4."/>
+      <w:lvlJc w:val="left"/>
+      <w:pPr>
+        <w:ind w:left="2880" w:hanging="360"/>
+      </w:pPr>
+    </w:lvl>
+    <w:lvl w:ilvl="4" w:tplc="FFFFFFFF" w:tentative="1">
+      <w:start w:val="1"/>
+      <w:numFmt w:val="lowerLetter"/>
+      <w:lvlText w:val="%5."/>
+      <w:lvlJc w:val="left"/>
+      <w:pPr>
+        <w:ind w:left="3600" w:hanging="360"/>
+      </w:pPr>
+    </w:lvl>
+    <w:lvl w:ilvl="5" w:tplc="FFFFFFFF" w:tentative="1">
+      <w:start w:val="1"/>
+      <w:numFmt w:val="lowerRoman"/>
+      <w:lvlText w:val="%6."/>
+      <w:lvlJc w:val="right"/>
+      <w:pPr>
+        <w:ind w:left="4320" w:hanging="180"/>
+      </w:pPr>
+    </w:lvl>
+    <w:lvl w:ilvl="6" w:tplc="FFFFFFFF" w:tentative="1">
+      <w:start w:val="1"/>
+      <w:numFmt w:val="decimal"/>
+      <w:lvlText w:val="%7."/>
+      <w:lvlJc w:val="left"/>
+      <w:pPr>
+        <w:ind w:left="5040" w:hanging="360"/>
+      </w:pPr>
+    </w:lvl>
+    <w:lvl w:ilvl="7" w:tplc="FFFFFFFF" w:tentative="1">
+      <w:start w:val="1"/>
+      <w:numFmt w:val="lowerLetter"/>
+      <w:lvlText w:val="%8."/>
+      <w:lvlJc w:val="left"/>
+      <w:pPr>
+        <w:ind w:left="5760" w:hanging="360"/>
+      </w:pPr>
+    </w:lvl>
+    <w:lvl w:ilvl="8" w:tplc="FFFFFFFF" w:tentative="1">
+      <w:start w:val="1"/>
+      <w:numFmt w:val="lowerRoman"/>
+      <w:lvlText w:val="%9."/>
+      <w:lvlJc w:val="right"/>
+      <w:pPr>
+        <w:ind w:left="6480" w:hanging="180"/>
+      </w:pPr>
+    </w:lvl>
+  </w:abstractNum>
+  <w:abstractNum w:abstractNumId="2" w15:restartNumberingAfterBreak="0">
+    <w:nsid w:val="23EA72AC"/>
+    <w:multiLevelType w:val="hybridMultilevel"/>
+    <w:tmpl w:val="C8B67548"/>
     <w:numStyleLink w:val="Numbered"/>
   </w:abstractNum>
-  <w:abstractNum w:abstractNumId="1">
+  <w:abstractNum w:abstractNumId="3" w15:restartNumberingAfterBreak="0">
+    <w:nsid w:val="2B2B5C83"/>
     <w:multiLevelType w:val="hybridMultilevel"/>
+    <w:tmpl w:val="C8B67548"/>
     <w:styleLink w:val="Numbered"/>
-    <w:lvl w:ilvl="0">
+    <w:lvl w:ilvl="0" w:tplc="EAA67D40">
       <w:start w:val="1"/>
       <w:numFmt w:val="decimal"/>
-      <w:suff w:val="tab"/>
       <w:lvlText w:val="%1."/>
       <w:lvlJc w:val="left"/>
       <w:pPr>
         <w:ind w:left="720" w:hanging="500"/>
       </w:pPr>
       <w:rPr>
-        <w:rFonts w:ascii="Times Roman" w:cs="Times Roman" w:hAnsi="Times Roman" w:eastAsia="Times Roman"/>
+        <w:rFonts w:ascii="Times Roman" w:eastAsia="Times Roman" w:hAnsi="Times Roman" w:cs="Times Roman"/>
         <w:b w:val="0"/>
         <w:bCs w:val="0"/>
         <w:i w:val="0"/>
@@ -4404,17 +5278,16 @@
         <w:vertAlign w:val="baseline"/>
       </w:rPr>
     </w:lvl>
-    <w:lvl w:ilvl="1">
+    <w:lvl w:ilvl="1" w:tplc="9980452E">
       <w:start w:val="1"/>
       <w:numFmt w:val="decimal"/>
-      <w:suff w:val="tab"/>
       <w:lvlText w:val="%2."/>
       <w:lvlJc w:val="left"/>
       <w:pPr>
         <w:ind w:left="940" w:hanging="500"/>
       </w:pPr>
       <w:rPr>
-        <w:rFonts w:ascii="Times Roman" w:cs="Times Roman" w:hAnsi="Times Roman" w:eastAsia="Times Roman"/>
+        <w:rFonts w:ascii="Times Roman" w:eastAsia="Times Roman" w:hAnsi="Times Roman" w:cs="Times Roman"/>
         <w:b w:val="0"/>
         <w:bCs w:val="0"/>
         <w:i w:val="0"/>
@@ -4434,17 +5307,16 @@
         <w:vertAlign w:val="baseline"/>
       </w:rPr>
     </w:lvl>
-    <w:lvl w:ilvl="2">
+    <w:lvl w:ilvl="2" w:tplc="5678CF8C">
       <w:start w:val="1"/>
       <w:numFmt w:val="decimal"/>
-      <w:suff w:val="tab"/>
       <w:lvlText w:val="%3."/>
       <w:lvlJc w:val="left"/>
       <w:pPr>
         <w:ind w:left="1160" w:hanging="500"/>
       </w:pPr>
       <w:rPr>
-        <w:rFonts w:ascii="Times Roman" w:cs="Times Roman" w:hAnsi="Times Roman" w:eastAsia="Times Roman"/>
+        <w:rFonts w:ascii="Times Roman" w:eastAsia="Times Roman" w:hAnsi="Times Roman" w:cs="Times Roman"/>
         <w:b w:val="0"/>
         <w:bCs w:val="0"/>
         <w:i w:val="0"/>
@@ -4464,17 +5336,16 @@
         <w:vertAlign w:val="baseline"/>
       </w:rPr>
     </w:lvl>
-    <w:lvl w:ilvl="3">
+    <w:lvl w:ilvl="3" w:tplc="D8BAF71E">
       <w:start w:val="1"/>
       <w:numFmt w:val="decimal"/>
-      <w:suff w:val="tab"/>
       <w:lvlText w:val="%4."/>
       <w:lvlJc w:val="left"/>
       <w:pPr>
         <w:ind w:left="1380" w:hanging="500"/>
       </w:pPr>
       <w:rPr>
-        <w:rFonts w:ascii="Times Roman" w:cs="Times Roman" w:hAnsi="Times Roman" w:eastAsia="Times Roman"/>
+        <w:rFonts w:ascii="Times Roman" w:eastAsia="Times Roman" w:hAnsi="Times Roman" w:cs="Times Roman"/>
         <w:b w:val="0"/>
         <w:bCs w:val="0"/>
         <w:i w:val="0"/>
@@ -4494,17 +5365,16 @@
         <w:vertAlign w:val="baseline"/>
       </w:rPr>
     </w:lvl>
-    <w:lvl w:ilvl="4">
+    <w:lvl w:ilvl="4" w:tplc="D106598E">
       <w:start w:val="1"/>
       <w:numFmt w:val="decimal"/>
-      <w:suff w:val="tab"/>
       <w:lvlText w:val="%5."/>
       <w:lvlJc w:val="left"/>
       <w:pPr>
         <w:ind w:left="1600" w:hanging="500"/>
       </w:pPr>
       <w:rPr>
-        <w:rFonts w:ascii="Times Roman" w:cs="Times Roman" w:hAnsi="Times Roman" w:eastAsia="Times Roman"/>
+        <w:rFonts w:ascii="Times Roman" w:eastAsia="Times Roman" w:hAnsi="Times Roman" w:cs="Times Roman"/>
         <w:b w:val="0"/>
         <w:bCs w:val="0"/>
         <w:i w:val="0"/>
@@ -4524,17 +5394,16 @@
         <w:vertAlign w:val="baseline"/>
       </w:rPr>
     </w:lvl>
-    <w:lvl w:ilvl="5">
+    <w:lvl w:ilvl="5" w:tplc="2C8EC594">
       <w:start w:val="1"/>
       <w:numFmt w:val="decimal"/>
-      <w:suff w:val="tab"/>
       <w:lvlText w:val="%6."/>
       <w:lvlJc w:val="left"/>
       <w:pPr>
         <w:ind w:left="1820" w:hanging="500"/>
       </w:pPr>
       <w:rPr>
-        <w:rFonts w:ascii="Times Roman" w:cs="Times Roman" w:hAnsi="Times Roman" w:eastAsia="Times Roman"/>
+        <w:rFonts w:ascii="Times Roman" w:eastAsia="Times Roman" w:hAnsi="Times Roman" w:cs="Times Roman"/>
         <w:b w:val="0"/>
         <w:bCs w:val="0"/>
         <w:i w:val="0"/>
@@ -4554,17 +5423,16 @@
         <w:vertAlign w:val="baseline"/>
       </w:rPr>
     </w:lvl>
-    <w:lvl w:ilvl="6">
+    <w:lvl w:ilvl="6" w:tplc="60C4A4A4">
       <w:start w:val="1"/>
       <w:numFmt w:val="decimal"/>
-      <w:suff w:val="tab"/>
       <w:lvlText w:val="%7."/>
       <w:lvlJc w:val="left"/>
       <w:pPr>
         <w:ind w:left="2040" w:hanging="500"/>
       </w:pPr>
       <w:rPr>
-        <w:rFonts w:ascii="Times Roman" w:cs="Times Roman" w:hAnsi="Times Roman" w:eastAsia="Times Roman"/>
+        <w:rFonts w:ascii="Times Roman" w:eastAsia="Times Roman" w:hAnsi="Times Roman" w:cs="Times Roman"/>
         <w:b w:val="0"/>
         <w:bCs w:val="0"/>
         <w:i w:val="0"/>
@@ -4584,17 +5452,16 @@
         <w:vertAlign w:val="baseline"/>
       </w:rPr>
     </w:lvl>
-    <w:lvl w:ilvl="7">
+    <w:lvl w:ilvl="7" w:tplc="B9DCC1A6">
       <w:start w:val="1"/>
       <w:numFmt w:val="decimal"/>
-      <w:suff w:val="tab"/>
       <w:lvlText w:val="%8."/>
       <w:lvlJc w:val="left"/>
       <w:pPr>
         <w:ind w:left="2260" w:hanging="500"/>
       </w:pPr>
       <w:rPr>
-        <w:rFonts w:ascii="Times Roman" w:cs="Times Roman" w:hAnsi="Times Roman" w:eastAsia="Times Roman"/>
+        <w:rFonts w:ascii="Times Roman" w:eastAsia="Times Roman" w:hAnsi="Times Roman" w:cs="Times Roman"/>
         <w:b w:val="0"/>
         <w:bCs w:val="0"/>
         <w:i w:val="0"/>
@@ -4614,17 +5481,16 @@
         <w:vertAlign w:val="baseline"/>
       </w:rPr>
     </w:lvl>
-    <w:lvl w:ilvl="8">
+    <w:lvl w:ilvl="8" w:tplc="AD6A33CE">
       <w:start w:val="1"/>
       <w:numFmt w:val="decimal"/>
-      <w:suff w:val="tab"/>
       <w:lvlText w:val="%9."/>
       <w:lvlJc w:val="left"/>
       <w:pPr>
         <w:ind w:left="2480" w:hanging="500"/>
       </w:pPr>
       <w:rPr>
-        <w:rFonts w:ascii="Times Roman" w:cs="Times Roman" w:hAnsi="Times Roman" w:eastAsia="Times Roman"/>
+        <w:rFonts w:ascii="Times Roman" w:eastAsia="Times Roman" w:hAnsi="Times Roman" w:cs="Times Roman"/>
         <w:b w:val="0"/>
         <w:bCs w:val="0"/>
         <w:i w:val="0"/>
@@ -4645,24 +5511,543 @@
       </w:rPr>
     </w:lvl>
   </w:abstractNum>
-  <w:abstractNum w:abstractNumId="2">
+  <w:abstractNum w:abstractNumId="4" w15:restartNumberingAfterBreak="0">
+    <w:nsid w:val="30126ADD"/>
     <w:multiLevelType w:val="hybridMultilevel"/>
-    <w:numStyleLink w:val="Numbered.0"/>
-  </w:abstractNum>
-  <w:abstractNum w:abstractNumId="3">
-    <w:multiLevelType w:val="hybridMultilevel"/>
-    <w:styleLink w:val="Numbered.0"/>
-    <w:lvl w:ilvl="0">
+    <w:tmpl w:val="EF6ED0AA"/>
+    <w:lvl w:ilvl="0" w:tplc="0409000F">
       <w:start w:val="1"/>
       <w:numFmt w:val="decimal"/>
-      <w:suff w:val="tab"/>
       <w:lvlText w:val="%1."/>
       <w:lvlJc w:val="left"/>
       <w:pPr>
+        <w:ind w:left="720" w:hanging="360"/>
+      </w:pPr>
+    </w:lvl>
+    <w:lvl w:ilvl="1" w:tplc="04090019" w:tentative="1">
+      <w:start w:val="1"/>
+      <w:numFmt w:val="lowerLetter"/>
+      <w:lvlText w:val="%2."/>
+      <w:lvlJc w:val="left"/>
+      <w:pPr>
+        <w:ind w:left="1440" w:hanging="360"/>
+      </w:pPr>
+    </w:lvl>
+    <w:lvl w:ilvl="2" w:tplc="0409001B" w:tentative="1">
+      <w:start w:val="1"/>
+      <w:numFmt w:val="lowerRoman"/>
+      <w:lvlText w:val="%3."/>
+      <w:lvlJc w:val="right"/>
+      <w:pPr>
+        <w:ind w:left="2160" w:hanging="180"/>
+      </w:pPr>
+    </w:lvl>
+    <w:lvl w:ilvl="3" w:tplc="0409000F" w:tentative="1">
+      <w:start w:val="1"/>
+      <w:numFmt w:val="decimal"/>
+      <w:lvlText w:val="%4."/>
+      <w:lvlJc w:val="left"/>
+      <w:pPr>
+        <w:ind w:left="2880" w:hanging="360"/>
+      </w:pPr>
+    </w:lvl>
+    <w:lvl w:ilvl="4" w:tplc="04090019" w:tentative="1">
+      <w:start w:val="1"/>
+      <w:numFmt w:val="lowerLetter"/>
+      <w:lvlText w:val="%5."/>
+      <w:lvlJc w:val="left"/>
+      <w:pPr>
+        <w:ind w:left="3600" w:hanging="360"/>
+      </w:pPr>
+    </w:lvl>
+    <w:lvl w:ilvl="5" w:tplc="0409001B" w:tentative="1">
+      <w:start w:val="1"/>
+      <w:numFmt w:val="lowerRoman"/>
+      <w:lvlText w:val="%6."/>
+      <w:lvlJc w:val="right"/>
+      <w:pPr>
+        <w:ind w:left="4320" w:hanging="180"/>
+      </w:pPr>
+    </w:lvl>
+    <w:lvl w:ilvl="6" w:tplc="0409000F" w:tentative="1">
+      <w:start w:val="1"/>
+      <w:numFmt w:val="decimal"/>
+      <w:lvlText w:val="%7."/>
+      <w:lvlJc w:val="left"/>
+      <w:pPr>
+        <w:ind w:left="5040" w:hanging="360"/>
+      </w:pPr>
+    </w:lvl>
+    <w:lvl w:ilvl="7" w:tplc="04090019" w:tentative="1">
+      <w:start w:val="1"/>
+      <w:numFmt w:val="lowerLetter"/>
+      <w:lvlText w:val="%8."/>
+      <w:lvlJc w:val="left"/>
+      <w:pPr>
+        <w:ind w:left="5760" w:hanging="360"/>
+      </w:pPr>
+    </w:lvl>
+    <w:lvl w:ilvl="8" w:tplc="0409001B" w:tentative="1">
+      <w:start w:val="1"/>
+      <w:numFmt w:val="lowerRoman"/>
+      <w:lvlText w:val="%9."/>
+      <w:lvlJc w:val="right"/>
+      <w:pPr>
+        <w:ind w:left="6480" w:hanging="180"/>
+      </w:pPr>
+    </w:lvl>
+  </w:abstractNum>
+  <w:abstractNum w:abstractNumId="5" w15:restartNumberingAfterBreak="0">
+    <w:nsid w:val="45D55287"/>
+    <w:multiLevelType w:val="hybridMultilevel"/>
+    <w:tmpl w:val="16BEE4AC"/>
+    <w:numStyleLink w:val="Numbered0"/>
+  </w:abstractNum>
+  <w:abstractNum w:abstractNumId="6" w15:restartNumberingAfterBreak="0">
+    <w:nsid w:val="475A115E"/>
+    <w:multiLevelType w:val="hybridMultilevel"/>
+    <w:tmpl w:val="DC9AA9D4"/>
+    <w:lvl w:ilvl="0" w:tplc="0409000F">
+      <w:start w:val="1"/>
+      <w:numFmt w:val="decimal"/>
+      <w:lvlText w:val="%1."/>
+      <w:lvlJc w:val="left"/>
+      <w:pPr>
+        <w:ind w:left="720" w:hanging="360"/>
+      </w:pPr>
+    </w:lvl>
+    <w:lvl w:ilvl="1" w:tplc="04090019" w:tentative="1">
+      <w:start w:val="1"/>
+      <w:numFmt w:val="lowerLetter"/>
+      <w:lvlText w:val="%2."/>
+      <w:lvlJc w:val="left"/>
+      <w:pPr>
+        <w:ind w:left="1440" w:hanging="360"/>
+      </w:pPr>
+    </w:lvl>
+    <w:lvl w:ilvl="2" w:tplc="0409001B" w:tentative="1">
+      <w:start w:val="1"/>
+      <w:numFmt w:val="lowerRoman"/>
+      <w:lvlText w:val="%3."/>
+      <w:lvlJc w:val="right"/>
+      <w:pPr>
+        <w:ind w:left="2160" w:hanging="180"/>
+      </w:pPr>
+    </w:lvl>
+    <w:lvl w:ilvl="3" w:tplc="0409000F" w:tentative="1">
+      <w:start w:val="1"/>
+      <w:numFmt w:val="decimal"/>
+      <w:lvlText w:val="%4."/>
+      <w:lvlJc w:val="left"/>
+      <w:pPr>
+        <w:ind w:left="2880" w:hanging="360"/>
+      </w:pPr>
+    </w:lvl>
+    <w:lvl w:ilvl="4" w:tplc="04090019" w:tentative="1">
+      <w:start w:val="1"/>
+      <w:numFmt w:val="lowerLetter"/>
+      <w:lvlText w:val="%5."/>
+      <w:lvlJc w:val="left"/>
+      <w:pPr>
+        <w:ind w:left="3600" w:hanging="360"/>
+      </w:pPr>
+    </w:lvl>
+    <w:lvl w:ilvl="5" w:tplc="0409001B" w:tentative="1">
+      <w:start w:val="1"/>
+      <w:numFmt w:val="lowerRoman"/>
+      <w:lvlText w:val="%6."/>
+      <w:lvlJc w:val="right"/>
+      <w:pPr>
+        <w:ind w:left="4320" w:hanging="180"/>
+      </w:pPr>
+    </w:lvl>
+    <w:lvl w:ilvl="6" w:tplc="0409000F" w:tentative="1">
+      <w:start w:val="1"/>
+      <w:numFmt w:val="decimal"/>
+      <w:lvlText w:val="%7."/>
+      <w:lvlJc w:val="left"/>
+      <w:pPr>
+        <w:ind w:left="5040" w:hanging="360"/>
+      </w:pPr>
+    </w:lvl>
+    <w:lvl w:ilvl="7" w:tplc="04090019" w:tentative="1">
+      <w:start w:val="1"/>
+      <w:numFmt w:val="lowerLetter"/>
+      <w:lvlText w:val="%8."/>
+      <w:lvlJc w:val="left"/>
+      <w:pPr>
+        <w:ind w:left="5760" w:hanging="360"/>
+      </w:pPr>
+    </w:lvl>
+    <w:lvl w:ilvl="8" w:tplc="0409001B" w:tentative="1">
+      <w:start w:val="1"/>
+      <w:numFmt w:val="lowerRoman"/>
+      <w:lvlText w:val="%9."/>
+      <w:lvlJc w:val="right"/>
+      <w:pPr>
+        <w:ind w:left="6480" w:hanging="180"/>
+      </w:pPr>
+    </w:lvl>
+  </w:abstractNum>
+  <w:abstractNum w:abstractNumId="7" w15:restartNumberingAfterBreak="0">
+    <w:nsid w:val="498B1EF3"/>
+    <w:multiLevelType w:val="hybridMultilevel"/>
+    <w:tmpl w:val="9C20FBC6"/>
+    <w:lvl w:ilvl="0" w:tplc="04090011">
+      <w:start w:val="1"/>
+      <w:numFmt w:val="decimal"/>
+      <w:lvlText w:val="%1)"/>
+      <w:lvlJc w:val="left"/>
+      <w:pPr>
+        <w:ind w:left="720" w:hanging="360"/>
+      </w:pPr>
+    </w:lvl>
+    <w:lvl w:ilvl="1" w:tplc="04090019" w:tentative="1">
+      <w:start w:val="1"/>
+      <w:numFmt w:val="lowerLetter"/>
+      <w:lvlText w:val="%2."/>
+      <w:lvlJc w:val="left"/>
+      <w:pPr>
+        <w:ind w:left="1440" w:hanging="360"/>
+      </w:pPr>
+    </w:lvl>
+    <w:lvl w:ilvl="2" w:tplc="0409001B" w:tentative="1">
+      <w:start w:val="1"/>
+      <w:numFmt w:val="lowerRoman"/>
+      <w:lvlText w:val="%3."/>
+      <w:lvlJc w:val="right"/>
+      <w:pPr>
+        <w:ind w:left="2160" w:hanging="180"/>
+      </w:pPr>
+    </w:lvl>
+    <w:lvl w:ilvl="3" w:tplc="0409000F" w:tentative="1">
+      <w:start w:val="1"/>
+      <w:numFmt w:val="decimal"/>
+      <w:lvlText w:val="%4."/>
+      <w:lvlJc w:val="left"/>
+      <w:pPr>
+        <w:ind w:left="2880" w:hanging="360"/>
+      </w:pPr>
+    </w:lvl>
+    <w:lvl w:ilvl="4" w:tplc="04090019" w:tentative="1">
+      <w:start w:val="1"/>
+      <w:numFmt w:val="lowerLetter"/>
+      <w:lvlText w:val="%5."/>
+      <w:lvlJc w:val="left"/>
+      <w:pPr>
+        <w:ind w:left="3600" w:hanging="360"/>
+      </w:pPr>
+    </w:lvl>
+    <w:lvl w:ilvl="5" w:tplc="0409001B" w:tentative="1">
+      <w:start w:val="1"/>
+      <w:numFmt w:val="lowerRoman"/>
+      <w:lvlText w:val="%6."/>
+      <w:lvlJc w:val="right"/>
+      <w:pPr>
+        <w:ind w:left="4320" w:hanging="180"/>
+      </w:pPr>
+    </w:lvl>
+    <w:lvl w:ilvl="6" w:tplc="0409000F" w:tentative="1">
+      <w:start w:val="1"/>
+      <w:numFmt w:val="decimal"/>
+      <w:lvlText w:val="%7."/>
+      <w:lvlJc w:val="left"/>
+      <w:pPr>
+        <w:ind w:left="5040" w:hanging="360"/>
+      </w:pPr>
+    </w:lvl>
+    <w:lvl w:ilvl="7" w:tplc="04090019" w:tentative="1">
+      <w:start w:val="1"/>
+      <w:numFmt w:val="lowerLetter"/>
+      <w:lvlText w:val="%8."/>
+      <w:lvlJc w:val="left"/>
+      <w:pPr>
+        <w:ind w:left="5760" w:hanging="360"/>
+      </w:pPr>
+    </w:lvl>
+    <w:lvl w:ilvl="8" w:tplc="0409001B" w:tentative="1">
+      <w:start w:val="1"/>
+      <w:numFmt w:val="lowerRoman"/>
+      <w:lvlText w:val="%9."/>
+      <w:lvlJc w:val="right"/>
+      <w:pPr>
+        <w:ind w:left="6480" w:hanging="180"/>
+      </w:pPr>
+    </w:lvl>
+  </w:abstractNum>
+  <w:abstractNum w:abstractNumId="8" w15:restartNumberingAfterBreak="0">
+    <w:nsid w:val="51904F74"/>
+    <w:multiLevelType w:val="hybridMultilevel"/>
+    <w:tmpl w:val="C55CCDC8"/>
+    <w:lvl w:ilvl="0" w:tplc="0409000F">
+      <w:start w:val="1"/>
+      <w:numFmt w:val="decimal"/>
+      <w:lvlText w:val="%1."/>
+      <w:lvlJc w:val="left"/>
+      <w:pPr>
+        <w:ind w:left="720" w:hanging="360"/>
+      </w:pPr>
+    </w:lvl>
+    <w:lvl w:ilvl="1" w:tplc="04090019" w:tentative="1">
+      <w:start w:val="1"/>
+      <w:numFmt w:val="lowerLetter"/>
+      <w:lvlText w:val="%2."/>
+      <w:lvlJc w:val="left"/>
+      <w:pPr>
+        <w:ind w:left="1440" w:hanging="360"/>
+      </w:pPr>
+    </w:lvl>
+    <w:lvl w:ilvl="2" w:tplc="0409001B" w:tentative="1">
+      <w:start w:val="1"/>
+      <w:numFmt w:val="lowerRoman"/>
+      <w:lvlText w:val="%3."/>
+      <w:lvlJc w:val="right"/>
+      <w:pPr>
+        <w:ind w:left="2160" w:hanging="180"/>
+      </w:pPr>
+    </w:lvl>
+    <w:lvl w:ilvl="3" w:tplc="0409000F" w:tentative="1">
+      <w:start w:val="1"/>
+      <w:numFmt w:val="decimal"/>
+      <w:lvlText w:val="%4."/>
+      <w:lvlJc w:val="left"/>
+      <w:pPr>
+        <w:ind w:left="2880" w:hanging="360"/>
+      </w:pPr>
+    </w:lvl>
+    <w:lvl w:ilvl="4" w:tplc="04090019" w:tentative="1">
+      <w:start w:val="1"/>
+      <w:numFmt w:val="lowerLetter"/>
+      <w:lvlText w:val="%5."/>
+      <w:lvlJc w:val="left"/>
+      <w:pPr>
+        <w:ind w:left="3600" w:hanging="360"/>
+      </w:pPr>
+    </w:lvl>
+    <w:lvl w:ilvl="5" w:tplc="0409001B" w:tentative="1">
+      <w:start w:val="1"/>
+      <w:numFmt w:val="lowerRoman"/>
+      <w:lvlText w:val="%6."/>
+      <w:lvlJc w:val="right"/>
+      <w:pPr>
+        <w:ind w:left="4320" w:hanging="180"/>
+      </w:pPr>
+    </w:lvl>
+    <w:lvl w:ilvl="6" w:tplc="0409000F" w:tentative="1">
+      <w:start w:val="1"/>
+      <w:numFmt w:val="decimal"/>
+      <w:lvlText w:val="%7."/>
+      <w:lvlJc w:val="left"/>
+      <w:pPr>
+        <w:ind w:left="5040" w:hanging="360"/>
+      </w:pPr>
+    </w:lvl>
+    <w:lvl w:ilvl="7" w:tplc="04090019" w:tentative="1">
+      <w:start w:val="1"/>
+      <w:numFmt w:val="lowerLetter"/>
+      <w:lvlText w:val="%8."/>
+      <w:lvlJc w:val="left"/>
+      <w:pPr>
+        <w:ind w:left="5760" w:hanging="360"/>
+      </w:pPr>
+    </w:lvl>
+    <w:lvl w:ilvl="8" w:tplc="0409001B" w:tentative="1">
+      <w:start w:val="1"/>
+      <w:numFmt w:val="lowerRoman"/>
+      <w:lvlText w:val="%9."/>
+      <w:lvlJc w:val="right"/>
+      <w:pPr>
+        <w:ind w:left="6480" w:hanging="180"/>
+      </w:pPr>
+    </w:lvl>
+  </w:abstractNum>
+  <w:abstractNum w:abstractNumId="9" w15:restartNumberingAfterBreak="0">
+    <w:nsid w:val="65DA3A95"/>
+    <w:multiLevelType w:val="hybridMultilevel"/>
+    <w:tmpl w:val="54F6C8BE"/>
+    <w:lvl w:ilvl="0" w:tplc="0409000F">
+      <w:start w:val="1"/>
+      <w:numFmt w:val="decimal"/>
+      <w:lvlText w:val="%1."/>
+      <w:lvlJc w:val="left"/>
+      <w:pPr>
+        <w:ind w:left="720" w:hanging="360"/>
+      </w:pPr>
+    </w:lvl>
+    <w:lvl w:ilvl="1" w:tplc="FFFFFFFF" w:tentative="1">
+      <w:start w:val="1"/>
+      <w:numFmt w:val="lowerLetter"/>
+      <w:lvlText w:val="%2."/>
+      <w:lvlJc w:val="left"/>
+      <w:pPr>
+        <w:ind w:left="1440" w:hanging="360"/>
+      </w:pPr>
+    </w:lvl>
+    <w:lvl w:ilvl="2" w:tplc="FFFFFFFF" w:tentative="1">
+      <w:start w:val="1"/>
+      <w:numFmt w:val="lowerRoman"/>
+      <w:lvlText w:val="%3."/>
+      <w:lvlJc w:val="right"/>
+      <w:pPr>
+        <w:ind w:left="2160" w:hanging="180"/>
+      </w:pPr>
+    </w:lvl>
+    <w:lvl w:ilvl="3" w:tplc="FFFFFFFF" w:tentative="1">
+      <w:start w:val="1"/>
+      <w:numFmt w:val="decimal"/>
+      <w:lvlText w:val="%4."/>
+      <w:lvlJc w:val="left"/>
+      <w:pPr>
+        <w:ind w:left="2880" w:hanging="360"/>
+      </w:pPr>
+    </w:lvl>
+    <w:lvl w:ilvl="4" w:tplc="FFFFFFFF" w:tentative="1">
+      <w:start w:val="1"/>
+      <w:numFmt w:val="lowerLetter"/>
+      <w:lvlText w:val="%5."/>
+      <w:lvlJc w:val="left"/>
+      <w:pPr>
+        <w:ind w:left="3600" w:hanging="360"/>
+      </w:pPr>
+    </w:lvl>
+    <w:lvl w:ilvl="5" w:tplc="FFFFFFFF" w:tentative="1">
+      <w:start w:val="1"/>
+      <w:numFmt w:val="lowerRoman"/>
+      <w:lvlText w:val="%6."/>
+      <w:lvlJc w:val="right"/>
+      <w:pPr>
+        <w:ind w:left="4320" w:hanging="180"/>
+      </w:pPr>
+    </w:lvl>
+    <w:lvl w:ilvl="6" w:tplc="FFFFFFFF" w:tentative="1">
+      <w:start w:val="1"/>
+      <w:numFmt w:val="decimal"/>
+      <w:lvlText w:val="%7."/>
+      <w:lvlJc w:val="left"/>
+      <w:pPr>
+        <w:ind w:left="5040" w:hanging="360"/>
+      </w:pPr>
+    </w:lvl>
+    <w:lvl w:ilvl="7" w:tplc="FFFFFFFF" w:tentative="1">
+      <w:start w:val="1"/>
+      <w:numFmt w:val="lowerLetter"/>
+      <w:lvlText w:val="%8."/>
+      <w:lvlJc w:val="left"/>
+      <w:pPr>
+        <w:ind w:left="5760" w:hanging="360"/>
+      </w:pPr>
+    </w:lvl>
+    <w:lvl w:ilvl="8" w:tplc="FFFFFFFF" w:tentative="1">
+      <w:start w:val="1"/>
+      <w:numFmt w:val="lowerRoman"/>
+      <w:lvlText w:val="%9."/>
+      <w:lvlJc w:val="right"/>
+      <w:pPr>
+        <w:ind w:left="6480" w:hanging="180"/>
+      </w:pPr>
+    </w:lvl>
+  </w:abstractNum>
+  <w:abstractNum w:abstractNumId="10" w15:restartNumberingAfterBreak="0">
+    <w:nsid w:val="6C596F4D"/>
+    <w:multiLevelType w:val="hybridMultilevel"/>
+    <w:tmpl w:val="4DAE959C"/>
+    <w:lvl w:ilvl="0" w:tplc="0409000F">
+      <w:start w:val="1"/>
+      <w:numFmt w:val="decimal"/>
+      <w:lvlText w:val="%1."/>
+      <w:lvlJc w:val="left"/>
+      <w:pPr>
+        <w:ind w:left="720" w:hanging="360"/>
+      </w:pPr>
+    </w:lvl>
+    <w:lvl w:ilvl="1" w:tplc="04090019" w:tentative="1">
+      <w:start w:val="1"/>
+      <w:numFmt w:val="lowerLetter"/>
+      <w:lvlText w:val="%2."/>
+      <w:lvlJc w:val="left"/>
+      <w:pPr>
+        <w:ind w:left="1440" w:hanging="360"/>
+      </w:pPr>
+    </w:lvl>
+    <w:lvl w:ilvl="2" w:tplc="0409001B" w:tentative="1">
+      <w:start w:val="1"/>
+      <w:numFmt w:val="lowerRoman"/>
+      <w:lvlText w:val="%3."/>
+      <w:lvlJc w:val="right"/>
+      <w:pPr>
+        <w:ind w:left="2160" w:hanging="180"/>
+      </w:pPr>
+    </w:lvl>
+    <w:lvl w:ilvl="3" w:tplc="0409000F" w:tentative="1">
+      <w:start w:val="1"/>
+      <w:numFmt w:val="decimal"/>
+      <w:lvlText w:val="%4."/>
+      <w:lvlJc w:val="left"/>
+      <w:pPr>
+        <w:ind w:left="2880" w:hanging="360"/>
+      </w:pPr>
+    </w:lvl>
+    <w:lvl w:ilvl="4" w:tplc="04090019" w:tentative="1">
+      <w:start w:val="1"/>
+      <w:numFmt w:val="lowerLetter"/>
+      <w:lvlText w:val="%5."/>
+      <w:lvlJc w:val="left"/>
+      <w:pPr>
+        <w:ind w:left="3600" w:hanging="360"/>
+      </w:pPr>
+    </w:lvl>
+    <w:lvl w:ilvl="5" w:tplc="0409001B" w:tentative="1">
+      <w:start w:val="1"/>
+      <w:numFmt w:val="lowerRoman"/>
+      <w:lvlText w:val="%6."/>
+      <w:lvlJc w:val="right"/>
+      <w:pPr>
+        <w:ind w:left="4320" w:hanging="180"/>
+      </w:pPr>
+    </w:lvl>
+    <w:lvl w:ilvl="6" w:tplc="0409000F" w:tentative="1">
+      <w:start w:val="1"/>
+      <w:numFmt w:val="decimal"/>
+      <w:lvlText w:val="%7."/>
+      <w:lvlJc w:val="left"/>
+      <w:pPr>
+        <w:ind w:left="5040" w:hanging="360"/>
+      </w:pPr>
+    </w:lvl>
+    <w:lvl w:ilvl="7" w:tplc="04090019" w:tentative="1">
+      <w:start w:val="1"/>
+      <w:numFmt w:val="lowerLetter"/>
+      <w:lvlText w:val="%8."/>
+      <w:lvlJc w:val="left"/>
+      <w:pPr>
+        <w:ind w:left="5760" w:hanging="360"/>
+      </w:pPr>
+    </w:lvl>
+    <w:lvl w:ilvl="8" w:tplc="0409001B" w:tentative="1">
+      <w:start w:val="1"/>
+      <w:numFmt w:val="lowerRoman"/>
+      <w:lvlText w:val="%9."/>
+      <w:lvlJc w:val="right"/>
+      <w:pPr>
+        <w:ind w:left="6480" w:hanging="180"/>
+      </w:pPr>
+    </w:lvl>
+  </w:abstractNum>
+  <w:abstractNum w:abstractNumId="11" w15:restartNumberingAfterBreak="0">
+    <w:nsid w:val="76E04F6B"/>
+    <w:multiLevelType w:val="hybridMultilevel"/>
+    <w:tmpl w:val="16BEE4AC"/>
+    <w:styleLink w:val="Numbered0"/>
+    <w:lvl w:ilvl="0" w:tplc="177C3E68">
+      <w:start w:val="1"/>
+      <w:numFmt w:val="decimal"/>
+      <w:lvlText w:val="%1."/>
+      <w:lvlJc w:val="left"/>
+      <w:pPr>
         <w:ind w:left="720" w:hanging="500"/>
       </w:pPr>
       <w:rPr>
-        <w:rFonts w:ascii="Times Roman" w:cs="Times Roman" w:hAnsi="Times Roman" w:eastAsia="Times Roman"/>
+        <w:rFonts w:ascii="Times Roman" w:eastAsia="Times Roman" w:hAnsi="Times Roman" w:cs="Times Roman"/>
         <w:b w:val="0"/>
         <w:bCs w:val="0"/>
         <w:i w:val="0"/>
@@ -4682,17 +6067,16 @@
         <w:vertAlign w:val="baseline"/>
       </w:rPr>
     </w:lvl>
-    <w:lvl w:ilvl="1">
+    <w:lvl w:ilvl="1" w:tplc="97AE9D4E">
       <w:start w:val="1"/>
       <w:numFmt w:val="decimal"/>
-      <w:suff w:val="tab"/>
       <w:lvlText w:val="%2."/>
       <w:lvlJc w:val="left"/>
       <w:pPr>
         <w:ind w:left="940" w:hanging="500"/>
       </w:pPr>
       <w:rPr>
-        <w:rFonts w:ascii="Times Roman" w:cs="Times Roman" w:hAnsi="Times Roman" w:eastAsia="Times Roman"/>
+        <w:rFonts w:ascii="Times Roman" w:eastAsia="Times Roman" w:hAnsi="Times Roman" w:cs="Times Roman"/>
         <w:b w:val="0"/>
         <w:bCs w:val="0"/>
         <w:i w:val="0"/>
@@ -4712,17 +6096,16 @@
         <w:vertAlign w:val="baseline"/>
       </w:rPr>
     </w:lvl>
-    <w:lvl w:ilvl="2">
+    <w:lvl w:ilvl="2" w:tplc="4D54ECD4">
       <w:start w:val="1"/>
       <w:numFmt w:val="decimal"/>
-      <w:suff w:val="tab"/>
       <w:lvlText w:val="%3."/>
       <w:lvlJc w:val="left"/>
       <w:pPr>
         <w:ind w:left="1160" w:hanging="500"/>
       </w:pPr>
       <w:rPr>
-        <w:rFonts w:ascii="Times Roman" w:cs="Times Roman" w:hAnsi="Times Roman" w:eastAsia="Times Roman"/>
+        <w:rFonts w:ascii="Times Roman" w:eastAsia="Times Roman" w:hAnsi="Times Roman" w:cs="Times Roman"/>
         <w:b w:val="0"/>
         <w:bCs w:val="0"/>
         <w:i w:val="0"/>
@@ -4742,17 +6125,16 @@
         <w:vertAlign w:val="baseline"/>
       </w:rPr>
     </w:lvl>
-    <w:lvl w:ilvl="3">
+    <w:lvl w:ilvl="3" w:tplc="44945DAE">
       <w:start w:val="1"/>
       <w:numFmt w:val="decimal"/>
-      <w:suff w:val="tab"/>
       <w:lvlText w:val="%4."/>
       <w:lvlJc w:val="left"/>
       <w:pPr>
         <w:ind w:left="1380" w:hanging="500"/>
       </w:pPr>
       <w:rPr>
-        <w:rFonts w:ascii="Times Roman" w:cs="Times Roman" w:hAnsi="Times Roman" w:eastAsia="Times Roman"/>
+        <w:rFonts w:ascii="Times Roman" w:eastAsia="Times Roman" w:hAnsi="Times Roman" w:cs="Times Roman"/>
         <w:b w:val="0"/>
         <w:bCs w:val="0"/>
         <w:i w:val="0"/>
@@ -4772,17 +6154,16 @@
         <w:vertAlign w:val="baseline"/>
       </w:rPr>
     </w:lvl>
-    <w:lvl w:ilvl="4">
+    <w:lvl w:ilvl="4" w:tplc="77962C12">
       <w:start w:val="1"/>
       <w:numFmt w:val="decimal"/>
-      <w:suff w:val="tab"/>
       <w:lvlText w:val="%5."/>
       <w:lvlJc w:val="left"/>
       <w:pPr>
         <w:ind w:left="1600" w:hanging="500"/>
       </w:pPr>
       <w:rPr>
-        <w:rFonts w:ascii="Times Roman" w:cs="Times Roman" w:hAnsi="Times Roman" w:eastAsia="Times Roman"/>
+        <w:rFonts w:ascii="Times Roman" w:eastAsia="Times Roman" w:hAnsi="Times Roman" w:cs="Times Roman"/>
         <w:b w:val="0"/>
         <w:bCs w:val="0"/>
         <w:i w:val="0"/>
@@ -4802,17 +6183,16 @@
         <w:vertAlign w:val="baseline"/>
       </w:rPr>
     </w:lvl>
-    <w:lvl w:ilvl="5">
+    <w:lvl w:ilvl="5" w:tplc="1B1EAA34">
       <w:start w:val="1"/>
       <w:numFmt w:val="decimal"/>
-      <w:suff w:val="tab"/>
       <w:lvlText w:val="%6."/>
       <w:lvlJc w:val="left"/>
       <w:pPr>
         <w:ind w:left="1820" w:hanging="500"/>
       </w:pPr>
       <w:rPr>
-        <w:rFonts w:ascii="Times Roman" w:cs="Times Roman" w:hAnsi="Times Roman" w:eastAsia="Times Roman"/>
+        <w:rFonts w:ascii="Times Roman" w:eastAsia="Times Roman" w:hAnsi="Times Roman" w:cs="Times Roman"/>
         <w:b w:val="0"/>
         <w:bCs w:val="0"/>
         <w:i w:val="0"/>
@@ -4832,17 +6212,16 @@
         <w:vertAlign w:val="baseline"/>
       </w:rPr>
     </w:lvl>
-    <w:lvl w:ilvl="6">
+    <w:lvl w:ilvl="6" w:tplc="FD86B494">
       <w:start w:val="1"/>
       <w:numFmt w:val="decimal"/>
-      <w:suff w:val="tab"/>
       <w:lvlText w:val="%7."/>
       <w:lvlJc w:val="left"/>
       <w:pPr>
         <w:ind w:left="2040" w:hanging="500"/>
       </w:pPr>
       <w:rPr>
-        <w:rFonts w:ascii="Times Roman" w:cs="Times Roman" w:hAnsi="Times Roman" w:eastAsia="Times Roman"/>
+        <w:rFonts w:ascii="Times Roman" w:eastAsia="Times Roman" w:hAnsi="Times Roman" w:cs="Times Roman"/>
         <w:b w:val="0"/>
         <w:bCs w:val="0"/>
         <w:i w:val="0"/>
@@ -4862,17 +6241,16 @@
         <w:vertAlign w:val="baseline"/>
       </w:rPr>
     </w:lvl>
-    <w:lvl w:ilvl="7">
+    <w:lvl w:ilvl="7" w:tplc="4904B08A">
       <w:start w:val="1"/>
       <w:numFmt w:val="decimal"/>
-      <w:suff w:val="tab"/>
       <w:lvlText w:val="%8."/>
       <w:lvlJc w:val="left"/>
       <w:pPr>
         <w:ind w:left="2260" w:hanging="500"/>
       </w:pPr>
       <w:rPr>
-        <w:rFonts w:ascii="Times Roman" w:cs="Times Roman" w:hAnsi="Times Roman" w:eastAsia="Times Roman"/>
+        <w:rFonts w:ascii="Times Roman" w:eastAsia="Times Roman" w:hAnsi="Times Roman" w:cs="Times Roman"/>
         <w:b w:val="0"/>
         <w:bCs w:val="0"/>
         <w:i w:val="0"/>
@@ -4892,17 +6270,16 @@
         <w:vertAlign w:val="baseline"/>
       </w:rPr>
     </w:lvl>
-    <w:lvl w:ilvl="8">
+    <w:lvl w:ilvl="8" w:tplc="16982B5C">
       <w:start w:val="1"/>
       <w:numFmt w:val="decimal"/>
-      <w:suff w:val="tab"/>
       <w:lvlText w:val="%9."/>
       <w:lvlJc w:val="left"/>
       <w:pPr>
         <w:ind w:left="2480" w:hanging="500"/>
       </w:pPr>
       <w:rPr>
-        <w:rFonts w:ascii="Times Roman" w:cs="Times Roman" w:hAnsi="Times Roman" w:eastAsia="Times Roman"/>
+        <w:rFonts w:ascii="Times Roman" w:eastAsia="Times Roman" w:hAnsi="Times Roman" w:cs="Times Roman"/>
         <w:b w:val="0"/>
         <w:bCs w:val="0"/>
         <w:i w:val="0"/>
@@ -4923,106 +6300,99 @@
       </w:rPr>
     </w:lvl>
   </w:abstractNum>
-  <w:num w:numId="1">
-    <w:abstractNumId w:val="1"/>
-  </w:num>
-  <w:num w:numId="2">
-    <w:abstractNumId w:val="0"/>
-  </w:num>
-  <w:num w:numId="3">
-    <w:abstractNumId w:val="0"/>
-    <w:lvlOverride w:ilvl="0">
-      <w:startOverride w:val="1"/>
-    </w:lvlOverride>
-  </w:num>
-  <w:num w:numId="4">
-    <w:abstractNumId w:val="0"/>
-    <w:lvlOverride w:ilvl="0">
-      <w:startOverride w:val="1"/>
-    </w:lvlOverride>
-  </w:num>
-  <w:num w:numId="5">
-    <w:abstractNumId w:val="0"/>
-    <w:lvlOverride w:ilvl="0">
-      <w:startOverride w:val="1"/>
-    </w:lvlOverride>
-  </w:num>
-  <w:num w:numId="6">
-    <w:abstractNumId w:val="0"/>
-    <w:lvlOverride w:ilvl="0">
-      <w:startOverride w:val="1"/>
-    </w:lvlOverride>
-  </w:num>
-  <w:num w:numId="7">
+  <w:num w:numId="1" w16cid:durableId="712391740">
     <w:abstractNumId w:val="3"/>
   </w:num>
-  <w:num w:numId="8">
+  <w:num w:numId="2" w16cid:durableId="515772300">
     <w:abstractNumId w:val="2"/>
   </w:num>
-  <w:num w:numId="9">
+  <w:num w:numId="3" w16cid:durableId="875656993">
     <w:abstractNumId w:val="2"/>
     <w:lvlOverride w:ilvl="0">
       <w:startOverride w:val="1"/>
     </w:lvlOverride>
   </w:num>
-  <w:num w:numId="10">
+  <w:num w:numId="4" w16cid:durableId="1582134729">
     <w:abstractNumId w:val="2"/>
     <w:lvlOverride w:ilvl="0">
       <w:startOverride w:val="1"/>
     </w:lvlOverride>
   </w:num>
-  <w:num w:numId="11">
+  <w:num w:numId="5" w16cid:durableId="123040212">
     <w:abstractNumId w:val="2"/>
     <w:lvlOverride w:ilvl="0">
       <w:startOverride w:val="1"/>
     </w:lvlOverride>
   </w:num>
+  <w:num w:numId="6" w16cid:durableId="1499736695">
+    <w:abstractNumId w:val="2"/>
+    <w:lvlOverride w:ilvl="0">
+      <w:startOverride w:val="1"/>
+    </w:lvlOverride>
+  </w:num>
+  <w:num w:numId="7" w16cid:durableId="1104230879">
+    <w:abstractNumId w:val="11"/>
+  </w:num>
+  <w:num w:numId="8" w16cid:durableId="1368796756">
+    <w:abstractNumId w:val="5"/>
+  </w:num>
+  <w:num w:numId="9" w16cid:durableId="474183853">
+    <w:abstractNumId w:val="5"/>
+    <w:lvlOverride w:ilvl="0">
+      <w:startOverride w:val="1"/>
+    </w:lvlOverride>
+  </w:num>
+  <w:num w:numId="10" w16cid:durableId="1766926439">
+    <w:abstractNumId w:val="5"/>
+    <w:lvlOverride w:ilvl="0">
+      <w:startOverride w:val="1"/>
+    </w:lvlOverride>
+  </w:num>
+  <w:num w:numId="11" w16cid:durableId="975376372">
+    <w:abstractNumId w:val="5"/>
+    <w:lvlOverride w:ilvl="0">
+      <w:startOverride w:val="1"/>
+    </w:lvlOverride>
+  </w:num>
+  <w:num w:numId="12" w16cid:durableId="326984758">
+    <w:abstractNumId w:val="7"/>
+  </w:num>
+  <w:num w:numId="13" w16cid:durableId="168565284">
+    <w:abstractNumId w:val="0"/>
+  </w:num>
+  <w:num w:numId="14" w16cid:durableId="606736542">
+    <w:abstractNumId w:val="9"/>
+  </w:num>
+  <w:num w:numId="15" w16cid:durableId="2056390029">
+    <w:abstractNumId w:val="1"/>
+  </w:num>
+  <w:num w:numId="16" w16cid:durableId="1368870371">
+    <w:abstractNumId w:val="4"/>
+  </w:num>
+  <w:num w:numId="17" w16cid:durableId="1442258096">
+    <w:abstractNumId w:val="8"/>
+  </w:num>
+  <w:num w:numId="18" w16cid:durableId="1783920727">
+    <w:abstractNumId w:val="10"/>
+  </w:num>
+  <w:num w:numId="19" w16cid:durableId="1097798071">
+    <w:abstractNumId w:val="6"/>
+  </w:num>
 </w:numbering>
 </file>
 
 <file path=word/styles.xml><?xml version="1.0" encoding="utf-8"?>
-<w:styles xmlns:w="http://schemas.openxmlformats.org/wordprocessingml/2006/main" xmlns:mc="http://schemas.openxmlformats.org/markup-compatibility/2006" xmlns:w14="http://schemas.microsoft.com/office/word/2010/wordml" mc:Ignorable="w14">
+<w:styles xmlns:mc="http://schemas.openxmlformats.org/markup-compatibility/2006" xmlns:r="http://schemas.openxmlformats.org/officeDocument/2006/relationships" xmlns:w="http://schemas.openxmlformats.org/wordprocessingml/2006/main" xmlns:w14="http://schemas.microsoft.com/office/word/2010/wordml" xmlns:w15="http://schemas.microsoft.com/office/word/2012/wordml" xmlns:w16cex="http://schemas.microsoft.com/office/word/2018/wordml/cex" xmlns:w16cid="http://schemas.microsoft.com/office/word/2016/wordml/cid" xmlns:w16="http://schemas.microsoft.com/office/word/2018/wordml" xmlns:w16du="http://schemas.microsoft.com/office/word/2023/wordml/word16du" xmlns:w16sdtdh="http://schemas.microsoft.com/office/word/2020/wordml/sdtdatahash" xmlns:w16sdtfl="http://schemas.microsoft.com/office/word/2024/wordml/sdtformatlock" xmlns:w16se="http://schemas.microsoft.com/office/word/2015/wordml/symex" mc:Ignorable="w14 w15 w16se w16cid w16 w16cex w16sdtdh w16sdtfl w16du">
   <w:docDefaults>
     <w:rPrDefault>
       <w:rPr>
-        <w:rFonts w:ascii="Times New Roman" w:cs="Times New Roman" w:hAnsi="Times New Roman" w:eastAsia="Arial Unicode MS"/>
-        <w:b w:val="0"/>
-        <w:bCs w:val="0"/>
-        <w:i w:val="0"/>
-        <w:iCs w:val="0"/>
-        <w:caps w:val="0"/>
-        <w:smallCaps w:val="0"/>
-        <w:strike w:val="0"/>
-        <w:dstrike w:val="0"/>
-        <w:outline w:val="0"/>
-        <w:emboss w:val="0"/>
-        <w:imprint w:val="0"/>
-        <w:vanish w:val="0"/>
-        <w:color w:val="auto"/>
-        <w:spacing w:val="0"/>
-        <w:w w:val="100"/>
-        <w:kern w:val="0"/>
-        <w:position w:val="0"/>
-        <w:sz w:val="20"/>
-        <w:szCs w:val="20"/>
-        <w:u w:val="none" w:color="auto"/>
+        <w:rFonts w:ascii="Times New Roman" w:eastAsia="Arial Unicode MS" w:hAnsi="Times New Roman" w:cs="Times New Roman"/>
         <w:bdr w:val="nil"/>
-        <w:vertAlign w:val="baseline"/>
-        <w:lang/>
+        <w:lang w:val="en-US" w:eastAsia="en-US" w:bidi="ar-SA"/>
       </w:rPr>
     </w:rPrDefault>
     <w:pPrDefault>
       <w:pPr>
-        <w:keepNext w:val="0"/>
-        <w:keepLines w:val="0"/>
-        <w:pageBreakBefore w:val="0"/>
-        <w:framePr w:anchorLock="0" w:w="0" w:h="0" w:vSpace="0" w:hSpace="0" w:xAlign="left" w:y="0" w:hRule="exact" w:vAnchor="margin"/>
-        <w:widowControl w:val="1"/>
-        <w:numPr>
-          <w:ilvl w:val="0"/>
-          <w:numId w:val="0"/>
-        </w:numPr>
-        <w:suppressLineNumbers w:val="0"/>
         <w:pBdr>
           <w:top w:val="nil"/>
           <w:left w:val="nil"/>
@@ -5031,28 +6401,421 @@
           <w:between w:val="nil"/>
           <w:bar w:val="nil"/>
         </w:pBdr>
-        <w:shd w:val="clear" w:color="auto" w:fill="auto"/>
-        <w:suppressAutoHyphens w:val="0"/>
-        <w:spacing w:before="0" w:beforeAutospacing="0" w:after="0" w:afterAutospacing="0" w:line="240" w:lineRule="auto"/>
-        <w:ind w:left="0" w:right="0" w:firstLine="0"/>
-        <w:jc w:val="left"/>
-        <w:outlineLvl w:val="9"/>
       </w:pPr>
     </w:pPrDefault>
   </w:docDefaults>
+  <w:latentStyles w:defLockedState="0" w:defUIPriority="99" w:defSemiHidden="0" w:defUnhideWhenUsed="0" w:defQFormat="0" w:count="376">
+    <w:lsdException w:name="Normal" w:uiPriority="0" w:qFormat="1"/>
+    <w:lsdException w:name="heading 1" w:uiPriority="9" w:qFormat="1"/>
+    <w:lsdException w:name="heading 2" w:semiHidden="1" w:uiPriority="9" w:unhideWhenUsed="1" w:qFormat="1"/>
+    <w:lsdException w:name="heading 3" w:semiHidden="1" w:uiPriority="9" w:unhideWhenUsed="1" w:qFormat="1"/>
+    <w:lsdException w:name="heading 4" w:semiHidden="1" w:uiPriority="9" w:unhideWhenUsed="1" w:qFormat="1"/>
+    <w:lsdException w:name="heading 5" w:semiHidden="1" w:uiPriority="9" w:unhideWhenUsed="1" w:qFormat="1"/>
+    <w:lsdException w:name="heading 6" w:semiHidden="1" w:uiPriority="9" w:unhideWhenUsed="1" w:qFormat="1"/>
+    <w:lsdException w:name="heading 7" w:semiHidden="1" w:uiPriority="9" w:unhideWhenUsed="1" w:qFormat="1"/>
+    <w:lsdException w:name="heading 8" w:semiHidden="1" w:uiPriority="9" w:unhideWhenUsed="1" w:qFormat="1"/>
+    <w:lsdException w:name="heading 9" w:semiHidden="1" w:uiPriority="9" w:unhideWhenUsed="1" w:qFormat="1"/>
+    <w:lsdException w:name="index 1" w:semiHidden="1" w:unhideWhenUsed="1"/>
+    <w:lsdException w:name="index 2" w:semiHidden="1" w:unhideWhenUsed="1"/>
+    <w:lsdException w:name="index 3" w:semiHidden="1" w:unhideWhenUsed="1"/>
+    <w:lsdException w:name="index 4" w:semiHidden="1" w:unhideWhenUsed="1"/>
+    <w:lsdException w:name="index 5" w:semiHidden="1" w:unhideWhenUsed="1"/>
+    <w:lsdException w:name="index 6" w:semiHidden="1" w:unhideWhenUsed="1"/>
+    <w:lsdException w:name="index 7" w:semiHidden="1" w:unhideWhenUsed="1"/>
+    <w:lsdException w:name="index 8" w:semiHidden="1" w:unhideWhenUsed="1"/>
+    <w:lsdException w:name="index 9" w:semiHidden="1" w:unhideWhenUsed="1"/>
+    <w:lsdException w:name="toc 1" w:semiHidden="1" w:uiPriority="39" w:unhideWhenUsed="1"/>
+    <w:lsdException w:name="toc 2" w:semiHidden="1" w:uiPriority="39" w:unhideWhenUsed="1"/>
+    <w:lsdException w:name="toc 3" w:semiHidden="1" w:uiPriority="39" w:unhideWhenUsed="1"/>
+    <w:lsdException w:name="toc 4" w:semiHidden="1" w:uiPriority="39" w:unhideWhenUsed="1"/>
+    <w:lsdException w:name="toc 5" w:semiHidden="1" w:uiPriority="39" w:unhideWhenUsed="1"/>
+    <w:lsdException w:name="toc 6" w:semiHidden="1" w:uiPriority="39" w:unhideWhenUsed="1"/>
+    <w:lsdException w:name="toc 7" w:semiHidden="1" w:uiPriority="39" w:unhideWhenUsed="1"/>
+    <w:lsdException w:name="toc 8" w:semiHidden="1" w:uiPriority="39" w:unhideWhenUsed="1"/>
+    <w:lsdException w:name="toc 9" w:semiHidden="1" w:uiPriority="39" w:unhideWhenUsed="1"/>
+    <w:lsdException w:name="Normal Indent" w:semiHidden="1" w:unhideWhenUsed="1"/>
+    <w:lsdException w:name="footnote text" w:semiHidden="1" w:unhideWhenUsed="1"/>
+    <w:lsdException w:name="annotation text" w:semiHidden="1" w:unhideWhenUsed="1"/>
+    <w:lsdException w:name="header" w:semiHidden="1" w:unhideWhenUsed="1"/>
+    <w:lsdException w:name="footer" w:semiHidden="1" w:unhideWhenUsed="1"/>
+    <w:lsdException w:name="index heading" w:semiHidden="1" w:unhideWhenUsed="1"/>
+    <w:lsdException w:name="caption" w:semiHidden="1" w:uiPriority="35" w:unhideWhenUsed="1" w:qFormat="1"/>
+    <w:lsdException w:name="table of figures" w:semiHidden="1" w:unhideWhenUsed="1"/>
+    <w:lsdException w:name="envelope address" w:semiHidden="1" w:unhideWhenUsed="1"/>
+    <w:lsdException w:name="envelope return" w:semiHidden="1" w:unhideWhenUsed="1"/>
+    <w:lsdException w:name="footnote reference" w:semiHidden="1" w:unhideWhenUsed="1"/>
+    <w:lsdException w:name="annotation reference" w:semiHidden="1" w:unhideWhenUsed="1"/>
+    <w:lsdException w:name="line number" w:semiHidden="1" w:unhideWhenUsed="1"/>
+    <w:lsdException w:name="page number" w:semiHidden="1" w:unhideWhenUsed="1"/>
+    <w:lsdException w:name="endnote reference" w:semiHidden="1" w:unhideWhenUsed="1"/>
+    <w:lsdException w:name="endnote text" w:semiHidden="1" w:unhideWhenUsed="1"/>
+    <w:lsdException w:name="table of authorities" w:semiHidden="1" w:unhideWhenUsed="1"/>
+    <w:lsdException w:name="macro" w:semiHidden="1" w:unhideWhenUsed="1"/>
+    <w:lsdException w:name="toa heading" w:semiHidden="1" w:unhideWhenUsed="1"/>
+    <w:lsdException w:name="List" w:semiHidden="1" w:unhideWhenUsed="1"/>
+    <w:lsdException w:name="List Bullet" w:semiHidden="1" w:unhideWhenUsed="1"/>
+    <w:lsdException w:name="List Number" w:semiHidden="1" w:unhideWhenUsed="1"/>
+    <w:lsdException w:name="List 2" w:semiHidden="1" w:unhideWhenUsed="1"/>
+    <w:lsdException w:name="List 3" w:semiHidden="1" w:unhideWhenUsed="1"/>
+    <w:lsdException w:name="List 4" w:semiHidden="1" w:unhideWhenUsed="1"/>
+    <w:lsdException w:name="List 5" w:semiHidden="1" w:unhideWhenUsed="1"/>
+    <w:lsdException w:name="List Bullet 2" w:semiHidden="1" w:unhideWhenUsed="1"/>
+    <w:lsdException w:name="List Bullet 3" w:semiHidden="1" w:unhideWhenUsed="1"/>
+    <w:lsdException w:name="List Bullet 4" w:semiHidden="1" w:unhideWhenUsed="1"/>
+    <w:lsdException w:name="List Bullet 5" w:semiHidden="1" w:unhideWhenUsed="1"/>
+    <w:lsdException w:name="List Number 2" w:semiHidden="1" w:unhideWhenUsed="1"/>
+    <w:lsdException w:name="List Number 3" w:semiHidden="1" w:unhideWhenUsed="1"/>
+    <w:lsdException w:name="List Number 4" w:semiHidden="1" w:unhideWhenUsed="1"/>
+    <w:lsdException w:name="List Number 5" w:semiHidden="1" w:unhideWhenUsed="1"/>
+    <w:lsdException w:name="Title" w:uiPriority="10" w:qFormat="1"/>
+    <w:lsdException w:name="Closing" w:semiHidden="1" w:unhideWhenUsed="1"/>
+    <w:lsdException w:name="Signature" w:semiHidden="1" w:unhideWhenUsed="1"/>
+    <w:lsdException w:name="Default Paragraph Font" w:semiHidden="1" w:uiPriority="1" w:unhideWhenUsed="1"/>
+    <w:lsdException w:name="Body Text" w:semiHidden="1" w:unhideWhenUsed="1"/>
+    <w:lsdException w:name="Body Text Indent" w:semiHidden="1" w:unhideWhenUsed="1"/>
+    <w:lsdException w:name="List Continue" w:semiHidden="1" w:unhideWhenUsed="1"/>
+    <w:lsdException w:name="List Continue 2" w:semiHidden="1" w:unhideWhenUsed="1"/>
+    <w:lsdException w:name="List Continue 3" w:semiHidden="1" w:unhideWhenUsed="1"/>
+    <w:lsdException w:name="List Continue 4" w:semiHidden="1" w:unhideWhenUsed="1"/>
+    <w:lsdException w:name="List Continue 5" w:semiHidden="1" w:unhideWhenUsed="1"/>
+    <w:lsdException w:name="Message Header" w:semiHidden="1" w:unhideWhenUsed="1"/>
+    <w:lsdException w:name="Subtitle" w:uiPriority="11" w:qFormat="1"/>
+    <w:lsdException w:name="Salutation" w:semiHidden="1" w:unhideWhenUsed="1"/>
+    <w:lsdException w:name="Date" w:semiHidden="1" w:unhideWhenUsed="1"/>
+    <w:lsdException w:name="Body Text First Indent" w:semiHidden="1" w:unhideWhenUsed="1"/>
+    <w:lsdException w:name="Body Text First Indent 2" w:semiHidden="1" w:unhideWhenUsed="1"/>
+    <w:lsdException w:name="Note Heading" w:semiHidden="1" w:unhideWhenUsed="1"/>
+    <w:lsdException w:name="Body Text 2" w:semiHidden="1" w:unhideWhenUsed="1"/>
+    <w:lsdException w:name="Body Text 3" w:semiHidden="1" w:unhideWhenUsed="1"/>
+    <w:lsdException w:name="Body Text Indent 2" w:semiHidden="1" w:unhideWhenUsed="1"/>
+    <w:lsdException w:name="Body Text Indent 3" w:semiHidden="1" w:unhideWhenUsed="1"/>
+    <w:lsdException w:name="Block Text" w:semiHidden="1" w:unhideWhenUsed="1"/>
+    <w:lsdException w:name="Hyperlink" w:semiHidden="1" w:unhideWhenUsed="1"/>
+    <w:lsdException w:name="FollowedHyperlink" w:semiHidden="1" w:unhideWhenUsed="1"/>
+    <w:lsdException w:name="Strong" w:uiPriority="22" w:qFormat="1"/>
+    <w:lsdException w:name="Emphasis" w:uiPriority="20" w:qFormat="1"/>
+    <w:lsdException w:name="Document Map" w:semiHidden="1" w:unhideWhenUsed="1"/>
+    <w:lsdException w:name="Plain Text" w:semiHidden="1" w:unhideWhenUsed="1"/>
+    <w:lsdException w:name="E-mail Signature" w:semiHidden="1" w:unhideWhenUsed="1"/>
+    <w:lsdException w:name="HTML Top of Form" w:semiHidden="1" w:unhideWhenUsed="1"/>
+    <w:lsdException w:name="HTML Bottom of Form" w:semiHidden="1" w:unhideWhenUsed="1"/>
+    <w:lsdException w:name="Normal (Web)" w:semiHidden="1" w:unhideWhenUsed="1"/>
+    <w:lsdException w:name="HTML Acronym" w:semiHidden="1" w:unhideWhenUsed="1"/>
+    <w:lsdException w:name="HTML Address" w:semiHidden="1" w:unhideWhenUsed="1"/>
+    <w:lsdException w:name="HTML Cite" w:semiHidden="1" w:unhideWhenUsed="1"/>
+    <w:lsdException w:name="HTML Code" w:semiHidden="1" w:unhideWhenUsed="1"/>
+    <w:lsdException w:name="HTML Definition" w:semiHidden="1" w:unhideWhenUsed="1"/>
+    <w:lsdException w:name="HTML Keyboard" w:semiHidden="1" w:unhideWhenUsed="1"/>
+    <w:lsdException w:name="HTML Preformatted" w:semiHidden="1" w:unhideWhenUsed="1"/>
+    <w:lsdException w:name="HTML Sample" w:semiHidden="1" w:unhideWhenUsed="1"/>
+    <w:lsdException w:name="HTML Typewriter" w:semiHidden="1" w:unhideWhenUsed="1"/>
+    <w:lsdException w:name="HTML Variable" w:semiHidden="1" w:unhideWhenUsed="1"/>
+    <w:lsdException w:name="Normal Table" w:semiHidden="1" w:unhideWhenUsed="1"/>
+    <w:lsdException w:name="annotation subject" w:semiHidden="1" w:unhideWhenUsed="1"/>
+    <w:lsdException w:name="No List" w:semiHidden="1" w:unhideWhenUsed="1"/>
+    <w:lsdException w:name="Outline List 1" w:semiHidden="1" w:unhideWhenUsed="1"/>
+    <w:lsdException w:name="Outline List 2" w:semiHidden="1" w:unhideWhenUsed="1"/>
+    <w:lsdException w:name="Outline List 3" w:semiHidden="1" w:unhideWhenUsed="1"/>
+    <w:lsdException w:name="Table Simple 1" w:semiHidden="1" w:unhideWhenUsed="1"/>
+    <w:lsdException w:name="Table Simple 2" w:semiHidden="1" w:unhideWhenUsed="1"/>
+    <w:lsdException w:name="Table Simple 3" w:semiHidden="1" w:unhideWhenUsed="1"/>
+    <w:lsdException w:name="Table Classic 1" w:semiHidden="1" w:unhideWhenUsed="1"/>
+    <w:lsdException w:name="Table Classic 2" w:semiHidden="1" w:unhideWhenUsed="1"/>
+    <w:lsdException w:name="Table Classic 3" w:semiHidden="1" w:unhideWhenUsed="1"/>
+    <w:lsdException w:name="Table Classic 4" w:semiHidden="1" w:unhideWhenUsed="1"/>
+    <w:lsdException w:name="Table Colorful 1" w:semiHidden="1" w:unhideWhenUsed="1"/>
+    <w:lsdException w:name="Table Colorful 2" w:semiHidden="1" w:unhideWhenUsed="1"/>
+    <w:lsdException w:name="Table Colorful 3" w:semiHidden="1" w:unhideWhenUsed="1"/>
+    <w:lsdException w:name="Table Columns 1" w:semiHidden="1" w:unhideWhenUsed="1"/>
+    <w:lsdException w:name="Table Columns 2" w:semiHidden="1" w:unhideWhenUsed="1"/>
+    <w:lsdException w:name="Table Columns 3" w:semiHidden="1" w:unhideWhenUsed="1"/>
+    <w:lsdException w:name="Table Columns 4" w:semiHidden="1" w:unhideWhenUsed="1"/>
+    <w:lsdException w:name="Table Columns 5" w:semiHidden="1" w:unhideWhenUsed="1"/>
+    <w:lsdException w:name="Table Grid 1" w:semiHidden="1" w:unhideWhenUsed="1"/>
+    <w:lsdException w:name="Table Grid 2" w:semiHidden="1" w:unhideWhenUsed="1"/>
+    <w:lsdException w:name="Table Grid 3" w:semiHidden="1" w:unhideWhenUsed="1"/>
+    <w:lsdException w:name="Table Grid 4" w:semiHidden="1" w:unhideWhenUsed="1"/>
+    <w:lsdException w:name="Table Grid 5" w:semiHidden="1" w:unhideWhenUsed="1"/>
+    <w:lsdException w:name="Table Grid 6" w:semiHidden="1" w:unhideWhenUsed="1"/>
+    <w:lsdException w:name="Table Grid 7" w:semiHidden="1" w:unhideWhenUsed="1"/>
+    <w:lsdException w:name="Table Grid 8" w:semiHidden="1" w:unhideWhenUsed="1"/>
+    <w:lsdException w:name="Table List 1" w:semiHidden="1" w:unhideWhenUsed="1"/>
+    <w:lsdException w:name="Table List 2" w:semiHidden="1" w:unhideWhenUsed="1"/>
+    <w:lsdException w:name="Table List 3" w:semiHidden="1" w:unhideWhenUsed="1"/>
+    <w:lsdException w:name="Table List 4" w:semiHidden="1" w:unhideWhenUsed="1"/>
+    <w:lsdException w:name="Table List 5" w:semiHidden="1" w:unhideWhenUsed="1"/>
+    <w:lsdException w:name="Table List 6" w:semiHidden="1" w:unhideWhenUsed="1"/>
+    <w:lsdException w:name="Table List 7" w:semiHidden="1" w:unhideWhenUsed="1"/>
+    <w:lsdException w:name="Table List 8" w:semiHidden="1" w:unhideWhenUsed="1"/>
+    <w:lsdException w:name="Table 3D effects 1" w:semiHidden="1" w:unhideWhenUsed="1"/>
+    <w:lsdException w:name="Table 3D effects 2" w:semiHidden="1" w:unhideWhenUsed="1"/>
+    <w:lsdException w:name="Table 3D effects 3" w:semiHidden="1" w:unhideWhenUsed="1"/>
+    <w:lsdException w:name="Table Contemporary" w:semiHidden="1" w:unhideWhenUsed="1"/>
+    <w:lsdException w:name="Table Elegant" w:semiHidden="1" w:unhideWhenUsed="1"/>
+    <w:lsdException w:name="Table Professional" w:semiHidden="1" w:unhideWhenUsed="1"/>
+    <w:lsdException w:name="Table Subtle 1" w:semiHidden="1" w:unhideWhenUsed="1"/>
+    <w:lsdException w:name="Table Subtle 2" w:semiHidden="1" w:unhideWhenUsed="1"/>
+    <w:lsdException w:name="Table Web 1" w:semiHidden="1" w:unhideWhenUsed="1"/>
+    <w:lsdException w:name="Table Web 2" w:semiHidden="1" w:unhideWhenUsed="1"/>
+    <w:lsdException w:name="Table Web 3" w:semiHidden="1" w:unhideWhenUsed="1"/>
+    <w:lsdException w:name="Balloon Text" w:semiHidden="1" w:unhideWhenUsed="1"/>
+    <w:lsdException w:name="Table Grid" w:uiPriority="39"/>
+    <w:lsdException w:name="Table Theme" w:semiHidden="1" w:unhideWhenUsed="1"/>
+    <w:lsdException w:name="Placeholder Text" w:semiHidden="1"/>
+    <w:lsdException w:name="No Spacing" w:uiPriority="1" w:qFormat="1"/>
+    <w:lsdException w:name="Light Shading" w:uiPriority="60"/>
+    <w:lsdException w:name="Light List" w:uiPriority="61"/>
+    <w:lsdException w:name="Light Grid" w:uiPriority="62"/>
+    <w:lsdException w:name="Medium Shading 1" w:uiPriority="63"/>
+    <w:lsdException w:name="Medium Shading 2" w:uiPriority="64"/>
+    <w:lsdException w:name="Medium List 1" w:uiPriority="65"/>
+    <w:lsdException w:name="Medium List 2" w:uiPriority="66"/>
+    <w:lsdException w:name="Medium Grid 1" w:uiPriority="67"/>
+    <w:lsdException w:name="Medium Grid 2" w:uiPriority="68"/>
+    <w:lsdException w:name="Medium Grid 3" w:uiPriority="69"/>
+    <w:lsdException w:name="Dark List" w:uiPriority="70"/>
+    <w:lsdException w:name="Colorful Shading" w:uiPriority="71"/>
+    <w:lsdException w:name="Colorful List" w:uiPriority="72"/>
+    <w:lsdException w:name="Colorful Grid" w:uiPriority="73"/>
+    <w:lsdException w:name="Light Shading Accent 1" w:uiPriority="60"/>
+    <w:lsdException w:name="Light List Accent 1" w:uiPriority="61"/>
+    <w:lsdException w:name="Light Grid Accent 1" w:uiPriority="62"/>
+    <w:lsdException w:name="Medium Shading 1 Accent 1" w:uiPriority="63"/>
+    <w:lsdException w:name="Medium Shading 2 Accent 1" w:uiPriority="64"/>
+    <w:lsdException w:name="Medium List 1 Accent 1" w:uiPriority="65"/>
+    <w:lsdException w:name="Revision" w:semiHidden="1"/>
+    <w:lsdException w:name="List Paragraph" w:uiPriority="34" w:qFormat="1"/>
+    <w:lsdException w:name="Quote" w:uiPriority="29" w:qFormat="1"/>
+    <w:lsdException w:name="Intense Quote" w:uiPriority="30" w:qFormat="1"/>
+    <w:lsdException w:name="Medium List 2 Accent 1" w:uiPriority="66"/>
+    <w:lsdException w:name="Medium Grid 1 Accent 1" w:uiPriority="67"/>
+    <w:lsdException w:name="Medium Grid 2 Accent 1" w:uiPriority="68"/>
+    <w:lsdException w:name="Medium Grid 3 Accent 1" w:uiPriority="69"/>
+    <w:lsdException w:name="Dark List Accent 1" w:uiPriority="70"/>
+    <w:lsdException w:name="Colorful Shading Accent 1" w:uiPriority="71"/>
+    <w:lsdException w:name="Colorful List Accent 1" w:uiPriority="72"/>
+    <w:lsdException w:name="Colorful Grid Accent 1" w:uiPriority="73"/>
+    <w:lsdException w:name="Light Shading Accent 2" w:uiPriority="60"/>
+    <w:lsdException w:name="Light List Accent 2" w:uiPriority="61"/>
+    <w:lsdException w:name="Light Grid Accent 2" w:uiPriority="62"/>
+    <w:lsdException w:name="Medium Shading 1 Accent 2" w:uiPriority="63"/>
+    <w:lsdException w:name="Medium Shading 2 Accent 2" w:uiPriority="64"/>
+    <w:lsdException w:name="Medium List 1 Accent 2" w:uiPriority="65"/>
+    <w:lsdException w:name="Medium List 2 Accent 2" w:uiPriority="66"/>
+    <w:lsdException w:name="Medium Grid 1 Accent 2" w:uiPriority="67"/>
+    <w:lsdException w:name="Medium Grid 2 Accent 2" w:uiPriority="68"/>
+    <w:lsdException w:name="Medium Grid 3 Accent 2" w:uiPriority="69"/>
+    <w:lsdException w:name="Dark List Accent 2" w:uiPriority="70"/>
+    <w:lsdException w:name="Colorful Shading Accent 2" w:uiPriority="71"/>
+    <w:lsdException w:name="Colorful List Accent 2" w:uiPriority="72"/>
+    <w:lsdException w:name="Colorful Grid Accent 2" w:uiPriority="73"/>
+    <w:lsdException w:name="Light Shading Accent 3" w:uiPriority="60"/>
+    <w:lsdException w:name="Light List Accent 3" w:uiPriority="61"/>
+    <w:lsdException w:name="Light Grid Accent 3" w:uiPriority="62"/>
+    <w:lsdException w:name="Medium Shading 1 Accent 3" w:uiPriority="63"/>
+    <w:lsdException w:name="Medium Shading 2 Accent 3" w:uiPriority="64"/>
+    <w:lsdException w:name="Medium List 1 Accent 3" w:uiPriority="65"/>
+    <w:lsdException w:name="Medium List 2 Accent 3" w:uiPriority="66"/>
+    <w:lsdException w:name="Medium Grid 1 Accent 3" w:uiPriority="67"/>
+    <w:lsdException w:name="Medium Grid 2 Accent 3" w:uiPriority="68"/>
+    <w:lsdException w:name="Medium Grid 3 Accent 3" w:uiPriority="69"/>
+    <w:lsdException w:name="Dark List Accent 3" w:uiPriority="70"/>
+    <w:lsdException w:name="Colorful Shading Accent 3" w:uiPriority="71"/>
+    <w:lsdException w:name="Colorful List Accent 3" w:uiPriority="72"/>
+    <w:lsdException w:name="Colorful Grid Accent 3" w:uiPriority="73"/>
+    <w:lsdException w:name="Light Shading Accent 4" w:uiPriority="60"/>
+    <w:lsdException w:name="Light List Accent 4" w:uiPriority="61"/>
+    <w:lsdException w:name="Light Grid Accent 4" w:uiPriority="62"/>
+    <w:lsdException w:name="Medium Shading 1 Accent 4" w:uiPriority="63"/>
+    <w:lsdException w:name="Medium Shading 2 Accent 4" w:uiPriority="64"/>
+    <w:lsdException w:name="Medium List 1 Accent 4" w:uiPriority="65"/>
+    <w:lsdException w:name="Medium List 2 Accent 4" w:uiPriority="66"/>
+    <w:lsdException w:name="Medium Grid 1 Accent 4" w:uiPriority="67"/>
+    <w:lsdException w:name="Medium Grid 2 Accent 4" w:uiPriority="68"/>
+    <w:lsdException w:name="Medium Grid 3 Accent 4" w:uiPriority="69"/>
+    <w:lsdException w:name="Dark List Accent 4" w:uiPriority="70"/>
+    <w:lsdException w:name="Colorful Shading Accent 4" w:uiPriority="71"/>
+    <w:lsdException w:name="Colorful List Accent 4" w:uiPriority="72"/>
+    <w:lsdException w:name="Colorful Grid Accent 4" w:uiPriority="73"/>
+    <w:lsdException w:name="Light Shading Accent 5" w:uiPriority="60"/>
+    <w:lsdException w:name="Light List Accent 5" w:uiPriority="61"/>
+    <w:lsdException w:name="Light Grid Accent 5" w:uiPriority="62"/>
+    <w:lsdException w:name="Medium Shading 1 Accent 5" w:uiPriority="63"/>
+    <w:lsdException w:name="Medium Shading 2 Accent 5" w:uiPriority="64"/>
+    <w:lsdException w:name="Medium List 1 Accent 5" w:uiPriority="65"/>
+    <w:lsdException w:name="Medium List 2 Accent 5" w:uiPriority="66"/>
+    <w:lsdException w:name="Medium Grid 1 Accent 5" w:uiPriority="67"/>
+    <w:lsdException w:name="Medium Grid 2 Accent 5" w:uiPriority="68"/>
+    <w:lsdException w:name="Medium Grid 3 Accent 5" w:uiPriority="69"/>
+    <w:lsdException w:name="Dark List Accent 5" w:uiPriority="70"/>
+    <w:lsdException w:name="Colorful Shading Accent 5" w:uiPriority="71"/>
+    <w:lsdException w:name="Colorful List Accent 5" w:uiPriority="72"/>
+    <w:lsdException w:name="Colorful Grid Accent 5" w:uiPriority="73"/>
+    <w:lsdException w:name="Light Shading Accent 6" w:uiPriority="60"/>
+    <w:lsdException w:name="Light List Accent 6" w:uiPriority="61"/>
+    <w:lsdException w:name="Light Grid Accent 6" w:uiPriority="62"/>
+    <w:lsdException w:name="Medium Shading 1 Accent 6" w:uiPriority="63"/>
+    <w:lsdException w:name="Medium Shading 2 Accent 6" w:uiPriority="64"/>
+    <w:lsdException w:name="Medium List 1 Accent 6" w:uiPriority="65"/>
+    <w:lsdException w:name="Medium List 2 Accent 6" w:uiPriority="66"/>
+    <w:lsdException w:name="Medium Grid 1 Accent 6" w:uiPriority="67"/>
+    <w:lsdException w:name="Medium Grid 2 Accent 6" w:uiPriority="68"/>
+    <w:lsdException w:name="Medium Grid 3 Accent 6" w:uiPriority="69"/>
+    <w:lsdException w:name="Dark List Accent 6" w:uiPriority="70"/>
+    <w:lsdException w:name="Colorful Shading Accent 6" w:uiPriority="71"/>
+    <w:lsdException w:name="Colorful List Accent 6" w:uiPriority="72"/>
+    <w:lsdException w:name="Colorful Grid Accent 6" w:uiPriority="73"/>
+    <w:lsdException w:name="Subtle Emphasis" w:uiPriority="19" w:qFormat="1"/>
+    <w:lsdException w:name="Intense Emphasis" w:uiPriority="21" w:qFormat="1"/>
+    <w:lsdException w:name="Subtle Reference" w:uiPriority="31" w:qFormat="1"/>
+    <w:lsdException w:name="Intense Reference" w:uiPriority="32" w:qFormat="1"/>
+    <w:lsdException w:name="Book Title" w:uiPriority="33" w:qFormat="1"/>
+    <w:lsdException w:name="Bibliography" w:semiHidden="1" w:uiPriority="37" w:unhideWhenUsed="1"/>
+    <w:lsdException w:name="TOC Heading" w:semiHidden="1" w:uiPriority="39" w:unhideWhenUsed="1" w:qFormat="1"/>
+    <w:lsdException w:name="Plain Table 1" w:uiPriority="41"/>
+    <w:lsdException w:name="Plain Table 2" w:uiPriority="42"/>
+    <w:lsdException w:name="Plain Table 3" w:uiPriority="43"/>
+    <w:lsdException w:name="Plain Table 4" w:uiPriority="44"/>
+    <w:lsdException w:name="Plain Table 5" w:uiPriority="45"/>
+    <w:lsdException w:name="Grid Table Light" w:uiPriority="40"/>
+    <w:lsdException w:name="Grid Table 1 Light" w:uiPriority="46"/>
+    <w:lsdException w:name="Grid Table 2" w:uiPriority="47"/>
+    <w:lsdException w:name="Grid Table 3" w:uiPriority="48"/>
+    <w:lsdException w:name="Grid Table 4" w:uiPriority="49"/>
+    <w:lsdException w:name="Grid Table 5 Dark" w:uiPriority="50"/>
+    <w:lsdException w:name="Grid Table 6 Colorful" w:uiPriority="51"/>
+    <w:lsdException w:name="Grid Table 7 Colorful" w:uiPriority="52"/>
+    <w:lsdException w:name="Grid Table 1 Light Accent 1" w:uiPriority="46"/>
+    <w:lsdException w:name="Grid Table 2 Accent 1" w:uiPriority="47"/>
+    <w:lsdException w:name="Grid Table 3 Accent 1" w:uiPriority="48"/>
+    <w:lsdException w:name="Grid Table 4 Accent 1" w:uiPriority="49"/>
+    <w:lsdException w:name="Grid Table 5 Dark Accent 1" w:uiPriority="50"/>
+    <w:lsdException w:name="Grid Table 6 Colorful Accent 1" w:uiPriority="51"/>
+    <w:lsdException w:name="Grid Table 7 Colorful Accent 1" w:uiPriority="52"/>
+    <w:lsdException w:name="Grid Table 1 Light Accent 2" w:uiPriority="46"/>
+    <w:lsdException w:name="Grid Table 2 Accent 2" w:uiPriority="47"/>
+    <w:lsdException w:name="Grid Table 3 Accent 2" w:uiPriority="48"/>
+    <w:lsdException w:name="Grid Table 4 Accent 2" w:uiPriority="49"/>
+    <w:lsdException w:name="Grid Table 5 Dark Accent 2" w:uiPriority="50"/>
+    <w:lsdException w:name="Grid Table 6 Colorful Accent 2" w:uiPriority="51"/>
+    <w:lsdException w:name="Grid Table 7 Colorful Accent 2" w:uiPriority="52"/>
+    <w:lsdException w:name="Grid Table 1 Light Accent 3" w:uiPriority="46"/>
+    <w:lsdException w:name="Grid Table 2 Accent 3" w:uiPriority="47"/>
+    <w:lsdException w:name="Grid Table 3 Accent 3" w:uiPriority="48"/>
+    <w:lsdException w:name="Grid Table 4 Accent 3" w:uiPriority="49"/>
+    <w:lsdException w:name="Grid Table 5 Dark Accent 3" w:uiPriority="50"/>
+    <w:lsdException w:name="Grid Table 6 Colorful Accent 3" w:uiPriority="51"/>
+    <w:lsdException w:name="Grid Table 7 Colorful Accent 3" w:uiPriority="52"/>
+    <w:lsdException w:name="Grid Table 1 Light Accent 4" w:uiPriority="46"/>
+    <w:lsdException w:name="Grid Table 2 Accent 4" w:uiPriority="47"/>
+    <w:lsdException w:name="Grid Table 3 Accent 4" w:uiPriority="48"/>
+    <w:lsdException w:name="Grid Table 4 Accent 4" w:uiPriority="49"/>
+    <w:lsdException w:name="Grid Table 5 Dark Accent 4" w:uiPriority="50"/>
+    <w:lsdException w:name="Grid Table 6 Colorful Accent 4" w:uiPriority="51"/>
+    <w:lsdException w:name="Grid Table 7 Colorful Accent 4" w:uiPriority="52"/>
+    <w:lsdException w:name="Grid Table 1 Light Accent 5" w:uiPriority="46"/>
+    <w:lsdException w:name="Grid Table 2 Accent 5" w:uiPriority="47"/>
+    <w:lsdException w:name="Grid Table 3 Accent 5" w:uiPriority="48"/>
+    <w:lsdException w:name="Grid Table 4 Accent 5" w:uiPriority="49"/>
+    <w:lsdException w:name="Grid Table 5 Dark Accent 5" w:uiPriority="50"/>
+    <w:lsdException w:name="Grid Table 6 Colorful Accent 5" w:uiPriority="51"/>
+    <w:lsdException w:name="Grid Table 7 Colorful Accent 5" w:uiPriority="52"/>
+    <w:lsdException w:name="Grid Table 1 Light Accent 6" w:uiPriority="46"/>
+    <w:lsdException w:name="Grid Table 2 Accent 6" w:uiPriority="47"/>
+    <w:lsdException w:name="Grid Table 3 Accent 6" w:uiPriority="48"/>
+    <w:lsdException w:name="Grid Table 4 Accent 6" w:uiPriority="49"/>
+    <w:lsdException w:name="Grid Table 5 Dark Accent 6" w:uiPriority="50"/>
+    <w:lsdException w:name="Grid Table 6 Colorful Accent 6" w:uiPriority="51"/>
+    <w:lsdException w:name="Grid Table 7 Colorful Accent 6" w:uiPriority="52"/>
+    <w:lsdException w:name="List Table 1 Light" w:uiPriority="46"/>
+    <w:lsdException w:name="List Table 2" w:uiPriority="47"/>
+    <w:lsdException w:name="List Table 3" w:uiPriority="48"/>
+    <w:lsdException w:name="List Table 4" w:uiPriority="49"/>
+    <w:lsdException w:name="List Table 5 Dark" w:uiPriority="50"/>
+    <w:lsdException w:name="List Table 6 Colorful" w:uiPriority="51"/>
+    <w:lsdException w:name="List Table 7 Colorful" w:uiPriority="52"/>
+    <w:lsdException w:name="List Table 1 Light Accent 1" w:uiPriority="46"/>
+    <w:lsdException w:name="List Table 2 Accent 1" w:uiPriority="47"/>
+    <w:lsdException w:name="List Table 3 Accent 1" w:uiPriority="48"/>
+    <w:lsdException w:name="List Table 4 Accent 1" w:uiPriority="49"/>
+    <w:lsdException w:name="List Table 5 Dark Accent 1" w:uiPriority="50"/>
+    <w:lsdException w:name="List Table 6 Colorful Accent 1" w:uiPriority="51"/>
+    <w:lsdException w:name="List Table 7 Colorful Accent 1" w:uiPriority="52"/>
+    <w:lsdException w:name="List Table 1 Light Accent 2" w:uiPriority="46"/>
+    <w:lsdException w:name="List Table 2 Accent 2" w:uiPriority="47"/>
+    <w:lsdException w:name="List Table 3 Accent 2" w:uiPriority="48"/>
+    <w:lsdException w:name="List Table 4 Accent 2" w:uiPriority="49"/>
+    <w:lsdException w:name="List Table 5 Dark Accent 2" w:uiPriority="50"/>
+    <w:lsdException w:name="List Table 6 Colorful Accent 2" w:uiPriority="51"/>
+    <w:lsdException w:name="List Table 7 Colorful Accent 2" w:uiPriority="52"/>
+    <w:lsdException w:name="List Table 1 Light Accent 3" w:uiPriority="46"/>
+    <w:lsdException w:name="List Table 2 Accent 3" w:uiPriority="47"/>
+    <w:lsdException w:name="List Table 3 Accent 3" w:uiPriority="48"/>
+    <w:lsdException w:name="List Table 4 Accent 3" w:uiPriority="49"/>
+    <w:lsdException w:name="List Table 5 Dark Accent 3" w:uiPriority="50"/>
+    <w:lsdException w:name="List Table 6 Colorful Accent 3" w:uiPriority="51"/>
+    <w:lsdException w:name="List Table 7 Colorful Accent 3" w:uiPriority="52"/>
+    <w:lsdException w:name="List Table 1 Light Accent 4" w:uiPriority="46"/>
+    <w:lsdException w:name="List Table 2 Accent 4" w:uiPriority="47"/>
+    <w:lsdException w:name="List Table 3 Accent 4" w:uiPriority="48"/>
+    <w:lsdException w:name="List Table 4 Accent 4" w:uiPriority="49"/>
+    <w:lsdException w:name="List Table 5 Dark Accent 4" w:uiPriority="50"/>
+    <w:lsdException w:name="List Table 6 Colorful Accent 4" w:uiPriority="51"/>
+    <w:lsdException w:name="List Table 7 Colorful Accent 4" w:uiPriority="52"/>
+    <w:lsdException w:name="List Table 1 Light Accent 5" w:uiPriority="46"/>
+    <w:lsdException w:name="List Table 2 Accent 5" w:uiPriority="47"/>
+    <w:lsdException w:name="List Table 3 Accent 5" w:uiPriority="48"/>
+    <w:lsdException w:name="List Table 4 Accent 5" w:uiPriority="49"/>
+    <w:lsdException w:name="List Table 5 Dark Accent 5" w:uiPriority="50"/>
+    <w:lsdException w:name="List Table 6 Colorful Accent 5" w:uiPriority="51"/>
+    <w:lsdException w:name="List Table 7 Colorful Accent 5" w:uiPriority="52"/>
+    <w:lsdException w:name="List Table 1 Light Accent 6" w:uiPriority="46"/>
+    <w:lsdException w:name="List Table 2 Accent 6" w:uiPriority="47"/>
+    <w:lsdException w:name="List Table 3 Accent 6" w:uiPriority="48"/>
+    <w:lsdException w:name="List Table 4 Accent 6" w:uiPriority="49"/>
+    <w:lsdException w:name="List Table 5 Dark Accent 6" w:uiPriority="50"/>
+    <w:lsdException w:name="List Table 6 Colorful Accent 6" w:uiPriority="51"/>
+    <w:lsdException w:name="List Table 7 Colorful Accent 6" w:uiPriority="52"/>
+    <w:lsdException w:name="Mention" w:semiHidden="1" w:unhideWhenUsed="1"/>
+    <w:lsdException w:name="Smart Hyperlink" w:semiHidden="1" w:unhideWhenUsed="1"/>
+    <w:lsdException w:name="Hashtag" w:semiHidden="1" w:unhideWhenUsed="1"/>
+    <w:lsdException w:name="Unresolved Mention" w:semiHidden="1" w:unhideWhenUsed="1"/>
+    <w:lsdException w:name="Smart Link" w:semiHidden="1" w:unhideWhenUsed="1"/>
+  </w:latentStyles>
   <w:style w:type="paragraph" w:default="1" w:styleId="Normal">
     <w:name w:val="Normal"/>
-    <w:next w:val="Normal"/>
-    <w:pPr/>
+    <w:qFormat/>
     <w:rPr>
       <w:sz w:val="24"/>
       <w:szCs w:val="24"/>
-      <w:lang w:val="en-US" w:eastAsia="en-US" w:bidi="ar-SA"/>
     </w:rPr>
   </w:style>
-  <w:style w:type="character" w:default="1" w:styleId="Default Paragraph Font">
+  <w:style w:type="character" w:default="1" w:styleId="DefaultParagraphFont">
     <w:name w:val="Default Paragraph Font"/>
-    <w:next w:val="Default Paragraph Font"/>
+    <w:uiPriority w:val="1"/>
+    <w:semiHidden/>
+    <w:unhideWhenUsed/>
+  </w:style>
+  <w:style w:type="table" w:default="1" w:styleId="TableNormal">
+    <w:name w:val="Normal Table"/>
+    <w:uiPriority w:val="99"/>
+    <w:semiHidden/>
+    <w:unhideWhenUsed/>
+    <w:tblPr>
+      <w:tblInd w:w="0" w:type="dxa"/>
+      <w:tblCellMar>
+        <w:top w:w="0" w:type="dxa"/>
+        <w:left w:w="108" w:type="dxa"/>
+        <w:bottom w:w="0" w:type="dxa"/>
+        <w:right w:w="108" w:type="dxa"/>
+      </w:tblCellMar>
+    </w:tblPr>
+  </w:style>
+  <w:style w:type="numbering" w:default="1" w:styleId="NoList">
+    <w:name w:val="No List"/>
+    <w:uiPriority w:val="99"/>
+    <w:semiHidden/>
+    <w:unhideWhenUsed/>
   </w:style>
   <w:style w:type="character" w:styleId="Hyperlink">
     <w:name w:val="Hyperlink"/>
@@ -5060,177 +6823,59 @@
       <w:u w:val="single"/>
     </w:rPr>
   </w:style>
-  <w:style w:type="table" w:default="1" w:styleId="Table Normal">
-    <w:name w:val="Table Normal"/>
-    <w:next w:val="Table Normal"/>
-    <w:pPr/>
-    <w:tblPr>
-      <w:tblInd w:w="0" w:type="dxa"/>
-    </w:tblPr>
-    <w:trPr/>
-    <w:tcPr/>
-    <w:tblStylePr w:type="firstRow"/>
-    <w:tblStylePr w:type="lastRow"/>
-    <w:tblStylePr w:type="firstCol"/>
-    <w:tblStylePr w:type="lastCol"/>
-    <w:tblStylePr w:type="band1Vert"/>
-    <w:tblStylePr w:type="band2Vert"/>
-    <w:tblStylePr w:type="band1Horz"/>
-    <w:tblStylePr w:type="band2Horz"/>
-    <w:tblStylePr w:type="neCell"/>
-    <w:tblStylePr w:type="nwCell"/>
-    <w:tblStylePr w:type="seCell"/>
-    <w:tblStylePr w:type="swCell"/>
-  </w:style>
-  <w:style w:type="numbering" w:default="1" w:styleId="No List">
-    <w:name w:val="No List"/>
-    <w:next w:val="No List"/>
-    <w:pPr/>
-  </w:style>
-  <w:style w:type="paragraph" w:styleId="Header &amp; Footer">
+  <w:style w:type="paragraph" w:customStyle="1" w:styleId="HeaderFooter">
     <w:name w:val="Header &amp; Footer"/>
-    <w:next w:val="Header &amp; Footer"/>
     <w:pPr>
-      <w:keepNext w:val="0"/>
-      <w:keepLines w:val="0"/>
-      <w:pageBreakBefore w:val="0"/>
-      <w:widowControl w:val="1"/>
-      <w:shd w:val="clear" w:color="auto" w:fill="auto"/>
       <w:tabs>
         <w:tab w:val="right" w:pos="9020"/>
       </w:tabs>
-      <w:suppressAutoHyphens w:val="0"/>
-      <w:bidi w:val="0"/>
-      <w:spacing w:before="0" w:after="0" w:line="240" w:lineRule="auto"/>
-      <w:ind w:left="0" w:right="0" w:firstLine="0"/>
-      <w:jc w:val="left"/>
-      <w:outlineLvl w:val="9"/>
     </w:pPr>
     <w:rPr>
-      <w:rFonts w:ascii="Helvetica Neue" w:cs="Arial Unicode MS" w:hAnsi="Helvetica Neue" w:eastAsia="Arial Unicode MS"/>
-      <w:b w:val="0"/>
-      <w:bCs w:val="0"/>
-      <w:i w:val="0"/>
-      <w:iCs w:val="0"/>
-      <w:caps w:val="0"/>
-      <w:smallCaps w:val="0"/>
-      <w:strike w:val="0"/>
-      <w:dstrike w:val="0"/>
-      <w:outline w:val="0"/>
+      <w:rFonts w:ascii="Helvetica Neue" w:hAnsi="Helvetica Neue" w:cs="Arial Unicode MS"/>
       <w:color w:val="000000"/>
-      <w:spacing w:val="0"/>
-      <w:kern w:val="0"/>
-      <w:position w:val="0"/>
       <w:sz w:val="24"/>
       <w:szCs w:val="24"/>
-      <w:u w:val="none"/>
-      <w:shd w:val="nil" w:color="auto" w:fill="auto"/>
-      <w:vertAlign w:val="baseline"/>
-      <w14:textOutline>
+      <w14:textOutline w14:w="0" w14:cap="flat" w14:cmpd="sng" w14:algn="ctr">
         <w14:noFill/>
+        <w14:prstDash w14:val="solid"/>
+        <w14:bevel/>
       </w14:textOutline>
-      <w14:textFill>
-        <w14:solidFill>
-          <w14:srgbClr w14:val="000000"/>
-        </w14:solidFill>
-      </w14:textFill>
     </w:rPr>
   </w:style>
-  <w:style w:type="paragraph" w:styleId="Body">
+  <w:style w:type="paragraph" w:customStyle="1" w:styleId="Body">
     <w:name w:val="Body"/>
-    <w:next w:val="Body"/>
+    <w:rPr>
+      <w:rFonts w:ascii="Aptos" w:eastAsia="Aptos" w:hAnsi="Aptos" w:cs="Aptos"/>
+      <w:color w:val="000000"/>
+      <w:kern w:val="2"/>
+      <w:sz w:val="24"/>
+      <w:szCs w:val="24"/>
+      <w:u w:color="000000"/>
+      <w14:textOutline w14:w="0" w14:cap="flat" w14:cmpd="sng" w14:algn="ctr">
+        <w14:noFill/>
+        <w14:prstDash w14:val="solid"/>
+        <w14:bevel/>
+      </w14:textOutline>
+    </w:rPr>
+  </w:style>
+  <w:style w:type="paragraph" w:customStyle="1" w:styleId="Default">
+    <w:name w:val="Default"/>
     <w:pPr>
-      <w:keepNext w:val="0"/>
-      <w:keepLines w:val="0"/>
-      <w:pageBreakBefore w:val="0"/>
-      <w:widowControl w:val="1"/>
-      <w:shd w:val="clear" w:color="auto" w:fill="auto"/>
-      <w:suppressAutoHyphens w:val="0"/>
-      <w:bidi w:val="0"/>
-      <w:spacing w:before="0" w:after="0" w:line="240" w:lineRule="auto"/>
-      <w:ind w:left="0" w:right="0" w:firstLine="0"/>
-      <w:jc w:val="left"/>
-      <w:outlineLvl w:val="9"/>
+      <w:spacing w:before="160" w:line="288" w:lineRule="auto"/>
     </w:pPr>
     <w:rPr>
-      <w:rFonts w:ascii="Aptos" w:cs="Aptos" w:hAnsi="Aptos" w:eastAsia="Aptos"/>
-      <w:b w:val="0"/>
-      <w:bCs w:val="0"/>
-      <w:i w:val="0"/>
-      <w:iCs w:val="0"/>
-      <w:caps w:val="0"/>
-      <w:smallCaps w:val="0"/>
-      <w:strike w:val="0"/>
-      <w:dstrike w:val="0"/>
-      <w:outline w:val="0"/>
+      <w:rFonts w:ascii="Helvetica Neue" w:hAnsi="Helvetica Neue" w:cs="Arial Unicode MS"/>
       <w:color w:val="000000"/>
-      <w:spacing w:val="0"/>
-      <w:kern w:val="2"/>
-      <w:position w:val="0"/>
       <w:sz w:val="24"/>
       <w:szCs w:val="24"/>
-      <w:u w:val="none" w:color="000000"/>
-      <w:shd w:val="nil" w:color="auto" w:fill="auto"/>
-      <w:vertAlign w:val="baseline"/>
-      <w:lang w:val="en-US"/>
-      <w14:textOutline>
+      <w14:textOutline w14:w="0" w14:cap="flat" w14:cmpd="sng" w14:algn="ctr">
         <w14:noFill/>
+        <w14:prstDash w14:val="solid"/>
+        <w14:bevel/>
       </w14:textOutline>
-      <w14:textFill>
-        <w14:solidFill>
-          <w14:srgbClr w14:val="000000"/>
-        </w14:solidFill>
-      </w14:textFill>
     </w:rPr>
   </w:style>
-  <w:style w:type="paragraph" w:styleId="Default">
-    <w:name w:val="Default"/>
-    <w:next w:val="Default"/>
-    <w:pPr>
-      <w:keepNext w:val="0"/>
-      <w:keepLines w:val="0"/>
-      <w:pageBreakBefore w:val="0"/>
-      <w:widowControl w:val="1"/>
-      <w:shd w:val="clear" w:color="auto" w:fill="auto"/>
-      <w:suppressAutoHyphens w:val="0"/>
-      <w:bidi w:val="0"/>
-      <w:spacing w:before="160" w:after="0" w:line="288" w:lineRule="auto"/>
-      <w:ind w:left="0" w:right="0" w:firstLine="0"/>
-      <w:jc w:val="left"/>
-      <w:outlineLvl w:val="9"/>
-    </w:pPr>
-    <w:rPr>
-      <w:rFonts w:ascii="Helvetica Neue" w:cs="Arial Unicode MS" w:hAnsi="Helvetica Neue" w:eastAsia="Arial Unicode MS"/>
-      <w:b w:val="0"/>
-      <w:bCs w:val="0"/>
-      <w:i w:val="0"/>
-      <w:iCs w:val="0"/>
-      <w:caps w:val="0"/>
-      <w:smallCaps w:val="0"/>
-      <w:strike w:val="0"/>
-      <w:dstrike w:val="0"/>
-      <w:outline w:val="0"/>
-      <w:color w:val="000000"/>
-      <w:spacing w:val="0"/>
-      <w:kern w:val="0"/>
-      <w:position w:val="0"/>
-      <w:sz w:val="24"/>
-      <w:szCs w:val="24"/>
-      <w:u w:val="none"/>
-      <w:shd w:val="nil" w:color="auto" w:fill="auto"/>
-      <w:vertAlign w:val="baseline"/>
-      <w:lang w:val="en-US"/>
-      <w14:textOutline>
-        <w14:noFill/>
-      </w14:textOutline>
-      <w14:textFill>
-        <w14:solidFill>
-          <w14:srgbClr w14:val="000000"/>
-        </w14:solidFill>
-      </w14:textFill>
-    </w:rPr>
-  </w:style>
-  <w:style w:type="numbering" w:styleId="Numbered">
+  <w:style w:type="numbering" w:customStyle="1" w:styleId="Numbered">
     <w:name w:val="Numbered"/>
     <w:pPr>
       <w:numPr>
@@ -5238,7 +6883,7 @@
       </w:numPr>
     </w:pPr>
   </w:style>
-  <w:style w:type="numbering" w:styleId="Numbered.0">
+  <w:style w:type="numbering" w:customStyle="1" w:styleId="Numbered0">
     <w:name w:val="Numbered.0"/>
     <w:pPr>
       <w:numPr>
@@ -5246,11 +6891,61 @@
       </w:numPr>
     </w:pPr>
   </w:style>
+  <w:style w:type="paragraph" w:styleId="Header">
+    <w:name w:val="header"/>
+    <w:basedOn w:val="Normal"/>
+    <w:link w:val="HeaderChar"/>
+    <w:uiPriority w:val="99"/>
+    <w:unhideWhenUsed/>
+    <w:rsid w:val="00E9542B"/>
+    <w:pPr>
+      <w:tabs>
+        <w:tab w:val="center" w:pos="4680"/>
+        <w:tab w:val="right" w:pos="9360"/>
+      </w:tabs>
+    </w:pPr>
+  </w:style>
+  <w:style w:type="character" w:customStyle="1" w:styleId="HeaderChar">
+    <w:name w:val="Header Char"/>
+    <w:basedOn w:val="DefaultParagraphFont"/>
+    <w:link w:val="Header"/>
+    <w:uiPriority w:val="99"/>
+    <w:rsid w:val="00E9542B"/>
+    <w:rPr>
+      <w:sz w:val="24"/>
+      <w:szCs w:val="24"/>
+    </w:rPr>
+  </w:style>
+  <w:style w:type="paragraph" w:styleId="Footer">
+    <w:name w:val="footer"/>
+    <w:basedOn w:val="Normal"/>
+    <w:link w:val="FooterChar"/>
+    <w:uiPriority w:val="99"/>
+    <w:unhideWhenUsed/>
+    <w:rsid w:val="00E9542B"/>
+    <w:pPr>
+      <w:tabs>
+        <w:tab w:val="center" w:pos="4680"/>
+        <w:tab w:val="right" w:pos="9360"/>
+      </w:tabs>
+    </w:pPr>
+  </w:style>
+  <w:style w:type="character" w:customStyle="1" w:styleId="FooterChar">
+    <w:name w:val="Footer Char"/>
+    <w:basedOn w:val="DefaultParagraphFont"/>
+    <w:link w:val="Footer"/>
+    <w:uiPriority w:val="99"/>
+    <w:rsid w:val="00E9542B"/>
+    <w:rPr>
+      <w:sz w:val="24"/>
+      <w:szCs w:val="24"/>
+    </w:rPr>
+  </w:style>
 </w:styles>
 </file>
 
 <file path=word/theme/theme1.xml><?xml version="1.0" encoding="utf-8"?>
-<a:theme xmlns:a="http://schemas.openxmlformats.org/drawingml/2006/main" xmlns:r="http://schemas.openxmlformats.org/officeDocument/2006/relationships" name="Office Theme">
+<a:theme xmlns:a="http://schemas.openxmlformats.org/drawingml/2006/main" name="Office Theme">
   <a:themeElements>
     <a:clrScheme name="Office Theme">
       <a:dk1>
@@ -5452,7 +7147,7 @@
         <a:effectLst/>
         <a:sp3d/>
       </a:spPr>
-      <a:bodyPr rot="0" spcFirstLastPara="1" vertOverflow="overflow" horzOverflow="overflow" vert="horz" wrap="square" lIns="45719" tIns="45719" rIns="45719" bIns="45719" numCol="1" spcCol="38100" rtlCol="0" anchor="ctr" upright="0">
+      <a:bodyPr rot="0" spcFirstLastPara="1" vertOverflow="overflow" horzOverflow="overflow" vert="horz" wrap="square" lIns="45719" tIns="45719" rIns="45719" bIns="45719" numCol="1" spcCol="38100" rtlCol="0" anchor="ctr">
         <a:spAutoFit/>
       </a:bodyPr>
       <a:lstStyle>
@@ -5471,7 +7166,7 @@
           <a:buFontTx/>
           <a:buNone/>
           <a:tabLst/>
-          <a:defRPr b="0" baseline="0" cap="none" i="0" spc="0" strike="noStrike" sz="1800" u="none" kumimoji="0" normalizeH="0">
+          <a:defRPr kumimoji="0" sz="1800" b="0" i="0" u="none" strike="noStrike" cap="none" spc="0" normalizeH="0" baseline="0">
             <a:ln>
               <a:noFill/>
             </a:ln>
@@ -5501,7 +7196,7 @@
           <a:buFontTx/>
           <a:buNone/>
           <a:tabLst/>
-          <a:defRPr b="0" baseline="0" cap="none" i="0" spc="0" strike="noStrike" sz="1800" u="none" kumimoji="0" normalizeH="0">
+          <a:defRPr kumimoji="0" sz="1800" b="0" i="0" u="none" strike="noStrike" cap="none" spc="0" normalizeH="0" baseline="0">
             <a:ln>
               <a:noFill/>
             </a:ln>
@@ -5527,7 +7222,7 @@
           <a:buFontTx/>
           <a:buNone/>
           <a:tabLst/>
-          <a:defRPr b="0" baseline="0" cap="none" i="0" spc="0" strike="noStrike" sz="1800" u="none" kumimoji="0" normalizeH="0">
+          <a:defRPr kumimoji="0" sz="1800" b="0" i="0" u="none" strike="noStrike" cap="none" spc="0" normalizeH="0" baseline="0">
             <a:ln>
               <a:noFill/>
             </a:ln>
@@ -5553,7 +7248,7 @@
           <a:buFontTx/>
           <a:buNone/>
           <a:tabLst/>
-          <a:defRPr b="0" baseline="0" cap="none" i="0" spc="0" strike="noStrike" sz="1800" u="none" kumimoji="0" normalizeH="0">
+          <a:defRPr kumimoji="0" sz="1800" b="0" i="0" u="none" strike="noStrike" cap="none" spc="0" normalizeH="0" baseline="0">
             <a:ln>
               <a:noFill/>
             </a:ln>
@@ -5579,7 +7274,7 @@
           <a:buFontTx/>
           <a:buNone/>
           <a:tabLst/>
-          <a:defRPr b="0" baseline="0" cap="none" i="0" spc="0" strike="noStrike" sz="1800" u="none" kumimoji="0" normalizeH="0">
+          <a:defRPr kumimoji="0" sz="1800" b="0" i="0" u="none" strike="noStrike" cap="none" spc="0" normalizeH="0" baseline="0">
             <a:ln>
               <a:noFill/>
             </a:ln>
@@ -5605,7 +7300,7 @@
           <a:buFontTx/>
           <a:buNone/>
           <a:tabLst/>
-          <a:defRPr b="0" baseline="0" cap="none" i="0" spc="0" strike="noStrike" sz="1800" u="none" kumimoji="0" normalizeH="0">
+          <a:defRPr kumimoji="0" sz="1800" b="0" i="0" u="none" strike="noStrike" cap="none" spc="0" normalizeH="0" baseline="0">
             <a:ln>
               <a:noFill/>
             </a:ln>
@@ -5631,7 +7326,7 @@
           <a:buFontTx/>
           <a:buNone/>
           <a:tabLst/>
-          <a:defRPr b="0" baseline="0" cap="none" i="0" spc="0" strike="noStrike" sz="1800" u="none" kumimoji="0" normalizeH="0">
+          <a:defRPr kumimoji="0" sz="1800" b="0" i="0" u="none" strike="noStrike" cap="none" spc="0" normalizeH="0" baseline="0">
             <a:ln>
               <a:noFill/>
             </a:ln>
@@ -5657,7 +7352,7 @@
           <a:buFontTx/>
           <a:buNone/>
           <a:tabLst/>
-          <a:defRPr b="0" baseline="0" cap="none" i="0" spc="0" strike="noStrike" sz="1800" u="none" kumimoji="0" normalizeH="0">
+          <a:defRPr kumimoji="0" sz="1800" b="0" i="0" u="none" strike="noStrike" cap="none" spc="0" normalizeH="0" baseline="0">
             <a:ln>
               <a:noFill/>
             </a:ln>
@@ -5683,7 +7378,7 @@
           <a:buFontTx/>
           <a:buNone/>
           <a:tabLst/>
-          <a:defRPr b="0" baseline="0" cap="none" i="0" spc="0" strike="noStrike" sz="1800" u="none" kumimoji="0" normalizeH="0">
+          <a:defRPr kumimoji="0" sz="1800" b="0" i="0" u="none" strike="noStrike" cap="none" spc="0" normalizeH="0" baseline="0">
             <a:ln>
               <a:noFill/>
             </a:ln>
@@ -5709,7 +7404,7 @@
           <a:buFontTx/>
           <a:buNone/>
           <a:tabLst/>
-          <a:defRPr b="0" baseline="0" cap="none" i="0" spc="0" strike="noStrike" sz="1800" u="none" kumimoji="0" normalizeH="0">
+          <a:defRPr kumimoji="0" sz="1800" b="0" i="0" u="none" strike="noStrike" cap="none" spc="0" normalizeH="0" baseline="0">
             <a:ln>
               <a:noFill/>
             </a:ln>
@@ -5722,9 +7417,15 @@
         </a:lvl9pPr>
       </a:lstStyle>
       <a:style>
-        <a:lnRef idx="0"/>
-        <a:fillRef idx="0"/>
-        <a:effectRef idx="0"/>
+        <a:lnRef idx="0">
+          <a:scrgbClr r="0" g="0" b="0"/>
+        </a:lnRef>
+        <a:fillRef idx="0">
+          <a:scrgbClr r="0" g="0" b="0"/>
+        </a:fillRef>
+        <a:effectRef idx="0">
+          <a:scrgbClr r="0" g="0" b="0"/>
+        </a:effectRef>
         <a:fontRef idx="none"/>
       </a:style>
     </a:spDef>
@@ -5741,7 +7442,7 @@
         <a:effectLst/>
         <a:sp3d/>
       </a:spPr>
-      <a:bodyPr rot="0" spcFirstLastPara="1" vertOverflow="overflow" horzOverflow="overflow" vert="horz" wrap="square" lIns="91439" tIns="45719" rIns="91439" bIns="45719" numCol="1" spcCol="38100" rtlCol="0" anchor="t" upright="0">
+      <a:bodyPr rot="0" spcFirstLastPara="1" vertOverflow="overflow" horzOverflow="overflow" vert="horz" wrap="square" lIns="91439" tIns="45719" rIns="91439" bIns="45719" numCol="1" spcCol="38100" rtlCol="0" anchor="t">
         <a:noAutofit/>
       </a:bodyPr>
       <a:lstStyle>
@@ -5760,7 +7461,7 @@
           <a:buFontTx/>
           <a:buNone/>
           <a:tabLst/>
-          <a:defRPr b="0" baseline="0" cap="none" i="0" spc="0" strike="noStrike" sz="1800" u="none" kumimoji="0" normalizeH="0">
+          <a:defRPr kumimoji="0" sz="1800" b="0" i="0" u="none" strike="noStrike" cap="none" spc="0" normalizeH="0" baseline="0">
             <a:ln>
               <a:noFill/>
             </a:ln>
@@ -5786,7 +7487,7 @@
           <a:buFontTx/>
           <a:buNone/>
           <a:tabLst/>
-          <a:defRPr b="0" baseline="0" cap="none" i="0" spc="0" strike="noStrike" sz="1800" u="none" kumimoji="0" normalizeH="0">
+          <a:defRPr kumimoji="0" sz="1800" b="0" i="0" u="none" strike="noStrike" cap="none" spc="0" normalizeH="0" baseline="0">
             <a:ln>
               <a:noFill/>
             </a:ln>
@@ -5812,7 +7513,7 @@
           <a:buFontTx/>
           <a:buNone/>
           <a:tabLst/>
-          <a:defRPr b="0" baseline="0" cap="none" i="0" spc="0" strike="noStrike" sz="1800" u="none" kumimoji="0" normalizeH="0">
+          <a:defRPr kumimoji="0" sz="1800" b="0" i="0" u="none" strike="noStrike" cap="none" spc="0" normalizeH="0" baseline="0">
             <a:ln>
               <a:noFill/>
             </a:ln>
@@ -5838,7 +7539,7 @@
           <a:buFontTx/>
           <a:buNone/>
           <a:tabLst/>
-          <a:defRPr b="0" baseline="0" cap="none" i="0" spc="0" strike="noStrike" sz="1800" u="none" kumimoji="0" normalizeH="0">
+          <a:defRPr kumimoji="0" sz="1800" b="0" i="0" u="none" strike="noStrike" cap="none" spc="0" normalizeH="0" baseline="0">
             <a:ln>
               <a:noFill/>
             </a:ln>
@@ -5864,7 +7565,7 @@
           <a:buFontTx/>
           <a:buNone/>
           <a:tabLst/>
-          <a:defRPr b="0" baseline="0" cap="none" i="0" spc="0" strike="noStrike" sz="1800" u="none" kumimoji="0" normalizeH="0">
+          <a:defRPr kumimoji="0" sz="1800" b="0" i="0" u="none" strike="noStrike" cap="none" spc="0" normalizeH="0" baseline="0">
             <a:ln>
               <a:noFill/>
             </a:ln>
@@ -5890,7 +7591,7 @@
           <a:buFontTx/>
           <a:buNone/>
           <a:tabLst/>
-          <a:defRPr b="0" baseline="0" cap="none" i="0" spc="0" strike="noStrike" sz="1800" u="none" kumimoji="0" normalizeH="0">
+          <a:defRPr kumimoji="0" sz="1800" b="0" i="0" u="none" strike="noStrike" cap="none" spc="0" normalizeH="0" baseline="0">
             <a:ln>
               <a:noFill/>
             </a:ln>
@@ -5916,7 +7617,7 @@
           <a:buFontTx/>
           <a:buNone/>
           <a:tabLst/>
-          <a:defRPr b="0" baseline="0" cap="none" i="0" spc="0" strike="noStrike" sz="1800" u="none" kumimoji="0" normalizeH="0">
+          <a:defRPr kumimoji="0" sz="1800" b="0" i="0" u="none" strike="noStrike" cap="none" spc="0" normalizeH="0" baseline="0">
             <a:ln>
               <a:noFill/>
             </a:ln>
@@ -5942,7 +7643,7 @@
           <a:buFontTx/>
           <a:buNone/>
           <a:tabLst/>
-          <a:defRPr b="0" baseline="0" cap="none" i="0" spc="0" strike="noStrike" sz="1800" u="none" kumimoji="0" normalizeH="0">
+          <a:defRPr kumimoji="0" sz="1800" b="0" i="0" u="none" strike="noStrike" cap="none" spc="0" normalizeH="0" baseline="0">
             <a:ln>
               <a:noFill/>
             </a:ln>
@@ -5968,7 +7669,7 @@
           <a:buFontTx/>
           <a:buNone/>
           <a:tabLst/>
-          <a:defRPr b="0" baseline="0" cap="none" i="0" spc="0" strike="noStrike" sz="1800" u="none" kumimoji="0" normalizeH="0">
+          <a:defRPr kumimoji="0" sz="1800" b="0" i="0" u="none" strike="noStrike" cap="none" spc="0" normalizeH="0" baseline="0">
             <a:ln>
               <a:noFill/>
             </a:ln>
@@ -5994,7 +7695,7 @@
           <a:buFontTx/>
           <a:buNone/>
           <a:tabLst/>
-          <a:defRPr b="0" baseline="0" cap="none" i="0" spc="0" strike="noStrike" sz="1800" u="none" kumimoji="0" normalizeH="0">
+          <a:defRPr kumimoji="0" sz="1800" b="0" i="0" u="none" strike="noStrike" cap="none" spc="0" normalizeH="0" baseline="0">
             <a:ln>
               <a:noFill/>
             </a:ln>
@@ -6007,9 +7708,15 @@
         </a:lvl9pPr>
       </a:lstStyle>
       <a:style>
-        <a:lnRef idx="0"/>
-        <a:fillRef idx="0"/>
-        <a:effectRef idx="0"/>
+        <a:lnRef idx="0">
+          <a:scrgbClr r="0" g="0" b="0"/>
+        </a:lnRef>
+        <a:fillRef idx="0">
+          <a:scrgbClr r="0" g="0" b="0"/>
+        </a:fillRef>
+        <a:effectRef idx="0">
+          <a:scrgbClr r="0" g="0" b="0"/>
+        </a:effectRef>
         <a:fontRef idx="none"/>
       </a:style>
     </a:lnDef>
@@ -6023,7 +7730,7 @@
         <a:effectLst/>
         <a:sp3d/>
       </a:spPr>
-      <a:bodyPr rot="0" spcFirstLastPara="1" vertOverflow="overflow" horzOverflow="overflow" vert="horz" wrap="square" lIns="45719" tIns="45719" rIns="45719" bIns="45719" numCol="1" spcCol="38100" rtlCol="0" anchor="t" upright="0">
+      <a:bodyPr rot="0" spcFirstLastPara="1" vertOverflow="overflow" horzOverflow="overflow" vert="horz" wrap="square" lIns="45719" tIns="45719" rIns="45719" bIns="45719" numCol="1" spcCol="38100" rtlCol="0" anchor="t">
         <a:spAutoFit/>
       </a:bodyPr>
       <a:lstStyle>
@@ -6042,7 +7749,7 @@
           <a:buFontTx/>
           <a:buNone/>
           <a:tabLst/>
-          <a:defRPr b="0" baseline="0" cap="none" i="0" spc="0" strike="noStrike" sz="1800" u="none" kumimoji="0" normalizeH="0">
+          <a:defRPr kumimoji="0" sz="1800" b="0" i="0" u="none" strike="noStrike" cap="none" spc="0" normalizeH="0" baseline="0">
             <a:ln>
               <a:noFill/>
             </a:ln>
@@ -6072,7 +7779,7 @@
           <a:buFontTx/>
           <a:buNone/>
           <a:tabLst/>
-          <a:defRPr b="0" baseline="0" cap="none" i="0" spc="0" strike="noStrike" sz="1800" u="none" kumimoji="0" normalizeH="0">
+          <a:defRPr kumimoji="0" sz="1800" b="0" i="0" u="none" strike="noStrike" cap="none" spc="0" normalizeH="0" baseline="0">
             <a:ln>
               <a:noFill/>
             </a:ln>
@@ -6098,7 +7805,7 @@
           <a:buFontTx/>
           <a:buNone/>
           <a:tabLst/>
-          <a:defRPr b="0" baseline="0" cap="none" i="0" spc="0" strike="noStrike" sz="1800" u="none" kumimoji="0" normalizeH="0">
+          <a:defRPr kumimoji="0" sz="1800" b="0" i="0" u="none" strike="noStrike" cap="none" spc="0" normalizeH="0" baseline="0">
             <a:ln>
               <a:noFill/>
             </a:ln>
@@ -6124,7 +7831,7 @@
           <a:buFontTx/>
           <a:buNone/>
           <a:tabLst/>
-          <a:defRPr b="0" baseline="0" cap="none" i="0" spc="0" strike="noStrike" sz="1800" u="none" kumimoji="0" normalizeH="0">
+          <a:defRPr kumimoji="0" sz="1800" b="0" i="0" u="none" strike="noStrike" cap="none" spc="0" normalizeH="0" baseline="0">
             <a:ln>
               <a:noFill/>
             </a:ln>
@@ -6150,7 +7857,7 @@
           <a:buFontTx/>
           <a:buNone/>
           <a:tabLst/>
-          <a:defRPr b="0" baseline="0" cap="none" i="0" spc="0" strike="noStrike" sz="1800" u="none" kumimoji="0" normalizeH="0">
+          <a:defRPr kumimoji="0" sz="1800" b="0" i="0" u="none" strike="noStrike" cap="none" spc="0" normalizeH="0" baseline="0">
             <a:ln>
               <a:noFill/>
             </a:ln>
@@ -6176,7 +7883,7 @@
           <a:buFontTx/>
           <a:buNone/>
           <a:tabLst/>
-          <a:defRPr b="0" baseline="0" cap="none" i="0" spc="0" strike="noStrike" sz="1800" u="none" kumimoji="0" normalizeH="0">
+          <a:defRPr kumimoji="0" sz="1800" b="0" i="0" u="none" strike="noStrike" cap="none" spc="0" normalizeH="0" baseline="0">
             <a:ln>
               <a:noFill/>
             </a:ln>
@@ -6202,7 +7909,7 @@
           <a:buFontTx/>
           <a:buNone/>
           <a:tabLst/>
-          <a:defRPr b="0" baseline="0" cap="none" i="0" spc="0" strike="noStrike" sz="1800" u="none" kumimoji="0" normalizeH="0">
+          <a:defRPr kumimoji="0" sz="1800" b="0" i="0" u="none" strike="noStrike" cap="none" spc="0" normalizeH="0" baseline="0">
             <a:ln>
               <a:noFill/>
             </a:ln>
@@ -6228,7 +7935,7 @@
           <a:buFontTx/>
           <a:buNone/>
           <a:tabLst/>
-          <a:defRPr b="0" baseline="0" cap="none" i="0" spc="0" strike="noStrike" sz="1800" u="none" kumimoji="0" normalizeH="0">
+          <a:defRPr kumimoji="0" sz="1800" b="0" i="0" u="none" strike="noStrike" cap="none" spc="0" normalizeH="0" baseline="0">
             <a:ln>
               <a:noFill/>
             </a:ln>
@@ -6254,7 +7961,7 @@
           <a:buFontTx/>
           <a:buNone/>
           <a:tabLst/>
-          <a:defRPr b="0" baseline="0" cap="none" i="0" spc="0" strike="noStrike" sz="1800" u="none" kumimoji="0" normalizeH="0">
+          <a:defRPr kumimoji="0" sz="1800" b="0" i="0" u="none" strike="noStrike" cap="none" spc="0" normalizeH="0" baseline="0">
             <a:ln>
               <a:noFill/>
             </a:ln>
@@ -6280,7 +7987,7 @@
           <a:buFontTx/>
           <a:buNone/>
           <a:tabLst/>
-          <a:defRPr b="0" baseline="0" cap="none" i="0" spc="0" strike="noStrike" sz="1800" u="none" kumimoji="0" normalizeH="0">
+          <a:defRPr kumimoji="0" sz="1800" b="0" i="0" u="none" strike="noStrike" cap="none" spc="0" normalizeH="0" baseline="0">
             <a:ln>
               <a:noFill/>
             </a:ln>
@@ -6293,12 +8000,19 @@
         </a:lvl9pPr>
       </a:lstStyle>
       <a:style>
-        <a:lnRef idx="0"/>
-        <a:fillRef idx="0"/>
-        <a:effectRef idx="0"/>
+        <a:lnRef idx="0">
+          <a:scrgbClr r="0" g="0" b="0"/>
+        </a:lnRef>
+        <a:fillRef idx="0">
+          <a:scrgbClr r="0" g="0" b="0"/>
+        </a:fillRef>
+        <a:effectRef idx="0">
+          <a:scrgbClr r="0" g="0" b="0"/>
+        </a:effectRef>
         <a:fontRef idx="none"/>
       </a:style>
     </a:txDef>
   </a:objectDefaults>
+  <a:extraClrSchemeLst/>
 </a:theme>
 </file>
--- a/iteration1_deliverables/use_case_descriptions/use_case_descriptions.docx
+++ b/iteration1_deliverables/use_case_descriptions/use_case_descriptions.docx
@@ -3946,15 +3946,11 @@
         <w:pStyle w:val="Body"/>
         <w:rPr>
           <w:rFonts w:ascii="Arial" w:eastAsia="Arial" w:hAnsi="Arial" w:cs="Arial"/>
-          <w:sz w:val="25"/>
-          <w:szCs w:val="25"/>
-        </w:rPr>
-      </w:pPr>
-      <w:r>
-        <w:rPr>
-          <w:rFonts w:ascii="Arial" w:eastAsia="Arial" w:hAnsi="Arial" w:cs="Arial"/>
-          <w:sz w:val="25"/>
-          <w:szCs w:val="25"/>
+        </w:rPr>
+      </w:pPr>
+      <w:r>
+        <w:rPr>
+          <w:rFonts w:ascii="Arial" w:eastAsia="Arial" w:hAnsi="Arial" w:cs="Arial"/>
         </w:rPr>
         <w:lastRenderedPageBreak/>
         <w:t>Use case: End game (win/lose/quit)</w:t>
@@ -3965,25 +3961,19 @@
         <w:pStyle w:val="Body"/>
         <w:rPr>
           <w:rFonts w:ascii="Arial" w:eastAsia="Arial" w:hAnsi="Arial" w:cs="Arial"/>
-          <w:sz w:val="25"/>
-          <w:szCs w:val="25"/>
-        </w:rPr>
-      </w:pPr>
-    </w:p>
-    <w:p>
-      <w:pPr>
-        <w:pStyle w:val="Body"/>
-        <w:rPr>
-          <w:rFonts w:ascii="Arial" w:eastAsia="Arial" w:hAnsi="Arial" w:cs="Arial"/>
-          <w:sz w:val="25"/>
-          <w:szCs w:val="25"/>
-        </w:rPr>
-      </w:pPr>
-      <w:r>
-        <w:rPr>
-          <w:rFonts w:ascii="Arial" w:eastAsia="Arial" w:hAnsi="Arial" w:cs="Arial"/>
-          <w:sz w:val="25"/>
-          <w:szCs w:val="25"/>
+        </w:rPr>
+      </w:pPr>
+    </w:p>
+    <w:p>
+      <w:pPr>
+        <w:pStyle w:val="Body"/>
+        <w:rPr>
+          <w:rFonts w:ascii="Arial" w:eastAsia="Arial" w:hAnsi="Arial" w:cs="Arial"/>
+        </w:rPr>
+      </w:pPr>
+      <w:r>
+        <w:rPr>
+          <w:rFonts w:ascii="Arial" w:eastAsia="Arial" w:hAnsi="Arial" w:cs="Arial"/>
         </w:rPr>
         <w:t>Iteration: 1</w:t>
       </w:r>
@@ -3993,25 +3983,19 @@
         <w:pStyle w:val="Body"/>
         <w:rPr>
           <w:rFonts w:ascii="Arial" w:eastAsia="Arial" w:hAnsi="Arial" w:cs="Arial"/>
-          <w:sz w:val="25"/>
-          <w:szCs w:val="25"/>
-        </w:rPr>
-      </w:pPr>
-    </w:p>
-    <w:p>
-      <w:pPr>
-        <w:pStyle w:val="Body"/>
-        <w:rPr>
-          <w:rFonts w:ascii="Arial" w:eastAsia="Arial" w:hAnsi="Arial" w:cs="Arial"/>
-          <w:sz w:val="25"/>
-          <w:szCs w:val="25"/>
-        </w:rPr>
-      </w:pPr>
-      <w:r>
-        <w:rPr>
-          <w:rFonts w:ascii="Arial" w:eastAsia="Arial" w:hAnsi="Arial" w:cs="Arial"/>
-          <w:sz w:val="25"/>
-          <w:szCs w:val="25"/>
+        </w:rPr>
+      </w:pPr>
+    </w:p>
+    <w:p>
+      <w:pPr>
+        <w:pStyle w:val="Body"/>
+        <w:rPr>
+          <w:rFonts w:ascii="Arial" w:eastAsia="Arial" w:hAnsi="Arial" w:cs="Arial"/>
+        </w:rPr>
+      </w:pPr>
+      <w:r>
+        <w:rPr>
+          <w:rFonts w:ascii="Arial" w:eastAsia="Arial" w:hAnsi="Arial" w:cs="Arial"/>
         </w:rPr>
         <w:t>Primary Actor: Player</w:t>
       </w:r>
@@ -4021,25 +4005,19 @@
         <w:pStyle w:val="Body"/>
         <w:rPr>
           <w:rFonts w:ascii="Arial" w:eastAsia="Arial" w:hAnsi="Arial" w:cs="Arial"/>
-          <w:sz w:val="25"/>
-          <w:szCs w:val="25"/>
-        </w:rPr>
-      </w:pPr>
-    </w:p>
-    <w:p>
-      <w:pPr>
-        <w:pStyle w:val="Body"/>
-        <w:rPr>
-          <w:rFonts w:ascii="Arial" w:eastAsia="Arial" w:hAnsi="Arial" w:cs="Arial"/>
-          <w:sz w:val="25"/>
-          <w:szCs w:val="25"/>
-        </w:rPr>
-      </w:pPr>
-      <w:r>
-        <w:rPr>
-          <w:rFonts w:ascii="Arial" w:eastAsia="Arial" w:hAnsi="Arial" w:cs="Arial"/>
-          <w:sz w:val="25"/>
-          <w:szCs w:val="25"/>
+        </w:rPr>
+      </w:pPr>
+    </w:p>
+    <w:p>
+      <w:pPr>
+        <w:pStyle w:val="Body"/>
+        <w:rPr>
+          <w:rFonts w:ascii="Arial" w:eastAsia="Arial" w:hAnsi="Arial" w:cs="Arial"/>
+        </w:rPr>
+      </w:pPr>
+      <w:r>
+        <w:rPr>
+          <w:rFonts w:ascii="Arial" w:eastAsia="Arial" w:hAnsi="Arial" w:cs="Arial"/>
         </w:rPr>
         <w:t>Goal in context: To ensure the game session is concluded properly when a player wins, loses, or quits, updating the game state accordingly while allowing a short window for reconnection in case of disconnection.</w:t>
       </w:r>
@@ -4049,25 +4027,19 @@
         <w:pStyle w:val="Body"/>
         <w:rPr>
           <w:rFonts w:ascii="Arial" w:eastAsia="Arial" w:hAnsi="Arial" w:cs="Arial"/>
-          <w:sz w:val="25"/>
-          <w:szCs w:val="25"/>
-        </w:rPr>
-      </w:pPr>
-    </w:p>
-    <w:p>
-      <w:pPr>
-        <w:pStyle w:val="Body"/>
-        <w:rPr>
-          <w:rFonts w:ascii="Arial" w:eastAsia="Arial" w:hAnsi="Arial" w:cs="Arial"/>
-          <w:sz w:val="25"/>
-          <w:szCs w:val="25"/>
-        </w:rPr>
-      </w:pPr>
-      <w:r>
-        <w:rPr>
-          <w:rFonts w:ascii="Arial" w:eastAsia="Arial" w:hAnsi="Arial" w:cs="Arial"/>
-          <w:sz w:val="25"/>
-          <w:szCs w:val="25"/>
+        </w:rPr>
+      </w:pPr>
+    </w:p>
+    <w:p>
+      <w:pPr>
+        <w:pStyle w:val="Body"/>
+        <w:rPr>
+          <w:rFonts w:ascii="Arial" w:eastAsia="Arial" w:hAnsi="Arial" w:cs="Arial"/>
+        </w:rPr>
+      </w:pPr>
+      <w:r>
+        <w:rPr>
+          <w:rFonts w:ascii="Arial" w:eastAsia="Arial" w:hAnsi="Arial" w:cs="Arial"/>
         </w:rPr>
         <w:t>Preconditions:</w:t>
       </w:r>
@@ -4081,15 +4053,11 @@
         </w:numPr>
         <w:rPr>
           <w:rFonts w:ascii="Arial" w:eastAsia="Arial" w:hAnsi="Arial" w:cs="Arial"/>
-          <w:sz w:val="25"/>
-          <w:szCs w:val="25"/>
-        </w:rPr>
-      </w:pPr>
-      <w:r>
-        <w:rPr>
-          <w:rFonts w:ascii="Arial" w:eastAsia="Arial" w:hAnsi="Arial" w:cs="Arial"/>
-          <w:sz w:val="25"/>
-          <w:szCs w:val="25"/>
+        </w:rPr>
+      </w:pPr>
+      <w:r>
+        <w:rPr>
+          <w:rFonts w:ascii="Arial" w:eastAsia="Arial" w:hAnsi="Arial" w:cs="Arial"/>
         </w:rPr>
         <w:t>The player is logged into the game.</w:t>
       </w:r>
@@ -4103,15 +4071,11 @@
         </w:numPr>
         <w:rPr>
           <w:rFonts w:ascii="Arial" w:eastAsia="Arial" w:hAnsi="Arial" w:cs="Arial"/>
-          <w:sz w:val="25"/>
-          <w:szCs w:val="25"/>
-        </w:rPr>
-      </w:pPr>
-      <w:r>
-        <w:rPr>
-          <w:rFonts w:ascii="Arial" w:eastAsia="Arial" w:hAnsi="Arial" w:cs="Arial"/>
-          <w:sz w:val="25"/>
-          <w:szCs w:val="25"/>
+        </w:rPr>
+      </w:pPr>
+      <w:r>
+        <w:rPr>
+          <w:rFonts w:ascii="Arial" w:eastAsia="Arial" w:hAnsi="Arial" w:cs="Arial"/>
         </w:rPr>
         <w:t>The player is in an active game session.</w:t>
       </w:r>
@@ -4125,15 +4089,11 @@
         </w:numPr>
         <w:rPr>
           <w:rFonts w:ascii="Arial" w:eastAsia="Arial" w:hAnsi="Arial" w:cs="Arial"/>
-          <w:sz w:val="25"/>
-          <w:szCs w:val="25"/>
-        </w:rPr>
-      </w:pPr>
-      <w:r>
-        <w:rPr>
-          <w:rFonts w:ascii="Arial" w:eastAsia="Arial" w:hAnsi="Arial" w:cs="Arial"/>
-          <w:sz w:val="25"/>
-          <w:szCs w:val="25"/>
+        </w:rPr>
+      </w:pPr>
+      <w:r>
+        <w:rPr>
+          <w:rFonts w:ascii="Arial" w:eastAsia="Arial" w:hAnsi="Arial" w:cs="Arial"/>
         </w:rPr>
         <w:t>The game session has reached a win/loss condition, or a player has disconnected or quit.</w:t>
       </w:r>
@@ -4144,25 +4104,19 @@
         <w:ind w:left="720"/>
         <w:rPr>
           <w:rFonts w:ascii="Arial" w:eastAsia="Arial" w:hAnsi="Arial" w:cs="Arial"/>
-          <w:sz w:val="25"/>
-          <w:szCs w:val="25"/>
-        </w:rPr>
-      </w:pPr>
-    </w:p>
-    <w:p>
-      <w:pPr>
-        <w:pStyle w:val="Body"/>
-        <w:rPr>
-          <w:rFonts w:ascii="Arial" w:eastAsia="Arial" w:hAnsi="Arial" w:cs="Arial"/>
-          <w:sz w:val="25"/>
-          <w:szCs w:val="25"/>
-        </w:rPr>
-      </w:pPr>
-      <w:r>
-        <w:rPr>
-          <w:rFonts w:ascii="Arial" w:eastAsia="Arial" w:hAnsi="Arial" w:cs="Arial"/>
-          <w:sz w:val="25"/>
-          <w:szCs w:val="25"/>
+        </w:rPr>
+      </w:pPr>
+    </w:p>
+    <w:p>
+      <w:pPr>
+        <w:pStyle w:val="Body"/>
+        <w:rPr>
+          <w:rFonts w:ascii="Arial" w:eastAsia="Arial" w:hAnsi="Arial" w:cs="Arial"/>
+        </w:rPr>
+      </w:pPr>
+      <w:r>
+        <w:rPr>
+          <w:rFonts w:ascii="Arial" w:eastAsia="Arial" w:hAnsi="Arial" w:cs="Arial"/>
         </w:rPr>
         <w:t>Trigger:</w:t>
       </w:r>
@@ -4176,15 +4130,11 @@
         </w:numPr>
         <w:rPr>
           <w:rFonts w:ascii="Arial" w:eastAsia="Arial" w:hAnsi="Arial" w:cs="Arial"/>
-          <w:sz w:val="25"/>
-          <w:szCs w:val="25"/>
-        </w:rPr>
-      </w:pPr>
-      <w:r>
-        <w:rPr>
-          <w:rFonts w:ascii="Arial" w:eastAsia="Arial" w:hAnsi="Arial" w:cs="Arial"/>
-          <w:sz w:val="25"/>
-          <w:szCs w:val="25"/>
+        </w:rPr>
+      </w:pPr>
+      <w:r>
+        <w:rPr>
+          <w:rFonts w:ascii="Arial" w:eastAsia="Arial" w:hAnsi="Arial" w:cs="Arial"/>
         </w:rPr>
         <w:t>A player achieves a winning condition.</w:t>
       </w:r>
@@ -4198,15 +4148,11 @@
         </w:numPr>
         <w:rPr>
           <w:rFonts w:ascii="Arial" w:eastAsia="Arial" w:hAnsi="Arial" w:cs="Arial"/>
-          <w:sz w:val="25"/>
-          <w:szCs w:val="25"/>
-        </w:rPr>
-      </w:pPr>
-      <w:r>
-        <w:rPr>
-          <w:rFonts w:ascii="Arial" w:eastAsia="Arial" w:hAnsi="Arial" w:cs="Arial"/>
-          <w:sz w:val="25"/>
-          <w:szCs w:val="25"/>
+        </w:rPr>
+      </w:pPr>
+      <w:r>
+        <w:rPr>
+          <w:rFonts w:ascii="Arial" w:eastAsia="Arial" w:hAnsi="Arial" w:cs="Arial"/>
         </w:rPr>
         <w:t>A player manually quits the game.</w:t>
       </w:r>
@@ -4220,15 +4166,11 @@
         </w:numPr>
         <w:rPr>
           <w:rFonts w:ascii="Arial" w:eastAsia="Arial" w:hAnsi="Arial" w:cs="Arial"/>
-          <w:sz w:val="25"/>
-          <w:szCs w:val="25"/>
-        </w:rPr>
-      </w:pPr>
-      <w:r>
-        <w:rPr>
-          <w:rFonts w:ascii="Arial" w:eastAsia="Arial" w:hAnsi="Arial" w:cs="Arial"/>
-          <w:sz w:val="25"/>
-          <w:szCs w:val="25"/>
+        </w:rPr>
+      </w:pPr>
+      <w:r>
+        <w:rPr>
+          <w:rFonts w:ascii="Arial" w:eastAsia="Arial" w:hAnsi="Arial" w:cs="Arial"/>
         </w:rPr>
         <w:t>A player disconnects from the game.</w:t>
       </w:r>
@@ -4239,25 +4181,19 @@
         <w:ind w:left="720"/>
         <w:rPr>
           <w:rFonts w:ascii="Arial" w:eastAsia="Arial" w:hAnsi="Arial" w:cs="Arial"/>
-          <w:sz w:val="25"/>
-          <w:szCs w:val="25"/>
-        </w:rPr>
-      </w:pPr>
-    </w:p>
-    <w:p>
-      <w:pPr>
-        <w:pStyle w:val="Body"/>
-        <w:rPr>
-          <w:rFonts w:ascii="Arial" w:eastAsia="Arial" w:hAnsi="Arial" w:cs="Arial"/>
-          <w:sz w:val="25"/>
-          <w:szCs w:val="25"/>
-        </w:rPr>
-      </w:pPr>
-      <w:r>
-        <w:rPr>
-          <w:rFonts w:ascii="Arial" w:eastAsia="Arial" w:hAnsi="Arial" w:cs="Arial"/>
-          <w:sz w:val="25"/>
-          <w:szCs w:val="25"/>
+        </w:rPr>
+      </w:pPr>
+    </w:p>
+    <w:p>
+      <w:pPr>
+        <w:pStyle w:val="Body"/>
+        <w:rPr>
+          <w:rFonts w:ascii="Arial" w:eastAsia="Arial" w:hAnsi="Arial" w:cs="Arial"/>
+        </w:rPr>
+      </w:pPr>
+      <w:r>
+        <w:rPr>
+          <w:rFonts w:ascii="Arial" w:eastAsia="Arial" w:hAnsi="Arial" w:cs="Arial"/>
         </w:rPr>
         <w:t>Scenario:</w:t>
       </w:r>
@@ -4271,15 +4207,11 @@
         </w:numPr>
         <w:rPr>
           <w:rFonts w:ascii="Arial" w:eastAsia="Arial" w:hAnsi="Arial" w:cs="Arial"/>
-          <w:sz w:val="25"/>
-          <w:szCs w:val="25"/>
-        </w:rPr>
-      </w:pPr>
-      <w:r>
-        <w:rPr>
-          <w:rFonts w:ascii="Arial" w:eastAsia="Arial" w:hAnsi="Arial" w:cs="Arial"/>
-          <w:sz w:val="25"/>
-          <w:szCs w:val="25"/>
+        </w:rPr>
+      </w:pPr>
+      <w:r>
+        <w:rPr>
+          <w:rFonts w:ascii="Arial" w:eastAsia="Arial" w:hAnsi="Arial" w:cs="Arial"/>
         </w:rPr>
         <w:t>A player logs into the game platform.</w:t>
       </w:r>
@@ -4293,15 +4225,11 @@
         </w:numPr>
         <w:rPr>
           <w:rFonts w:ascii="Arial" w:eastAsia="Arial" w:hAnsi="Arial" w:cs="Arial"/>
-          <w:sz w:val="25"/>
-          <w:szCs w:val="25"/>
-        </w:rPr>
-      </w:pPr>
-      <w:r>
-        <w:rPr>
-          <w:rFonts w:ascii="Arial" w:eastAsia="Arial" w:hAnsi="Arial" w:cs="Arial"/>
-          <w:sz w:val="25"/>
-          <w:szCs w:val="25"/>
+        </w:rPr>
+      </w:pPr>
+      <w:r>
+        <w:rPr>
+          <w:rFonts w:ascii="Arial" w:eastAsia="Arial" w:hAnsi="Arial" w:cs="Arial"/>
         </w:rPr>
         <w:t>The player starts or joins an active game session.</w:t>
       </w:r>
@@ -4315,15 +4243,11 @@
         </w:numPr>
         <w:rPr>
           <w:rFonts w:ascii="Arial" w:eastAsia="Arial" w:hAnsi="Arial" w:cs="Arial"/>
-          <w:sz w:val="25"/>
-          <w:szCs w:val="25"/>
-        </w:rPr>
-      </w:pPr>
-      <w:r>
-        <w:rPr>
-          <w:rFonts w:ascii="Arial" w:eastAsia="Arial" w:hAnsi="Arial" w:cs="Arial"/>
-          <w:sz w:val="25"/>
-          <w:szCs w:val="25"/>
+        </w:rPr>
+      </w:pPr>
+      <w:r>
+        <w:rPr>
+          <w:rFonts w:ascii="Arial" w:eastAsia="Arial" w:hAnsi="Arial" w:cs="Arial"/>
         </w:rPr>
         <w:t xml:space="preserve">The game progresses until a win/loss condition is met (e.g. checkmate in </w:t>
       </w:r>
@@ -4331,8 +4255,6 @@
       <w:r>
         <w:rPr>
           <w:rFonts w:ascii="Arial" w:eastAsia="Arial" w:hAnsi="Arial" w:cs="Arial"/>
-          <w:sz w:val="25"/>
-          <w:szCs w:val="25"/>
         </w:rPr>
         <w:t>Chess</w:t>
       </w:r>
@@ -4340,26 +4262,8 @@
       <w:r>
         <w:rPr>
           <w:rFonts w:ascii="Arial" w:eastAsia="Arial" w:hAnsi="Arial" w:cs="Arial"/>
-          <w:sz w:val="25"/>
-          <w:szCs w:val="25"/>
-        </w:rPr>
-        <w:t xml:space="preserve"> or</w:t>
-      </w:r>
-      <w:r>
-        <w:rPr>
-          <w:rFonts w:ascii="Arial" w:eastAsia="Arial" w:hAnsi="Arial" w:cs="Arial"/>
-          <w:sz w:val="25"/>
-          <w:szCs w:val="25"/>
-        </w:rPr>
-        <w:t xml:space="preserve"> four in a row in Connect Four</w:t>
-      </w:r>
-      <w:r>
-        <w:rPr>
-          <w:rFonts w:ascii="Arial" w:eastAsia="Arial" w:hAnsi="Arial" w:cs="Arial"/>
-          <w:sz w:val="25"/>
-          <w:szCs w:val="25"/>
-        </w:rPr>
-        <w:t>).</w:t>
+        </w:rPr>
+        <w:t xml:space="preserve"> or four in a row in Connect Four).</w:t>
       </w:r>
     </w:p>
     <w:p>
@@ -4371,33 +4275,13 @@
         </w:numPr>
         <w:rPr>
           <w:rFonts w:ascii="Arial" w:eastAsia="Arial" w:hAnsi="Arial" w:cs="Arial"/>
-          <w:sz w:val="25"/>
-          <w:szCs w:val="25"/>
-        </w:rPr>
-      </w:pPr>
-      <w:r>
-        <w:rPr>
-          <w:rFonts w:ascii="Arial" w:eastAsia="Arial" w:hAnsi="Arial" w:cs="Arial"/>
-          <w:sz w:val="25"/>
-          <w:szCs w:val="25"/>
-        </w:rPr>
-        <w:t>The system detects the game</w:t>
-      </w:r>
-      <w:r>
-        <w:rPr>
-          <w:rFonts w:ascii="Arial" w:eastAsia="Arial" w:hAnsi="Arial" w:cs="Arial"/>
-          <w:sz w:val="25"/>
-          <w:szCs w:val="25"/>
-        </w:rPr>
-        <w:t xml:space="preserve"> </w:t>
-      </w:r>
-      <w:r>
-        <w:rPr>
-          <w:rFonts w:ascii="Arial" w:eastAsia="Arial" w:hAnsi="Arial" w:cs="Arial"/>
-          <w:sz w:val="25"/>
-          <w:szCs w:val="25"/>
-        </w:rPr>
-        <w:t>ending condition.</w:t>
+        </w:rPr>
+      </w:pPr>
+      <w:r>
+        <w:rPr>
+          <w:rFonts w:ascii="Arial" w:eastAsia="Arial" w:hAnsi="Arial" w:cs="Arial"/>
+        </w:rPr>
+        <w:t>The system detects the game ending condition.</w:t>
       </w:r>
     </w:p>
     <w:p>
@@ -4409,15 +4293,11 @@
         </w:numPr>
         <w:rPr>
           <w:rFonts w:ascii="Arial" w:eastAsia="Arial" w:hAnsi="Arial" w:cs="Arial"/>
-          <w:sz w:val="25"/>
-          <w:szCs w:val="25"/>
-        </w:rPr>
-      </w:pPr>
-      <w:r>
-        <w:rPr>
-          <w:rFonts w:ascii="Arial" w:eastAsia="Arial" w:hAnsi="Arial" w:cs="Arial"/>
-          <w:sz w:val="25"/>
-          <w:szCs w:val="25"/>
+        </w:rPr>
+      </w:pPr>
+      <w:r>
+        <w:rPr>
+          <w:rFonts w:ascii="Arial" w:eastAsia="Arial" w:hAnsi="Arial" w:cs="Arial"/>
         </w:rPr>
         <w:t xml:space="preserve">If a player manually quits or disconnects, the game </w:t>
       </w:r>
@@ -4425,8 +4305,6 @@
       <w:r>
         <w:rPr>
           <w:rFonts w:ascii="Arial" w:eastAsia="Arial" w:hAnsi="Arial" w:cs="Arial"/>
-          <w:sz w:val="25"/>
-          <w:szCs w:val="25"/>
         </w:rPr>
         <w:t>starts</w:t>
       </w:r>
@@ -4434,26 +4312,8 @@
       <w:r>
         <w:rPr>
           <w:rFonts w:ascii="Arial" w:eastAsia="Arial" w:hAnsi="Arial" w:cs="Arial"/>
-          <w:sz w:val="25"/>
-          <w:szCs w:val="25"/>
-        </w:rPr>
-        <w:t xml:space="preserve"> a reconnection timer (e.g. </w:t>
-      </w:r>
-      <w:r>
-        <w:rPr>
-          <w:rFonts w:ascii="Arial" w:eastAsia="Arial" w:hAnsi="Arial" w:cs="Arial"/>
-          <w:sz w:val="25"/>
-          <w:szCs w:val="25"/>
-        </w:rPr>
-        <w:t>3</w:t>
-      </w:r>
-      <w:r>
-        <w:rPr>
-          <w:rFonts w:ascii="Arial" w:eastAsia="Arial" w:hAnsi="Arial" w:cs="Arial"/>
-          <w:sz w:val="25"/>
-          <w:szCs w:val="25"/>
-        </w:rPr>
-        <w:t>0 seconds).</w:t>
+        </w:rPr>
+        <w:t xml:space="preserve"> a reconnection timer (e.g. 30 seconds).</w:t>
       </w:r>
     </w:p>
     <w:p>
@@ -4465,15 +4325,11 @@
         </w:numPr>
         <w:rPr>
           <w:rFonts w:ascii="Arial" w:eastAsia="Arial" w:hAnsi="Arial" w:cs="Arial"/>
-          <w:sz w:val="25"/>
-          <w:szCs w:val="25"/>
-        </w:rPr>
-      </w:pPr>
-      <w:r>
-        <w:rPr>
-          <w:rFonts w:ascii="Arial" w:eastAsia="Arial" w:hAnsi="Arial" w:cs="Arial"/>
-          <w:sz w:val="25"/>
-          <w:szCs w:val="25"/>
+        </w:rPr>
+      </w:pPr>
+      <w:r>
+        <w:rPr>
+          <w:rFonts w:ascii="Arial" w:eastAsia="Arial" w:hAnsi="Arial" w:cs="Arial"/>
         </w:rPr>
         <w:t>If the disconnected player reconnects within the time limit, they resume the game.</w:t>
       </w:r>
@@ -4487,15 +4343,11 @@
         </w:numPr>
         <w:rPr>
           <w:rFonts w:ascii="Arial" w:eastAsia="Arial" w:hAnsi="Arial" w:cs="Arial"/>
-          <w:sz w:val="25"/>
-          <w:szCs w:val="25"/>
-        </w:rPr>
-      </w:pPr>
-      <w:r>
-        <w:rPr>
-          <w:rFonts w:ascii="Arial" w:eastAsia="Arial" w:hAnsi="Arial" w:cs="Arial"/>
-          <w:sz w:val="25"/>
-          <w:szCs w:val="25"/>
+        </w:rPr>
+      </w:pPr>
+      <w:r>
+        <w:rPr>
+          <w:rFonts w:ascii="Arial" w:eastAsia="Arial" w:hAnsi="Arial" w:cs="Arial"/>
         </w:rPr>
         <w:t>If the player does not reconnect in time, the remaining player is declared the winner.</w:t>
       </w:r>
@@ -4509,15 +4361,11 @@
         </w:numPr>
         <w:rPr>
           <w:rFonts w:ascii="Arial" w:eastAsia="Arial" w:hAnsi="Arial" w:cs="Arial"/>
-          <w:sz w:val="25"/>
-          <w:szCs w:val="25"/>
-        </w:rPr>
-      </w:pPr>
-      <w:r>
-        <w:rPr>
-          <w:rFonts w:ascii="Arial" w:eastAsia="Arial" w:hAnsi="Arial" w:cs="Arial"/>
-          <w:sz w:val="25"/>
-          <w:szCs w:val="25"/>
+        </w:rPr>
+      </w:pPr>
+      <w:r>
+        <w:rPr>
+          <w:rFonts w:ascii="Arial" w:eastAsia="Arial" w:hAnsi="Arial" w:cs="Arial"/>
         </w:rPr>
         <w:t>The system prepares to send the game results to the server.</w:t>
       </w:r>
@@ -4528,25 +4376,19 @@
         <w:ind w:left="720"/>
         <w:rPr>
           <w:rFonts w:ascii="Arial" w:eastAsia="Arial" w:hAnsi="Arial" w:cs="Arial"/>
-          <w:sz w:val="25"/>
-          <w:szCs w:val="25"/>
-        </w:rPr>
-      </w:pPr>
-    </w:p>
-    <w:p>
-      <w:pPr>
-        <w:pStyle w:val="Body"/>
-        <w:rPr>
-          <w:rFonts w:ascii="Arial" w:eastAsia="Arial" w:hAnsi="Arial" w:cs="Arial"/>
-          <w:sz w:val="25"/>
-          <w:szCs w:val="25"/>
-        </w:rPr>
-      </w:pPr>
-      <w:r>
-        <w:rPr>
-          <w:rFonts w:ascii="Arial" w:eastAsia="Arial" w:hAnsi="Arial" w:cs="Arial"/>
-          <w:sz w:val="25"/>
-          <w:szCs w:val="25"/>
+        </w:rPr>
+      </w:pPr>
+    </w:p>
+    <w:p>
+      <w:pPr>
+        <w:pStyle w:val="Body"/>
+        <w:rPr>
+          <w:rFonts w:ascii="Arial" w:eastAsia="Arial" w:hAnsi="Arial" w:cs="Arial"/>
+        </w:rPr>
+      </w:pPr>
+      <w:r>
+        <w:rPr>
+          <w:rFonts w:ascii="Arial" w:eastAsia="Arial" w:hAnsi="Arial" w:cs="Arial"/>
         </w:rPr>
         <w:t>Post conditions:</w:t>
       </w:r>
@@ -4560,15 +4402,11 @@
         </w:numPr>
         <w:rPr>
           <w:rFonts w:ascii="Arial" w:eastAsia="Arial" w:hAnsi="Arial" w:cs="Arial"/>
-          <w:sz w:val="25"/>
-          <w:szCs w:val="25"/>
-        </w:rPr>
-      </w:pPr>
-      <w:r>
-        <w:rPr>
-          <w:rFonts w:ascii="Arial" w:eastAsia="Arial" w:hAnsi="Arial" w:cs="Arial"/>
-          <w:sz w:val="25"/>
-          <w:szCs w:val="25"/>
+        </w:rPr>
+      </w:pPr>
+      <w:r>
+        <w:rPr>
+          <w:rFonts w:ascii="Arial" w:eastAsia="Arial" w:hAnsi="Arial" w:cs="Arial"/>
         </w:rPr>
         <w:t>The game is officially marked as finished.</w:t>
       </w:r>
@@ -4582,15 +4420,11 @@
         </w:numPr>
         <w:rPr>
           <w:rFonts w:ascii="Arial" w:eastAsia="Arial" w:hAnsi="Arial" w:cs="Arial"/>
-          <w:sz w:val="25"/>
-          <w:szCs w:val="25"/>
-        </w:rPr>
-      </w:pPr>
-      <w:r>
-        <w:rPr>
-          <w:rFonts w:ascii="Arial" w:eastAsia="Arial" w:hAnsi="Arial" w:cs="Arial"/>
-          <w:sz w:val="25"/>
-          <w:szCs w:val="25"/>
+        </w:rPr>
+      </w:pPr>
+      <w:r>
+        <w:rPr>
+          <w:rFonts w:ascii="Arial" w:eastAsia="Arial" w:hAnsi="Arial" w:cs="Arial"/>
         </w:rPr>
         <w:t>The winner and loser are determined based on the final game state or disconnection timeout.</w:t>
       </w:r>
@@ -4604,15 +4438,11 @@
         </w:numPr>
         <w:rPr>
           <w:rFonts w:ascii="Arial" w:eastAsia="Arial" w:hAnsi="Arial" w:cs="Arial"/>
-          <w:sz w:val="25"/>
-          <w:szCs w:val="25"/>
-        </w:rPr>
-      </w:pPr>
-      <w:r>
-        <w:rPr>
-          <w:rFonts w:ascii="Arial" w:eastAsia="Arial" w:hAnsi="Arial" w:cs="Arial"/>
-          <w:sz w:val="25"/>
-          <w:szCs w:val="25"/>
+        </w:rPr>
+      </w:pPr>
+      <w:r>
+        <w:rPr>
+          <w:rFonts w:ascii="Arial" w:eastAsia="Arial" w:hAnsi="Arial" w:cs="Arial"/>
         </w:rPr>
         <w:t>The match result is recorded and prepared for leaderboard updates.</w:t>
       </w:r>
@@ -4623,25 +4453,19 @@
         <w:ind w:left="720"/>
         <w:rPr>
           <w:rFonts w:ascii="Arial" w:eastAsia="Arial" w:hAnsi="Arial" w:cs="Arial"/>
-          <w:sz w:val="25"/>
-          <w:szCs w:val="25"/>
-        </w:rPr>
-      </w:pPr>
-    </w:p>
-    <w:p>
-      <w:pPr>
-        <w:pStyle w:val="Body"/>
-        <w:rPr>
-          <w:rFonts w:ascii="Arial" w:eastAsia="Arial" w:hAnsi="Arial" w:cs="Arial"/>
-          <w:sz w:val="25"/>
-          <w:szCs w:val="25"/>
-        </w:rPr>
-      </w:pPr>
-      <w:r>
-        <w:rPr>
-          <w:rFonts w:ascii="Arial" w:eastAsia="Arial" w:hAnsi="Arial" w:cs="Arial"/>
-          <w:sz w:val="25"/>
-          <w:szCs w:val="25"/>
+        </w:rPr>
+      </w:pPr>
+    </w:p>
+    <w:p>
+      <w:pPr>
+        <w:pStyle w:val="Body"/>
+        <w:rPr>
+          <w:rFonts w:ascii="Arial" w:eastAsia="Arial" w:hAnsi="Arial" w:cs="Arial"/>
+        </w:rPr>
+      </w:pPr>
+      <w:r>
+        <w:rPr>
+          <w:rFonts w:ascii="Arial" w:eastAsia="Arial" w:hAnsi="Arial" w:cs="Arial"/>
         </w:rPr>
         <w:t>Exceptions:</w:t>
       </w:r>
@@ -4655,15 +4479,11 @@
         </w:numPr>
         <w:rPr>
           <w:rFonts w:ascii="Arial" w:eastAsia="Arial" w:hAnsi="Arial" w:cs="Arial"/>
-          <w:sz w:val="25"/>
-          <w:szCs w:val="25"/>
-        </w:rPr>
-      </w:pPr>
-      <w:r>
-        <w:rPr>
-          <w:rFonts w:ascii="Arial" w:eastAsia="Arial" w:hAnsi="Arial" w:cs="Arial"/>
-          <w:sz w:val="25"/>
-          <w:szCs w:val="25"/>
+        </w:rPr>
+      </w:pPr>
+      <w:r>
+        <w:rPr>
+          <w:rFonts w:ascii="Arial" w:eastAsia="Arial" w:hAnsi="Arial" w:cs="Arial"/>
         </w:rPr>
         <w:t>A server error prevents the match result from being updated.</w:t>
       </w:r>
@@ -4677,15 +4497,11 @@
         </w:numPr>
         <w:rPr>
           <w:rFonts w:ascii="Arial" w:eastAsia="Arial" w:hAnsi="Arial" w:cs="Arial"/>
-          <w:sz w:val="25"/>
-          <w:szCs w:val="25"/>
-        </w:rPr>
-      </w:pPr>
-      <w:r>
-        <w:rPr>
-          <w:rFonts w:ascii="Arial" w:eastAsia="Arial" w:hAnsi="Arial" w:cs="Arial"/>
-          <w:sz w:val="25"/>
-          <w:szCs w:val="25"/>
+        </w:rPr>
+      </w:pPr>
+      <w:r>
+        <w:rPr>
+          <w:rFonts w:ascii="Arial" w:eastAsia="Arial" w:hAnsi="Arial" w:cs="Arial"/>
         </w:rPr>
         <w:t>A player disputes the match result due to a network issue.</w:t>
       </w:r>
@@ -4696,27 +4512,20 @@
         <w:ind w:left="720"/>
         <w:rPr>
           <w:rFonts w:ascii="Arial" w:eastAsia="Arial" w:hAnsi="Arial" w:cs="Arial"/>
-          <w:sz w:val="25"/>
-          <w:szCs w:val="25"/>
-        </w:rPr>
-      </w:pPr>
-    </w:p>
-    <w:p>
-      <w:pPr>
-        <w:pStyle w:val="Body"/>
-        <w:rPr>
-          <w:rFonts w:ascii="Arial" w:eastAsia="Arial" w:hAnsi="Arial" w:cs="Arial"/>
-          <w:sz w:val="25"/>
-          <w:szCs w:val="25"/>
-        </w:rPr>
-      </w:pPr>
-      <w:r>
-        <w:rPr>
-          <w:rFonts w:ascii="Arial" w:eastAsia="Arial" w:hAnsi="Arial" w:cs="Arial"/>
-          <w:sz w:val="25"/>
-          <w:szCs w:val="25"/>
-        </w:rPr>
-        <w:lastRenderedPageBreak/>
+        </w:rPr>
+      </w:pPr>
+    </w:p>
+    <w:p>
+      <w:pPr>
+        <w:pStyle w:val="Body"/>
+        <w:rPr>
+          <w:rFonts w:ascii="Arial" w:eastAsia="Arial" w:hAnsi="Arial" w:cs="Arial"/>
+        </w:rPr>
+      </w:pPr>
+      <w:r>
+        <w:rPr>
+          <w:rFonts w:ascii="Arial" w:eastAsia="Arial" w:hAnsi="Arial" w:cs="Arial"/>
+        </w:rPr>
         <w:t>Priority: High (Ensures a fair and smooth conclusion to each game session).</w:t>
       </w:r>
     </w:p>
@@ -4725,25 +4534,19 @@
         <w:pStyle w:val="Body"/>
         <w:rPr>
           <w:rFonts w:ascii="Arial" w:eastAsia="Arial" w:hAnsi="Arial" w:cs="Arial"/>
-          <w:sz w:val="25"/>
-          <w:szCs w:val="25"/>
-        </w:rPr>
-      </w:pPr>
-    </w:p>
-    <w:p>
-      <w:pPr>
-        <w:pStyle w:val="Body"/>
-        <w:rPr>
-          <w:rFonts w:ascii="Arial" w:eastAsia="Arial" w:hAnsi="Arial" w:cs="Arial"/>
-          <w:sz w:val="25"/>
-          <w:szCs w:val="25"/>
-        </w:rPr>
-      </w:pPr>
-      <w:r>
-        <w:rPr>
-          <w:rFonts w:ascii="Arial" w:eastAsia="Arial" w:hAnsi="Arial" w:cs="Arial"/>
-          <w:sz w:val="25"/>
-          <w:szCs w:val="25"/>
+        </w:rPr>
+      </w:pPr>
+    </w:p>
+    <w:p>
+      <w:pPr>
+        <w:pStyle w:val="Body"/>
+        <w:rPr>
+          <w:rFonts w:ascii="Arial" w:eastAsia="Arial" w:hAnsi="Arial" w:cs="Arial"/>
+        </w:rPr>
+      </w:pPr>
+      <w:r>
+        <w:rPr>
+          <w:rFonts w:ascii="Arial" w:eastAsia="Arial" w:hAnsi="Arial" w:cs="Arial"/>
         </w:rPr>
         <w:t>When available: 3rd iteration</w:t>
       </w:r>
@@ -4753,25 +4556,19 @@
         <w:pStyle w:val="Body"/>
         <w:rPr>
           <w:rFonts w:ascii="Arial" w:eastAsia="Arial" w:hAnsi="Arial" w:cs="Arial"/>
-          <w:sz w:val="25"/>
-          <w:szCs w:val="25"/>
-        </w:rPr>
-      </w:pPr>
-    </w:p>
-    <w:p>
-      <w:pPr>
-        <w:pStyle w:val="Body"/>
-        <w:rPr>
-          <w:rFonts w:ascii="Arial" w:eastAsia="Arial" w:hAnsi="Arial" w:cs="Arial"/>
-          <w:sz w:val="25"/>
-          <w:szCs w:val="25"/>
-        </w:rPr>
-      </w:pPr>
-      <w:r>
-        <w:rPr>
-          <w:rFonts w:ascii="Arial" w:eastAsia="Arial" w:hAnsi="Arial" w:cs="Arial"/>
-          <w:sz w:val="25"/>
-          <w:szCs w:val="25"/>
+        </w:rPr>
+      </w:pPr>
+    </w:p>
+    <w:p>
+      <w:pPr>
+        <w:pStyle w:val="Body"/>
+        <w:rPr>
+          <w:rFonts w:ascii="Arial" w:eastAsia="Arial" w:hAnsi="Arial" w:cs="Arial"/>
+        </w:rPr>
+      </w:pPr>
+      <w:r>
+        <w:rPr>
+          <w:rFonts w:ascii="Arial" w:eastAsia="Arial" w:hAnsi="Arial" w:cs="Arial"/>
         </w:rPr>
         <w:t>Frequency of use: High (Occurs at the end of every game session).</w:t>
       </w:r>
@@ -4781,25 +4578,19 @@
         <w:pStyle w:val="Body"/>
         <w:rPr>
           <w:rFonts w:ascii="Arial" w:eastAsia="Arial" w:hAnsi="Arial" w:cs="Arial"/>
-          <w:sz w:val="25"/>
-          <w:szCs w:val="25"/>
-        </w:rPr>
-      </w:pPr>
-    </w:p>
-    <w:p>
-      <w:pPr>
-        <w:pStyle w:val="Body"/>
-        <w:rPr>
-          <w:rFonts w:ascii="Arial" w:eastAsia="Arial" w:hAnsi="Arial" w:cs="Arial"/>
-          <w:sz w:val="25"/>
-          <w:szCs w:val="25"/>
-        </w:rPr>
-      </w:pPr>
-      <w:r>
-        <w:rPr>
-          <w:rFonts w:ascii="Arial" w:eastAsia="Arial" w:hAnsi="Arial" w:cs="Arial"/>
-          <w:sz w:val="25"/>
-          <w:szCs w:val="25"/>
+        </w:rPr>
+      </w:pPr>
+    </w:p>
+    <w:p>
+      <w:pPr>
+        <w:pStyle w:val="Body"/>
+        <w:rPr>
+          <w:rFonts w:ascii="Arial" w:eastAsia="Arial" w:hAnsi="Arial" w:cs="Arial"/>
+        </w:rPr>
+      </w:pPr>
+      <w:r>
+        <w:rPr>
+          <w:rFonts w:ascii="Arial" w:eastAsia="Arial" w:hAnsi="Arial" w:cs="Arial"/>
         </w:rPr>
         <w:t>Channel to actor: Screen, game interface</w:t>
       </w:r>
@@ -4809,25 +4600,19 @@
         <w:pStyle w:val="Body"/>
         <w:rPr>
           <w:rFonts w:ascii="Arial" w:eastAsia="Arial" w:hAnsi="Arial" w:cs="Arial"/>
-          <w:sz w:val="25"/>
-          <w:szCs w:val="25"/>
-        </w:rPr>
-      </w:pPr>
-    </w:p>
-    <w:p>
-      <w:pPr>
-        <w:pStyle w:val="Body"/>
-        <w:rPr>
-          <w:rFonts w:ascii="Arial" w:eastAsia="Arial" w:hAnsi="Arial" w:cs="Arial"/>
-          <w:sz w:val="25"/>
-          <w:szCs w:val="25"/>
-        </w:rPr>
-      </w:pPr>
-      <w:r>
-        <w:rPr>
-          <w:rFonts w:ascii="Arial" w:eastAsia="Arial" w:hAnsi="Arial" w:cs="Arial"/>
-          <w:sz w:val="25"/>
-          <w:szCs w:val="25"/>
+        </w:rPr>
+      </w:pPr>
+    </w:p>
+    <w:p>
+      <w:pPr>
+        <w:pStyle w:val="Body"/>
+        <w:rPr>
+          <w:rFonts w:ascii="Arial" w:eastAsia="Arial" w:hAnsi="Arial" w:cs="Arial"/>
+        </w:rPr>
+      </w:pPr>
+      <w:r>
+        <w:rPr>
+          <w:rFonts w:ascii="Arial" w:eastAsia="Arial" w:hAnsi="Arial" w:cs="Arial"/>
         </w:rPr>
         <w:t>Secondary actors: Game server</w:t>
       </w:r>
@@ -4837,25 +4622,19 @@
         <w:pStyle w:val="Body"/>
         <w:rPr>
           <w:rFonts w:ascii="Arial" w:eastAsia="Arial" w:hAnsi="Arial" w:cs="Arial"/>
-          <w:sz w:val="25"/>
-          <w:szCs w:val="25"/>
-        </w:rPr>
-      </w:pPr>
-    </w:p>
-    <w:p>
-      <w:pPr>
-        <w:pStyle w:val="Body"/>
-        <w:rPr>
-          <w:rFonts w:ascii="Arial" w:eastAsia="Arial" w:hAnsi="Arial" w:cs="Arial"/>
-          <w:sz w:val="25"/>
-          <w:szCs w:val="25"/>
-        </w:rPr>
-      </w:pPr>
-      <w:r>
-        <w:rPr>
-          <w:rFonts w:ascii="Arial" w:eastAsia="Arial" w:hAnsi="Arial" w:cs="Arial"/>
-          <w:sz w:val="25"/>
-          <w:szCs w:val="25"/>
+        </w:rPr>
+      </w:pPr>
+    </w:p>
+    <w:p>
+      <w:pPr>
+        <w:pStyle w:val="Body"/>
+        <w:rPr>
+          <w:rFonts w:ascii="Arial" w:eastAsia="Arial" w:hAnsi="Arial" w:cs="Arial"/>
+        </w:rPr>
+      </w:pPr>
+      <w:r>
+        <w:rPr>
+          <w:rFonts w:ascii="Arial" w:eastAsia="Arial" w:hAnsi="Arial" w:cs="Arial"/>
         </w:rPr>
         <w:t>Channel to secondary actors: Network connection</w:t>
       </w:r>
@@ -4865,25 +4644,19 @@
         <w:pStyle w:val="Body"/>
         <w:rPr>
           <w:rFonts w:ascii="Arial" w:eastAsia="Arial" w:hAnsi="Arial" w:cs="Arial"/>
-          <w:sz w:val="25"/>
-          <w:szCs w:val="25"/>
-        </w:rPr>
-      </w:pPr>
-    </w:p>
-    <w:p>
-      <w:pPr>
-        <w:pStyle w:val="Body"/>
-        <w:rPr>
-          <w:rFonts w:ascii="Arial" w:eastAsia="Arial" w:hAnsi="Arial" w:cs="Arial"/>
-          <w:sz w:val="25"/>
-          <w:szCs w:val="25"/>
-        </w:rPr>
-      </w:pPr>
-      <w:r>
-        <w:rPr>
-          <w:rFonts w:ascii="Arial" w:eastAsia="Arial" w:hAnsi="Arial" w:cs="Arial"/>
-          <w:sz w:val="25"/>
-          <w:szCs w:val="25"/>
+        </w:rPr>
+      </w:pPr>
+    </w:p>
+    <w:p>
+      <w:pPr>
+        <w:pStyle w:val="Body"/>
+        <w:rPr>
+          <w:rFonts w:ascii="Arial" w:eastAsia="Arial" w:hAnsi="Arial" w:cs="Arial"/>
+        </w:rPr>
+      </w:pPr>
+      <w:r>
+        <w:rPr>
+          <w:rFonts w:ascii="Arial" w:eastAsia="Arial" w:hAnsi="Arial" w:cs="Arial"/>
         </w:rPr>
         <w:t>Open issues:</w:t>
       </w:r>
@@ -4897,15 +4670,11 @@
         </w:numPr>
         <w:rPr>
           <w:rFonts w:ascii="Arial" w:eastAsia="Arial" w:hAnsi="Arial" w:cs="Arial"/>
-          <w:sz w:val="25"/>
-          <w:szCs w:val="25"/>
-        </w:rPr>
-      </w:pPr>
-      <w:r>
-        <w:rPr>
-          <w:rFonts w:ascii="Arial" w:eastAsia="Arial" w:hAnsi="Arial" w:cs="Arial"/>
-          <w:sz w:val="25"/>
-          <w:szCs w:val="25"/>
+        </w:rPr>
+      </w:pPr>
+      <w:r>
+        <w:rPr>
+          <w:rFonts w:ascii="Arial" w:eastAsia="Arial" w:hAnsi="Arial" w:cs="Arial"/>
         </w:rPr>
         <w:t>How long should the reconnection window be before awarding the win?</w:t>
       </w:r>
@@ -4919,102 +4688,811 @@
         </w:numPr>
         <w:rPr>
           <w:rFonts w:ascii="Arial" w:eastAsia="Arial" w:hAnsi="Arial" w:cs="Arial"/>
-          <w:sz w:val="25"/>
-          <w:szCs w:val="25"/>
-        </w:rPr>
-      </w:pPr>
-      <w:r>
-        <w:rPr>
-          <w:rFonts w:ascii="Arial" w:eastAsia="Arial" w:hAnsi="Arial" w:cs="Arial"/>
-          <w:sz w:val="25"/>
-          <w:szCs w:val="25"/>
+        </w:rPr>
+      </w:pPr>
+      <w:r>
+        <w:rPr>
+          <w:rFonts w:ascii="Arial" w:eastAsia="Arial" w:hAnsi="Arial" w:cs="Arial"/>
         </w:rPr>
         <w:t>How should the leaderboard handle cases where players repeatedly quit?</w:t>
       </w:r>
     </w:p>
     <w:p>
       <w:pPr>
-        <w:pStyle w:val="Body"/>
-        <w:rPr>
-          <w:rFonts w:ascii="Arial" w:eastAsia="Arial" w:hAnsi="Arial" w:cs="Arial"/>
-          <w:sz w:val="25"/>
-          <w:szCs w:val="25"/>
-        </w:rPr>
-      </w:pPr>
-    </w:p>
-    <w:p>
-      <w:pPr>
-        <w:pStyle w:val="Body"/>
-        <w:rPr>
-          <w:rFonts w:ascii="Arial" w:eastAsia="Arial" w:hAnsi="Arial" w:cs="Arial"/>
-          <w:sz w:val="25"/>
-          <w:szCs w:val="25"/>
-        </w:rPr>
-      </w:pPr>
-    </w:p>
-    <w:p>
-      <w:pPr>
-        <w:pStyle w:val="Body"/>
-      </w:pPr>
-    </w:p>
-    <w:p>
-      <w:pPr>
-        <w:pStyle w:val="Body"/>
-        <w:rPr>
-          <w:rFonts w:ascii="Arial" w:eastAsia="Arial" w:hAnsi="Arial" w:cs="Arial"/>
-          <w:sz w:val="25"/>
-          <w:szCs w:val="25"/>
-        </w:rPr>
-      </w:pPr>
-    </w:p>
-    <w:p>
-      <w:pPr>
-        <w:pStyle w:val="Body"/>
-        <w:rPr>
-          <w:rFonts w:ascii="Arial" w:eastAsia="Arial" w:hAnsi="Arial" w:cs="Arial"/>
-          <w:sz w:val="25"/>
-          <w:szCs w:val="25"/>
-        </w:rPr>
-      </w:pPr>
-    </w:p>
-    <w:p>
-      <w:pPr>
-        <w:pStyle w:val="Body"/>
-        <w:rPr>
-          <w:rFonts w:ascii="Arial" w:eastAsia="Arial" w:hAnsi="Arial" w:cs="Arial"/>
-          <w:sz w:val="25"/>
-          <w:szCs w:val="25"/>
-        </w:rPr>
-      </w:pPr>
-    </w:p>
-    <w:p>
-      <w:pPr>
-        <w:pStyle w:val="Body"/>
-      </w:pPr>
-    </w:p>
-    <w:p>
-      <w:pPr>
-        <w:pStyle w:val="Body"/>
-        <w:rPr>
-          <w:rFonts w:ascii="Arial" w:eastAsia="Arial" w:hAnsi="Arial" w:cs="Arial"/>
-          <w:sz w:val="25"/>
-          <w:szCs w:val="25"/>
-        </w:rPr>
-      </w:pPr>
-    </w:p>
-    <w:p>
-      <w:pPr>
-        <w:pStyle w:val="Body"/>
-        <w:rPr>
-          <w:rFonts w:ascii="Arial" w:eastAsia="Arial" w:hAnsi="Arial" w:cs="Arial"/>
-          <w:sz w:val="25"/>
-          <w:szCs w:val="25"/>
-        </w:rPr>
-      </w:pPr>
-    </w:p>
-    <w:p>
-      <w:pPr>
-        <w:pStyle w:val="Body"/>
+        <w:rPr>
+          <w:rFonts w:ascii="Arial" w:eastAsia="Arial" w:hAnsi="Arial" w:cs="Arial"/>
+          <w:color w:val="000000"/>
+          <w:kern w:val="2"/>
+          <w:u w:color="000000"/>
+          <w14:textOutline w14:w="0" w14:cap="flat" w14:cmpd="sng" w14:algn="ctr">
+            <w14:noFill/>
+            <w14:prstDash w14:val="solid"/>
+            <w14:bevel/>
+          </w14:textOutline>
+        </w:rPr>
+      </w:pPr>
+      <w:r>
+        <w:rPr>
+          <w:rFonts w:ascii="Arial" w:eastAsia="Arial" w:hAnsi="Arial" w:cs="Arial"/>
+        </w:rPr>
+        <w:br w:type="page"/>
+      </w:r>
+    </w:p>
+    <w:p>
+      <w:pPr>
+        <w:pStyle w:val="Body"/>
+        <w:rPr>
+          <w:rFonts w:ascii="Arial" w:eastAsia="Arial" w:hAnsi="Arial" w:cs="Arial"/>
+        </w:rPr>
+      </w:pPr>
+      <w:r>
+        <w:rPr>
+          <w:rFonts w:ascii="Arial" w:eastAsia="Arial" w:hAnsi="Arial" w:cs="Arial"/>
+        </w:rPr>
+        <w:lastRenderedPageBreak/>
+        <w:t>Use case: Send game result to server</w:t>
+      </w:r>
+    </w:p>
+    <w:p>
+      <w:pPr>
+        <w:pStyle w:val="Body"/>
+        <w:rPr>
+          <w:rFonts w:ascii="Arial" w:eastAsia="Arial" w:hAnsi="Arial" w:cs="Arial"/>
+        </w:rPr>
+      </w:pPr>
+      <w:r>
+        <w:rPr>
+          <w:rFonts w:ascii="Arial" w:eastAsia="Arial" w:hAnsi="Arial" w:cs="Arial"/>
+        </w:rPr>
+        <w:t>Iteration: 1</w:t>
+      </w:r>
+    </w:p>
+    <w:p>
+      <w:pPr>
+        <w:pStyle w:val="Body"/>
+        <w:rPr>
+          <w:rFonts w:ascii="Arial" w:eastAsia="Arial" w:hAnsi="Arial" w:cs="Arial"/>
+        </w:rPr>
+      </w:pPr>
+      <w:r>
+        <w:rPr>
+          <w:rFonts w:ascii="Arial" w:eastAsia="Arial" w:hAnsi="Arial" w:cs="Arial"/>
+        </w:rPr>
+        <w:t>Primary Actor: Server</w:t>
+      </w:r>
+    </w:p>
+    <w:p>
+      <w:pPr>
+        <w:pStyle w:val="Body"/>
+        <w:rPr>
+          <w:rFonts w:ascii="Arial" w:eastAsia="Arial" w:hAnsi="Arial" w:cs="Arial"/>
+        </w:rPr>
+      </w:pPr>
+    </w:p>
+    <w:p>
+      <w:pPr>
+        <w:pStyle w:val="Body"/>
+        <w:rPr>
+          <w:rFonts w:ascii="Arial" w:eastAsia="Arial" w:hAnsi="Arial" w:cs="Arial"/>
+        </w:rPr>
+      </w:pPr>
+      <w:r>
+        <w:rPr>
+          <w:rFonts w:ascii="Arial" w:eastAsia="Arial" w:hAnsi="Arial" w:cs="Arial"/>
+        </w:rPr>
+        <w:t>Goal in context: To ensure that the final game results are sent and stored on the server for leaderboard updates and game history tracking, accounting for cases where a player disconnected before the match ended.</w:t>
+      </w:r>
+    </w:p>
+    <w:p>
+      <w:pPr>
+        <w:pStyle w:val="Body"/>
+        <w:rPr>
+          <w:rFonts w:ascii="Arial" w:eastAsia="Arial" w:hAnsi="Arial" w:cs="Arial"/>
+        </w:rPr>
+      </w:pPr>
+    </w:p>
+    <w:p>
+      <w:pPr>
+        <w:pStyle w:val="Body"/>
+        <w:rPr>
+          <w:rFonts w:ascii="Arial" w:eastAsia="Arial" w:hAnsi="Arial" w:cs="Arial"/>
+        </w:rPr>
+      </w:pPr>
+      <w:r>
+        <w:rPr>
+          <w:rFonts w:ascii="Arial" w:eastAsia="Arial" w:hAnsi="Arial" w:cs="Arial"/>
+        </w:rPr>
+        <w:t>Preconditions:</w:t>
+      </w:r>
+    </w:p>
+    <w:p>
+      <w:pPr>
+        <w:pStyle w:val="Body"/>
+        <w:numPr>
+          <w:ilvl w:val="0"/>
+          <w:numId w:val="20"/>
+        </w:numPr>
+        <w:rPr>
+          <w:rFonts w:ascii="Arial" w:eastAsia="Arial" w:hAnsi="Arial" w:cs="Arial"/>
+        </w:rPr>
+      </w:pPr>
+      <w:r>
+        <w:rPr>
+          <w:rFonts w:ascii="Arial" w:eastAsia="Arial" w:hAnsi="Arial" w:cs="Arial"/>
+        </w:rPr>
+        <w:t>The game session has ended (win/loss/quit).</w:t>
+      </w:r>
+    </w:p>
+    <w:p>
+      <w:pPr>
+        <w:pStyle w:val="Body"/>
+        <w:numPr>
+          <w:ilvl w:val="0"/>
+          <w:numId w:val="20"/>
+        </w:numPr>
+        <w:rPr>
+          <w:rFonts w:ascii="Arial" w:eastAsia="Arial" w:hAnsi="Arial" w:cs="Arial"/>
+        </w:rPr>
+      </w:pPr>
+      <w:r>
+        <w:rPr>
+          <w:rFonts w:ascii="Arial" w:eastAsia="Arial" w:hAnsi="Arial" w:cs="Arial"/>
+        </w:rPr>
+        <w:t>The server is available to receive game results.</w:t>
+      </w:r>
+    </w:p>
+    <w:p>
+      <w:pPr>
+        <w:pStyle w:val="Body"/>
+        <w:numPr>
+          <w:ilvl w:val="0"/>
+          <w:numId w:val="20"/>
+        </w:numPr>
+        <w:rPr>
+          <w:rFonts w:ascii="Arial" w:eastAsia="Arial" w:hAnsi="Arial" w:cs="Arial"/>
+        </w:rPr>
+      </w:pPr>
+      <w:r>
+        <w:rPr>
+          <w:rFonts w:ascii="Arial" w:eastAsia="Arial" w:hAnsi="Arial" w:cs="Arial"/>
+        </w:rPr>
+        <w:t>The player is still connected to the network or has reconnected in time.</w:t>
+      </w:r>
+    </w:p>
+    <w:p>
+      <w:pPr>
+        <w:pStyle w:val="Body"/>
+        <w:numPr>
+          <w:ilvl w:val="0"/>
+          <w:numId w:val="20"/>
+        </w:numPr>
+        <w:rPr>
+          <w:rFonts w:ascii="Arial" w:eastAsia="Arial" w:hAnsi="Arial" w:cs="Arial"/>
+        </w:rPr>
+      </w:pPr>
+      <w:r>
+        <w:rPr>
+          <w:rFonts w:ascii="Arial" w:eastAsia="Arial" w:hAnsi="Arial" w:cs="Arial"/>
+        </w:rPr>
+        <w:t>Trigger: The game reaches an end-state and results need to be recorded.</w:t>
+      </w:r>
+    </w:p>
+    <w:p>
+      <w:pPr>
+        <w:pStyle w:val="Body"/>
+        <w:rPr>
+          <w:rFonts w:ascii="Arial" w:eastAsia="Arial" w:hAnsi="Arial" w:cs="Arial"/>
+        </w:rPr>
+      </w:pPr>
+    </w:p>
+    <w:p>
+      <w:pPr>
+        <w:pStyle w:val="Body"/>
+        <w:rPr>
+          <w:rFonts w:ascii="Arial" w:eastAsia="Arial" w:hAnsi="Arial" w:cs="Arial"/>
+        </w:rPr>
+      </w:pPr>
+      <w:r>
+        <w:rPr>
+          <w:rFonts w:ascii="Arial" w:eastAsia="Arial" w:hAnsi="Arial" w:cs="Arial"/>
+        </w:rPr>
+        <w:t>Scenario:</w:t>
+      </w:r>
+    </w:p>
+    <w:p>
+      <w:pPr>
+        <w:pStyle w:val="Body"/>
+        <w:numPr>
+          <w:ilvl w:val="0"/>
+          <w:numId w:val="21"/>
+        </w:numPr>
+        <w:rPr>
+          <w:rFonts w:ascii="Arial" w:eastAsia="Arial" w:hAnsi="Arial" w:cs="Arial"/>
+        </w:rPr>
+      </w:pPr>
+      <w:r>
+        <w:rPr>
+          <w:rFonts w:ascii="Arial" w:eastAsia="Arial" w:hAnsi="Arial" w:cs="Arial"/>
+        </w:rPr>
+        <w:t xml:space="preserve">The game session concludes with a winner, loser, or </w:t>
+      </w:r>
+      <w:proofErr w:type="gramStart"/>
+      <w:r>
+        <w:rPr>
+          <w:rFonts w:ascii="Arial" w:eastAsia="Arial" w:hAnsi="Arial" w:cs="Arial"/>
+        </w:rPr>
+        <w:t>quit</w:t>
+      </w:r>
+      <w:proofErr w:type="gramEnd"/>
+      <w:r>
+        <w:rPr>
+          <w:rFonts w:ascii="Arial" w:eastAsia="Arial" w:hAnsi="Arial" w:cs="Arial"/>
+        </w:rPr>
+        <w:t xml:space="preserve"> action.</w:t>
+      </w:r>
+    </w:p>
+    <w:p>
+      <w:pPr>
+        <w:pStyle w:val="Body"/>
+        <w:numPr>
+          <w:ilvl w:val="0"/>
+          <w:numId w:val="21"/>
+        </w:numPr>
+        <w:rPr>
+          <w:rFonts w:ascii="Arial" w:eastAsia="Arial" w:hAnsi="Arial" w:cs="Arial"/>
+        </w:rPr>
+      </w:pPr>
+      <w:r>
+        <w:rPr>
+          <w:rFonts w:ascii="Arial" w:eastAsia="Arial" w:hAnsi="Arial" w:cs="Arial"/>
+        </w:rPr>
+        <w:t>If a player disconnected, the system first checks whether they reconnected within the allowed time.</w:t>
+      </w:r>
+    </w:p>
+    <w:p>
+      <w:pPr>
+        <w:pStyle w:val="Body"/>
+        <w:numPr>
+          <w:ilvl w:val="0"/>
+          <w:numId w:val="21"/>
+        </w:numPr>
+        <w:rPr>
+          <w:rFonts w:ascii="Arial" w:eastAsia="Arial" w:hAnsi="Arial" w:cs="Arial"/>
+        </w:rPr>
+      </w:pPr>
+      <w:r>
+        <w:rPr>
+          <w:rFonts w:ascii="Arial" w:eastAsia="Arial" w:hAnsi="Arial" w:cs="Arial"/>
+        </w:rPr>
+        <w:t xml:space="preserve">If the disconnected player </w:t>
+      </w:r>
+      <w:proofErr w:type="gramStart"/>
+      <w:r>
+        <w:rPr>
+          <w:rFonts w:ascii="Arial" w:eastAsia="Arial" w:hAnsi="Arial" w:cs="Arial"/>
+        </w:rPr>
+        <w:t>did</w:t>
+      </w:r>
+      <w:proofErr w:type="gramEnd"/>
+      <w:r>
+        <w:rPr>
+          <w:rFonts w:ascii="Arial" w:eastAsia="Arial" w:hAnsi="Arial" w:cs="Arial"/>
+        </w:rPr>
+        <w:t xml:space="preserve"> not reconnect, the remaining player is declared the winner.</w:t>
+      </w:r>
+    </w:p>
+    <w:p>
+      <w:pPr>
+        <w:pStyle w:val="Body"/>
+        <w:numPr>
+          <w:ilvl w:val="0"/>
+          <w:numId w:val="21"/>
+        </w:numPr>
+        <w:rPr>
+          <w:rFonts w:ascii="Arial" w:eastAsia="Arial" w:hAnsi="Arial" w:cs="Arial"/>
+        </w:rPr>
+      </w:pPr>
+      <w:r>
+        <w:rPr>
+          <w:rFonts w:ascii="Arial" w:eastAsia="Arial" w:hAnsi="Arial" w:cs="Arial"/>
+        </w:rPr>
+        <w:t>The system compiles match details (players involved, final scores, time played, disconnection details, etc.).</w:t>
+      </w:r>
+    </w:p>
+    <w:p>
+      <w:pPr>
+        <w:pStyle w:val="Body"/>
+        <w:numPr>
+          <w:ilvl w:val="0"/>
+          <w:numId w:val="21"/>
+        </w:numPr>
+        <w:rPr>
+          <w:rFonts w:ascii="Arial" w:eastAsia="Arial" w:hAnsi="Arial" w:cs="Arial"/>
+        </w:rPr>
+      </w:pPr>
+      <w:r>
+        <w:rPr>
+          <w:rFonts w:ascii="Arial" w:eastAsia="Arial" w:hAnsi="Arial" w:cs="Arial"/>
+        </w:rPr>
+        <w:t>The compiled data is formatted and sent to the game server.</w:t>
+      </w:r>
+    </w:p>
+    <w:p>
+      <w:pPr>
+        <w:pStyle w:val="Body"/>
+        <w:numPr>
+          <w:ilvl w:val="0"/>
+          <w:numId w:val="21"/>
+        </w:numPr>
+        <w:rPr>
+          <w:rFonts w:ascii="Arial" w:eastAsia="Arial" w:hAnsi="Arial" w:cs="Arial"/>
+        </w:rPr>
+      </w:pPr>
+      <w:r>
+        <w:rPr>
+          <w:rFonts w:ascii="Arial" w:eastAsia="Arial" w:hAnsi="Arial" w:cs="Arial"/>
+        </w:rPr>
+        <w:t>The server receives the game result and stores it in the database.</w:t>
+      </w:r>
+    </w:p>
+    <w:p>
+      <w:pPr>
+        <w:pStyle w:val="Body"/>
+        <w:numPr>
+          <w:ilvl w:val="0"/>
+          <w:numId w:val="21"/>
+        </w:numPr>
+        <w:rPr>
+          <w:rFonts w:ascii="Arial" w:eastAsia="Arial" w:hAnsi="Arial" w:cs="Arial"/>
+        </w:rPr>
+      </w:pPr>
+      <w:r>
+        <w:rPr>
+          <w:rFonts w:ascii="Arial" w:eastAsia="Arial" w:hAnsi="Arial" w:cs="Arial"/>
+        </w:rPr>
+        <w:t>The server updates player statistics, rankings, and leaderboards.</w:t>
+      </w:r>
+    </w:p>
+    <w:p>
+      <w:pPr>
+        <w:pStyle w:val="Body"/>
+        <w:numPr>
+          <w:ilvl w:val="0"/>
+          <w:numId w:val="21"/>
+        </w:numPr>
+        <w:rPr>
+          <w:rFonts w:ascii="Arial" w:eastAsia="Arial" w:hAnsi="Arial" w:cs="Arial"/>
+        </w:rPr>
+      </w:pPr>
+      <w:r>
+        <w:rPr>
+          <w:rFonts w:ascii="Arial" w:eastAsia="Arial" w:hAnsi="Arial" w:cs="Arial"/>
+        </w:rPr>
+        <w:t>The updated information is made available for player profiles and public leaderboards.</w:t>
+      </w:r>
+    </w:p>
+    <w:p>
+      <w:pPr>
+        <w:pStyle w:val="Body"/>
+        <w:ind w:left="720"/>
+        <w:rPr>
+          <w:rFonts w:ascii="Arial" w:eastAsia="Arial" w:hAnsi="Arial" w:cs="Arial"/>
+        </w:rPr>
+      </w:pPr>
+    </w:p>
+    <w:p>
+      <w:pPr>
+        <w:pStyle w:val="Body"/>
+        <w:rPr>
+          <w:rFonts w:ascii="Arial" w:eastAsia="Arial" w:hAnsi="Arial" w:cs="Arial"/>
+        </w:rPr>
+      </w:pPr>
+      <w:r>
+        <w:rPr>
+          <w:rFonts w:ascii="Arial" w:eastAsia="Arial" w:hAnsi="Arial" w:cs="Arial"/>
+        </w:rPr>
+        <w:t>Post conditions:</w:t>
+      </w:r>
+    </w:p>
+    <w:p>
+      <w:pPr>
+        <w:pStyle w:val="Body"/>
+        <w:numPr>
+          <w:ilvl w:val="0"/>
+          <w:numId w:val="22"/>
+        </w:numPr>
+        <w:rPr>
+          <w:rFonts w:ascii="Arial" w:eastAsia="Arial" w:hAnsi="Arial" w:cs="Arial"/>
+        </w:rPr>
+      </w:pPr>
+      <w:r>
+        <w:rPr>
+          <w:rFonts w:ascii="Arial" w:eastAsia="Arial" w:hAnsi="Arial" w:cs="Arial"/>
+        </w:rPr>
+        <w:t>The game results are successfully stored in the database.</w:t>
+      </w:r>
+    </w:p>
+    <w:p>
+      <w:pPr>
+        <w:pStyle w:val="Body"/>
+        <w:numPr>
+          <w:ilvl w:val="0"/>
+          <w:numId w:val="22"/>
+        </w:numPr>
+        <w:rPr>
+          <w:rFonts w:ascii="Arial" w:eastAsia="Arial" w:hAnsi="Arial" w:cs="Arial"/>
+        </w:rPr>
+      </w:pPr>
+      <w:r>
+        <w:rPr>
+          <w:rFonts w:ascii="Arial" w:eastAsia="Arial" w:hAnsi="Arial" w:cs="Arial"/>
+        </w:rPr>
+        <w:t>Player statistics are updated, including tracking disconnections if applicable.</w:t>
+      </w:r>
+    </w:p>
+    <w:p>
+      <w:pPr>
+        <w:pStyle w:val="Body"/>
+        <w:numPr>
+          <w:ilvl w:val="0"/>
+          <w:numId w:val="22"/>
+        </w:numPr>
+        <w:rPr>
+          <w:rFonts w:ascii="Arial" w:eastAsia="Arial" w:hAnsi="Arial" w:cs="Arial"/>
+        </w:rPr>
+      </w:pPr>
+      <w:r>
+        <w:rPr>
+          <w:rFonts w:ascii="Arial" w:eastAsia="Arial" w:hAnsi="Arial" w:cs="Arial"/>
+        </w:rPr>
+        <w:t>The leaderboard is refreshed with the latest rankings.</w:t>
+      </w:r>
+    </w:p>
+    <w:p>
+      <w:pPr>
+        <w:pStyle w:val="Body"/>
+        <w:rPr>
+          <w:rFonts w:ascii="Arial" w:eastAsia="Arial" w:hAnsi="Arial" w:cs="Arial"/>
+        </w:rPr>
+      </w:pPr>
+      <w:r>
+        <w:rPr>
+          <w:rFonts w:ascii="Arial" w:eastAsia="Arial" w:hAnsi="Arial" w:cs="Arial"/>
+        </w:rPr>
+        <w:t>Exceptions:</w:t>
+      </w:r>
+    </w:p>
+    <w:p>
+      <w:pPr>
+        <w:pStyle w:val="Body"/>
+        <w:numPr>
+          <w:ilvl w:val="0"/>
+          <w:numId w:val="23"/>
+        </w:numPr>
+        <w:rPr>
+          <w:rFonts w:ascii="Arial" w:eastAsia="Arial" w:hAnsi="Arial" w:cs="Arial"/>
+        </w:rPr>
+      </w:pPr>
+      <w:r>
+        <w:rPr>
+          <w:rFonts w:ascii="Arial" w:eastAsia="Arial" w:hAnsi="Arial" w:cs="Arial"/>
+        </w:rPr>
+        <w:t>Network failure prevents the result from being sent.</w:t>
+      </w:r>
+    </w:p>
+    <w:p>
+      <w:pPr>
+        <w:pStyle w:val="Body"/>
+        <w:numPr>
+          <w:ilvl w:val="0"/>
+          <w:numId w:val="23"/>
+        </w:numPr>
+        <w:rPr>
+          <w:rFonts w:ascii="Arial" w:eastAsia="Arial" w:hAnsi="Arial" w:cs="Arial"/>
+        </w:rPr>
+      </w:pPr>
+      <w:r>
+        <w:rPr>
+          <w:rFonts w:ascii="Arial" w:eastAsia="Arial" w:hAnsi="Arial" w:cs="Arial"/>
+        </w:rPr>
+        <w:t>The server is down or does not respond.</w:t>
+      </w:r>
+    </w:p>
+    <w:p>
+      <w:pPr>
+        <w:pStyle w:val="Body"/>
+        <w:numPr>
+          <w:ilvl w:val="0"/>
+          <w:numId w:val="23"/>
+        </w:numPr>
+        <w:rPr>
+          <w:rFonts w:ascii="Arial" w:eastAsia="Arial" w:hAnsi="Arial" w:cs="Arial"/>
+        </w:rPr>
+      </w:pPr>
+      <w:r>
+        <w:rPr>
+          <w:rFonts w:ascii="Arial" w:eastAsia="Arial" w:hAnsi="Arial" w:cs="Arial"/>
+        </w:rPr>
+        <w:t>Data corruption occurs while transmitting match results.</w:t>
+      </w:r>
+    </w:p>
+    <w:p>
+      <w:pPr>
+        <w:pStyle w:val="Body"/>
+        <w:ind w:left="360"/>
+        <w:rPr>
+          <w:rFonts w:ascii="Arial" w:eastAsia="Arial" w:hAnsi="Arial" w:cs="Arial"/>
+        </w:rPr>
+      </w:pPr>
+      <w:r>
+        <w:rPr>
+          <w:rFonts w:ascii="Arial" w:eastAsia="Arial" w:hAnsi="Arial" w:cs="Arial"/>
+        </w:rPr>
+        <w:t>.</w:t>
+      </w:r>
+    </w:p>
+    <w:p>
+      <w:pPr>
+        <w:pStyle w:val="Body"/>
+        <w:rPr>
+          <w:rFonts w:ascii="Arial" w:eastAsia="Arial" w:hAnsi="Arial" w:cs="Arial"/>
+        </w:rPr>
+      </w:pPr>
+      <w:r>
+        <w:rPr>
+          <w:rFonts w:ascii="Arial" w:eastAsia="Arial" w:hAnsi="Arial" w:cs="Arial"/>
+        </w:rPr>
+        <w:t>Priority: High (Accurate game tracking is essential for leaderboard and player experience).</w:t>
+      </w:r>
+    </w:p>
+    <w:p>
+      <w:pPr>
+        <w:pStyle w:val="Body"/>
+        <w:rPr>
+          <w:rFonts w:ascii="Arial" w:eastAsia="Arial" w:hAnsi="Arial" w:cs="Arial"/>
+        </w:rPr>
+      </w:pPr>
+    </w:p>
+    <w:p>
+      <w:pPr>
+        <w:pStyle w:val="Body"/>
+        <w:rPr>
+          <w:rFonts w:ascii="Arial" w:eastAsia="Arial" w:hAnsi="Arial" w:cs="Arial"/>
+        </w:rPr>
+      </w:pPr>
+      <w:r>
+        <w:rPr>
+          <w:rFonts w:ascii="Arial" w:eastAsia="Arial" w:hAnsi="Arial" w:cs="Arial"/>
+        </w:rPr>
+        <w:t>When available: 3rd iteration</w:t>
+      </w:r>
+    </w:p>
+    <w:p>
+      <w:pPr>
+        <w:pStyle w:val="Body"/>
+        <w:rPr>
+          <w:rFonts w:ascii="Arial" w:eastAsia="Arial" w:hAnsi="Arial" w:cs="Arial"/>
+        </w:rPr>
+      </w:pPr>
+    </w:p>
+    <w:p>
+      <w:pPr>
+        <w:pStyle w:val="Body"/>
+        <w:rPr>
+          <w:rFonts w:ascii="Arial" w:eastAsia="Arial" w:hAnsi="Arial" w:cs="Arial"/>
+        </w:rPr>
+      </w:pPr>
+      <w:r>
+        <w:rPr>
+          <w:rFonts w:ascii="Arial" w:eastAsia="Arial" w:hAnsi="Arial" w:cs="Arial"/>
+        </w:rPr>
+        <w:t>Frequency of use: High (Occurs at the end of every game session).</w:t>
+      </w:r>
+    </w:p>
+    <w:p>
+      <w:pPr>
+        <w:pStyle w:val="Body"/>
+        <w:rPr>
+          <w:rFonts w:ascii="Arial" w:eastAsia="Arial" w:hAnsi="Arial" w:cs="Arial"/>
+        </w:rPr>
+      </w:pPr>
+    </w:p>
+    <w:p>
+      <w:pPr>
+        <w:pStyle w:val="Body"/>
+        <w:rPr>
+          <w:rFonts w:ascii="Arial" w:eastAsia="Arial" w:hAnsi="Arial" w:cs="Arial"/>
+        </w:rPr>
+      </w:pPr>
+      <w:r>
+        <w:rPr>
+          <w:rFonts w:ascii="Arial" w:eastAsia="Arial" w:hAnsi="Arial" w:cs="Arial"/>
+        </w:rPr>
+        <w:t>Channel to actor: Server API, network connection</w:t>
+      </w:r>
+    </w:p>
+    <w:p>
+      <w:pPr>
+        <w:pStyle w:val="Body"/>
+        <w:rPr>
+          <w:rFonts w:ascii="Arial" w:eastAsia="Arial" w:hAnsi="Arial" w:cs="Arial"/>
+        </w:rPr>
+      </w:pPr>
+    </w:p>
+    <w:p>
+      <w:pPr>
+        <w:pStyle w:val="Body"/>
+        <w:rPr>
+          <w:rFonts w:ascii="Arial" w:eastAsia="Arial" w:hAnsi="Arial" w:cs="Arial"/>
+        </w:rPr>
+      </w:pPr>
+      <w:r>
+        <w:rPr>
+          <w:rFonts w:ascii="Arial" w:eastAsia="Arial" w:hAnsi="Arial" w:cs="Arial"/>
+        </w:rPr>
+        <w:lastRenderedPageBreak/>
+        <w:t>Secondary actors: Game server, leaderboard system</w:t>
+      </w:r>
+    </w:p>
+    <w:p>
+      <w:pPr>
+        <w:pStyle w:val="Body"/>
+        <w:rPr>
+          <w:rFonts w:ascii="Arial" w:eastAsia="Arial" w:hAnsi="Arial" w:cs="Arial"/>
+        </w:rPr>
+      </w:pPr>
+    </w:p>
+    <w:p>
+      <w:pPr>
+        <w:pStyle w:val="Body"/>
+        <w:rPr>
+          <w:rFonts w:ascii="Arial" w:eastAsia="Arial" w:hAnsi="Arial" w:cs="Arial"/>
+        </w:rPr>
+      </w:pPr>
+      <w:r>
+        <w:rPr>
+          <w:rFonts w:ascii="Arial" w:eastAsia="Arial" w:hAnsi="Arial" w:cs="Arial"/>
+        </w:rPr>
+        <w:t>Channel to secondary actors: Internet connection</w:t>
+      </w:r>
+    </w:p>
+    <w:p>
+      <w:pPr>
+        <w:pStyle w:val="Body"/>
+        <w:rPr>
+          <w:rFonts w:ascii="Arial" w:eastAsia="Arial" w:hAnsi="Arial" w:cs="Arial"/>
+        </w:rPr>
+      </w:pPr>
+    </w:p>
+    <w:p>
+      <w:pPr>
+        <w:pStyle w:val="Body"/>
+        <w:rPr>
+          <w:rFonts w:ascii="Arial" w:eastAsia="Arial" w:hAnsi="Arial" w:cs="Arial"/>
+        </w:rPr>
+      </w:pPr>
+      <w:r>
+        <w:rPr>
+          <w:rFonts w:ascii="Arial" w:eastAsia="Arial" w:hAnsi="Arial" w:cs="Arial"/>
+        </w:rPr>
+        <w:t>Open issues:</w:t>
+      </w:r>
+    </w:p>
+    <w:p>
+      <w:pPr>
+        <w:pStyle w:val="Body"/>
+        <w:numPr>
+          <w:ilvl w:val="0"/>
+          <w:numId w:val="24"/>
+        </w:numPr>
+        <w:rPr>
+          <w:rFonts w:ascii="Arial" w:eastAsia="Arial" w:hAnsi="Arial" w:cs="Arial"/>
+        </w:rPr>
+      </w:pPr>
+      <w:r>
+        <w:rPr>
+          <w:rFonts w:ascii="Arial" w:eastAsia="Arial" w:hAnsi="Arial" w:cs="Arial"/>
+        </w:rPr>
+        <w:t>Should repeated disconnections affect a player’s ranking or matchmaking score?</w:t>
+      </w:r>
+    </w:p>
+    <w:p>
+      <w:pPr>
+        <w:pStyle w:val="Body"/>
+        <w:numPr>
+          <w:ilvl w:val="0"/>
+          <w:numId w:val="24"/>
+        </w:numPr>
+        <w:rPr>
+          <w:rFonts w:ascii="Arial" w:eastAsia="Arial" w:hAnsi="Arial" w:cs="Arial"/>
+        </w:rPr>
+      </w:pPr>
+      <w:r>
+        <w:rPr>
+          <w:rFonts w:ascii="Arial" w:eastAsia="Arial" w:hAnsi="Arial" w:cs="Arial"/>
+        </w:rPr>
+        <w:t xml:space="preserve">How should the system handle </w:t>
+      </w:r>
+      <w:r>
+        <w:rPr>
+          <w:rFonts w:ascii="Arial" w:eastAsia="Arial" w:hAnsi="Arial" w:cs="Arial"/>
+        </w:rPr>
+        <w:t>intentional quitting?</w:t>
+      </w:r>
+    </w:p>
+    <w:p>
+      <w:pPr>
+        <w:pStyle w:val="Body"/>
+        <w:rPr>
+          <w:rFonts w:ascii="Arial" w:eastAsia="Arial" w:hAnsi="Arial" w:cs="Arial"/>
+        </w:rPr>
+      </w:pPr>
+    </w:p>
+    <w:p>
+      <w:pPr>
+        <w:pStyle w:val="Body"/>
+        <w:rPr>
+          <w:sz w:val="22"/>
+          <w:szCs w:val="22"/>
+        </w:rPr>
+      </w:pPr>
+    </w:p>
+    <w:p>
+      <w:pPr>
+        <w:pStyle w:val="Body"/>
+        <w:rPr>
+          <w:rFonts w:ascii="Arial" w:eastAsia="Arial" w:hAnsi="Arial" w:cs="Arial"/>
+        </w:rPr>
+      </w:pPr>
+    </w:p>
+    <w:p>
+      <w:pPr>
+        <w:pStyle w:val="Body"/>
+        <w:rPr>
+          <w:rFonts w:ascii="Arial" w:eastAsia="Arial" w:hAnsi="Arial" w:cs="Arial"/>
+        </w:rPr>
+      </w:pPr>
+    </w:p>
+    <w:p>
+      <w:pPr>
+        <w:pStyle w:val="Body"/>
+        <w:rPr>
+          <w:rFonts w:ascii="Arial" w:eastAsia="Arial" w:hAnsi="Arial" w:cs="Arial"/>
+        </w:rPr>
+      </w:pPr>
+    </w:p>
+    <w:p>
+      <w:pPr>
+        <w:pStyle w:val="Body"/>
+        <w:rPr>
+          <w:sz w:val="22"/>
+          <w:szCs w:val="22"/>
+        </w:rPr>
+      </w:pPr>
+    </w:p>
+    <w:p>
+      <w:pPr>
+        <w:pStyle w:val="Body"/>
+        <w:rPr>
+          <w:rFonts w:ascii="Arial" w:eastAsia="Arial" w:hAnsi="Arial" w:cs="Arial"/>
+        </w:rPr>
+      </w:pPr>
+    </w:p>
+    <w:p>
+      <w:pPr>
+        <w:pStyle w:val="Body"/>
+        <w:rPr>
+          <w:rFonts w:ascii="Arial" w:eastAsia="Arial" w:hAnsi="Arial" w:cs="Arial"/>
+        </w:rPr>
+      </w:pPr>
+    </w:p>
+    <w:p>
+      <w:pPr>
+        <w:pStyle w:val="Body"/>
+        <w:rPr>
+          <w:sz w:val="22"/>
+          <w:szCs w:val="22"/>
+        </w:rPr>
       </w:pPr>
     </w:p>
     <w:sectPr>
@@ -5245,6 +5723,92 @@
     <w:numStyleLink w:val="Numbered"/>
   </w:abstractNum>
   <w:abstractNum w:abstractNumId="3" w15:restartNumberingAfterBreak="0">
+    <w:nsid w:val="25E91F3E"/>
+    <w:multiLevelType w:val="hybridMultilevel"/>
+    <w:tmpl w:val="A9BC1714"/>
+    <w:lvl w:ilvl="0" w:tplc="0409000F">
+      <w:start w:val="1"/>
+      <w:numFmt w:val="decimal"/>
+      <w:lvlText w:val="%1."/>
+      <w:lvlJc w:val="left"/>
+      <w:pPr>
+        <w:ind w:left="720" w:hanging="360"/>
+      </w:pPr>
+    </w:lvl>
+    <w:lvl w:ilvl="1" w:tplc="04090019" w:tentative="1">
+      <w:start w:val="1"/>
+      <w:numFmt w:val="lowerLetter"/>
+      <w:lvlText w:val="%2."/>
+      <w:lvlJc w:val="left"/>
+      <w:pPr>
+        <w:ind w:left="1440" w:hanging="360"/>
+      </w:pPr>
+    </w:lvl>
+    <w:lvl w:ilvl="2" w:tplc="0409001B" w:tentative="1">
+      <w:start w:val="1"/>
+      <w:numFmt w:val="lowerRoman"/>
+      <w:lvlText w:val="%3."/>
+      <w:lvlJc w:val="right"/>
+      <w:pPr>
+        <w:ind w:left="2160" w:hanging="180"/>
+      </w:pPr>
+    </w:lvl>
+    <w:lvl w:ilvl="3" w:tplc="0409000F" w:tentative="1">
+      <w:start w:val="1"/>
+      <w:numFmt w:val="decimal"/>
+      <w:lvlText w:val="%4."/>
+      <w:lvlJc w:val="left"/>
+      <w:pPr>
+        <w:ind w:left="2880" w:hanging="360"/>
+      </w:pPr>
+    </w:lvl>
+    <w:lvl w:ilvl="4" w:tplc="04090019" w:tentative="1">
+      <w:start w:val="1"/>
+      <w:numFmt w:val="lowerLetter"/>
+      <w:lvlText w:val="%5."/>
+      <w:lvlJc w:val="left"/>
+      <w:pPr>
+        <w:ind w:left="3600" w:hanging="360"/>
+      </w:pPr>
+    </w:lvl>
+    <w:lvl w:ilvl="5" w:tplc="0409001B" w:tentative="1">
+      <w:start w:val="1"/>
+      <w:numFmt w:val="lowerRoman"/>
+      <w:lvlText w:val="%6."/>
+      <w:lvlJc w:val="right"/>
+      <w:pPr>
+        <w:ind w:left="4320" w:hanging="180"/>
+      </w:pPr>
+    </w:lvl>
+    <w:lvl w:ilvl="6" w:tplc="0409000F" w:tentative="1">
+      <w:start w:val="1"/>
+      <w:numFmt w:val="decimal"/>
+      <w:lvlText w:val="%7."/>
+      <w:lvlJc w:val="left"/>
+      <w:pPr>
+        <w:ind w:left="5040" w:hanging="360"/>
+      </w:pPr>
+    </w:lvl>
+    <w:lvl w:ilvl="7" w:tplc="04090019" w:tentative="1">
+      <w:start w:val="1"/>
+      <w:numFmt w:val="lowerLetter"/>
+      <w:lvlText w:val="%8."/>
+      <w:lvlJc w:val="left"/>
+      <w:pPr>
+        <w:ind w:left="5760" w:hanging="360"/>
+      </w:pPr>
+    </w:lvl>
+    <w:lvl w:ilvl="8" w:tplc="0409001B" w:tentative="1">
+      <w:start w:val="1"/>
+      <w:numFmt w:val="lowerRoman"/>
+      <w:lvlText w:val="%9."/>
+      <w:lvlJc w:val="right"/>
+      <w:pPr>
+        <w:ind w:left="6480" w:hanging="180"/>
+      </w:pPr>
+    </w:lvl>
+  </w:abstractNum>
+  <w:abstractNum w:abstractNumId="4" w15:restartNumberingAfterBreak="0">
     <w:nsid w:val="2B2B5C83"/>
     <w:multiLevelType w:val="hybridMultilevel"/>
     <w:tmpl w:val="C8B67548"/>
@@ -5511,7 +6075,7 @@
       </w:rPr>
     </w:lvl>
   </w:abstractNum>
-  <w:abstractNum w:abstractNumId="4" w15:restartNumberingAfterBreak="0">
+  <w:abstractNum w:abstractNumId="5" w15:restartNumberingAfterBreak="0">
     <w:nsid w:val="30126ADD"/>
     <w:multiLevelType w:val="hybridMultilevel"/>
     <w:tmpl w:val="EF6ED0AA"/>
@@ -5597,13 +6161,185 @@
       </w:pPr>
     </w:lvl>
   </w:abstractNum>
-  <w:abstractNum w:abstractNumId="5" w15:restartNumberingAfterBreak="0">
+  <w:abstractNum w:abstractNumId="6" w15:restartNumberingAfterBreak="0">
+    <w:nsid w:val="31EF5BFF"/>
+    <w:multiLevelType w:val="hybridMultilevel"/>
+    <w:tmpl w:val="FBDCECBA"/>
+    <w:lvl w:ilvl="0" w:tplc="0409000F">
+      <w:start w:val="1"/>
+      <w:numFmt w:val="decimal"/>
+      <w:lvlText w:val="%1."/>
+      <w:lvlJc w:val="left"/>
+      <w:pPr>
+        <w:ind w:left="720" w:hanging="360"/>
+      </w:pPr>
+    </w:lvl>
+    <w:lvl w:ilvl="1" w:tplc="04090019" w:tentative="1">
+      <w:start w:val="1"/>
+      <w:numFmt w:val="lowerLetter"/>
+      <w:lvlText w:val="%2."/>
+      <w:lvlJc w:val="left"/>
+      <w:pPr>
+        <w:ind w:left="1440" w:hanging="360"/>
+      </w:pPr>
+    </w:lvl>
+    <w:lvl w:ilvl="2" w:tplc="0409001B" w:tentative="1">
+      <w:start w:val="1"/>
+      <w:numFmt w:val="lowerRoman"/>
+      <w:lvlText w:val="%3."/>
+      <w:lvlJc w:val="right"/>
+      <w:pPr>
+        <w:ind w:left="2160" w:hanging="180"/>
+      </w:pPr>
+    </w:lvl>
+    <w:lvl w:ilvl="3" w:tplc="0409000F" w:tentative="1">
+      <w:start w:val="1"/>
+      <w:numFmt w:val="decimal"/>
+      <w:lvlText w:val="%4."/>
+      <w:lvlJc w:val="left"/>
+      <w:pPr>
+        <w:ind w:left="2880" w:hanging="360"/>
+      </w:pPr>
+    </w:lvl>
+    <w:lvl w:ilvl="4" w:tplc="04090019" w:tentative="1">
+      <w:start w:val="1"/>
+      <w:numFmt w:val="lowerLetter"/>
+      <w:lvlText w:val="%5."/>
+      <w:lvlJc w:val="left"/>
+      <w:pPr>
+        <w:ind w:left="3600" w:hanging="360"/>
+      </w:pPr>
+    </w:lvl>
+    <w:lvl w:ilvl="5" w:tplc="0409001B" w:tentative="1">
+      <w:start w:val="1"/>
+      <w:numFmt w:val="lowerRoman"/>
+      <w:lvlText w:val="%6."/>
+      <w:lvlJc w:val="right"/>
+      <w:pPr>
+        <w:ind w:left="4320" w:hanging="180"/>
+      </w:pPr>
+    </w:lvl>
+    <w:lvl w:ilvl="6" w:tplc="0409000F" w:tentative="1">
+      <w:start w:val="1"/>
+      <w:numFmt w:val="decimal"/>
+      <w:lvlText w:val="%7."/>
+      <w:lvlJc w:val="left"/>
+      <w:pPr>
+        <w:ind w:left="5040" w:hanging="360"/>
+      </w:pPr>
+    </w:lvl>
+    <w:lvl w:ilvl="7" w:tplc="04090019" w:tentative="1">
+      <w:start w:val="1"/>
+      <w:numFmt w:val="lowerLetter"/>
+      <w:lvlText w:val="%8."/>
+      <w:lvlJc w:val="left"/>
+      <w:pPr>
+        <w:ind w:left="5760" w:hanging="360"/>
+      </w:pPr>
+    </w:lvl>
+    <w:lvl w:ilvl="8" w:tplc="0409001B" w:tentative="1">
+      <w:start w:val="1"/>
+      <w:numFmt w:val="lowerRoman"/>
+      <w:lvlText w:val="%9."/>
+      <w:lvlJc w:val="right"/>
+      <w:pPr>
+        <w:ind w:left="6480" w:hanging="180"/>
+      </w:pPr>
+    </w:lvl>
+  </w:abstractNum>
+  <w:abstractNum w:abstractNumId="7" w15:restartNumberingAfterBreak="0">
+    <w:nsid w:val="32761BEA"/>
+    <w:multiLevelType w:val="hybridMultilevel"/>
+    <w:tmpl w:val="302EB81E"/>
+    <w:lvl w:ilvl="0" w:tplc="0409000F">
+      <w:start w:val="1"/>
+      <w:numFmt w:val="decimal"/>
+      <w:lvlText w:val="%1."/>
+      <w:lvlJc w:val="left"/>
+      <w:pPr>
+        <w:ind w:left="720" w:hanging="360"/>
+      </w:pPr>
+    </w:lvl>
+    <w:lvl w:ilvl="1" w:tplc="04090019" w:tentative="1">
+      <w:start w:val="1"/>
+      <w:numFmt w:val="lowerLetter"/>
+      <w:lvlText w:val="%2."/>
+      <w:lvlJc w:val="left"/>
+      <w:pPr>
+        <w:ind w:left="1440" w:hanging="360"/>
+      </w:pPr>
+    </w:lvl>
+    <w:lvl w:ilvl="2" w:tplc="0409001B" w:tentative="1">
+      <w:start w:val="1"/>
+      <w:numFmt w:val="lowerRoman"/>
+      <w:lvlText w:val="%3."/>
+      <w:lvlJc w:val="right"/>
+      <w:pPr>
+        <w:ind w:left="2160" w:hanging="180"/>
+      </w:pPr>
+    </w:lvl>
+    <w:lvl w:ilvl="3" w:tplc="0409000F" w:tentative="1">
+      <w:start w:val="1"/>
+      <w:numFmt w:val="decimal"/>
+      <w:lvlText w:val="%4."/>
+      <w:lvlJc w:val="left"/>
+      <w:pPr>
+        <w:ind w:left="2880" w:hanging="360"/>
+      </w:pPr>
+    </w:lvl>
+    <w:lvl w:ilvl="4" w:tplc="04090019" w:tentative="1">
+      <w:start w:val="1"/>
+      <w:numFmt w:val="lowerLetter"/>
+      <w:lvlText w:val="%5."/>
+      <w:lvlJc w:val="left"/>
+      <w:pPr>
+        <w:ind w:left="3600" w:hanging="360"/>
+      </w:pPr>
+    </w:lvl>
+    <w:lvl w:ilvl="5" w:tplc="0409001B" w:tentative="1">
+      <w:start w:val="1"/>
+      <w:numFmt w:val="lowerRoman"/>
+      <w:lvlText w:val="%6."/>
+      <w:lvlJc w:val="right"/>
+      <w:pPr>
+        <w:ind w:left="4320" w:hanging="180"/>
+      </w:pPr>
+    </w:lvl>
+    <w:lvl w:ilvl="6" w:tplc="0409000F" w:tentative="1">
+      <w:start w:val="1"/>
+      <w:numFmt w:val="decimal"/>
+      <w:lvlText w:val="%7."/>
+      <w:lvlJc w:val="left"/>
+      <w:pPr>
+        <w:ind w:left="5040" w:hanging="360"/>
+      </w:pPr>
+    </w:lvl>
+    <w:lvl w:ilvl="7" w:tplc="04090019" w:tentative="1">
+      <w:start w:val="1"/>
+      <w:numFmt w:val="lowerLetter"/>
+      <w:lvlText w:val="%8."/>
+      <w:lvlJc w:val="left"/>
+      <w:pPr>
+        <w:ind w:left="5760" w:hanging="360"/>
+      </w:pPr>
+    </w:lvl>
+    <w:lvl w:ilvl="8" w:tplc="0409001B" w:tentative="1">
+      <w:start w:val="1"/>
+      <w:numFmt w:val="lowerRoman"/>
+      <w:lvlText w:val="%9."/>
+      <w:lvlJc w:val="right"/>
+      <w:pPr>
+        <w:ind w:left="6480" w:hanging="180"/>
+      </w:pPr>
+    </w:lvl>
+  </w:abstractNum>
+  <w:abstractNum w:abstractNumId="8" w15:restartNumberingAfterBreak="0">
     <w:nsid w:val="45D55287"/>
     <w:multiLevelType w:val="hybridMultilevel"/>
     <w:tmpl w:val="16BEE4AC"/>
     <w:numStyleLink w:val="Numbered0"/>
   </w:abstractNum>
-  <w:abstractNum w:abstractNumId="6" w15:restartNumberingAfterBreak="0">
+  <w:abstractNum w:abstractNumId="9" w15:restartNumberingAfterBreak="0">
     <w:nsid w:val="475A115E"/>
     <w:multiLevelType w:val="hybridMultilevel"/>
     <w:tmpl w:val="DC9AA9D4"/>
@@ -5689,7 +6425,7 @@
       </w:pPr>
     </w:lvl>
   </w:abstractNum>
-  <w:abstractNum w:abstractNumId="7" w15:restartNumberingAfterBreak="0">
+  <w:abstractNum w:abstractNumId="10" w15:restartNumberingAfterBreak="0">
     <w:nsid w:val="498B1EF3"/>
     <w:multiLevelType w:val="hybridMultilevel"/>
     <w:tmpl w:val="9C20FBC6"/>
@@ -5775,7 +6511,7 @@
       </w:pPr>
     </w:lvl>
   </w:abstractNum>
-  <w:abstractNum w:abstractNumId="8" w15:restartNumberingAfterBreak="0">
+  <w:abstractNum w:abstractNumId="11" w15:restartNumberingAfterBreak="0">
     <w:nsid w:val="51904F74"/>
     <w:multiLevelType w:val="hybridMultilevel"/>
     <w:tmpl w:val="C55CCDC8"/>
@@ -5861,7 +6597,179 @@
       </w:pPr>
     </w:lvl>
   </w:abstractNum>
-  <w:abstractNum w:abstractNumId="9" w15:restartNumberingAfterBreak="0">
+  <w:abstractNum w:abstractNumId="12" w15:restartNumberingAfterBreak="0">
+    <w:nsid w:val="5CCF3195"/>
+    <w:multiLevelType w:val="hybridMultilevel"/>
+    <w:tmpl w:val="DDA80BCA"/>
+    <w:lvl w:ilvl="0" w:tplc="0409000F">
+      <w:start w:val="1"/>
+      <w:numFmt w:val="decimal"/>
+      <w:lvlText w:val="%1."/>
+      <w:lvlJc w:val="left"/>
+      <w:pPr>
+        <w:ind w:left="720" w:hanging="360"/>
+      </w:pPr>
+    </w:lvl>
+    <w:lvl w:ilvl="1" w:tplc="04090019" w:tentative="1">
+      <w:start w:val="1"/>
+      <w:numFmt w:val="lowerLetter"/>
+      <w:lvlText w:val="%2."/>
+      <w:lvlJc w:val="left"/>
+      <w:pPr>
+        <w:ind w:left="1440" w:hanging="360"/>
+      </w:pPr>
+    </w:lvl>
+    <w:lvl w:ilvl="2" w:tplc="0409001B" w:tentative="1">
+      <w:start w:val="1"/>
+      <w:numFmt w:val="lowerRoman"/>
+      <w:lvlText w:val="%3."/>
+      <w:lvlJc w:val="right"/>
+      <w:pPr>
+        <w:ind w:left="2160" w:hanging="180"/>
+      </w:pPr>
+    </w:lvl>
+    <w:lvl w:ilvl="3" w:tplc="0409000F" w:tentative="1">
+      <w:start w:val="1"/>
+      <w:numFmt w:val="decimal"/>
+      <w:lvlText w:val="%4."/>
+      <w:lvlJc w:val="left"/>
+      <w:pPr>
+        <w:ind w:left="2880" w:hanging="360"/>
+      </w:pPr>
+    </w:lvl>
+    <w:lvl w:ilvl="4" w:tplc="04090019" w:tentative="1">
+      <w:start w:val="1"/>
+      <w:numFmt w:val="lowerLetter"/>
+      <w:lvlText w:val="%5."/>
+      <w:lvlJc w:val="left"/>
+      <w:pPr>
+        <w:ind w:left="3600" w:hanging="360"/>
+      </w:pPr>
+    </w:lvl>
+    <w:lvl w:ilvl="5" w:tplc="0409001B" w:tentative="1">
+      <w:start w:val="1"/>
+      <w:numFmt w:val="lowerRoman"/>
+      <w:lvlText w:val="%6."/>
+      <w:lvlJc w:val="right"/>
+      <w:pPr>
+        <w:ind w:left="4320" w:hanging="180"/>
+      </w:pPr>
+    </w:lvl>
+    <w:lvl w:ilvl="6" w:tplc="0409000F" w:tentative="1">
+      <w:start w:val="1"/>
+      <w:numFmt w:val="decimal"/>
+      <w:lvlText w:val="%7."/>
+      <w:lvlJc w:val="left"/>
+      <w:pPr>
+        <w:ind w:left="5040" w:hanging="360"/>
+      </w:pPr>
+    </w:lvl>
+    <w:lvl w:ilvl="7" w:tplc="04090019" w:tentative="1">
+      <w:start w:val="1"/>
+      <w:numFmt w:val="lowerLetter"/>
+      <w:lvlText w:val="%8."/>
+      <w:lvlJc w:val="left"/>
+      <w:pPr>
+        <w:ind w:left="5760" w:hanging="360"/>
+      </w:pPr>
+    </w:lvl>
+    <w:lvl w:ilvl="8" w:tplc="0409001B" w:tentative="1">
+      <w:start w:val="1"/>
+      <w:numFmt w:val="lowerRoman"/>
+      <w:lvlText w:val="%9."/>
+      <w:lvlJc w:val="right"/>
+      <w:pPr>
+        <w:ind w:left="6480" w:hanging="180"/>
+      </w:pPr>
+    </w:lvl>
+  </w:abstractNum>
+  <w:abstractNum w:abstractNumId="13" w15:restartNumberingAfterBreak="0">
+    <w:nsid w:val="64E853E2"/>
+    <w:multiLevelType w:val="hybridMultilevel"/>
+    <w:tmpl w:val="76761D26"/>
+    <w:lvl w:ilvl="0" w:tplc="0409000F">
+      <w:start w:val="1"/>
+      <w:numFmt w:val="decimal"/>
+      <w:lvlText w:val="%1."/>
+      <w:lvlJc w:val="left"/>
+      <w:pPr>
+        <w:ind w:left="720" w:hanging="360"/>
+      </w:pPr>
+    </w:lvl>
+    <w:lvl w:ilvl="1" w:tplc="04090019" w:tentative="1">
+      <w:start w:val="1"/>
+      <w:numFmt w:val="lowerLetter"/>
+      <w:lvlText w:val="%2."/>
+      <w:lvlJc w:val="left"/>
+      <w:pPr>
+        <w:ind w:left="1440" w:hanging="360"/>
+      </w:pPr>
+    </w:lvl>
+    <w:lvl w:ilvl="2" w:tplc="0409001B" w:tentative="1">
+      <w:start w:val="1"/>
+      <w:numFmt w:val="lowerRoman"/>
+      <w:lvlText w:val="%3."/>
+      <w:lvlJc w:val="right"/>
+      <w:pPr>
+        <w:ind w:left="2160" w:hanging="180"/>
+      </w:pPr>
+    </w:lvl>
+    <w:lvl w:ilvl="3" w:tplc="0409000F" w:tentative="1">
+      <w:start w:val="1"/>
+      <w:numFmt w:val="decimal"/>
+      <w:lvlText w:val="%4."/>
+      <w:lvlJc w:val="left"/>
+      <w:pPr>
+        <w:ind w:left="2880" w:hanging="360"/>
+      </w:pPr>
+    </w:lvl>
+    <w:lvl w:ilvl="4" w:tplc="04090019" w:tentative="1">
+      <w:start w:val="1"/>
+      <w:numFmt w:val="lowerLetter"/>
+      <w:lvlText w:val="%5."/>
+      <w:lvlJc w:val="left"/>
+      <w:pPr>
+        <w:ind w:left="3600" w:hanging="360"/>
+      </w:pPr>
+    </w:lvl>
+    <w:lvl w:ilvl="5" w:tplc="0409001B" w:tentative="1">
+      <w:start w:val="1"/>
+      <w:numFmt w:val="lowerRoman"/>
+      <w:lvlText w:val="%6."/>
+      <w:lvlJc w:val="right"/>
+      <w:pPr>
+        <w:ind w:left="4320" w:hanging="180"/>
+      </w:pPr>
+    </w:lvl>
+    <w:lvl w:ilvl="6" w:tplc="0409000F" w:tentative="1">
+      <w:start w:val="1"/>
+      <w:numFmt w:val="decimal"/>
+      <w:lvlText w:val="%7."/>
+      <w:lvlJc w:val="left"/>
+      <w:pPr>
+        <w:ind w:left="5040" w:hanging="360"/>
+      </w:pPr>
+    </w:lvl>
+    <w:lvl w:ilvl="7" w:tplc="04090019" w:tentative="1">
+      <w:start w:val="1"/>
+      <w:numFmt w:val="lowerLetter"/>
+      <w:lvlText w:val="%8."/>
+      <w:lvlJc w:val="left"/>
+      <w:pPr>
+        <w:ind w:left="5760" w:hanging="360"/>
+      </w:pPr>
+    </w:lvl>
+    <w:lvl w:ilvl="8" w:tplc="0409001B" w:tentative="1">
+      <w:start w:val="1"/>
+      <w:numFmt w:val="lowerRoman"/>
+      <w:lvlText w:val="%9."/>
+      <w:lvlJc w:val="right"/>
+      <w:pPr>
+        <w:ind w:left="6480" w:hanging="180"/>
+      </w:pPr>
+    </w:lvl>
+  </w:abstractNum>
+  <w:abstractNum w:abstractNumId="14" w15:restartNumberingAfterBreak="0">
     <w:nsid w:val="65DA3A95"/>
     <w:multiLevelType w:val="hybridMultilevel"/>
     <w:tmpl w:val="54F6C8BE"/>
@@ -5947,7 +6855,7 @@
       </w:pPr>
     </w:lvl>
   </w:abstractNum>
-  <w:abstractNum w:abstractNumId="10" w15:restartNumberingAfterBreak="0">
+  <w:abstractNum w:abstractNumId="15" w15:restartNumberingAfterBreak="0">
     <w:nsid w:val="6C596F4D"/>
     <w:multiLevelType w:val="hybridMultilevel"/>
     <w:tmpl w:val="4DAE959C"/>
@@ -6033,7 +6941,7 @@
       </w:pPr>
     </w:lvl>
   </w:abstractNum>
-  <w:abstractNum w:abstractNumId="11" w15:restartNumberingAfterBreak="0">
+  <w:abstractNum w:abstractNumId="16" w15:restartNumberingAfterBreak="0">
     <w:nsid w:val="76E04F6B"/>
     <w:multiLevelType w:val="hybridMultilevel"/>
     <w:tmpl w:val="16BEE4AC"/>
@@ -6301,7 +7209,7 @@
     </w:lvl>
   </w:abstractNum>
   <w:num w:numId="1" w16cid:durableId="712391740">
-    <w:abstractNumId w:val="3"/>
+    <w:abstractNumId w:val="4"/>
   </w:num>
   <w:num w:numId="2" w16cid:durableId="515772300">
     <w:abstractNumId w:val="2"/>
@@ -6331,52 +7239,67 @@
     </w:lvlOverride>
   </w:num>
   <w:num w:numId="7" w16cid:durableId="1104230879">
-    <w:abstractNumId w:val="11"/>
+    <w:abstractNumId w:val="16"/>
   </w:num>
   <w:num w:numId="8" w16cid:durableId="1368796756">
-    <w:abstractNumId w:val="5"/>
+    <w:abstractNumId w:val="8"/>
   </w:num>
   <w:num w:numId="9" w16cid:durableId="474183853">
-    <w:abstractNumId w:val="5"/>
+    <w:abstractNumId w:val="8"/>
     <w:lvlOverride w:ilvl="0">
       <w:startOverride w:val="1"/>
     </w:lvlOverride>
   </w:num>
   <w:num w:numId="10" w16cid:durableId="1766926439">
-    <w:abstractNumId w:val="5"/>
+    <w:abstractNumId w:val="8"/>
     <w:lvlOverride w:ilvl="0">
       <w:startOverride w:val="1"/>
     </w:lvlOverride>
   </w:num>
   <w:num w:numId="11" w16cid:durableId="975376372">
-    <w:abstractNumId w:val="5"/>
+    <w:abstractNumId w:val="8"/>
     <w:lvlOverride w:ilvl="0">
       <w:startOverride w:val="1"/>
     </w:lvlOverride>
   </w:num>
   <w:num w:numId="12" w16cid:durableId="326984758">
-    <w:abstractNumId w:val="7"/>
+    <w:abstractNumId w:val="10"/>
   </w:num>
   <w:num w:numId="13" w16cid:durableId="168565284">
     <w:abstractNumId w:val="0"/>
   </w:num>
   <w:num w:numId="14" w16cid:durableId="606736542">
-    <w:abstractNumId w:val="9"/>
+    <w:abstractNumId w:val="14"/>
   </w:num>
   <w:num w:numId="15" w16cid:durableId="2056390029">
     <w:abstractNumId w:val="1"/>
   </w:num>
   <w:num w:numId="16" w16cid:durableId="1368870371">
-    <w:abstractNumId w:val="4"/>
+    <w:abstractNumId w:val="5"/>
   </w:num>
   <w:num w:numId="17" w16cid:durableId="1442258096">
-    <w:abstractNumId w:val="8"/>
+    <w:abstractNumId w:val="11"/>
   </w:num>
   <w:num w:numId="18" w16cid:durableId="1783920727">
-    <w:abstractNumId w:val="10"/>
+    <w:abstractNumId w:val="15"/>
   </w:num>
   <w:num w:numId="19" w16cid:durableId="1097798071">
+    <w:abstractNumId w:val="9"/>
+  </w:num>
+  <w:num w:numId="20" w16cid:durableId="1160342572">
     <w:abstractNumId w:val="6"/>
+  </w:num>
+  <w:num w:numId="21" w16cid:durableId="785732150">
+    <w:abstractNumId w:val="7"/>
+  </w:num>
+  <w:num w:numId="22" w16cid:durableId="644510371">
+    <w:abstractNumId w:val="3"/>
+  </w:num>
+  <w:num w:numId="23" w16cid:durableId="305626412">
+    <w:abstractNumId w:val="13"/>
+  </w:num>
+  <w:num w:numId="24" w16cid:durableId="945498106">
+    <w:abstractNumId w:val="12"/>
   </w:num>
 </w:numbering>
 </file>
